--- a/zht/docx/134.content.docx
+++ b/zht/docx/134.content.docx
@@ -149,27 +149,7 @@
         <w:rPr>
           <w:lang w:val="zh_TW" w:bidi="zh_TW"/>
         </w:rPr>
-        <w:t>xue</w:t>
-      </w:r>
-      <w:r>
-        <w:rPr>
-          <w:lang w:val="zh_TW" w:bidi="zh_TW"/>
-        </w:rPr>
-      </w:r>
-    </w:p>
-    <w:p>
-      <w:pPr/>
-      <w:r>
-        <w:rPr>
-          <w:lang w:val="zh_TW" w:bidi="zh_TW"/>
-        </w:rPr>
-      </w:r>
-      <w:r>
-        <w:rPr>
-          <w:i/>
-          <w:lang w:val="zh_TW" w:bidi="zh_TW"/>
-        </w:rPr>
-        <w:t>血漏, 血漏, 血漏的問題</w:t>
+        <w:t>tou</w:t>
       </w:r>
       <w:r>
         <w:rPr>
@@ -232,275 +212,12 @@
         <w:rPr>
           <w:lang w:val="zh_TW" w:bidi="zh_TW"/>
         </w:rPr>
-        <w:t>血漏</w:t>
-      </w:r>
-      <w:r>
-        <w:rPr>
-          <w:lang w:val="zh_TW" w:bidi="zh_TW"/>
-        </w:rPr>
-      </w:r>
-    </w:p>
-    <w:p>
-      <w:pPr>
-        <w:pStyle w:val="ListNumber"/>
-        <w:numPr>
-          <w:ilvl w:val="0"/>
-          <w:numId w:val="14"/>
-        </w:numPr>
-        <w:spacing w:line="240" w:lineRule="auto"/>
-        <w:ind w:left="720"/>
-      </w:pPr>
-      <w:r>
-        <w:rPr>
-          <w:lang w:val="zh_TW" w:bidi="zh_TW"/>
-        </w:rPr>
-      </w:r>
-      <w:r>
-        <w:rPr>
-          <w:lang w:val="zh_TW" w:bidi="zh_TW"/>
-        </w:rPr>
-        <w:t>女性在月經期間陰道出血。</w:t>
-      </w:r>
-      <w:hyperlink r:id="rId13">
-        <w:r>
-          <w:rPr>
-            <w:lang w:val="zh_TW" w:bidi="zh_TW"/>
-          </w:rPr>
-          <w:rPr>
-            <w:color w:val="0000EE"/>
-            <w:u w:val="single"/>
-          </w:rPr>
-          <w:t>利未記十五章</w:t>
-        </w:r>
-      </w:hyperlink>
-      <w:r>
-        <w:rPr>
-          <w:lang w:val="zh_TW" w:bidi="zh_TW"/>
-        </w:rPr>
-        <w:t>記載神藉摩西頒布的有關生殖器分泌物的律法。一個陰道出血的婦人，在出血期間以及之後的七天內，被視為禮儀上的不潔。在此期間，她不得參加會幕或聖殿中的敬拜，也不得上街或進入市場。任何觸碰她或她物品的人也被視為不潔（</w:t>
-      </w:r>
-      <w:hyperlink r:id="rId14">
-        <w:r>
-          <w:rPr>
-            <w:lang w:val="zh_TW" w:bidi="zh_TW"/>
-          </w:rPr>
-          <w:rPr>
-            <w:color w:val="0000EE"/>
-            <w:u w:val="single"/>
-          </w:rPr>
-          <w:t>利15:19</w:t>
-        </w:r>
-      </w:hyperlink>
-      <w:r>
-        <w:rPr>
-          <w:lang w:val="zh_TW" w:bidi="zh_TW"/>
-        </w:rPr>
-        <w:t>–</w:t>
-      </w:r>
-      <w:hyperlink r:id="rId14">
-        <w:r>
-          <w:rPr>
-            <w:lang w:val="zh_TW" w:bidi="zh_TW"/>
-          </w:rPr>
-          <w:rPr>
-            <w:color w:val="0000EE"/>
-            <w:u w:val="single"/>
-          </w:rPr>
-          <w:t>28</w:t>
-        </w:r>
-      </w:hyperlink>
-      <w:r>
-        <w:rPr>
-          <w:lang w:val="zh_TW" w:bidi="zh_TW"/>
-        </w:rPr>
-        <w:t>）。在婦人不潔期間，禁止發生性行為。她出血停止後七天，可以獻上兩隻斑鳩或雛鴿作為祭物，由祭司為她贖罪，以潔淨她的不潔時期（</w:t>
-      </w:r>
-      <w:hyperlink r:id="rId15">
-        <w:r>
-          <w:rPr>
-            <w:lang w:val="zh_TW" w:bidi="zh_TW"/>
-          </w:rPr>
-          <w:rPr>
-            <w:color w:val="0000EE"/>
-            <w:u w:val="single"/>
-          </w:rPr>
-          <w:t>利15:29</w:t>
-        </w:r>
-      </w:hyperlink>
-      <w:r>
-        <w:rPr>
-          <w:lang w:val="zh_TW" w:bidi="zh_TW"/>
-        </w:rPr>
-        <w:t>–</w:t>
-      </w:r>
-      <w:hyperlink r:id="rId15">
-        <w:r>
-          <w:rPr>
-            <w:lang w:val="zh_TW" w:bidi="zh_TW"/>
-          </w:rPr>
-          <w:rPr>
-            <w:color w:val="0000EE"/>
-            <w:u w:val="single"/>
-          </w:rPr>
-          <w:t>30</w:t>
-        </w:r>
-      </w:hyperlink>
-      <w:r>
-        <w:rPr>
-          <w:lang w:val="zh_TW" w:bidi="zh_TW"/>
-        </w:rPr>
-        <w:t>）。</w:t>
-        <w:br/>
-      </w:r>
-      <w:r>
-        <w:rPr>
-          <w:lang w:val="zh_TW" w:bidi="zh_TW"/>
-        </w:rPr>
-        <w:t>耶穌醫治一個患血漏12年的女人的事蹟，記載在三卷福音書中（</w:t>
-      </w:r>
-      <w:hyperlink r:id="rId16">
-        <w:r>
-          <w:rPr>
-            <w:lang w:val="zh_TW" w:bidi="zh_TW"/>
-          </w:rPr>
-          <w:rPr>
-            <w:color w:val="0000EE"/>
-            <w:u w:val="single"/>
-          </w:rPr>
-          <w:t>太9:20–22</w:t>
-        </w:r>
-      </w:hyperlink>
-      <w:r>
-        <w:rPr>
-          <w:lang w:val="zh_TW" w:bidi="zh_TW"/>
-        </w:rPr>
-        <w:t>；</w:t>
-      </w:r>
-      <w:hyperlink r:id="rId17">
-        <w:r>
-          <w:rPr>
-            <w:lang w:val="zh_TW" w:bidi="zh_TW"/>
-          </w:rPr>
-          <w:rPr>
-            <w:color w:val="0000EE"/>
-            <w:u w:val="single"/>
-          </w:rPr>
-          <w:t>可5:25</w:t>
-        </w:r>
-      </w:hyperlink>
-      <w:r>
-        <w:rPr>
-          <w:lang w:val="zh_TW" w:bidi="zh_TW"/>
-        </w:rPr>
-        <w:t>–</w:t>
-      </w:r>
-      <w:hyperlink r:id="rId17">
-        <w:r>
-          <w:rPr>
-            <w:lang w:val="zh_TW" w:bidi="zh_TW"/>
-          </w:rPr>
-          <w:rPr>
-            <w:color w:val="0000EE"/>
-            <w:u w:val="single"/>
-          </w:rPr>
-          <w:t>34</w:t>
-        </w:r>
-      </w:hyperlink>
-      <w:r>
-        <w:rPr>
-          <w:lang w:val="zh_TW" w:bidi="zh_TW"/>
-        </w:rPr>
-        <w:t>；</w:t>
-      </w:r>
-      <w:hyperlink r:id="rId18">
-        <w:r>
-          <w:rPr>
-            <w:lang w:val="zh_TW" w:bidi="zh_TW"/>
-          </w:rPr>
-          <w:rPr>
-            <w:color w:val="0000EE"/>
-            <w:u w:val="single"/>
-          </w:rPr>
-          <w:t>路8:43</w:t>
-        </w:r>
-      </w:hyperlink>
-      <w:r>
-        <w:rPr>
-          <w:lang w:val="zh_TW" w:bidi="zh_TW"/>
-        </w:rPr>
-        <w:t>–</w:t>
-      </w:r>
-      <w:hyperlink r:id="rId18">
-        <w:r>
-          <w:rPr>
-            <w:lang w:val="zh_TW" w:bidi="zh_TW"/>
-          </w:rPr>
-          <w:rPr>
-            <w:color w:val="0000EE"/>
-            <w:u w:val="single"/>
-          </w:rPr>
-          <w:t>48</w:t>
-        </w:r>
-      </w:hyperlink>
-      <w:r>
-        <w:rPr>
-          <w:lang w:val="zh_TW" w:bidi="zh_TW"/>
-        </w:rPr>
-        <w:t>）。如果她是陰道出血，那麼她長期的不潔狀態（以及因此與他人隔離）必然非常艱難。她除了焦慮和不適，還可能因此無法懷孕。經文記載她「在好些醫生手裡受了許多的苦，又花盡了她所有的，一點也不見好，病勢反倒更重了」（</w:t>
-      </w:r>
-      <w:hyperlink r:id="rId19">
-        <w:r>
-          <w:rPr>
-            <w:lang w:val="zh_TW" w:bidi="zh_TW"/>
-          </w:rPr>
-          <w:rPr>
-            <w:color w:val="0000EE"/>
-            <w:u w:val="single"/>
-          </w:rPr>
-          <w:t>可5:26</w:t>
-        </w:r>
-      </w:hyperlink>
-      <w:r>
-        <w:rPr>
-          <w:lang w:val="zh_TW" w:bidi="zh_TW"/>
-        </w:rPr>
-        <w:t>）。最後，她無視有關不潔的規定，穿過人群觸摸耶穌。當她觸摸耶穌時，她的血漏立刻止住了。</w:t>
-      </w:r>
-    </w:p>
-    <w:p>
-      <w:pPr>
-        <w:pStyle w:val="ListNumber"/>
-        <w:spacing w:line="240" w:lineRule="auto"/>
-        <w:ind w:left="720"/>
-      </w:pPr>
-      <w:r>
-        <w:rPr>
-          <w:lang w:val="zh_TW" w:bidi="zh_TW"/>
-        </w:rPr>
-      </w:r>
-      <w:r>
-        <w:rPr>
-          <w:lang w:val="zh_TW" w:bidi="zh_TW"/>
-        </w:rPr>
-        <w:t>血便。部百流的父親患有某種形式的痢疾（</w:t>
-      </w:r>
-      <w:hyperlink r:id="rId20">
-        <w:r>
-          <w:rPr>
-            <w:lang w:val="zh_TW" w:bidi="zh_TW"/>
-          </w:rPr>
-          <w:rPr>
-            <w:color w:val="0000EE"/>
-            <w:u w:val="single"/>
-          </w:rPr>
-          <w:t>徒28:8</w:t>
-        </w:r>
-      </w:hyperlink>
-      <w:r>
-        <w:rPr>
-          <w:lang w:val="zh_TW" w:bidi="zh_TW"/>
-        </w:rPr>
-        <w:t>）。</w:t>
+        <w:t>頭</w:t>
+      </w:r>
+      <w:r>
+        <w:rPr>
+          <w:lang w:val="zh_TW" w:bidi="zh_TW"/>
+        </w:rPr>
       </w:r>
     </w:p>
     <w:p>
@@ -512,50 +229,9 @@
       </w:r>
       <w:r>
         <w:rPr>
-          <w:i/>
-          <w:lang w:val="zh_TW" w:bidi="zh_TW"/>
-        </w:rPr>
-        <w:t>另見</w:t>
-      </w:r>
-      <w:r>
-        <w:rPr>
-          <w:lang w:val="zh_TW" w:bidi="zh_TW"/>
-        </w:rPr>
-        <w:t xml:space="preserve"> </w:t>
-      </w:r>
-      <w:r>
-        <w:rPr>
-          <w:lang w:val="zh_TW" w:bidi="zh_TW"/>
-        </w:rPr>
-        <w:t>藥物與醫療實踐</w:t>
-      </w:r>
-      <w:r>
-        <w:rPr>
-          <w:lang w:val="zh_TW" w:bidi="zh_TW"/>
-        </w:rPr>
-        <w:t>；</w:t>
-      </w:r>
-      <w:r>
-        <w:rPr>
-          <w:lang w:val="zh_TW" w:bidi="zh_TW"/>
-        </w:rPr>
-        <w:t>出血</w:t>
-      </w:r>
-      <w:r>
-        <w:rPr>
-          <w:lang w:val="zh_TW" w:bidi="zh_TW"/>
-        </w:rPr>
-        <w:t>。</w:t>
-      </w:r>
-      <w:r>
-        <w:rPr>
-          <w:lang w:val="zh_TW" w:bidi="zh_TW"/>
-        </w:rPr>
-      </w:r>
-      <w:r>
-        <w:rPr>
-          <w:lang w:val="zh_TW" w:bidi="zh_TW"/>
-        </w:rPr>
+          <w:lang w:val="zh_TW" w:bidi="zh_TW"/>
+        </w:rPr>
+        <w:t>身體的最頂部，包括大腦、主要感官和嘴巴。在聖經中多次出現來描述身體。希伯來文中的「頭」一詞在舊約聖經中也被用作比喻。它通常表示能力和權柄。</w:t>
       </w:r>
     </w:p>
     <w:p>
@@ -565,21 +241,377 @@
           <w:lang w:val="zh_TW" w:bidi="zh_TW"/>
         </w:rPr>
       </w:r>
-    </w:p>
-    <w:p>
-      <w:pPr>
-        <w:pStyle w:val="Heading2"/>
-      </w:pPr>
-      <w:r>
-        <w:rPr>
-          <w:lang w:val="zh_TW" w:bidi="zh_TW"/>
-        </w:rPr>
-        <w:t>血漏</w:t>
-      </w:r>
-      <w:r>
-        <w:rPr>
-          <w:lang w:val="zh_TW" w:bidi="zh_TW"/>
-        </w:rPr>
+      <w:r>
+        <w:rPr>
+          <w:lang w:val="zh_TW" w:bidi="zh_TW"/>
+        </w:rPr>
+        <w:t>抬起一個人的頭（昂首）被視為是驕傲的行為（</w:t>
+      </w:r>
+      <w:hyperlink r:id="rId13">
+        <w:r>
+          <w:rPr>
+            <w:lang w:val="zh_TW" w:bidi="zh_TW"/>
+          </w:rPr>
+          <w:rPr>
+            <w:color w:val="0000EE"/>
+            <w:u w:val="single"/>
+          </w:rPr>
+          <w:t>詩140:9</w:t>
+        </w:r>
+      </w:hyperlink>
+      <w:r>
+        <w:rPr>
+          <w:lang w:val="zh_TW" w:bidi="zh_TW"/>
+        </w:rPr>
+        <w:t>）或榮譽（</w:t>
+      </w:r>
+      <w:hyperlink r:id="rId14">
+        <w:r>
+          <w:rPr>
+            <w:lang w:val="zh_TW" w:bidi="zh_TW"/>
+          </w:rPr>
+          <w:rPr>
+            <w:color w:val="0000EE"/>
+            <w:u w:val="single"/>
+          </w:rPr>
+          <w:t>創40:20</w:t>
+        </w:r>
+      </w:hyperlink>
+      <w:r>
+        <w:rPr>
+          <w:lang w:val="zh_TW" w:bidi="zh_TW"/>
+        </w:rPr>
+        <w:t>；</w:t>
+      </w:r>
+      <w:hyperlink r:id="rId15">
+        <w:r>
+          <w:rPr>
+            <w:lang w:val="zh_TW" w:bidi="zh_TW"/>
+          </w:rPr>
+          <w:rPr>
+            <w:color w:val="0000EE"/>
+            <w:u w:val="single"/>
+          </w:rPr>
+          <w:t>詩3:3</w:t>
+        </w:r>
+      </w:hyperlink>
+      <w:r>
+        <w:rPr>
+          <w:lang w:val="zh_TW" w:bidi="zh_TW"/>
+        </w:rPr>
+        <w:t>，</w:t>
+      </w:r>
+      <w:hyperlink r:id="rId16">
+        <w:r>
+          <w:rPr>
+            <w:lang w:val="zh_TW" w:bidi="zh_TW"/>
+          </w:rPr>
+          <w:rPr>
+            <w:color w:val="0000EE"/>
+            <w:u w:val="single"/>
+          </w:rPr>
+          <w:t>27:6</w:t>
+        </w:r>
+      </w:hyperlink>
+      <w:r>
+        <w:rPr>
+          <w:lang w:val="zh_TW" w:bidi="zh_TW"/>
+        </w:rPr>
+        <w:t>）。低頭表示謙卑（</w:t>
+      </w:r>
+      <w:hyperlink r:id="rId17">
+        <w:r>
+          <w:rPr>
+            <w:lang w:val="zh_TW" w:bidi="zh_TW"/>
+          </w:rPr>
+          <w:rPr>
+            <w:color w:val="0000EE"/>
+            <w:u w:val="single"/>
+          </w:rPr>
+          <w:t>賽58:5</w:t>
+        </w:r>
+      </w:hyperlink>
+      <w:r>
+        <w:rPr>
+          <w:lang w:val="zh_TW" w:bidi="zh_TW"/>
+        </w:rPr>
+        <w:t>）或悲傷（</w:t>
+      </w:r>
+      <w:hyperlink r:id="rId18">
+        <w:r>
+          <w:rPr>
+            <w:lang w:val="zh_TW" w:bidi="zh_TW"/>
+          </w:rPr>
+          <w:rPr>
+            <w:color w:val="0000EE"/>
+            <w:u w:val="single"/>
+          </w:rPr>
+          <w:t>哀2:10</w:t>
+        </w:r>
+      </w:hyperlink>
+      <w:r>
+        <w:rPr>
+          <w:lang w:val="zh_TW" w:bidi="zh_TW"/>
+        </w:rPr>
+        <w:t>）。這個希伯來文詞語被比喻用於山峰（</w:t>
+      </w:r>
+      <w:hyperlink r:id="rId19">
+        <w:r>
+          <w:rPr>
+            <w:lang w:val="zh_TW" w:bidi="zh_TW"/>
+          </w:rPr>
+          <w:rPr>
+            <w:color w:val="0000EE"/>
+            <w:u w:val="single"/>
+          </w:rPr>
+          <w:t>創8:5</w:t>
+        </w:r>
+      </w:hyperlink>
+      <w:r>
+        <w:rPr>
+          <w:lang w:val="zh_TW" w:bidi="zh_TW"/>
+        </w:rPr>
+        <w:t>）、建築物的頂部（</w:t>
+      </w:r>
+      <w:hyperlink r:id="rId20">
+        <w:r>
+          <w:rPr>
+            <w:lang w:val="zh_TW" w:bidi="zh_TW"/>
+          </w:rPr>
+          <w:rPr>
+            <w:color w:val="0000EE"/>
+            <w:u w:val="single"/>
+          </w:rPr>
+          <w:t>創11:4</w:t>
+        </w:r>
+      </w:hyperlink>
+      <w:r>
+        <w:rPr>
+          <w:lang w:val="zh_TW" w:bidi="zh_TW"/>
+        </w:rPr>
+        <w:t>）或樹木（</w:t>
+      </w:r>
+      <w:hyperlink r:id="rId21">
+        <w:r>
+          <w:rPr>
+            <w:lang w:val="zh_TW" w:bidi="zh_TW"/>
+          </w:rPr>
+          <w:rPr>
+            <w:color w:val="0000EE"/>
+            <w:u w:val="single"/>
+          </w:rPr>
+          <w:t>撒下5:24</w:t>
+        </w:r>
+      </w:hyperlink>
+      <w:r>
+        <w:rPr>
+          <w:lang w:val="zh_TW" w:bidi="zh_TW"/>
+        </w:rPr>
+        <w:t>），以及河流的源頭（</w:t>
+      </w:r>
+      <w:hyperlink r:id="rId22">
+        <w:r>
+          <w:rPr>
+            <w:lang w:val="zh_TW" w:bidi="zh_TW"/>
+          </w:rPr>
+          <w:rPr>
+            <w:color w:val="0000EE"/>
+            <w:u w:val="single"/>
+          </w:rPr>
+          <w:t>創2:10</w:t>
+        </w:r>
+      </w:hyperlink>
+      <w:r>
+        <w:rPr>
+          <w:lang w:val="zh_TW" w:bidi="zh_TW"/>
+        </w:rPr>
+        <w:t>）。這個詞通常用來指政治、軍事或家庭權柄的首位。在這個意義上，「頭」對所有屬於他的人有控制權（</w:t>
+      </w:r>
+      <w:hyperlink r:id="rId23">
+        <w:r>
+          <w:rPr>
+            <w:lang w:val="zh_TW" w:bidi="zh_TW"/>
+          </w:rPr>
+          <w:rPr>
+            <w:color w:val="0000EE"/>
+            <w:u w:val="single"/>
+          </w:rPr>
+          <w:t>士10:18</w:t>
+        </w:r>
+      </w:hyperlink>
+      <w:r>
+        <w:rPr>
+          <w:lang w:val="zh_TW" w:bidi="zh_TW"/>
+        </w:rPr>
+        <w:t>；</w:t>
+      </w:r>
+      <w:hyperlink r:id="rId24">
+        <w:r>
+          <w:rPr>
+            <w:lang w:val="zh_TW" w:bidi="zh_TW"/>
+          </w:rPr>
+          <w:rPr>
+            <w:color w:val="0000EE"/>
+            <w:u w:val="single"/>
+          </w:rPr>
+          <w:t>撒上15:17</w:t>
+        </w:r>
+      </w:hyperlink>
+      <w:r>
+        <w:rPr>
+          <w:lang w:val="zh_TW" w:bidi="zh_TW"/>
+        </w:rPr>
+        <w:t>；</w:t>
+      </w:r>
+      <w:hyperlink r:id="rId25">
+        <w:r>
+          <w:rPr>
+            <w:lang w:val="zh_TW" w:bidi="zh_TW"/>
+          </w:rPr>
+          <w:rPr>
+            <w:color w:val="0000EE"/>
+            <w:u w:val="single"/>
+          </w:rPr>
+          <w:t>詩18:43</w:t>
+        </w:r>
+      </w:hyperlink>
+      <w:r>
+        <w:rPr>
+          <w:lang w:val="zh_TW" w:bidi="zh_TW"/>
+        </w:rPr>
+        <w:t>；</w:t>
+      </w:r>
+      <w:hyperlink r:id="rId26">
+        <w:r>
+          <w:rPr>
+            <w:lang w:val="zh_TW" w:bidi="zh_TW"/>
+          </w:rPr>
+          <w:rPr>
+            <w:color w:val="0000EE"/>
+            <w:u w:val="single"/>
+          </w:rPr>
+          <w:t>賽7:8–9</w:t>
+        </w:r>
+      </w:hyperlink>
+      <w:r>
+        <w:rPr>
+          <w:lang w:val="zh_TW" w:bidi="zh_TW"/>
+        </w:rPr>
+        <w:t>；</w:t>
+      </w:r>
+      <w:hyperlink r:id="rId27">
+        <w:r>
+          <w:rPr>
+            <w:lang w:val="zh_TW" w:bidi="zh_TW"/>
+          </w:rPr>
+          <w:rPr>
+            <w:color w:val="0000EE"/>
+            <w:u w:val="single"/>
+          </w:rPr>
+          <w:t>耶31:7</w:t>
+        </w:r>
+      </w:hyperlink>
+      <w:r>
+        <w:rPr>
+          <w:lang w:val="zh_TW" w:bidi="zh_TW"/>
+        </w:rPr>
+        <w:t>；</w:t>
+      </w:r>
+      <w:hyperlink r:id="rId28">
+        <w:r>
+          <w:rPr>
+            <w:lang w:val="zh_TW" w:bidi="zh_TW"/>
+          </w:rPr>
+          <w:rPr>
+            <w:color w:val="0000EE"/>
+            <w:u w:val="single"/>
+          </w:rPr>
+          <w:t>何1:11</w:t>
+        </w:r>
+      </w:hyperlink>
+      <w:r>
+        <w:rPr>
+          <w:lang w:val="zh_TW" w:bidi="zh_TW"/>
+        </w:rPr>
+        <w:t>）。大衛在擔任亞吉的保鏢時被稱為「</w:t>
+      </w:r>
+      <w:r>
+        <w:rPr>
+          <w:lang w:val="zh_TW" w:bidi="zh_TW"/>
+        </w:rPr>
+        <w:t>我立你永遠作我的護衛長（有些譯本譯為：</w:t>
+      </w:r>
+      <w:r>
+        <w:rPr>
+          <w:lang w:val="zh_TW" w:bidi="zh_TW"/>
+        </w:rPr>
+        <w:t>我的頭，守護者</w:t>
+      </w:r>
+      <w:r>
+        <w:rPr>
+          <w:lang w:val="zh_TW" w:bidi="zh_TW"/>
+        </w:rPr>
+        <w:t>）</w:t>
+      </w:r>
+      <w:r>
+        <w:rPr>
+          <w:lang w:val="zh_TW" w:bidi="zh_TW"/>
+        </w:rPr>
+        <w:t>」（</w:t>
+      </w:r>
+      <w:hyperlink r:id="rId29">
+        <w:r>
+          <w:rPr>
+            <w:lang w:val="zh_TW" w:bidi="zh_TW"/>
+          </w:rPr>
+          <w:rPr>
+            <w:color w:val="0000EE"/>
+            <w:u w:val="single"/>
+          </w:rPr>
+          <w:t>撒上28:2</w:t>
+        </w:r>
+      </w:hyperlink>
+      <w:r>
+        <w:rPr>
+          <w:lang w:val="zh_TW" w:bidi="zh_TW"/>
+        </w:rPr>
+        <w:t>；參：</w:t>
+      </w:r>
+      <w:hyperlink r:id="rId30">
+        <w:r>
+          <w:rPr>
+            <w:lang w:val="zh_TW" w:bidi="zh_TW"/>
+          </w:rPr>
+          <w:rPr>
+            <w:color w:val="0000EE"/>
+            <w:u w:val="single"/>
+          </w:rPr>
+          <w:t>士9:53</w:t>
+        </w:r>
+      </w:hyperlink>
+      <w:r>
+        <w:rPr>
+          <w:lang w:val="zh_TW" w:bidi="zh_TW"/>
+        </w:rPr>
+        <w:t>；</w:t>
+      </w:r>
+      <w:hyperlink r:id="rId31">
+        <w:r>
+          <w:rPr>
+            <w:lang w:val="zh_TW" w:bidi="zh_TW"/>
+          </w:rPr>
+          <w:rPr>
+            <w:color w:val="0000EE"/>
+            <w:u w:val="single"/>
+          </w:rPr>
+          <w:t>詩68:21</w:t>
+        </w:r>
+      </w:hyperlink>
+      <w:r>
+        <w:rPr>
+          <w:lang w:val="zh_TW" w:bidi="zh_TW"/>
+        </w:rPr>
+        <w:t>）。</w:t>
       </w:r>
     </w:p>
     <w:p>
@@ -593,25 +625,7 @@
         <w:rPr>
           <w:lang w:val="zh_TW" w:bidi="zh_TW"/>
         </w:rPr>
-        <w:t>也可解作從割傷或流鼻血中流出來的血（</w:t>
-      </w:r>
-      <w:hyperlink r:id="rId21">
-        <w:r>
-          <w:rPr>
-            <w:lang w:val="zh_TW" w:bidi="zh_TW"/>
-          </w:rPr>
-          <w:rPr>
-            <w:color w:val="0000EE"/>
-            <w:u w:val="single"/>
-          </w:rPr>
-          <w:t>箴言30:33</w:t>
-        </w:r>
-      </w:hyperlink>
-      <w:r>
-        <w:rPr>
-          <w:lang w:val="zh_TW" w:bidi="zh_TW"/>
-        </w:rPr>
-        <w:t>）。</w:t>
+        <w:t>希臘哲學家使用身體的特徵來代表宇宙。這個身體的頭部——稱為「宙斯」或理性——被視為是來創造和維持其餘成員（天體、人類、動物、植物和無生命的物體）的部分。宇宙，或「身體」，其存在歸功於「頭部」。</w:t>
       </w:r>
     </w:p>
     <w:p>
@@ -625,43 +639,7 @@
         <w:rPr>
           <w:lang w:val="zh_TW" w:bidi="zh_TW"/>
         </w:rPr>
-        <w:t>在聖經中，它大多指月經。在</w:t>
-      </w:r>
-      <w:hyperlink r:id="rId22">
-        <w:r>
-          <w:rPr>
-            <w:lang w:val="zh_TW" w:bidi="zh_TW"/>
-          </w:rPr>
-          <w:rPr>
-            <w:color w:val="0000EE"/>
-            <w:u w:val="single"/>
-          </w:rPr>
-          <w:t>利未記15:19</w:t>
-        </w:r>
-      </w:hyperlink>
-      <w:r>
-        <w:rPr>
-          <w:lang w:val="zh_TW" w:bidi="zh_TW"/>
-        </w:rPr>
-        <w:t>–</w:t>
-      </w:r>
-      <w:hyperlink r:id="rId22">
-        <w:r>
-          <w:rPr>
-            <w:lang w:val="zh_TW" w:bidi="zh_TW"/>
-          </w:rPr>
-          <w:rPr>
-            <w:color w:val="0000EE"/>
-            <w:u w:val="single"/>
-          </w:rPr>
-          <w:t>30，</w:t>
-        </w:r>
-      </w:hyperlink>
-      <w:r>
-        <w:rPr>
-          <w:lang w:val="zh_TW" w:bidi="zh_TW"/>
-        </w:rPr>
-        <w:t>記載了有關正常和異常月經的法律記載：一位正常月經的婦女不潔淨七天，以及她所接觸的任何東西；任何流血超過七天的婦女在流血期間不潔淨，還要再加七天。</w:t>
+        <w:t>在公元前460年（通常被認為是希波克拉底〔Hippocrates〕最早著作的日期）和公元200年（發展希波克拉底研究的蓋倫〔Galen〕去世）之間，希臘醫學科學逐漸理解頭部是智慧的所在。身體之所以能夠有效地運作，是因為大腦能夠解釋從身體（眼睛、耳朵、皮膚等）接收到的數據，並且能夠根據接收到的數據向身體的各個部份發出適當的信號，大腦解釋和指導的能力使身體的存在完全依賴於它。</w:t>
       </w:r>
     </w:p>
     <w:p>
@@ -675,9 +653,9 @@
         <w:rPr>
           <w:lang w:val="zh_TW" w:bidi="zh_TW"/>
         </w:rPr>
-        <w:t>除了約翰福音以外，其它三本福音書都講述了耶穌奇蹟般地治癒了一位血漏12年的婦女的故事（</w:t>
-      </w:r>
-      <w:hyperlink r:id="rId16">
+        <w:t>在新約中，這個詞指的是人類的頭部（</w:t>
+      </w:r>
+      <w:hyperlink r:id="rId32">
         <w:r>
           <w:rPr>
             <w:lang w:val="zh_TW" w:bidi="zh_TW"/>
@@ -686,16 +664,16 @@
             <w:color w:val="0000EE"/>
             <w:u w:val="single"/>
           </w:rPr>
-          <w:t>太9:20</w:t>
+          <w:t>太5:36</w:t>
         </w:r>
       </w:hyperlink>
       <w:r>
         <w:rPr>
           <w:lang w:val="zh_TW" w:bidi="zh_TW"/>
         </w:rPr>
-        <w:t>–</w:t>
-      </w:r>
-      <w:hyperlink r:id="rId16">
+        <w:t>，</w:t>
+      </w:r>
+      <w:hyperlink r:id="rId33">
         <w:r>
           <w:rPr>
             <w:lang w:val="zh_TW" w:bidi="zh_TW"/>
@@ -704,7 +682,7 @@
             <w:color w:val="0000EE"/>
             <w:u w:val="single"/>
           </w:rPr>
-          <w:t>22</w:t>
+          <w:t>6:17</w:t>
         </w:r>
       </w:hyperlink>
       <w:r>
@@ -713,7 +691,7 @@
         </w:rPr>
         <w:t>，</w:t>
       </w:r>
-      <w:hyperlink r:id="rId17">
+      <w:hyperlink r:id="rId34">
         <w:r>
           <w:rPr>
             <w:lang w:val="zh_TW" w:bidi="zh_TW"/>
@@ -722,16 +700,16 @@
             <w:color w:val="0000EE"/>
             <w:u w:val="single"/>
           </w:rPr>
-          <w:t>可5:25</w:t>
+          <w:t>14:8</w:t>
         </w:r>
       </w:hyperlink>
       <w:r>
         <w:rPr>
           <w:lang w:val="zh_TW" w:bidi="zh_TW"/>
         </w:rPr>
-        <w:t>–</w:t>
-      </w:r>
-      <w:hyperlink r:id="rId17">
+        <w:t>，</w:t>
+      </w:r>
+      <w:hyperlink r:id="rId35">
         <w:r>
           <w:rPr>
             <w:lang w:val="zh_TW" w:bidi="zh_TW"/>
@@ -740,16 +718,16 @@
             <w:color w:val="0000EE"/>
             <w:u w:val="single"/>
           </w:rPr>
-          <w:t>34</w:t>
+          <w:t>26:7</w:t>
         </w:r>
       </w:hyperlink>
       <w:r>
         <w:rPr>
           <w:lang w:val="zh_TW" w:bidi="zh_TW"/>
         </w:rPr>
-        <w:t>，</w:t>
-      </w:r>
-      <w:hyperlink r:id="rId18">
+        <w:t>；</w:t>
+      </w:r>
+      <w:hyperlink r:id="rId36">
         <w:r>
           <w:rPr>
             <w:lang w:val="zh_TW" w:bidi="zh_TW"/>
@@ -758,16 +736,16 @@
             <w:color w:val="0000EE"/>
             <w:u w:val="single"/>
           </w:rPr>
-          <w:t>路8:43</w:t>
+          <w:t>可6:27</w:t>
         </w:r>
       </w:hyperlink>
       <w:r>
         <w:rPr>
           <w:lang w:val="zh_TW" w:bidi="zh_TW"/>
         </w:rPr>
-        <w:t>–</w:t>
-      </w:r>
-      <w:hyperlink r:id="rId18">
+        <w:t>，</w:t>
+      </w:r>
+      <w:hyperlink r:id="rId37">
         <w:r>
           <w:rPr>
             <w:lang w:val="zh_TW" w:bidi="zh_TW"/>
@@ -776,16 +754,16 @@
             <w:color w:val="0000EE"/>
             <w:u w:val="single"/>
           </w:rPr>
-          <w:t>48</w:t>
+          <w:t>14:3</w:t>
         </w:r>
       </w:hyperlink>
       <w:r>
         <w:rPr>
           <w:lang w:val="zh_TW" w:bidi="zh_TW"/>
         </w:rPr>
-        <w:t>）。通過觸摸耶穌的衣服，這位婦女違反了舊約聖經中關於月經的律法，因為她使耶穌的衣服不潔淨（</w:t>
-      </w:r>
-      <w:hyperlink r:id="rId13">
+        <w:t>；</w:t>
+      </w:r>
+      <w:hyperlink r:id="rId38">
         <w:r>
           <w:rPr>
             <w:lang w:val="zh_TW" w:bidi="zh_TW"/>
@@ -794,14 +772,266 @@
             <w:color w:val="0000EE"/>
             <w:u w:val="single"/>
           </w:rPr>
-          <w:t>利未記15</w:t>
+          <w:t>路7:46</w:t>
         </w:r>
       </w:hyperlink>
       <w:r>
         <w:rPr>
           <w:lang w:val="zh_TW" w:bidi="zh_TW"/>
         </w:rPr>
-        <w:t>），然而，她對耶穌的信心醫治了她。</w:t>
+        <w:t>；</w:t>
+      </w:r>
+      <w:hyperlink r:id="rId39">
+        <w:r>
+          <w:rPr>
+            <w:lang w:val="zh_TW" w:bidi="zh_TW"/>
+          </w:rPr>
+          <w:rPr>
+            <w:color w:val="0000EE"/>
+            <w:u w:val="single"/>
+          </w:rPr>
+          <w:t>約13:9</w:t>
+        </w:r>
+      </w:hyperlink>
+      <w:r>
+        <w:rPr>
+          <w:lang w:val="zh_TW" w:bidi="zh_TW"/>
+        </w:rPr>
+        <w:t>，</w:t>
+      </w:r>
+      <w:hyperlink r:id="rId40">
+        <w:r>
+          <w:rPr>
+            <w:lang w:val="zh_TW" w:bidi="zh_TW"/>
+          </w:rPr>
+          <w:rPr>
+            <w:color w:val="0000EE"/>
+            <w:u w:val="single"/>
+          </w:rPr>
+          <w:t>20:7</w:t>
+        </w:r>
+      </w:hyperlink>
+      <w:r>
+        <w:rPr>
+          <w:lang w:val="zh_TW" w:bidi="zh_TW"/>
+        </w:rPr>
+        <w:t>），指天啟生物（</w:t>
+      </w:r>
+      <w:hyperlink r:id="rId41">
+        <w:r>
+          <w:rPr>
+            <w:lang w:val="zh_TW" w:bidi="zh_TW"/>
+          </w:rPr>
+          <w:rPr>
+            <w:color w:val="0000EE"/>
+            <w:u w:val="single"/>
+          </w:rPr>
+          <w:t>啟1:14</w:t>
+        </w:r>
+      </w:hyperlink>
+      <w:r>
+        <w:rPr>
+          <w:lang w:val="zh_TW" w:bidi="zh_TW"/>
+        </w:rPr>
+        <w:t>，</w:t>
+      </w:r>
+      <w:hyperlink r:id="rId42">
+        <w:r>
+          <w:rPr>
+            <w:lang w:val="zh_TW" w:bidi="zh_TW"/>
+          </w:rPr>
+          <w:rPr>
+            <w:color w:val="0000EE"/>
+            <w:u w:val="single"/>
+          </w:rPr>
+          <w:t>4:4</w:t>
+        </w:r>
+      </w:hyperlink>
+      <w:r>
+        <w:rPr>
+          <w:lang w:val="zh_TW" w:bidi="zh_TW"/>
+        </w:rPr>
+        <w:t>，</w:t>
+      </w:r>
+      <w:hyperlink r:id="rId43">
+        <w:r>
+          <w:rPr>
+            <w:lang w:val="zh_TW" w:bidi="zh_TW"/>
+          </w:rPr>
+          <w:rPr>
+            <w:color w:val="0000EE"/>
+            <w:u w:val="single"/>
+          </w:rPr>
+          <w:t>12:1</w:t>
+        </w:r>
+      </w:hyperlink>
+      <w:r>
+        <w:rPr>
+          <w:lang w:val="zh_TW" w:bidi="zh_TW"/>
+        </w:rPr>
+        <w:t>），以及動物（</w:t>
+      </w:r>
+      <w:hyperlink r:id="rId44">
+        <w:r>
+          <w:rPr>
+            <w:lang w:val="zh_TW" w:bidi="zh_TW"/>
+          </w:rPr>
+          <w:rPr>
+            <w:color w:val="0000EE"/>
+            <w:u w:val="single"/>
+          </w:rPr>
+          <w:t>啟9:7、17、19</w:t>
+        </w:r>
+      </w:hyperlink>
+      <w:r>
+        <w:rPr>
+          <w:lang w:val="zh_TW" w:bidi="zh_TW"/>
+        </w:rPr>
+        <w:t>，</w:t>
+      </w:r>
+      <w:hyperlink r:id="rId45">
+        <w:r>
+          <w:rPr>
+            <w:lang w:val="zh_TW" w:bidi="zh_TW"/>
+          </w:rPr>
+          <w:rPr>
+            <w:color w:val="0000EE"/>
+            <w:u w:val="single"/>
+          </w:rPr>
+          <w:t>12:3</w:t>
+        </w:r>
+      </w:hyperlink>
+      <w:r>
+        <w:rPr>
+          <w:lang w:val="zh_TW" w:bidi="zh_TW"/>
+        </w:rPr>
+        <w:t>）。此外，它出現在諸如「</w:t>
+      </w:r>
+      <w:r>
+        <w:rPr>
+          <w:lang w:val="zh_TW" w:bidi="zh_TW"/>
+        </w:rPr>
+        <w:t>炭火堆在他的頭上</w:t>
+      </w:r>
+      <w:r>
+        <w:rPr>
+          <w:lang w:val="zh_TW" w:bidi="zh_TW"/>
+        </w:rPr>
+        <w:t>」這樣的表達中，意指以善報惡（</w:t>
+      </w:r>
+      <w:hyperlink r:id="rId46">
+        <w:r>
+          <w:rPr>
+            <w:lang w:val="zh_TW" w:bidi="zh_TW"/>
+          </w:rPr>
+          <w:rPr>
+            <w:color w:val="0000EE"/>
+            <w:u w:val="single"/>
+          </w:rPr>
+          <w:t>羅12:20</w:t>
+        </w:r>
+      </w:hyperlink>
+      <w:r>
+        <w:rPr>
+          <w:lang w:val="zh_TW" w:bidi="zh_TW"/>
+        </w:rPr>
+        <w:t>；參：</w:t>
+      </w:r>
+      <w:hyperlink r:id="rId47">
+        <w:r>
+          <w:rPr>
+            <w:lang w:val="zh_TW" w:bidi="zh_TW"/>
+          </w:rPr>
+          <w:rPr>
+            <w:color w:val="0000EE"/>
+            <w:u w:val="single"/>
+          </w:rPr>
+          <w:t>太5:44</w:t>
+        </w:r>
+      </w:hyperlink>
+      <w:r>
+        <w:rPr>
+          <w:lang w:val="zh_TW" w:bidi="zh_TW"/>
+        </w:rPr>
+        <w:t>）；「剪髮」或「</w:t>
+      </w:r>
+      <w:r>
+        <w:rPr>
+          <w:lang w:val="zh_TW" w:bidi="zh_TW"/>
+        </w:rPr>
+        <w:t>剃</w:t>
+      </w:r>
+      <w:r>
+        <w:rPr>
+          <w:lang w:val="zh_TW" w:bidi="zh_TW"/>
+        </w:rPr>
+        <w:t>頭」表示一個誓言（</w:t>
+      </w:r>
+      <w:hyperlink r:id="rId48">
+        <w:r>
+          <w:rPr>
+            <w:lang w:val="zh_TW" w:bidi="zh_TW"/>
+          </w:rPr>
+          <w:rPr>
+            <w:color w:val="0000EE"/>
+            <w:u w:val="single"/>
+          </w:rPr>
+          <w:t>徒21:24</w:t>
+        </w:r>
+      </w:hyperlink>
+      <w:r>
+        <w:rPr>
+          <w:lang w:val="zh_TW" w:bidi="zh_TW"/>
+        </w:rPr>
+        <w:t>）；以及「</w:t>
+      </w:r>
+      <w:r>
+        <w:rPr>
+          <w:lang w:val="zh_TW" w:bidi="zh_TW"/>
+        </w:rPr>
+        <w:t>枕頭</w:t>
+      </w:r>
+      <w:r>
+        <w:rPr>
+          <w:lang w:val="zh_TW" w:bidi="zh_TW"/>
+        </w:rPr>
+        <w:t>」，意指睡覺（</w:t>
+      </w:r>
+      <w:hyperlink r:id="rId49">
+        <w:r>
+          <w:rPr>
+            <w:lang w:val="zh_TW" w:bidi="zh_TW"/>
+          </w:rPr>
+          <w:rPr>
+            <w:color w:val="0000EE"/>
+            <w:u w:val="single"/>
+          </w:rPr>
+          <w:t>太8:20</w:t>
+        </w:r>
+      </w:hyperlink>
+      <w:r>
+        <w:rPr>
+          <w:lang w:val="zh_TW" w:bidi="zh_TW"/>
+        </w:rPr>
+        <w:t>；</w:t>
+      </w:r>
+      <w:hyperlink r:id="rId50">
+        <w:r>
+          <w:rPr>
+            <w:lang w:val="zh_TW" w:bidi="zh_TW"/>
+          </w:rPr>
+          <w:rPr>
+            <w:color w:val="0000EE"/>
+            <w:u w:val="single"/>
+          </w:rPr>
+          <w:t>路9:58</w:t>
+        </w:r>
+      </w:hyperlink>
+      <w:r>
+        <w:rPr>
+          <w:lang w:val="zh_TW" w:bidi="zh_TW"/>
+        </w:rPr>
+        <w:t>）。</w:t>
       </w:r>
     </w:p>
     <w:p>
@@ -813,38 +1043,81 @@
       </w:r>
       <w:r>
         <w:rPr>
-          <w:i/>
-          <w:lang w:val="zh_TW" w:bidi="zh_TW"/>
-        </w:rPr>
-        <w:t>另見</w:t>
-      </w:r>
-      <w:r>
-        <w:rPr>
-          <w:lang w:val="zh_TW" w:bidi="zh_TW"/>
-        </w:rPr>
-        <w:t xml:space="preserve"> </w:t>
-      </w:r>
-      <w:r>
-        <w:rPr>
-          <w:lang w:val="zh_TW" w:bidi="zh_TW"/>
-        </w:rPr>
-        <w:t>藥物與醫療實踐</w:t>
-      </w:r>
-      <w:r>
-        <w:rPr>
-          <w:lang w:val="zh_TW" w:bidi="zh_TW"/>
-        </w:rPr>
-        <w:t>。</w:t>
-      </w:r>
-      <w:r>
-        <w:rPr>
-          <w:lang w:val="zh_TW" w:bidi="zh_TW"/>
-        </w:rPr>
-      </w:r>
-      <w:r>
-        <w:rPr>
-          <w:lang w:val="zh_TW" w:bidi="zh_TW"/>
-        </w:rPr>
+          <w:lang w:val="zh_TW" w:bidi="zh_TW"/>
+        </w:rPr>
+        <w:t>使徒保羅借用了舊約中對該詞語的隱喻，來表達神對基督的權柄、基督對人的權柄，以及男人對婦女的權柄（</w:t>
+      </w:r>
+      <w:hyperlink r:id="rId51">
+        <w:r>
+          <w:rPr>
+            <w:lang w:val="zh_TW" w:bidi="zh_TW"/>
+          </w:rPr>
+          <w:rPr>
+            <w:color w:val="0000EE"/>
+            <w:u w:val="single"/>
+          </w:rPr>
+          <w:t>林前11:3–16；</w:t>
+        </w:r>
+      </w:hyperlink>
+      <w:r>
+        <w:rPr>
+          <w:lang w:val="zh_TW" w:bidi="zh_TW"/>
+        </w:rPr>
+        <w:t>參：</w:t>
+      </w:r>
+      <w:hyperlink r:id="rId52">
+        <w:r>
+          <w:rPr>
+            <w:lang w:val="zh_TW" w:bidi="zh_TW"/>
+          </w:rPr>
+          <w:rPr>
+            <w:color w:val="0000EE"/>
+            <w:u w:val="single"/>
+          </w:rPr>
+          <w:t>弗 5:23</w:t>
+        </w:r>
+      </w:hyperlink>
+      <w:r>
+        <w:rPr>
+          <w:lang w:val="zh_TW" w:bidi="zh_TW"/>
+        </w:rPr>
+        <w:t>）。在這些關係的亮光中，保羅鼓勵哥林多的婦女在敬拜時戴上面紗，面紗賦予婦女在神面前與男人平等敬拜的權柄。這詞再次被用來表達基督對宇宙的主權（</w:t>
+      </w:r>
+      <w:hyperlink r:id="rId53">
+        <w:r>
+          <w:rPr>
+            <w:lang w:val="zh_TW" w:bidi="zh_TW"/>
+          </w:rPr>
+          <w:rPr>
+            <w:color w:val="0000EE"/>
+            <w:u w:val="single"/>
+          </w:rPr>
+          <w:t>弗1:21–22</w:t>
+        </w:r>
+      </w:hyperlink>
+      <w:r>
+        <w:rPr>
+          <w:lang w:val="zh_TW" w:bidi="zh_TW"/>
+        </w:rPr>
+        <w:t>；</w:t>
+      </w:r>
+      <w:hyperlink r:id="rId54">
+        <w:r>
+          <w:rPr>
+            <w:lang w:val="zh_TW" w:bidi="zh_TW"/>
+          </w:rPr>
+          <w:rPr>
+            <w:color w:val="0000EE"/>
+            <w:u w:val="single"/>
+          </w:rPr>
+          <w:t>西2:10</w:t>
+        </w:r>
+      </w:hyperlink>
+      <w:r>
+        <w:rPr>
+          <w:lang w:val="zh_TW" w:bidi="zh_TW"/>
+        </w:rPr>
+        <w:t>）。</w:t>
       </w:r>
     </w:p>
     <w:p>
@@ -854,37 +1127,13 @@
           <w:lang w:val="zh_TW" w:bidi="zh_TW"/>
         </w:rPr>
       </w:r>
-    </w:p>
-    <w:p>
-      <w:pPr>
-        <w:pStyle w:val="Heading2"/>
-      </w:pPr>
-      <w:r>
-        <w:rPr>
-          <w:lang w:val="zh_TW" w:bidi="zh_TW"/>
-        </w:rPr>
-        <w:t>血漏的問題</w:t>
-      </w:r>
-      <w:r>
-        <w:rPr>
-          <w:lang w:val="zh_TW" w:bidi="zh_TW"/>
-        </w:rPr>
-      </w:r>
-    </w:p>
-    <w:p>
-      <w:pPr/>
-      <w:r>
-        <w:rPr>
-          <w:lang w:val="zh_TW" w:bidi="zh_TW"/>
-        </w:rPr>
-      </w:r>
-      <w:r>
-        <w:rPr>
-          <w:lang w:val="zh_TW" w:bidi="zh_TW"/>
-        </w:rPr>
-        <w:t>「血漏」在</w:t>
-      </w:r>
-      <w:hyperlink r:id="rId23">
+      <w:r>
+        <w:rPr>
+          <w:lang w:val="zh_TW" w:bidi="zh_TW"/>
+        </w:rPr>
+        <w:t>保羅使用頭與身體的表達來說明基督與祂自己教會之間的關係（</w:t>
+      </w:r>
+      <w:hyperlink r:id="rId55">
         <w:r>
           <w:rPr>
             <w:lang w:val="zh_TW" w:bidi="zh_TW"/>
@@ -893,16 +1142,16 @@
             <w:color w:val="0000EE"/>
             <w:u w:val="single"/>
           </w:rPr>
-          <w:t>太9:20</w:t>
+          <w:t>弗4:15</w:t>
         </w:r>
       </w:hyperlink>
       <w:r>
         <w:rPr>
           <w:lang w:val="zh_TW" w:bidi="zh_TW"/>
         </w:rPr>
-        <w:t>和</w:t>
-      </w:r>
-      <w:hyperlink r:id="rId24">
+        <w:t>，</w:t>
+      </w:r>
+      <w:hyperlink r:id="rId52">
         <w:r>
           <w:rPr>
             <w:lang w:val="zh_TW" w:bidi="zh_TW"/>
@@ -911,33 +1160,32 @@
             <w:color w:val="0000EE"/>
             <w:u w:val="single"/>
           </w:rPr>
-          <w:t>可5:25</w:t>
+          <w:t>5:23</w:t>
         </w:r>
       </w:hyperlink>
       <w:r>
         <w:rPr>
           <w:lang w:val="zh_TW" w:bidi="zh_TW"/>
         </w:rPr>
-        <w:t>的翻譯。</w:t>
-      </w:r>
-      <w:r>
-        <w:rPr>
-          <w:i/>
-          <w:lang w:val="zh_TW" w:bidi="zh_TW"/>
-        </w:rPr>
-        <w:t>見</w:t>
-      </w:r>
-      <w:r>
-        <w:rPr>
-          <w:lang w:val="zh_TW" w:bidi="zh_TW"/>
-        </w:rPr>
-        <w:t>血漏</w:t>
-      </w:r>
-      <w:r>
-        <w:rPr>
-          <w:lang w:val="zh_TW" w:bidi="zh_TW"/>
-        </w:rPr>
-        <w:t>。</w:t>
+        <w:t>；參</w:t>
+      </w:r>
+      <w:hyperlink r:id="rId56">
+        <w:r>
+          <w:rPr>
+            <w:lang w:val="zh_TW" w:bidi="zh_TW"/>
+          </w:rPr>
+          <w:rPr>
+            <w:color w:val="0000EE"/>
+            <w:u w:val="single"/>
+          </w:rPr>
+          <w:t>林前12:12–27</w:t>
+        </w:r>
+      </w:hyperlink>
+      <w:r>
+        <w:rPr>
+          <w:lang w:val="zh_TW" w:bidi="zh_TW"/>
+        </w:rPr>
+        <w:t>）。除了舊約的意義外，在保羅時代中，當時的人對醫學上的理解可能提供了見解，因為基督不僅是教會的主宰者，也是提供其方向和團結的動力。教會存在的能力及其活動的焦點根植於其「頭」，就是耶穌基督的工作。在這個理解中，現代解經家認為，頭不僅意味著「權柄」，更意味著「源頭」一詞。因此，作為頭的人是源頭，是供應者。這些解釋者認為神是基督的供應者，基督是教會的供應者，而男人是婦女的供應者。</w:t>
       </w:r>
       <w:r>
         <w:rPr>
@@ -2839,12 +3087,6 @@
   </w:num>
   <w:num w:numId="13" w16cid:durableId="592781308">
     <w:abstractNumId w:val="11"/>
-  </w:num>
-  <w:num w:numId="14">
-    <w:abstractNumId w:val="3"/>
-    <w:lvlOverride w:ilvl="0">
-      <w:startOverride w:val="1"/>
-    </w:lvlOverride>
   </w:num>
   <w:numIdMacAtCleanup w:val="10"/>
 </w:numbering>

--- a/zht/docx/134.content.docx
+++ b/zht/docx/134.content.docx
@@ -19,7 +19,7 @@
         <w:rPr>
           <w:lang w:val="zh_TW" w:bidi="zh_TW"/>
         </w:rPr>
-        <w:t>Resource: 聖經詞典 (Tyndale)</w:t>
+        <w:t>Resource: Tyndale Open Bible Dictionary</w:t>
       </w:r>
       <w:r>
         <w:rPr>
@@ -112,7 +112,7 @@
         <w:rPr>
           <w:lang w:val="zh_TW" w:bidi="zh_TW"/>
         </w:rPr>
-        <w:t>聖經詞典 (Tyndale)</w:t>
+        <w:t>Tyndale Open Bible Dictionary</w:t>
       </w:r>
     </w:p>
     <w:p>
@@ -149,7 +149,7 @@
         <w:rPr>
           <w:lang w:val="zh_TW" w:bidi="zh_TW"/>
         </w:rPr>
-        <w:t>tou</w:t>
+        <w:t>tan</w:t>
       </w:r>
       <w:r>
         <w:rPr>
@@ -212,7 +212,7 @@
         <w:rPr>
           <w:lang w:val="zh_TW" w:bidi="zh_TW"/>
         </w:rPr>
-        <w:t>頭</w:t>
+        <w:t>癱瘓、癱子、癱瘓的</w:t>
       </w:r>
       <w:r>
         <w:rPr>
@@ -231,7 +231,7 @@
         <w:rPr>
           <w:lang w:val="zh_TW" w:bidi="zh_TW"/>
         </w:rPr>
-        <w:t>身體的最頂部，包括大腦、主要感官和嘴巴。在聖經中多次出現來描述身體。希伯來文中的「頭」一詞在舊約聖經中也被用作比喻。它通常表示能力和權柄。</w:t>
+        <w:t>中樞神經系統器質性疾病引起的症狀，造成暫時或永久的知覺喪失和/或自主肌肉控制。這種退化性疾病通常無法根治。新約中提到了一些癱瘓（或稱麻痺）的病例，所有這些病例都與基督的醫治事工有關。</w:t>
       </w:r>
     </w:p>
     <w:p>
@@ -245,7 +245,7 @@
         <w:rPr>
           <w:lang w:val="zh_TW" w:bidi="zh_TW"/>
         </w:rPr>
-        <w:t>抬起一個人的頭（昂首）被視為是驕傲的行為（</w:t>
+        <w:t>在加利利尋求耶穌醫治的病人中就有癱子，如加利利地區的病人（</w:t>
       </w:r>
       <w:hyperlink r:id="rId13">
         <w:r>
@@ -256,14 +256,14 @@
             <w:color w:val="0000EE"/>
             <w:u w:val="single"/>
           </w:rPr>
-          <w:t>詩140:9</w:t>
+          <w:t>太4:24</w:t>
         </w:r>
       </w:hyperlink>
       <w:r>
         <w:rPr>
           <w:lang w:val="zh_TW" w:bidi="zh_TW"/>
         </w:rPr>
-        <w:t>）或榮譽（</w:t>
+        <w:t>）、耶路撒冷畢士大池邊的病人（</w:t>
       </w:r>
       <w:hyperlink r:id="rId14">
         <w:r>
@@ -274,14 +274,14 @@
             <w:color w:val="0000EE"/>
             <w:u w:val="single"/>
           </w:rPr>
-          <w:t>創40:20</w:t>
+          <w:t>約5:3</w:t>
         </w:r>
       </w:hyperlink>
       <w:r>
         <w:rPr>
           <w:lang w:val="zh_TW" w:bidi="zh_TW"/>
         </w:rPr>
-        <w:t>；</w:t>
+        <w:t>），以及在撒馬利亞由腓利所醫治的病人之中也有癱子（</w:t>
       </w:r>
       <w:hyperlink r:id="rId15">
         <w:r>
@@ -292,14 +292,14 @@
             <w:color w:val="0000EE"/>
             <w:u w:val="single"/>
           </w:rPr>
-          <w:t>詩3:3</w:t>
+          <w:t>徒8:7</w:t>
         </w:r>
       </w:hyperlink>
       <w:r>
         <w:rPr>
           <w:lang w:val="zh_TW" w:bidi="zh_TW"/>
         </w:rPr>
-        <w:t>，</w:t>
+        <w:t>）。百夫長的癱瘓僕人被路加描述為病得很重，幾乎要死（</w:t>
       </w:r>
       <w:hyperlink r:id="rId16">
         <w:r>
@@ -310,14 +310,14 @@
             <w:color w:val="0000EE"/>
             <w:u w:val="single"/>
           </w:rPr>
-          <w:t>27:6</w:t>
+          <w:t>路7:2</w:t>
         </w:r>
       </w:hyperlink>
       <w:r>
         <w:rPr>
           <w:lang w:val="zh_TW" w:bidi="zh_TW"/>
         </w:rPr>
-        <w:t>）。低頭表示謙卑（</w:t>
+        <w:t>）。這人可能罹患了一種通常會致命的癱瘓症，起初從雙腿開始癱瘓，並迅速向上蔓延到全身。迦百農的癱子很可能是患有截癱，即下半身癱瘓的症狀（</w:t>
       </w:r>
       <w:hyperlink r:id="rId17">
         <w:r>
@@ -328,14 +328,14 @@
             <w:color w:val="0000EE"/>
             <w:u w:val="single"/>
           </w:rPr>
-          <w:t>賽58:5</w:t>
+          <w:t>太9:2、6</w:t>
         </w:r>
       </w:hyperlink>
       <w:r>
         <w:rPr>
           <w:lang w:val="zh_TW" w:bidi="zh_TW"/>
         </w:rPr>
-        <w:t>）或悲傷（</w:t>
+        <w:t>；</w:t>
       </w:r>
       <w:hyperlink r:id="rId18">
         <w:r>
@@ -346,14 +346,14 @@
             <w:color w:val="0000EE"/>
             <w:u w:val="single"/>
           </w:rPr>
-          <w:t>哀2:10</w:t>
+          <w:t>可2:3–10</w:t>
         </w:r>
       </w:hyperlink>
       <w:r>
         <w:rPr>
           <w:lang w:val="zh_TW" w:bidi="zh_TW"/>
         </w:rPr>
-        <w:t>）。這個希伯來文詞語被比喻用於山峰（</w:t>
+        <w:t>；</w:t>
       </w:r>
       <w:hyperlink r:id="rId19">
         <w:r>
@@ -364,14 +364,14 @@
             <w:color w:val="0000EE"/>
             <w:u w:val="single"/>
           </w:rPr>
-          <w:t>創8:5</w:t>
+          <w:t>路5:18、24</w:t>
         </w:r>
       </w:hyperlink>
       <w:r>
         <w:rPr>
           <w:lang w:val="zh_TW" w:bidi="zh_TW"/>
         </w:rPr>
-        <w:t>）、建築物的頂部（</w:t>
+        <w:t>）。這種疾病可能是由於出生時受傷或脊髓損傷引起的。也許彼得在呂大的醫治事件中，癱子以尼雅也患有半身不遂的癱瘓（</w:t>
       </w:r>
       <w:hyperlink r:id="rId20">
         <w:r>
@@ -382,229 +382,7 @@
             <w:color w:val="0000EE"/>
             <w:u w:val="single"/>
           </w:rPr>
-          <w:t>創11:4</w:t>
-        </w:r>
-      </w:hyperlink>
-      <w:r>
-        <w:rPr>
-          <w:lang w:val="zh_TW" w:bidi="zh_TW"/>
-        </w:rPr>
-        <w:t>）或樹木（</w:t>
-      </w:r>
-      <w:hyperlink r:id="rId21">
-        <w:r>
-          <w:rPr>
-            <w:lang w:val="zh_TW" w:bidi="zh_TW"/>
-          </w:rPr>
-          <w:rPr>
-            <w:color w:val="0000EE"/>
-            <w:u w:val="single"/>
-          </w:rPr>
-          <w:t>撒下5:24</w:t>
-        </w:r>
-      </w:hyperlink>
-      <w:r>
-        <w:rPr>
-          <w:lang w:val="zh_TW" w:bidi="zh_TW"/>
-        </w:rPr>
-        <w:t>），以及河流的源頭（</w:t>
-      </w:r>
-      <w:hyperlink r:id="rId22">
-        <w:r>
-          <w:rPr>
-            <w:lang w:val="zh_TW" w:bidi="zh_TW"/>
-          </w:rPr>
-          <w:rPr>
-            <w:color w:val="0000EE"/>
-            <w:u w:val="single"/>
-          </w:rPr>
-          <w:t>創2:10</w:t>
-        </w:r>
-      </w:hyperlink>
-      <w:r>
-        <w:rPr>
-          <w:lang w:val="zh_TW" w:bidi="zh_TW"/>
-        </w:rPr>
-        <w:t>）。這個詞通常用來指政治、軍事或家庭權柄的首位。在這個意義上，「頭」對所有屬於他的人有控制權（</w:t>
-      </w:r>
-      <w:hyperlink r:id="rId23">
-        <w:r>
-          <w:rPr>
-            <w:lang w:val="zh_TW" w:bidi="zh_TW"/>
-          </w:rPr>
-          <w:rPr>
-            <w:color w:val="0000EE"/>
-            <w:u w:val="single"/>
-          </w:rPr>
-          <w:t>士10:18</w:t>
-        </w:r>
-      </w:hyperlink>
-      <w:r>
-        <w:rPr>
-          <w:lang w:val="zh_TW" w:bidi="zh_TW"/>
-        </w:rPr>
-        <w:t>；</w:t>
-      </w:r>
-      <w:hyperlink r:id="rId24">
-        <w:r>
-          <w:rPr>
-            <w:lang w:val="zh_TW" w:bidi="zh_TW"/>
-          </w:rPr>
-          <w:rPr>
-            <w:color w:val="0000EE"/>
-            <w:u w:val="single"/>
-          </w:rPr>
-          <w:t>撒上15:17</w:t>
-        </w:r>
-      </w:hyperlink>
-      <w:r>
-        <w:rPr>
-          <w:lang w:val="zh_TW" w:bidi="zh_TW"/>
-        </w:rPr>
-        <w:t>；</w:t>
-      </w:r>
-      <w:hyperlink r:id="rId25">
-        <w:r>
-          <w:rPr>
-            <w:lang w:val="zh_TW" w:bidi="zh_TW"/>
-          </w:rPr>
-          <w:rPr>
-            <w:color w:val="0000EE"/>
-            <w:u w:val="single"/>
-          </w:rPr>
-          <w:t>詩18:43</w:t>
-        </w:r>
-      </w:hyperlink>
-      <w:r>
-        <w:rPr>
-          <w:lang w:val="zh_TW" w:bidi="zh_TW"/>
-        </w:rPr>
-        <w:t>；</w:t>
-      </w:r>
-      <w:hyperlink r:id="rId26">
-        <w:r>
-          <w:rPr>
-            <w:lang w:val="zh_TW" w:bidi="zh_TW"/>
-          </w:rPr>
-          <w:rPr>
-            <w:color w:val="0000EE"/>
-            <w:u w:val="single"/>
-          </w:rPr>
-          <w:t>賽7:8–9</w:t>
-        </w:r>
-      </w:hyperlink>
-      <w:r>
-        <w:rPr>
-          <w:lang w:val="zh_TW" w:bidi="zh_TW"/>
-        </w:rPr>
-        <w:t>；</w:t>
-      </w:r>
-      <w:hyperlink r:id="rId27">
-        <w:r>
-          <w:rPr>
-            <w:lang w:val="zh_TW" w:bidi="zh_TW"/>
-          </w:rPr>
-          <w:rPr>
-            <w:color w:val="0000EE"/>
-            <w:u w:val="single"/>
-          </w:rPr>
-          <w:t>耶31:7</w:t>
-        </w:r>
-      </w:hyperlink>
-      <w:r>
-        <w:rPr>
-          <w:lang w:val="zh_TW" w:bidi="zh_TW"/>
-        </w:rPr>
-        <w:t>；</w:t>
-      </w:r>
-      <w:hyperlink r:id="rId28">
-        <w:r>
-          <w:rPr>
-            <w:lang w:val="zh_TW" w:bidi="zh_TW"/>
-          </w:rPr>
-          <w:rPr>
-            <w:color w:val="0000EE"/>
-            <w:u w:val="single"/>
-          </w:rPr>
-          <w:t>何1:11</w:t>
-        </w:r>
-      </w:hyperlink>
-      <w:r>
-        <w:rPr>
-          <w:lang w:val="zh_TW" w:bidi="zh_TW"/>
-        </w:rPr>
-        <w:t>）。大衛在擔任亞吉的保鏢時被稱為「</w:t>
-      </w:r>
-      <w:r>
-        <w:rPr>
-          <w:lang w:val="zh_TW" w:bidi="zh_TW"/>
-        </w:rPr>
-        <w:t>我立你永遠作我的護衛長（有些譯本譯為：</w:t>
-      </w:r>
-      <w:r>
-        <w:rPr>
-          <w:lang w:val="zh_TW" w:bidi="zh_TW"/>
-        </w:rPr>
-        <w:t>我的頭，守護者</w:t>
-      </w:r>
-      <w:r>
-        <w:rPr>
-          <w:lang w:val="zh_TW" w:bidi="zh_TW"/>
-        </w:rPr>
-        <w:t>）</w:t>
-      </w:r>
-      <w:r>
-        <w:rPr>
-          <w:lang w:val="zh_TW" w:bidi="zh_TW"/>
-        </w:rPr>
-        <w:t>」（</w:t>
-      </w:r>
-      <w:hyperlink r:id="rId29">
-        <w:r>
-          <w:rPr>
-            <w:lang w:val="zh_TW" w:bidi="zh_TW"/>
-          </w:rPr>
-          <w:rPr>
-            <w:color w:val="0000EE"/>
-            <w:u w:val="single"/>
-          </w:rPr>
-          <w:t>撒上28:2</w:t>
-        </w:r>
-      </w:hyperlink>
-      <w:r>
-        <w:rPr>
-          <w:lang w:val="zh_TW" w:bidi="zh_TW"/>
-        </w:rPr>
-        <w:t>；參：</w:t>
-      </w:r>
-      <w:hyperlink r:id="rId30">
-        <w:r>
-          <w:rPr>
-            <w:lang w:val="zh_TW" w:bidi="zh_TW"/>
-          </w:rPr>
-          <w:rPr>
-            <w:color w:val="0000EE"/>
-            <w:u w:val="single"/>
-          </w:rPr>
-          <w:t>士9:53</w:t>
-        </w:r>
-      </w:hyperlink>
-      <w:r>
-        <w:rPr>
-          <w:lang w:val="zh_TW" w:bidi="zh_TW"/>
-        </w:rPr>
-        <w:t>；</w:t>
-      </w:r>
-      <w:hyperlink r:id="rId31">
-        <w:r>
-          <w:rPr>
-            <w:lang w:val="zh_TW" w:bidi="zh_TW"/>
-          </w:rPr>
-          <w:rPr>
-            <w:color w:val="0000EE"/>
-            <w:u w:val="single"/>
-          </w:rPr>
-          <w:t>詩68:21</w:t>
+          <w:t>徒9:33</w:t>
         </w:r>
       </w:hyperlink>
       <w:r>
@@ -623,569 +401,40 @@
       </w:r>
       <w:r>
         <w:rPr>
+          <w:i/>
           <w:lang w:val="zh_TW" w:bidi="zh_TW"/>
         </w:rPr>
-        <w:t>希臘哲學家使用身體的特徵來代表宇宙。這個身體的頭部——稱為「宙斯」或理性——被視為是來創造和維持其餘成員（天體、人類、動物、植物和無生命的物體）的部分。宇宙，或「身體」，其存在歸功於「頭部」。</w:t>
-      </w:r>
-    </w:p>
-    <w:p>
-      <w:pPr/>
-      <w:r>
-        <w:rPr>
-          <w:lang w:val="zh_TW" w:bidi="zh_TW"/>
-        </w:rPr>
+        <w:t>另見</w:t>
       </w:r>
       <w:r>
         <w:rPr>
           <w:lang w:val="zh_TW" w:bidi="zh_TW"/>
         </w:rPr>
-        <w:t>在公元前460年（通常被認為是希波克拉底〔Hippocrates〕最早著作的日期）和公元200年（發展希波克拉底研究的蓋倫〔Galen〕去世）之間，希臘醫學科學逐漸理解頭部是智慧的所在。身體之所以能夠有效地運作，是因為大腦能夠解釋從身體（眼睛、耳朵、皮膚等）接收到的數據，並且能夠根據接收到的數據向身體的各個部份發出適當的信號，大腦解釋和指導的能力使身體的存在完全依賴於它。</w:t>
-      </w:r>
-    </w:p>
-    <w:p>
-      <w:pPr/>
-      <w:r>
-        <w:rPr>
-          <w:lang w:val="zh_TW" w:bidi="zh_TW"/>
-        </w:rPr>
+        <w:t xml:space="preserve"> </w:t>
       </w:r>
       <w:r>
         <w:rPr>
           <w:lang w:val="zh_TW" w:bidi="zh_TW"/>
         </w:rPr>
-        <w:t>在新約中，這個詞指的是人類的頭部（</w:t>
+        <w:t>疾病</w:t>
       </w:r>
-      <w:hyperlink r:id="rId32">
-        <w:r>
-          <w:rPr>
-            <w:lang w:val="zh_TW" w:bidi="zh_TW"/>
-          </w:rPr>
-          <w:rPr>
-            <w:color w:val="0000EE"/>
-            <w:u w:val="single"/>
-          </w:rPr>
-          <w:t>太5:36</w:t>
-        </w:r>
-      </w:hyperlink>
-      <w:r>
-        <w:rPr>
-          <w:lang w:val="zh_TW" w:bidi="zh_TW"/>
-        </w:rPr>
-        <w:t>，</w:t>
-      </w:r>
-      <w:hyperlink r:id="rId33">
-        <w:r>
-          <w:rPr>
-            <w:lang w:val="zh_TW" w:bidi="zh_TW"/>
-          </w:rPr>
-          <w:rPr>
-            <w:color w:val="0000EE"/>
-            <w:u w:val="single"/>
-          </w:rPr>
-          <w:t>6:17</w:t>
-        </w:r>
-      </w:hyperlink>
-      <w:r>
-        <w:rPr>
-          <w:lang w:val="zh_TW" w:bidi="zh_TW"/>
-        </w:rPr>
-        <w:t>，</w:t>
-      </w:r>
-      <w:hyperlink r:id="rId34">
-        <w:r>
-          <w:rPr>
-            <w:lang w:val="zh_TW" w:bidi="zh_TW"/>
-          </w:rPr>
-          <w:rPr>
-            <w:color w:val="0000EE"/>
-            <w:u w:val="single"/>
-          </w:rPr>
-          <w:t>14:8</w:t>
-        </w:r>
-      </w:hyperlink>
-      <w:r>
-        <w:rPr>
-          <w:lang w:val="zh_TW" w:bidi="zh_TW"/>
-        </w:rPr>
-        <w:t>，</w:t>
-      </w:r>
-      <w:hyperlink r:id="rId35">
-        <w:r>
-          <w:rPr>
-            <w:lang w:val="zh_TW" w:bidi="zh_TW"/>
-          </w:rPr>
-          <w:rPr>
-            <w:color w:val="0000EE"/>
-            <w:u w:val="single"/>
-          </w:rPr>
-          <w:t>26:7</w:t>
-        </w:r>
-      </w:hyperlink>
       <w:r>
         <w:rPr>
           <w:lang w:val="zh_TW" w:bidi="zh_TW"/>
         </w:rPr>
         <w:t>；</w:t>
       </w:r>
-      <w:hyperlink r:id="rId36">
-        <w:r>
-          <w:rPr>
-            <w:lang w:val="zh_TW" w:bidi="zh_TW"/>
-          </w:rPr>
-          <w:rPr>
-            <w:color w:val="0000EE"/>
-            <w:u w:val="single"/>
-          </w:rPr>
-          <w:t>可6:27</w:t>
-        </w:r>
-      </w:hyperlink>
       <w:r>
         <w:rPr>
           <w:lang w:val="zh_TW" w:bidi="zh_TW"/>
         </w:rPr>
-        <w:t>，</w:t>
-      </w:r>
-      <w:hyperlink r:id="rId37">
-        <w:r>
-          <w:rPr>
-            <w:lang w:val="zh_TW" w:bidi="zh_TW"/>
-          </w:rPr>
-          <w:rPr>
-            <w:color w:val="0000EE"/>
-            <w:u w:val="single"/>
-          </w:rPr>
-          <w:t>14:3</w:t>
-        </w:r>
-      </w:hyperlink>
-      <w:r>
-        <w:rPr>
-          <w:lang w:val="zh_TW" w:bidi="zh_TW"/>
-        </w:rPr>
-        <w:t>；</w:t>
-      </w:r>
-      <w:hyperlink r:id="rId38">
-        <w:r>
-          <w:rPr>
-            <w:lang w:val="zh_TW" w:bidi="zh_TW"/>
-          </w:rPr>
-          <w:rPr>
-            <w:color w:val="0000EE"/>
-            <w:u w:val="single"/>
-          </w:rPr>
-          <w:t>路7:46</w:t>
-        </w:r>
-      </w:hyperlink>
-      <w:r>
-        <w:rPr>
-          <w:lang w:val="zh_TW" w:bidi="zh_TW"/>
-        </w:rPr>
-        <w:t>；</w:t>
-      </w:r>
-      <w:hyperlink r:id="rId39">
-        <w:r>
-          <w:rPr>
-            <w:lang w:val="zh_TW" w:bidi="zh_TW"/>
-          </w:rPr>
-          <w:rPr>
-            <w:color w:val="0000EE"/>
-            <w:u w:val="single"/>
-          </w:rPr>
-          <w:t>約13:9</w:t>
-        </w:r>
-      </w:hyperlink>
-      <w:r>
-        <w:rPr>
-          <w:lang w:val="zh_TW" w:bidi="zh_TW"/>
-        </w:rPr>
-        <w:t>，</w:t>
-      </w:r>
-      <w:hyperlink r:id="rId40">
-        <w:r>
-          <w:rPr>
-            <w:lang w:val="zh_TW" w:bidi="zh_TW"/>
-          </w:rPr>
-          <w:rPr>
-            <w:color w:val="0000EE"/>
-            <w:u w:val="single"/>
-          </w:rPr>
-          <w:t>20:7</w:t>
-        </w:r>
-      </w:hyperlink>
-      <w:r>
-        <w:rPr>
-          <w:lang w:val="zh_TW" w:bidi="zh_TW"/>
-        </w:rPr>
-        <w:t>），指天啟生物（</w:t>
-      </w:r>
-      <w:hyperlink r:id="rId41">
-        <w:r>
-          <w:rPr>
-            <w:lang w:val="zh_TW" w:bidi="zh_TW"/>
-          </w:rPr>
-          <w:rPr>
-            <w:color w:val="0000EE"/>
-            <w:u w:val="single"/>
-          </w:rPr>
-          <w:t>啟1:14</w:t>
-        </w:r>
-      </w:hyperlink>
-      <w:r>
-        <w:rPr>
-          <w:lang w:val="zh_TW" w:bidi="zh_TW"/>
-        </w:rPr>
-        <w:t>，</w:t>
-      </w:r>
-      <w:hyperlink r:id="rId42">
-        <w:r>
-          <w:rPr>
-            <w:lang w:val="zh_TW" w:bidi="zh_TW"/>
-          </w:rPr>
-          <w:rPr>
-            <w:color w:val="0000EE"/>
-            <w:u w:val="single"/>
-          </w:rPr>
-          <w:t>4:4</w:t>
-        </w:r>
-      </w:hyperlink>
-      <w:r>
-        <w:rPr>
-          <w:lang w:val="zh_TW" w:bidi="zh_TW"/>
-        </w:rPr>
-        <w:t>，</w:t>
-      </w:r>
-      <w:hyperlink r:id="rId43">
-        <w:r>
-          <w:rPr>
-            <w:lang w:val="zh_TW" w:bidi="zh_TW"/>
-          </w:rPr>
-          <w:rPr>
-            <w:color w:val="0000EE"/>
-            <w:u w:val="single"/>
-          </w:rPr>
-          <w:t>12:1</w:t>
-        </w:r>
-      </w:hyperlink>
-      <w:r>
-        <w:rPr>
-          <w:lang w:val="zh_TW" w:bidi="zh_TW"/>
-        </w:rPr>
-        <w:t>），以及動物（</w:t>
-      </w:r>
-      <w:hyperlink r:id="rId44">
-        <w:r>
-          <w:rPr>
-            <w:lang w:val="zh_TW" w:bidi="zh_TW"/>
-          </w:rPr>
-          <w:rPr>
-            <w:color w:val="0000EE"/>
-            <w:u w:val="single"/>
-          </w:rPr>
-          <w:t>啟9:7、17、19</w:t>
-        </w:r>
-      </w:hyperlink>
-      <w:r>
-        <w:rPr>
-          <w:lang w:val="zh_TW" w:bidi="zh_TW"/>
-        </w:rPr>
-        <w:t>，</w:t>
-      </w:r>
-      <w:hyperlink r:id="rId45">
-        <w:r>
-          <w:rPr>
-            <w:lang w:val="zh_TW" w:bidi="zh_TW"/>
-          </w:rPr>
-          <w:rPr>
-            <w:color w:val="0000EE"/>
-            <w:u w:val="single"/>
-          </w:rPr>
-          <w:t>12:3</w:t>
-        </w:r>
-      </w:hyperlink>
-      <w:r>
-        <w:rPr>
-          <w:lang w:val="zh_TW" w:bidi="zh_TW"/>
-        </w:rPr>
-        <w:t>）。此外，它出現在諸如「</w:t>
+        <w:t>藥物和醫療實踐</w:t>
       </w:r>
       <w:r>
         <w:rPr>
           <w:lang w:val="zh_TW" w:bidi="zh_TW"/>
         </w:rPr>
-        <w:t>炭火堆在他的頭上</w:t>
-      </w:r>
-      <w:r>
-        <w:rPr>
-          <w:lang w:val="zh_TW" w:bidi="zh_TW"/>
-        </w:rPr>
-        <w:t>」這樣的表達中，意指以善報惡（</w:t>
-      </w:r>
-      <w:hyperlink r:id="rId46">
-        <w:r>
-          <w:rPr>
-            <w:lang w:val="zh_TW" w:bidi="zh_TW"/>
-          </w:rPr>
-          <w:rPr>
-            <w:color w:val="0000EE"/>
-            <w:u w:val="single"/>
-          </w:rPr>
-          <w:t>羅12:20</w:t>
-        </w:r>
-      </w:hyperlink>
-      <w:r>
-        <w:rPr>
-          <w:lang w:val="zh_TW" w:bidi="zh_TW"/>
-        </w:rPr>
-        <w:t>；參：</w:t>
-      </w:r>
-      <w:hyperlink r:id="rId47">
-        <w:r>
-          <w:rPr>
-            <w:lang w:val="zh_TW" w:bidi="zh_TW"/>
-          </w:rPr>
-          <w:rPr>
-            <w:color w:val="0000EE"/>
-            <w:u w:val="single"/>
-          </w:rPr>
-          <w:t>太5:44</w:t>
-        </w:r>
-      </w:hyperlink>
-      <w:r>
-        <w:rPr>
-          <w:lang w:val="zh_TW" w:bidi="zh_TW"/>
-        </w:rPr>
-        <w:t>）；「剪髮」或「</w:t>
-      </w:r>
-      <w:r>
-        <w:rPr>
-          <w:lang w:val="zh_TW" w:bidi="zh_TW"/>
-        </w:rPr>
-        <w:t>剃</w:t>
-      </w:r>
-      <w:r>
-        <w:rPr>
-          <w:lang w:val="zh_TW" w:bidi="zh_TW"/>
-        </w:rPr>
-        <w:t>頭」表示一個誓言（</w:t>
-      </w:r>
-      <w:hyperlink r:id="rId48">
-        <w:r>
-          <w:rPr>
-            <w:lang w:val="zh_TW" w:bidi="zh_TW"/>
-          </w:rPr>
-          <w:rPr>
-            <w:color w:val="0000EE"/>
-            <w:u w:val="single"/>
-          </w:rPr>
-          <w:t>徒21:24</w:t>
-        </w:r>
-      </w:hyperlink>
-      <w:r>
-        <w:rPr>
-          <w:lang w:val="zh_TW" w:bidi="zh_TW"/>
-        </w:rPr>
-        <w:t>）；以及「</w:t>
-      </w:r>
-      <w:r>
-        <w:rPr>
-          <w:lang w:val="zh_TW" w:bidi="zh_TW"/>
-        </w:rPr>
-        <w:t>枕頭</w:t>
-      </w:r>
-      <w:r>
-        <w:rPr>
-          <w:lang w:val="zh_TW" w:bidi="zh_TW"/>
-        </w:rPr>
-        <w:t>」，意指睡覺（</w:t>
-      </w:r>
-      <w:hyperlink r:id="rId49">
-        <w:r>
-          <w:rPr>
-            <w:lang w:val="zh_TW" w:bidi="zh_TW"/>
-          </w:rPr>
-          <w:rPr>
-            <w:color w:val="0000EE"/>
-            <w:u w:val="single"/>
-          </w:rPr>
-          <w:t>太8:20</w:t>
-        </w:r>
-      </w:hyperlink>
-      <w:r>
-        <w:rPr>
-          <w:lang w:val="zh_TW" w:bidi="zh_TW"/>
-        </w:rPr>
-        <w:t>；</w:t>
-      </w:r>
-      <w:hyperlink r:id="rId50">
-        <w:r>
-          <w:rPr>
-            <w:lang w:val="zh_TW" w:bidi="zh_TW"/>
-          </w:rPr>
-          <w:rPr>
-            <w:color w:val="0000EE"/>
-            <w:u w:val="single"/>
-          </w:rPr>
-          <w:t>路9:58</w:t>
-        </w:r>
-      </w:hyperlink>
-      <w:r>
-        <w:rPr>
-          <w:lang w:val="zh_TW" w:bidi="zh_TW"/>
-        </w:rPr>
-        <w:t>）。</w:t>
-      </w:r>
-    </w:p>
-    <w:p>
-      <w:pPr/>
-      <w:r>
-        <w:rPr>
-          <w:lang w:val="zh_TW" w:bidi="zh_TW"/>
-        </w:rPr>
-      </w:r>
-      <w:r>
-        <w:rPr>
-          <w:lang w:val="zh_TW" w:bidi="zh_TW"/>
-        </w:rPr>
-        <w:t>使徒保羅借用了舊約中對該詞語的隱喻，來表達神對基督的權柄、基督對人的權柄，以及男人對婦女的權柄（</w:t>
-      </w:r>
-      <w:hyperlink r:id="rId51">
-        <w:r>
-          <w:rPr>
-            <w:lang w:val="zh_TW" w:bidi="zh_TW"/>
-          </w:rPr>
-          <w:rPr>
-            <w:color w:val="0000EE"/>
-            <w:u w:val="single"/>
-          </w:rPr>
-          <w:t>林前11:3–16；</w:t>
-        </w:r>
-      </w:hyperlink>
-      <w:r>
-        <w:rPr>
-          <w:lang w:val="zh_TW" w:bidi="zh_TW"/>
-        </w:rPr>
-        <w:t>參：</w:t>
-      </w:r>
-      <w:hyperlink r:id="rId52">
-        <w:r>
-          <w:rPr>
-            <w:lang w:val="zh_TW" w:bidi="zh_TW"/>
-          </w:rPr>
-          <w:rPr>
-            <w:color w:val="0000EE"/>
-            <w:u w:val="single"/>
-          </w:rPr>
-          <w:t>弗 5:23</w:t>
-        </w:r>
-      </w:hyperlink>
-      <w:r>
-        <w:rPr>
-          <w:lang w:val="zh_TW" w:bidi="zh_TW"/>
-        </w:rPr>
-        <w:t>）。在這些關係的亮光中，保羅鼓勵哥林多的婦女在敬拜時戴上面紗，面紗賦予婦女在神面前與男人平等敬拜的權柄。這詞再次被用來表達基督對宇宙的主權（</w:t>
-      </w:r>
-      <w:hyperlink r:id="rId53">
-        <w:r>
-          <w:rPr>
-            <w:lang w:val="zh_TW" w:bidi="zh_TW"/>
-          </w:rPr>
-          <w:rPr>
-            <w:color w:val="0000EE"/>
-            <w:u w:val="single"/>
-          </w:rPr>
-          <w:t>弗1:21–22</w:t>
-        </w:r>
-      </w:hyperlink>
-      <w:r>
-        <w:rPr>
-          <w:lang w:val="zh_TW" w:bidi="zh_TW"/>
-        </w:rPr>
-        <w:t>；</w:t>
-      </w:r>
-      <w:hyperlink r:id="rId54">
-        <w:r>
-          <w:rPr>
-            <w:lang w:val="zh_TW" w:bidi="zh_TW"/>
-          </w:rPr>
-          <w:rPr>
-            <w:color w:val="0000EE"/>
-            <w:u w:val="single"/>
-          </w:rPr>
-          <w:t>西2:10</w:t>
-        </w:r>
-      </w:hyperlink>
-      <w:r>
-        <w:rPr>
-          <w:lang w:val="zh_TW" w:bidi="zh_TW"/>
-        </w:rPr>
-        <w:t>）。</w:t>
-      </w:r>
-    </w:p>
-    <w:p>
-      <w:pPr/>
-      <w:r>
-        <w:rPr>
-          <w:lang w:val="zh_TW" w:bidi="zh_TW"/>
-        </w:rPr>
-      </w:r>
-      <w:r>
-        <w:rPr>
-          <w:lang w:val="zh_TW" w:bidi="zh_TW"/>
-        </w:rPr>
-        <w:t>保羅使用頭與身體的表達來說明基督與祂自己教會之間的關係（</w:t>
-      </w:r>
-      <w:hyperlink r:id="rId55">
-        <w:r>
-          <w:rPr>
-            <w:lang w:val="zh_TW" w:bidi="zh_TW"/>
-          </w:rPr>
-          <w:rPr>
-            <w:color w:val="0000EE"/>
-            <w:u w:val="single"/>
-          </w:rPr>
-          <w:t>弗4:15</w:t>
-        </w:r>
-      </w:hyperlink>
-      <w:r>
-        <w:rPr>
-          <w:lang w:val="zh_TW" w:bidi="zh_TW"/>
-        </w:rPr>
-        <w:t>，</w:t>
-      </w:r>
-      <w:hyperlink r:id="rId52">
-        <w:r>
-          <w:rPr>
-            <w:lang w:val="zh_TW" w:bidi="zh_TW"/>
-          </w:rPr>
-          <w:rPr>
-            <w:color w:val="0000EE"/>
-            <w:u w:val="single"/>
-          </w:rPr>
-          <w:t>5:23</w:t>
-        </w:r>
-      </w:hyperlink>
-      <w:r>
-        <w:rPr>
-          <w:lang w:val="zh_TW" w:bidi="zh_TW"/>
-        </w:rPr>
-        <w:t>；參</w:t>
-      </w:r>
-      <w:hyperlink r:id="rId56">
-        <w:r>
-          <w:rPr>
-            <w:lang w:val="zh_TW" w:bidi="zh_TW"/>
-          </w:rPr>
-          <w:rPr>
-            <w:color w:val="0000EE"/>
-            <w:u w:val="single"/>
-          </w:rPr>
-          <w:t>林前12:12–27</w:t>
-        </w:r>
-      </w:hyperlink>
-      <w:r>
-        <w:rPr>
-          <w:lang w:val="zh_TW" w:bidi="zh_TW"/>
-        </w:rPr>
-        <w:t>）。除了舊約的意義外，在保羅時代中，當時的人對醫學上的理解可能提供了見解，因為基督不僅是教會的主宰者，也是提供其方向和團結的動力。教會存在的能力及其活動的焦點根植於其「頭」，就是耶穌基督的工作。在這個理解中，現代解經家認為，頭不僅意味著「權柄」，更意味著「源頭」一詞。因此，作為頭的人是源頭，是供應者。這些解釋者認為神是基督的供應者，基督是教會的供應者，而男人是婦女的供應者。</w:t>
+        <w:t>。</w:t>
       </w:r>
       <w:r>
         <w:rPr>

--- a/zht/docx/134.content.docx
+++ b/zht/docx/134.content.docx
@@ -149,7 +149,7 @@
         <w:rPr>
           <w:lang w:val="zh_TW" w:bidi="zh_TW"/>
         </w:rPr>
-        <w:t>tan</w:t>
+        <w:t>si</w:t>
       </w:r>
       <w:r>
         <w:rPr>
@@ -212,7 +212,7 @@
         <w:rPr>
           <w:lang w:val="zh_TW" w:bidi="zh_TW"/>
         </w:rPr>
-        <w:t>癱瘓、癱子、癱瘓的</w:t>
+        <w:t>死海</w:t>
       </w:r>
       <w:r>
         <w:rPr>
@@ -231,7 +231,313 @@
         <w:rPr>
           <w:lang w:val="zh_TW" w:bidi="zh_TW"/>
         </w:rPr>
-        <w:t>中樞神經系統器質性疾病引起的症狀，造成暫時或永久的知覺喪失和/或自主肌肉控制。這種退化性疾病通常無法根治。新約中提到了一些癱瘓（或稱麻痺）的病例，所有這些病例都與基督的醫治事工有關。</w:t>
+        <w:t>大型鹹水湖，約旦河流入其中。自希臘時期以來，西方文化稱其為「死海」。然而，在舊約聖經中，它常被稱為「鹽海」（</w:t>
+      </w:r>
+      <w:hyperlink r:id="rId13">
+        <w:r>
+          <w:rPr>
+            <w:lang w:val="zh_TW" w:bidi="zh_TW"/>
+          </w:rPr>
+          <w:rPr>
+            <w:color w:val="0000EE"/>
+            <w:u w:val="single"/>
+          </w:rPr>
+          <w:t>創14:3</w:t>
+        </w:r>
+      </w:hyperlink>
+      <w:r>
+        <w:rPr>
+          <w:lang w:val="zh_TW" w:bidi="zh_TW"/>
+        </w:rPr>
+        <w:t>；</w:t>
+      </w:r>
+      <w:hyperlink r:id="rId14">
+        <w:r>
+          <w:rPr>
+            <w:lang w:val="zh_TW" w:bidi="zh_TW"/>
+          </w:rPr>
+          <w:rPr>
+            <w:color w:val="0000EE"/>
+            <w:u w:val="single"/>
+          </w:rPr>
+          <w:t>民34:3、12</w:t>
+        </w:r>
+      </w:hyperlink>
+      <w:r>
+        <w:rPr>
+          <w:lang w:val="zh_TW" w:bidi="zh_TW"/>
+        </w:rPr>
+        <w:t>；</w:t>
+      </w:r>
+      <w:hyperlink r:id="rId15">
+        <w:r>
+          <w:rPr>
+            <w:lang w:val="zh_TW" w:bidi="zh_TW"/>
+          </w:rPr>
+          <w:rPr>
+            <w:color w:val="0000EE"/>
+            <w:u w:val="single"/>
+          </w:rPr>
+          <w:t>申3:17</w:t>
+        </w:r>
+      </w:hyperlink>
+      <w:r>
+        <w:rPr>
+          <w:lang w:val="zh_TW" w:bidi="zh_TW"/>
+        </w:rPr>
+        <w:t>；</w:t>
+      </w:r>
+      <w:hyperlink r:id="rId16">
+        <w:r>
+          <w:rPr>
+            <w:lang w:val="zh_TW" w:bidi="zh_TW"/>
+          </w:rPr>
+          <w:rPr>
+            <w:color w:val="0000EE"/>
+            <w:u w:val="single"/>
+          </w:rPr>
+          <w:t>書3:16</w:t>
+        </w:r>
+      </w:hyperlink>
+      <w:r>
+        <w:rPr>
+          <w:lang w:val="zh_TW" w:bidi="zh_TW"/>
+        </w:rPr>
+        <w:t>，</w:t>
+      </w:r>
+      <w:hyperlink r:id="rId17">
+        <w:r>
+          <w:rPr>
+            <w:lang w:val="zh_TW" w:bidi="zh_TW"/>
+          </w:rPr>
+          <w:rPr>
+            <w:color w:val="0000EE"/>
+            <w:u w:val="single"/>
+          </w:rPr>
+          <w:t>12:3</w:t>
+        </w:r>
+      </w:hyperlink>
+      <w:r>
+        <w:rPr>
+          <w:lang w:val="zh_TW" w:bidi="zh_TW"/>
+        </w:rPr>
+        <w:t>，</w:t>
+      </w:r>
+      <w:hyperlink r:id="rId18">
+        <w:r>
+          <w:rPr>
+            <w:lang w:val="zh_TW" w:bidi="zh_TW"/>
+          </w:rPr>
+          <w:rPr>
+            <w:color w:val="0000EE"/>
+            <w:u w:val="single"/>
+          </w:rPr>
+          <w:t>15:2、5</w:t>
+        </w:r>
+      </w:hyperlink>
+      <w:r>
+        <w:rPr>
+          <w:lang w:val="zh_TW" w:bidi="zh_TW"/>
+        </w:rPr>
+        <w:t>，</w:t>
+      </w:r>
+      <w:hyperlink r:id="rId19">
+        <w:r>
+          <w:rPr>
+            <w:lang w:val="zh_TW" w:bidi="zh_TW"/>
+          </w:rPr>
+          <w:rPr>
+            <w:color w:val="0000EE"/>
+            <w:u w:val="single"/>
+          </w:rPr>
+          <w:t>18:19</w:t>
+        </w:r>
+      </w:hyperlink>
+      <w:r>
+        <w:rPr>
+          <w:lang w:val="zh_TW" w:bidi="zh_TW"/>
+        </w:rPr>
+        <w:t>）。該湖中含有大量的鹽，這在古代是寶貴的資源。聖經也稱死海為：</w:t>
+      </w:r>
+    </w:p>
+    <w:p>
+      <w:pPr>
+        <w:pStyle w:val="ListBullet"/>
+        <w:spacing w:line="240" w:lineRule="auto"/>
+        <w:ind w:left="720"/>
+      </w:pPr>
+      <w:r>
+        <w:rPr>
+          <w:lang w:val="zh_TW" w:bidi="zh_TW"/>
+        </w:rPr>
+      </w:r>
+      <w:r>
+        <w:rPr>
+          <w:lang w:val="zh_TW" w:bidi="zh_TW"/>
+        </w:rPr>
+        <w:t>亞拉巴海（</w:t>
+      </w:r>
+      <w:hyperlink r:id="rId15">
+        <w:r>
+          <w:rPr>
+            <w:lang w:val="zh_TW" w:bidi="zh_TW"/>
+          </w:rPr>
+          <w:rPr>
+            <w:color w:val="0000EE"/>
+            <w:u w:val="single"/>
+          </w:rPr>
+          <w:t>申3:17</w:t>
+        </w:r>
+      </w:hyperlink>
+      <w:r>
+        <w:rPr>
+          <w:lang w:val="zh_TW" w:bidi="zh_TW"/>
+        </w:rPr>
+        <w:t>，</w:t>
+      </w:r>
+      <w:hyperlink r:id="rId20">
+        <w:r>
+          <w:rPr>
+            <w:lang w:val="zh_TW" w:bidi="zh_TW"/>
+          </w:rPr>
+          <w:rPr>
+            <w:color w:val="0000EE"/>
+            <w:u w:val="single"/>
+          </w:rPr>
+          <w:t>4:49</w:t>
+        </w:r>
+      </w:hyperlink>
+      <w:r>
+        <w:rPr>
+          <w:lang w:val="zh_TW" w:bidi="zh_TW"/>
+        </w:rPr>
+        <w:t>；</w:t>
+      </w:r>
+      <w:hyperlink r:id="rId16">
+        <w:r>
+          <w:rPr>
+            <w:lang w:val="zh_TW" w:bidi="zh_TW"/>
+          </w:rPr>
+          <w:rPr>
+            <w:color w:val="0000EE"/>
+            <w:u w:val="single"/>
+          </w:rPr>
+          <w:t>書3:16</w:t>
+        </w:r>
+      </w:hyperlink>
+      <w:r>
+        <w:rPr>
+          <w:lang w:val="zh_TW" w:bidi="zh_TW"/>
+        </w:rPr>
+        <w:t>，</w:t>
+      </w:r>
+      <w:hyperlink r:id="rId17">
+        <w:r>
+          <w:rPr>
+            <w:lang w:val="zh_TW" w:bidi="zh_TW"/>
+          </w:rPr>
+          <w:rPr>
+            <w:color w:val="0000EE"/>
+            <w:u w:val="single"/>
+          </w:rPr>
+          <w:t>12:3</w:t>
+        </w:r>
+      </w:hyperlink>
+      <w:r>
+        <w:rPr>
+          <w:lang w:val="zh_TW" w:bidi="zh_TW"/>
+        </w:rPr>
+        <w:t>；</w:t>
+      </w:r>
+      <w:hyperlink r:id="rId21">
+        <w:r>
+          <w:rPr>
+            <w:lang w:val="zh_TW" w:bidi="zh_TW"/>
+          </w:rPr>
+          <w:rPr>
+            <w:color w:val="0000EE"/>
+            <w:u w:val="single"/>
+          </w:rPr>
+          <w:t>王下14:25</w:t>
+        </w:r>
+      </w:hyperlink>
+      <w:r>
+        <w:rPr>
+          <w:lang w:val="zh_TW" w:bidi="zh_TW"/>
+        </w:rPr>
+        <w:t>）</w:t>
+      </w:r>
+    </w:p>
+    <w:p>
+      <w:pPr>
+        <w:pStyle w:val="ListBullet"/>
+        <w:spacing w:line="240" w:lineRule="auto"/>
+        <w:ind w:left="720"/>
+      </w:pPr>
+      <w:r>
+        <w:rPr>
+          <w:lang w:val="zh_TW" w:bidi="zh_TW"/>
+        </w:rPr>
+      </w:r>
+      <w:r>
+        <w:rPr>
+          <w:lang w:val="zh_TW" w:bidi="zh_TW"/>
+        </w:rPr>
+        <w:t>東海（</w:t>
+      </w:r>
+      <w:hyperlink r:id="rId22">
+        <w:r>
+          <w:rPr>
+            <w:lang w:val="zh_TW" w:bidi="zh_TW"/>
+          </w:rPr>
+          <w:rPr>
+            <w:color w:val="0000EE"/>
+            <w:u w:val="single"/>
+          </w:rPr>
+          <w:t>結47:18</w:t>
+        </w:r>
+      </w:hyperlink>
+      <w:r>
+        <w:rPr>
+          <w:lang w:val="zh_TW" w:bidi="zh_TW"/>
+        </w:rPr>
+        <w:t>；</w:t>
+      </w:r>
+      <w:hyperlink r:id="rId23">
+        <w:r>
+          <w:rPr>
+            <w:lang w:val="zh_TW" w:bidi="zh_TW"/>
+          </w:rPr>
+          <w:rPr>
+            <w:color w:val="0000EE"/>
+            <w:u w:val="single"/>
+          </w:rPr>
+          <w:t>珥2:20</w:t>
+        </w:r>
+      </w:hyperlink>
+      <w:r>
+        <w:rPr>
+          <w:lang w:val="zh_TW" w:bidi="zh_TW"/>
+        </w:rPr>
+        <w:t>；</w:t>
+      </w:r>
+      <w:hyperlink r:id="rId24">
+        <w:r>
+          <w:rPr>
+            <w:lang w:val="zh_TW" w:bidi="zh_TW"/>
+          </w:rPr>
+          <w:rPr>
+            <w:color w:val="0000EE"/>
+            <w:u w:val="single"/>
+          </w:rPr>
+          <w:t>亞14:8</w:t>
+        </w:r>
+      </w:hyperlink>
+      <w:r>
+        <w:rPr>
+          <w:lang w:val="zh_TW" w:bidi="zh_TW"/>
+        </w:rPr>
+        <w:t>）</w:t>
       </w:r>
     </w:p>
     <w:p>
@@ -245,90 +551,661 @@
         <w:rPr>
           <w:lang w:val="zh_TW" w:bidi="zh_TW"/>
         </w:rPr>
-        <w:t>在加利利尋求耶穌醫治的病人中就有癱子，如加利利地區的病人（</w:t>
-      </w:r>
-      <w:hyperlink r:id="rId13">
-        <w:r>
-          <w:rPr>
-            <w:lang w:val="zh_TW" w:bidi="zh_TW"/>
-          </w:rPr>
-          <w:rPr>
-            <w:color w:val="0000EE"/>
-            <w:u w:val="single"/>
-          </w:rPr>
-          <w:t>太4:24</w:t>
-        </w:r>
-      </w:hyperlink>
-      <w:r>
-        <w:rPr>
-          <w:lang w:val="zh_TW" w:bidi="zh_TW"/>
-        </w:rPr>
-        <w:t>）、耶路撒冷畢士大池邊的病人（</w:t>
-      </w:r>
-      <w:hyperlink r:id="rId14">
-        <w:r>
-          <w:rPr>
-            <w:lang w:val="zh_TW" w:bidi="zh_TW"/>
-          </w:rPr>
-          <w:rPr>
-            <w:color w:val="0000EE"/>
-            <w:u w:val="single"/>
-          </w:rPr>
-          <w:t>約5:3</w:t>
-        </w:r>
-      </w:hyperlink>
-      <w:r>
-        <w:rPr>
-          <w:lang w:val="zh_TW" w:bidi="zh_TW"/>
-        </w:rPr>
-        <w:t>），以及在撒馬利亞由腓利所醫治的病人之中也有癱子（</w:t>
-      </w:r>
-      <w:hyperlink r:id="rId15">
-        <w:r>
-          <w:rPr>
-            <w:lang w:val="zh_TW" w:bidi="zh_TW"/>
-          </w:rPr>
-          <w:rPr>
-            <w:color w:val="0000EE"/>
-            <w:u w:val="single"/>
-          </w:rPr>
-          <w:t>徒8:7</w:t>
-        </w:r>
-      </w:hyperlink>
-      <w:r>
-        <w:rPr>
-          <w:lang w:val="zh_TW" w:bidi="zh_TW"/>
-        </w:rPr>
-        <w:t>）。百夫長的癱瘓僕人被路加描述為病得很重，幾乎要死（</w:t>
-      </w:r>
-      <w:hyperlink r:id="rId16">
-        <w:r>
-          <w:rPr>
-            <w:lang w:val="zh_TW" w:bidi="zh_TW"/>
-          </w:rPr>
-          <w:rPr>
-            <w:color w:val="0000EE"/>
-            <w:u w:val="single"/>
-          </w:rPr>
-          <w:t>路7:2</w:t>
-        </w:r>
-      </w:hyperlink>
-      <w:r>
-        <w:rPr>
-          <w:lang w:val="zh_TW" w:bidi="zh_TW"/>
-        </w:rPr>
-        <w:t>）。這人可能罹患了一種通常會致命的癱瘓症，起初從雙腿開始癱瘓，並迅速向上蔓延到全身。迦百農的癱子很可能是患有截癱，即下半身癱瘓的症狀（</w:t>
-      </w:r>
-      <w:hyperlink r:id="rId17">
-        <w:r>
-          <w:rPr>
-            <w:lang w:val="zh_TW" w:bidi="zh_TW"/>
-          </w:rPr>
-          <w:rPr>
-            <w:color w:val="0000EE"/>
-            <w:u w:val="single"/>
-          </w:rPr>
-          <w:t>太9:2、6</w:t>
+        <w:t>其他古代作家將死海稱為：</w:t>
+      </w:r>
+    </w:p>
+    <w:p>
+      <w:pPr>
+        <w:pStyle w:val="ListBullet"/>
+        <w:spacing w:line="240" w:lineRule="auto"/>
+        <w:ind w:left="720"/>
+      </w:pPr>
+      <w:r>
+        <w:rPr>
+          <w:lang w:val="zh_TW" w:bidi="zh_TW"/>
+        </w:rPr>
+      </w:r>
+      <w:r>
+        <w:rPr>
+          <w:lang w:val="zh_TW" w:bidi="zh_TW"/>
+        </w:rPr>
+        <w:t>所多瑪海</w:t>
+      </w:r>
+    </w:p>
+    <w:p>
+      <w:pPr>
+        <w:pStyle w:val="ListBullet"/>
+        <w:spacing w:line="240" w:lineRule="auto"/>
+        <w:ind w:left="720"/>
+      </w:pPr>
+      <w:r>
+        <w:rPr>
+          <w:lang w:val="zh_TW" w:bidi="zh_TW"/>
+        </w:rPr>
+      </w:r>
+      <w:r>
+        <w:rPr>
+          <w:lang w:val="zh_TW" w:bidi="zh_TW"/>
+        </w:rPr>
+        <w:t>瀝青海</w:t>
+      </w:r>
+    </w:p>
+    <w:p>
+      <w:pPr>
+        <w:pStyle w:val="ListBullet"/>
+        <w:spacing w:line="240" w:lineRule="auto"/>
+        <w:ind w:left="720"/>
+      </w:pPr>
+      <w:r>
+        <w:rPr>
+          <w:lang w:val="zh_TW" w:bidi="zh_TW"/>
+        </w:rPr>
+      </w:r>
+      <w:r>
+        <w:rPr>
+          <w:lang w:val="zh_TW" w:bidi="zh_TW"/>
+        </w:rPr>
+        <w:t>羅得海</w:t>
+      </w:r>
+    </w:p>
+    <w:p>
+      <w:pPr/>
+      <w:r>
+        <w:rPr>
+          <w:lang w:val="zh_TW" w:bidi="zh_TW"/>
+        </w:rPr>
+      </w:r>
+      <w:r>
+        <w:rPr>
+          <w:lang w:val="zh_TW" w:bidi="zh_TW"/>
+        </w:rPr>
+        <w:t>新約聖經中沒有提到死海。</w:t>
+      </w:r>
+    </w:p>
+    <w:p>
+      <w:pPr>
+        <w:pStyle w:val="Heading3"/>
+      </w:pPr>
+      <w:r>
+        <w:rPr>
+          <w:lang w:val="zh_TW" w:bidi="zh_TW"/>
+        </w:rPr>
+        <w:t>死海位於何處？</w:t>
+      </w:r>
+    </w:p>
+    <w:p>
+      <w:pPr/>
+      <w:r>
+        <w:rPr>
+          <w:lang w:val="zh_TW" w:bidi="zh_TW"/>
+        </w:rPr>
+      </w:r>
+      <w:r>
+        <w:rPr>
+          <w:lang w:val="zh_TW" w:bidi="zh_TW"/>
+        </w:rPr>
+        <w:t>死海位於名為約旦谷的深谷中。這個谷也被稱為裂谷（the Rift Valley），因為它位於地球表面的狹長裂縫中。這個裂縫是世界上同類型裂縫中最長且最深的，始於土耳其南部的托羅斯山脈（Taurus Mountains），並穿過好幾個國家：敘利亞、黎巴嫩和巴勒斯坦。它還延伸穿過亞喀巴灣和紅海，最終到達東非的莫桑比克，在那裡被稱為非洲大裂谷（the Great African Rift Valley）。</w:t>
+      </w:r>
+    </w:p>
+    <w:p>
+      <w:pPr/>
+      <w:r>
+        <w:rPr>
+          <w:lang w:val="zh_TW" w:bidi="zh_TW"/>
+        </w:rPr>
+      </w:r>
+      <w:r>
+        <w:rPr>
+          <w:lang w:val="zh_TW" w:bidi="zh_TW"/>
+        </w:rPr>
+        <w:t>該谷寬3.2公里到24.1公里（2到15英里）不等。在最深處，靠近死海岸邊，裂谷下降到海平面以下396米（1300英尺），是地球上未被水覆蓋的最低點。</w:t>
+      </w:r>
+    </w:p>
+    <w:p>
+      <w:pPr>
+        <w:pStyle w:val="Heading3"/>
+      </w:pPr>
+      <w:r>
+        <w:rPr>
+          <w:lang w:val="zh_TW" w:bidi="zh_TW"/>
+        </w:rPr>
+        <w:t>死海有多大？</w:t>
+      </w:r>
+    </w:p>
+    <w:p>
+      <w:pPr/>
+      <w:r>
+        <w:rPr>
+          <w:lang w:val="zh_TW" w:bidi="zh_TW"/>
+        </w:rPr>
+      </w:r>
+      <w:r>
+        <w:rPr>
+          <w:lang w:val="zh_TW" w:bidi="zh_TW"/>
+        </w:rPr>
+        <w:t>死海呈矩形。由北向南，死海從約旦河流入的地方延伸約85公里（53英里）到南部的塞卜哈（Sebkha）鹽灘。死海寬約16公里（10英里）。陡峭的岩石懸崖在海的兩側拔地而起。</w:t>
+      </w:r>
+    </w:p>
+    <w:p>
+      <w:pPr/>
+      <w:r>
+        <w:rPr>
+          <w:lang w:val="zh_TW" w:bidi="zh_TW"/>
+        </w:rPr>
+      </w:r>
+      <w:r>
+        <w:rPr>
+          <w:lang w:val="zh_TW" w:bidi="zh_TW"/>
+        </w:rPr>
+        <w:t>死海被一片名為里桑半島的土地分為兩部分。這個半島從東岸延伸出約13.7公里（8.5英里）。死海北部較大且較深，最深點位於東北區域，深度約396米（1300英尺）。南部較淺，水深在1到9米（3到30英尺）之間。</w:t>
+      </w:r>
+    </w:p>
+    <w:p>
+      <w:pPr>
+        <w:pStyle w:val="Heading3"/>
+      </w:pPr>
+      <w:r>
+        <w:rPr>
+          <w:lang w:val="zh_TW" w:bidi="zh_TW"/>
+        </w:rPr>
+        <w:t>死海的水從哪裡來？</w:t>
+      </w:r>
+    </w:p>
+    <w:p>
+      <w:pPr/>
+      <w:r>
+        <w:rPr>
+          <w:lang w:val="zh_TW" w:bidi="zh_TW"/>
+        </w:rPr>
+      </w:r>
+      <w:r>
+        <w:rPr>
+          <w:lang w:val="zh_TW" w:bidi="zh_TW"/>
+        </w:rPr>
+        <w:t>死海的水有多個來源，約旦河是主要來源；也有來自全年流動的四到五條溪流，以及許多季節性溪流（稱為瓦迪，wadis）。每天約有640萬公噸（700萬噸）的水流入死海。然而，這些水只能通過蒸發消散，因為死海沒有出口。</w:t>
+      </w:r>
+    </w:p>
+    <w:p>
+      <w:pPr/>
+      <w:r>
+        <w:rPr>
+          <w:lang w:val="zh_TW" w:bidi="zh_TW"/>
+        </w:rPr>
+      </w:r>
+      <w:r>
+        <w:rPr>
+          <w:lang w:val="zh_TW" w:bidi="zh_TW"/>
+        </w:rPr>
+        <w:t>死海周圍地區非常乾燥。每年降雨量僅有5到13公分（2到5英寸）。天氣極其炎熱，尤其是在夏季，氣溫可達52攝氏度（125華氏度）。這種高溫導致大量水分蒸發，經常形成難以看透的濃霧。</w:t>
+      </w:r>
+    </w:p>
+    <w:p>
+      <w:pPr>
+        <w:pStyle w:val="Heading3"/>
+      </w:pPr>
+      <w:r>
+        <w:rPr>
+          <w:lang w:val="zh_TW" w:bidi="zh_TW"/>
+        </w:rPr>
+        <w:t>為什麼死海這麼鹹？</w:t>
+      </w:r>
+    </w:p>
+    <w:p>
+      <w:pPr/>
+      <w:r>
+        <w:rPr>
+          <w:lang w:val="zh_TW" w:bidi="zh_TW"/>
+        </w:rPr>
+      </w:r>
+      <w:r>
+        <w:rPr>
+          <w:lang w:val="zh_TW" w:bidi="zh_TW"/>
+        </w:rPr>
+        <w:t>流入死海的水已經非常鹹。這些水流經過含有氮和硫等礦物質的土壤，海底下的地下泉水為海水增加更多礦物質，包括溴、鎂和鈣。海岸有大量的硫磺和油泉沉積。</w:t>
+      </w:r>
+    </w:p>
+    <w:p>
+      <w:pPr/>
+      <w:r>
+        <w:rPr>
+          <w:lang w:val="zh_TW" w:bidi="zh_TW"/>
+        </w:rPr>
+      </w:r>
+      <w:r>
+        <w:rPr>
+          <w:lang w:val="zh_TW" w:bidi="zh_TW"/>
+        </w:rPr>
+        <w:t>在死海的東南部，有一個巨大的岩鹽礦床，可見的部分厚達91.4米（300英尺），但這僅是更大鹽層的頂部。整個鹽層約1371米（4500英尺）深，延伸約8公里（5英里）長。海底也有鹽晶體。</w:t>
+      </w:r>
+    </w:p>
+    <w:p>
+      <w:pPr/>
+      <w:r>
+        <w:rPr>
+          <w:lang w:val="zh_TW" w:bidi="zh_TW"/>
+        </w:rPr>
+      </w:r>
+      <w:r>
+        <w:rPr>
+          <w:lang w:val="zh_TW" w:bidi="zh_TW"/>
+        </w:rPr>
+        <w:t>所有這些因素使得死海非常鹹。死海水中含有約26%鹽分，而普通海水僅含有3.5%鹽分。這使得死海成為地球上最鹹的大型水域。死海的水鹹到沒有魚或植物可以生存，且鹽分含量還在增加。</w:t>
+      </w:r>
+    </w:p>
+    <w:p>
+      <w:pPr/>
+      <w:r>
+        <w:rPr>
+          <w:lang w:val="zh_TW" w:bidi="zh_TW"/>
+        </w:rPr>
+      </w:r>
+      <w:r>
+        <w:rPr>
+          <w:lang w:val="zh_TW" w:bidi="zh_TW"/>
+        </w:rPr>
+        <w:t>古代人們因為兩大原因而重視死海，就是其中的鹽和一種稱為瀝青的特殊物質。瀝青是天然的黑色物質，類似暴露在空氣中硬化後形成的焦油（tar）。人們用它來製作防水物品。</w:t>
+      </w:r>
+    </w:p>
+    <w:p>
+      <w:pPr/>
+      <w:r>
+        <w:rPr>
+          <w:lang w:val="zh_TW" w:bidi="zh_TW"/>
+        </w:rPr>
+      </w:r>
+      <w:r>
+        <w:rPr>
+          <w:lang w:val="zh_TW" w:bidi="zh_TW"/>
+        </w:rPr>
+        <w:t>在新約聖經時期，人稱納巴泰人的群體控制了來自死海的瀝青貿易。他們將這些瀝青賣給埃及，埃及人用它來保存屍體（這個過程稱為木乃伊化）。一些歷史學家認為，埃及的克麗奧佩特拉女王想要控制死海地區，以便掌控這項重要的瀝青貿易。</w:t>
+      </w:r>
+    </w:p>
+    <w:p>
+      <w:pPr>
+        <w:pStyle w:val="Heading3"/>
+      </w:pPr>
+      <w:r>
+        <w:rPr>
+          <w:lang w:val="zh_TW" w:bidi="zh_TW"/>
+        </w:rPr>
+        <w:t>聖經中的死海</w:t>
+      </w:r>
+    </w:p>
+    <w:p>
+      <w:pPr>
+        <w:pStyle w:val="Heading4"/>
+      </w:pPr>
+      <w:r>
+        <w:rPr>
+          <w:lang w:val="zh_TW" w:bidi="zh_TW"/>
+        </w:rPr>
+        <w:t>所多瑪和蛾摩拉</w:t>
+      </w:r>
+    </w:p>
+    <w:p>
+      <w:pPr/>
+      <w:r>
+        <w:rPr>
+          <w:lang w:val="zh_TW" w:bidi="zh_TW"/>
+        </w:rPr>
+      </w:r>
+      <w:r>
+        <w:rPr>
+          <w:lang w:val="zh_TW" w:bidi="zh_TW"/>
+        </w:rPr>
+        <w:t>今天，死海地區看起來空無一物且毫無生氣。這與我們所知的歷史相符。根據</w:t>
+      </w:r>
+      <w:hyperlink r:id="rId25">
+        <w:r>
+          <w:rPr>
+            <w:lang w:val="zh_TW" w:bidi="zh_TW"/>
+          </w:rPr>
+          <w:rPr>
+            <w:color w:val="0000EE"/>
+            <w:u w:val="single"/>
+          </w:rPr>
+          <w:t>創世記十九章</w:t>
+        </w:r>
+      </w:hyperlink>
+      <w:r>
+        <w:rPr>
+          <w:lang w:val="zh_TW" w:bidi="zh_TW"/>
+        </w:rPr>
+        <w:t>，這裡是古代城市所多瑪和蛾摩拉被毀滅的地方。位於海東南角的巨大鹽山，西頓山，因所多瑪城而得名。</w:t>
+      </w:r>
+    </w:p>
+    <w:p>
+      <w:pPr/>
+      <w:r>
+        <w:rPr>
+          <w:lang w:val="zh_TW" w:bidi="zh_TW"/>
+        </w:rPr>
+      </w:r>
+      <w:r>
+        <w:rPr>
+          <w:lang w:val="zh_TW" w:bidi="zh_TW"/>
+        </w:rPr>
+        <w:t>一位名叫尼爾森·格魯克（Nelson Glueck）的考古學家發現證據顯示，大約在5000年前（約公元前3000年），有多達70個城鎮存在於西頓山周圍地區。學者對於所多瑪和蛾摩拉如何被毀有不同看法。有些人認為是火山爆發造成的，另一些人則相信是地下富含石油的土壤自發爆炸所致。</w:t>
+      </w:r>
+    </w:p>
+    <w:p>
+      <w:pPr/>
+      <w:r>
+        <w:rPr>
+          <w:lang w:val="zh_TW" w:bidi="zh_TW"/>
+        </w:rPr>
+      </w:r>
+      <w:r>
+        <w:rPr>
+          <w:lang w:val="zh_TW" w:bidi="zh_TW"/>
+        </w:rPr>
+        <w:t>在這個地區，有許多由鹽製成的高柱。人們常稱這些柱子為「羅得的妻子」，因為在聖經故事中，羅得的妻子變成了一根鹽柱。</w:t>
+      </w:r>
+    </w:p>
+    <w:p>
+      <w:pPr>
+        <w:pStyle w:val="Heading4"/>
+      </w:pPr>
+      <w:r>
+        <w:rPr>
+          <w:lang w:val="zh_TW" w:bidi="zh_TW"/>
+        </w:rPr>
+        <w:t>死海作為藏身之所</w:t>
+      </w:r>
+    </w:p>
+    <w:p>
+      <w:pPr/>
+      <w:r>
+        <w:rPr>
+          <w:lang w:val="zh_TW" w:bidi="zh_TW"/>
+        </w:rPr>
+      </w:r>
+      <w:r>
+        <w:rPr>
+          <w:lang w:val="zh_TW" w:bidi="zh_TW"/>
+        </w:rPr>
+        <w:t>圍繞死海的空曠曠野，在歷史上一直是許多人藏身之地。後來成為以色列王的大衛，也曾在那裡躲避敵人（</w:t>
+      </w:r>
+      <w:hyperlink r:id="rId26">
+        <w:r>
+          <w:rPr>
+            <w:lang w:val="zh_TW" w:bidi="zh_TW"/>
+          </w:rPr>
+          <w:rPr>
+            <w:color w:val="0000EE"/>
+            <w:u w:val="single"/>
+          </w:rPr>
+          <w:t>撒上23:29–24:22</w:t>
+        </w:r>
+      </w:hyperlink>
+      <w:r>
+        <w:rPr>
+          <w:lang w:val="zh_TW" w:bidi="zh_TW"/>
+        </w:rPr>
+        <w:t>）。後來，一個名為愛色尼派的宗教團體在靠近死海的昆蘭居住，以便在平靜祥和中學習和禱告。在第二次猶太人反抗羅馬的過程中，猶太戰士也利用這個地區來藏身。</w:t>
+      </w:r>
+    </w:p>
+    <w:p>
+      <w:pPr>
+        <w:pStyle w:val="Heading4"/>
+      </w:pPr>
+      <w:r>
+        <w:rPr>
+          <w:lang w:val="zh_TW" w:bidi="zh_TW"/>
+        </w:rPr>
+        <w:t>預言中的死海</w:t>
+      </w:r>
+    </w:p>
+    <w:p>
+      <w:pPr/>
+      <w:r>
+        <w:rPr>
+          <w:lang w:val="zh_TW" w:bidi="zh_TW"/>
+        </w:rPr>
+      </w:r>
+      <w:r>
+        <w:rPr>
+          <w:lang w:val="zh_TW" w:bidi="zh_TW"/>
+        </w:rPr>
+        <w:t>先知以西結提及在未來的時候，死海將會改變（</w:t>
+      </w:r>
+      <w:hyperlink r:id="rId27">
+        <w:r>
+          <w:rPr>
+            <w:lang w:val="zh_TW" w:bidi="zh_TW"/>
+          </w:rPr>
+          <w:rPr>
+            <w:color w:val="0000EE"/>
+            <w:u w:val="single"/>
+          </w:rPr>
+          <w:t>結47:1–12</w:t>
+        </w:r>
+      </w:hyperlink>
+      <w:r>
+        <w:rPr>
+          <w:lang w:val="zh_TW" w:bidi="zh_TW"/>
+        </w:rPr>
+        <w:t>；參</w:t>
+      </w:r>
+      <w:hyperlink r:id="rId24">
+        <w:r>
+          <w:rPr>
+            <w:lang w:val="zh_TW" w:bidi="zh_TW"/>
+          </w:rPr>
+          <w:rPr>
+            <w:color w:val="0000EE"/>
+            <w:u w:val="single"/>
+          </w:rPr>
+          <w:t>亞14:8</w:t>
+        </w:r>
+      </w:hyperlink>
+      <w:r>
+        <w:rPr>
+          <w:lang w:val="zh_TW" w:bidi="zh_TW"/>
+        </w:rPr>
+        <w:t>）。他說有一天，海水會變甜，百物無法生活的海中將充滿生物。</w:t>
+      </w:r>
+      <w:r>
+        <w:rPr>
+          <w:lang w:val="zh_TW" w:bidi="zh_TW"/>
+        </w:rPr>
+      </w:r>
+      <w:r>
+        <w:rPr>
+          <w:lang w:val="zh_TW" w:bidi="zh_TW"/>
+        </w:rPr>
+      </w:r>
+    </w:p>
+    <w:p>
+      <w:pPr/>
+      <w:r>
+        <w:rPr>
+          <w:lang w:val="zh_TW" w:bidi="zh_TW"/>
+        </w:rPr>
+      </w:r>
+    </w:p>
+    <w:p>
+      <w:pPr>
+        <w:pStyle w:val="Heading2"/>
+      </w:pPr>
+      <w:r>
+        <w:rPr>
+          <w:lang w:val="zh_TW" w:bidi="zh_TW"/>
+        </w:rPr>
+        <w:t>死亡</w:t>
+      </w:r>
+      <w:r>
+        <w:rPr>
+          <w:lang w:val="zh_TW" w:bidi="zh_TW"/>
+        </w:rPr>
+      </w:r>
+    </w:p>
+    <w:p>
+      <w:pPr/>
+      <w:r>
+        <w:rPr>
+          <w:lang w:val="zh_TW" w:bidi="zh_TW"/>
+        </w:rPr>
+      </w:r>
+      <w:r>
+        <w:rPr>
+          <w:lang w:val="zh_TW" w:bidi="zh_TW"/>
+        </w:rPr>
+        <w:t>生命的終止（身體的死亡）或與神的分離（靈性的死亡）。</w:t>
+      </w:r>
+    </w:p>
+    <w:p>
+      <w:pPr>
+        <w:pStyle w:val="Heading3"/>
+      </w:pPr>
+      <w:r>
+        <w:rPr>
+          <w:lang w:val="zh_TW" w:bidi="zh_TW"/>
+        </w:rPr>
+        <w:t>舊約中的觀點</w:t>
+      </w:r>
+    </w:p>
+    <w:p>
+      <w:pPr/>
+      <w:r>
+        <w:rPr>
+          <w:lang w:val="zh_TW" w:bidi="zh_TW"/>
+        </w:rPr>
+      </w:r>
+      <w:r>
+        <w:rPr>
+          <w:lang w:val="zh_TW" w:bidi="zh_TW"/>
+        </w:rPr>
+        <w:t>在舊約中，死亡被視為生命的自然結束。一個以色列人的目標是過一個長壽而圓滿的生活，生養眾多的後代，並在兒孫滿堂的情況下，平安地去世。舊約多次表達對早逝的不滿（例如，希西家的哀求，</w:t>
+      </w:r>
+      <w:hyperlink r:id="rId28">
+        <w:r>
+          <w:rPr>
+            <w:lang w:val="zh_TW" w:bidi="zh_TW"/>
+          </w:rPr>
+          <w:rPr>
+            <w:color w:val="0000EE"/>
+            <w:u w:val="single"/>
+          </w:rPr>
+          <w:t>王下20:1–11</w:t>
+        </w:r>
+      </w:hyperlink>
+      <w:r>
+        <w:rPr>
+          <w:lang w:val="zh_TW" w:bidi="zh_TW"/>
+        </w:rPr>
+        <w:t>）。早逝可能被視為神審判的結果；因此，約伯認為需要在死亡之前為自己的品格辯護（</w:t>
+      </w:r>
+      <w:hyperlink r:id="rId29">
+        <w:r>
+          <w:rPr>
+            <w:lang w:val="zh_TW" w:bidi="zh_TW"/>
+          </w:rPr>
+          <w:rPr>
+            <w:color w:val="0000EE"/>
+            <w:u w:val="single"/>
+          </w:rPr>
+          <w:t>伯19:25–26</w:t>
+        </w:r>
+      </w:hyperlink>
+      <w:r>
+        <w:rPr>
+          <w:lang w:val="zh_TW" w:bidi="zh_TW"/>
+        </w:rPr>
+        <w:t>）。只有</w:t>
+      </w:r>
+      <w:hyperlink r:id="rId30">
+        <w:r>
+          <w:rPr>
+            <w:lang w:val="zh_TW" w:bidi="zh_TW"/>
+          </w:rPr>
+          <w:rPr>
+            <w:color w:val="0000EE"/>
+            <w:u w:val="single"/>
+          </w:rPr>
+          <w:t>傳道書三章19至20節</w:t>
+        </w:r>
+      </w:hyperlink>
+      <w:r>
+        <w:rPr>
+          <w:lang w:val="zh_TW" w:bidi="zh_TW"/>
+        </w:rPr>
+        <w:t>對死亡表達徹頭徹尾的悲觀情緒——該書可能受到當時非希伯來文化相當大的影響。</w:t>
+      </w:r>
+    </w:p>
+    <w:p>
+      <w:pPr/>
+      <w:r>
+        <w:rPr>
+          <w:lang w:val="zh_TW" w:bidi="zh_TW"/>
+        </w:rPr>
+      </w:r>
+      <w:r>
+        <w:rPr>
+          <w:lang w:val="zh_TW" w:bidi="zh_TW"/>
+        </w:rPr>
+        <w:t>雖然死亡是生命的自然終結，卻從未被視為是令人愉快的事。死亡將人與人類群體斷絕，也與神的同在和事奉隔絕。雖然神可能會在人面對死亡時提供安慰（</w:t>
+      </w:r>
+      <w:hyperlink r:id="rId31">
+        <w:r>
+          <w:rPr>
+            <w:lang w:val="zh_TW" w:bidi="zh_TW"/>
+          </w:rPr>
+          <w:rPr>
+            <w:color w:val="0000EE"/>
+            <w:u w:val="single"/>
+          </w:rPr>
+          <w:t>詩73:23–28</w:t>
+        </w:r>
+      </w:hyperlink>
+      <w:r>
+        <w:rPr>
+          <w:lang w:val="zh_TW" w:bidi="zh_TW"/>
+        </w:rPr>
+        <w:t>），但在聖經中，神很少被描述為與死者同在，只有在較晚期的聖經文獻中才有此描寫（</w:t>
+      </w:r>
+      <w:hyperlink r:id="rId32">
+        <w:r>
+          <w:rPr>
+            <w:lang w:val="zh_TW" w:bidi="zh_TW"/>
+          </w:rPr>
+          <w:rPr>
+            <w:color w:val="0000EE"/>
+            <w:u w:val="single"/>
+          </w:rPr>
+          <w:t>詩139:8</w:t>
+        </w:r>
+      </w:hyperlink>
+      <w:r>
+        <w:rPr>
+          <w:lang w:val="zh_TW" w:bidi="zh_TW"/>
+        </w:rPr>
+        <w:t>）。因此，死亡從未被視為通向更美好生命的門檻。</w:t>
+      </w:r>
+    </w:p>
+    <w:p>
+      <w:pPr/>
+      <w:r>
+        <w:rPr>
+          <w:lang w:val="zh_TW" w:bidi="zh_TW"/>
+        </w:rPr>
+      </w:r>
+      <w:r>
+        <w:rPr>
+          <w:lang w:val="zh_TW" w:bidi="zh_TW"/>
+        </w:rPr>
+        <w:t>罪與死亡的關係可以在摩西律法的死刑中一窺究竟。一位嚴重的罪犯會被處死。處罰性短語「他必被剪除」表明，儘管整個民族繼續存活，但犯罪者因死亡與民族分離。以色列人被警告，若不遵守神的誡命，可能會因與神的團契破裂而導致早逝（</w:t>
+      </w:r>
+      <w:hyperlink r:id="rId33">
+        <w:r>
+          <w:rPr>
+            <w:lang w:val="zh_TW" w:bidi="zh_TW"/>
+          </w:rPr>
+          <w:rPr>
+            <w:color w:val="0000EE"/>
+            <w:u w:val="single"/>
+          </w:rPr>
+          <w:t>申30:15–20</w:t>
         </w:r>
       </w:hyperlink>
       <w:r>
@@ -337,16 +1214,16 @@
         </w:rPr>
         <w:t>；</w:t>
       </w:r>
-      <w:hyperlink r:id="rId18">
-        <w:r>
-          <w:rPr>
-            <w:lang w:val="zh_TW" w:bidi="zh_TW"/>
-          </w:rPr>
-          <w:rPr>
-            <w:color w:val="0000EE"/>
-            <w:u w:val="single"/>
-          </w:rPr>
-          <w:t>可2:3–10</w:t>
+      <w:hyperlink r:id="rId34">
+        <w:r>
+          <w:rPr>
+            <w:lang w:val="zh_TW" w:bidi="zh_TW"/>
+          </w:rPr>
+          <w:rPr>
+            <w:color w:val="0000EE"/>
+            <w:u w:val="single"/>
+          </w:rPr>
+          <w:t>耶21:8</w:t>
         </w:r>
       </w:hyperlink>
       <w:r>
@@ -355,34 +1232,16 @@
         </w:rPr>
         <w:t>；</w:t>
       </w:r>
-      <w:hyperlink r:id="rId19">
-        <w:r>
-          <w:rPr>
-            <w:lang w:val="zh_TW" w:bidi="zh_TW"/>
-          </w:rPr>
-          <w:rPr>
-            <w:color w:val="0000EE"/>
-            <w:u w:val="single"/>
-          </w:rPr>
-          <w:t>路5:18、24</w:t>
-        </w:r>
-      </w:hyperlink>
-      <w:r>
-        <w:rPr>
-          <w:lang w:val="zh_TW" w:bidi="zh_TW"/>
-        </w:rPr>
-        <w:t>）。這種疾病可能是由於出生時受傷或脊髓損傷引起的。也許彼得在呂大的醫治事件中，癱子以尼雅也患有半身不遂的癱瘓（</w:t>
-      </w:r>
-      <w:hyperlink r:id="rId20">
-        <w:r>
-          <w:rPr>
-            <w:lang w:val="zh_TW" w:bidi="zh_TW"/>
-          </w:rPr>
-          <w:rPr>
-            <w:color w:val="0000EE"/>
-            <w:u w:val="single"/>
-          </w:rPr>
-          <w:t>徒9:33</w:t>
+      <w:hyperlink r:id="rId35">
+        <w:r>
+          <w:rPr>
+            <w:lang w:val="zh_TW" w:bidi="zh_TW"/>
+          </w:rPr>
+          <w:rPr>
+            <w:color w:val="0000EE"/>
+            <w:u w:val="single"/>
+          </w:rPr>
+          <w:t>結18:21–32</w:t>
         </w:r>
       </w:hyperlink>
       <w:r>
@@ -401,6 +1260,1169 @@
       </w:r>
       <w:r>
         <w:rPr>
+          <w:lang w:val="zh_TW" w:bidi="zh_TW"/>
+        </w:rPr>
+        <w:t>在兩約之間時期，隨著猶太人對來世和復活的觀念更加明確，對死亡的思考也隨之發展。死亡本身，而非僅僅是早逝，開始被視為是罪惡的結果（</w:t>
+      </w:r>
+      <w:hyperlink r:id="rId36">
+        <w:r>
+          <w:rPr>
+            <w:lang w:val="zh_TW" w:bidi="zh_TW"/>
+          </w:rPr>
+          <w:rPr>
+            <w:color w:val="0000EE"/>
+            <w:u w:val="single"/>
+          </w:rPr>
+          <w:t>以斯拉二書3:7</w:t>
+        </w:r>
+      </w:hyperlink>
+      <w:r>
+        <w:rPr>
+          <w:lang w:val="zh_TW" w:bidi="zh_TW"/>
+        </w:rPr>
+        <w:t>；</w:t>
+      </w:r>
+      <w:hyperlink r:id="rId37">
+        <w:r>
+          <w:rPr>
+            <w:lang w:val="zh_TW" w:bidi="zh_TW"/>
+          </w:rPr>
+          <w:rPr>
+            <w:color w:val="0000EE"/>
+            <w:u w:val="single"/>
+          </w:rPr>
+          <w:t>便西拉智訓25:24</w:t>
+        </w:r>
+      </w:hyperlink>
+      <w:r>
+        <w:rPr>
+          <w:lang w:val="zh_TW" w:bidi="zh_TW"/>
+        </w:rPr>
+        <w:t>）。有時會將所有的死亡描繪為「第一次犯罪」（亞當和夏娃的悖逆）的結果。在其它記載中，人是因自己的罪而死。聖經中首次明確指出死人復活和最終審判或懲罰的概念出現在但以理書（</w:t>
+      </w:r>
+      <w:hyperlink r:id="rId38">
+        <w:r>
+          <w:rPr>
+            <w:lang w:val="zh_TW" w:bidi="zh_TW"/>
+          </w:rPr>
+          <w:rPr>
+            <w:color w:val="0000EE"/>
+            <w:u w:val="single"/>
+          </w:rPr>
+          <w:t>但12:2</w:t>
+        </w:r>
+      </w:hyperlink>
+      <w:r>
+        <w:rPr>
+          <w:lang w:val="zh_TW" w:bidi="zh_TW"/>
+        </w:rPr>
+        <w:t>），這是舊約中最後完成的書卷之一。這一教導在兩約中間期被反覆提及（以斯拉二書7:31–44）。在此期間，人們認為靈魂在死亡後依然存在，或者以某種永生的形式存在（所羅門智訓3:4，4:1；馬加比四書16:13，17:12）又或等待復活（以諾一書102章）。一些經外文獻融入了希臘的思想，認為身體是應該擺脫的負擔——這種觀念與希伯來思想格格不入。</w:t>
+      </w:r>
+    </w:p>
+    <w:p>
+      <w:pPr/>
+      <w:r>
+        <w:rPr>
+          <w:lang w:val="zh_TW" w:bidi="zh_TW"/>
+        </w:rPr>
+      </w:r>
+      <w:r>
+        <w:rPr>
+          <w:lang w:val="zh_TW" w:bidi="zh_TW"/>
+        </w:rPr>
+        <w:t>然而，復活以及從死亡中救贖生命的概念，為新約的啟示——聚焦於基督的復活及其勝過死亡的啟示——奠定了基礎。</w:t>
+      </w:r>
+    </w:p>
+    <w:p>
+      <w:pPr>
+        <w:pStyle w:val="Heading3"/>
+      </w:pPr>
+      <w:r>
+        <w:rPr>
+          <w:lang w:val="zh_TW" w:bidi="zh_TW"/>
+        </w:rPr>
+        <w:t>新約中的觀點</w:t>
+      </w:r>
+    </w:p>
+    <w:p>
+      <w:pPr/>
+      <w:r>
+        <w:rPr>
+          <w:lang w:val="zh_TW" w:bidi="zh_TW"/>
+        </w:rPr>
+      </w:r>
+      <w:r>
+        <w:rPr>
+          <w:lang w:val="zh_TW" w:bidi="zh_TW"/>
+        </w:rPr>
+        <w:t>在新約中，死亡被視為一個神學問題，而非僅僅是一個個人事件。死亡超越了僅僅是生命的結束，作者們幾乎毫無困難地接受這一事實。死亡被認為會影響個人生命的每一個層面。唯有神是不朽的，是世界上所有生命的源頭（</w:t>
+      </w:r>
+      <w:hyperlink r:id="rId39">
+        <w:r>
+          <w:rPr>
+            <w:lang w:val="zh_TW" w:bidi="zh_TW"/>
+          </w:rPr>
+          <w:rPr>
+            <w:color w:val="0000EE"/>
+            <w:u w:val="single"/>
+          </w:rPr>
+          <w:t>羅4:17</w:t>
+        </w:r>
+      </w:hyperlink>
+      <w:r>
+        <w:rPr>
+          <w:lang w:val="zh_TW" w:bidi="zh_TW"/>
+        </w:rPr>
+        <w:t>；</w:t>
+      </w:r>
+      <w:hyperlink r:id="rId40">
+        <w:r>
+          <w:rPr>
+            <w:lang w:val="zh_TW" w:bidi="zh_TW"/>
+          </w:rPr>
+          <w:rPr>
+            <w:color w:val="0000EE"/>
+            <w:u w:val="single"/>
+          </w:rPr>
+          <w:t>提前6:16</w:t>
+        </w:r>
+      </w:hyperlink>
+      <w:r>
+        <w:rPr>
+          <w:lang w:val="zh_TW" w:bidi="zh_TW"/>
+        </w:rPr>
+        <w:t>）。唯有當人與神的生命有適當的關係時，他們才能真正活著。但自從罪進入世界以來，人與神之間的個人交流已經變得不自然（</w:t>
+      </w:r>
+      <w:hyperlink r:id="rId41">
+        <w:r>
+          <w:rPr>
+            <w:lang w:val="zh_TW" w:bidi="zh_TW"/>
+          </w:rPr>
+          <w:rPr>
+            <w:color w:val="0000EE"/>
+            <w:u w:val="single"/>
+          </w:rPr>
+          <w:t>羅5:12、17–18</w:t>
+        </w:r>
+      </w:hyperlink>
+      <w:r>
+        <w:rPr>
+          <w:lang w:val="zh_TW" w:bidi="zh_TW"/>
+        </w:rPr>
+        <w:t>；</w:t>
+      </w:r>
+      <w:hyperlink r:id="rId42">
+        <w:r>
+          <w:rPr>
+            <w:lang w:val="zh_TW" w:bidi="zh_TW"/>
+          </w:rPr>
+          <w:rPr>
+            <w:color w:val="0000EE"/>
+            <w:u w:val="single"/>
+          </w:rPr>
+          <w:t>林前15:22</w:t>
+        </w:r>
+      </w:hyperlink>
+      <w:r>
+        <w:rPr>
+          <w:lang w:val="zh_TW" w:bidi="zh_TW"/>
+        </w:rPr>
+        <w:t>）。當亞當與神分離時，這種分離帶來了死亡。每個人都追隨亞當的腳步（</w:t>
+      </w:r>
+      <w:hyperlink r:id="rId43">
+        <w:r>
+          <w:rPr>
+            <w:lang w:val="zh_TW" w:bidi="zh_TW"/>
+          </w:rPr>
+          <w:rPr>
+            <w:color w:val="0000EE"/>
+            <w:u w:val="single"/>
+          </w:rPr>
+          <w:t>羅3:23，</w:t>
+        </w:r>
+      </w:hyperlink>
+      <w:hyperlink r:id="rId44">
+        <w:r>
+          <w:rPr>
+            <w:lang w:val="zh_TW" w:bidi="zh_TW"/>
+          </w:rPr>
+          <w:rPr>
+            <w:color w:val="0000EE"/>
+            <w:u w:val="single"/>
+          </w:rPr>
+          <w:t>5:12</w:t>
+        </w:r>
+      </w:hyperlink>
+      <w:r>
+        <w:rPr>
+          <w:lang w:val="zh_TW" w:bidi="zh_TW"/>
+        </w:rPr>
+        <w:t>），因此死亡成為每個人的必然結果（</w:t>
+      </w:r>
+      <w:hyperlink r:id="rId45">
+        <w:r>
+          <w:rPr>
+            <w:lang w:val="zh_TW" w:bidi="zh_TW"/>
+          </w:rPr>
+          <w:rPr>
+            <w:color w:val="0000EE"/>
+            <w:u w:val="single"/>
+          </w:rPr>
+          <w:t>羅6:23</w:t>
+        </w:r>
+      </w:hyperlink>
+      <w:r>
+        <w:rPr>
+          <w:lang w:val="zh_TW" w:bidi="zh_TW"/>
+        </w:rPr>
+        <w:t>；</w:t>
+      </w:r>
+      <w:hyperlink r:id="rId46">
+        <w:r>
+          <w:rPr>
+            <w:lang w:val="zh_TW" w:bidi="zh_TW"/>
+          </w:rPr>
+          <w:rPr>
+            <w:color w:val="0000EE"/>
+            <w:u w:val="single"/>
+          </w:rPr>
+          <w:t>來9:27</w:t>
+        </w:r>
+      </w:hyperlink>
+      <w:r>
+        <w:rPr>
+          <w:lang w:val="zh_TW" w:bidi="zh_TW"/>
+        </w:rPr>
+        <w:t>）。因此，死亡不僅僅是人生命結束時發生的事情，也體現在人與神的隔絕中。</w:t>
+      </w:r>
+    </w:p>
+    <w:p>
+      <w:pPr/>
+      <w:r>
+        <w:rPr>
+          <w:lang w:val="zh_TW" w:bidi="zh_TW"/>
+        </w:rPr>
+      </w:r>
+      <w:r>
+        <w:rPr>
+          <w:lang w:val="zh_TW" w:bidi="zh_TW"/>
+        </w:rPr>
+        <w:t>死亡的影響極其廣泛。它影響文化的每一個層面。所有人的生活都籠罩在對死亡的恐懼之下（</w:t>
+      </w:r>
+      <w:hyperlink r:id="rId47">
+        <w:r>
+          <w:rPr>
+            <w:lang w:val="zh_TW" w:bidi="zh_TW"/>
+          </w:rPr>
+          <w:rPr>
+            <w:color w:val="0000EE"/>
+            <w:u w:val="single"/>
+          </w:rPr>
+          <w:t>羅8:15</w:t>
+        </w:r>
+      </w:hyperlink>
+      <w:r>
+        <w:rPr>
+          <w:lang w:val="zh_TW" w:bidi="zh_TW"/>
+        </w:rPr>
+        <w:t>；</w:t>
+      </w:r>
+      <w:hyperlink r:id="rId48">
+        <w:r>
+          <w:rPr>
+            <w:lang w:val="zh_TW" w:bidi="zh_TW"/>
+          </w:rPr>
+          <w:rPr>
+            <w:color w:val="0000EE"/>
+            <w:u w:val="single"/>
+          </w:rPr>
+          <w:t>來2:15</w:t>
+        </w:r>
+      </w:hyperlink>
+      <w:r>
+        <w:rPr>
+          <w:lang w:val="zh_TW" w:bidi="zh_TW"/>
+        </w:rPr>
+        <w:t>）。死亡掌管一切「體貼肉體」的事物（</w:t>
+      </w:r>
+      <w:hyperlink r:id="rId49">
+        <w:r>
+          <w:rPr>
+            <w:lang w:val="zh_TW" w:bidi="zh_TW"/>
+          </w:rPr>
+          <w:rPr>
+            <w:color w:val="0000EE"/>
+            <w:u w:val="single"/>
+          </w:rPr>
+          <w:t>羅8:6</w:t>
+        </w:r>
+      </w:hyperlink>
+      <w:r>
+        <w:rPr>
+          <w:lang w:val="zh_TW" w:bidi="zh_TW"/>
+        </w:rPr>
+        <w:t>）。凡不與基督建立關係的人，都活在死亡的狀態中（</w:t>
+      </w:r>
+      <w:hyperlink r:id="rId50">
+        <w:r>
+          <w:rPr>
+            <w:lang w:val="zh_TW" w:bidi="zh_TW"/>
+          </w:rPr>
+          <w:rPr>
+            <w:color w:val="0000EE"/>
+            <w:u w:val="single"/>
+          </w:rPr>
+          <w:t>約3:16–18</w:t>
+        </w:r>
+      </w:hyperlink>
+      <w:r>
+        <w:rPr>
+          <w:lang w:val="zh_TW" w:bidi="zh_TW"/>
+        </w:rPr>
+        <w:t>；</w:t>
+      </w:r>
+      <w:hyperlink r:id="rId51">
+        <w:r>
+          <w:rPr>
+            <w:lang w:val="zh_TW" w:bidi="zh_TW"/>
+          </w:rPr>
+          <w:rPr>
+            <w:color w:val="0000EE"/>
+            <w:u w:val="single"/>
+          </w:rPr>
+          <w:t>約一5:12</w:t>
+        </w:r>
+      </w:hyperlink>
+      <w:r>
+        <w:rPr>
+          <w:lang w:val="zh_TW" w:bidi="zh_TW"/>
+        </w:rPr>
+        <w:t>）。統治世界的魔鬼被稱為死亡之主（</w:t>
+      </w:r>
+      <w:hyperlink r:id="rId52">
+        <w:r>
+          <w:rPr>
+            <w:lang w:val="zh_TW" w:bidi="zh_TW"/>
+          </w:rPr>
+          <w:rPr>
+            <w:color w:val="0000EE"/>
+            <w:u w:val="single"/>
+          </w:rPr>
+          <w:t>來2:14</w:t>
+        </w:r>
+      </w:hyperlink>
+      <w:r>
+        <w:rPr>
+          <w:lang w:val="zh_TW" w:bidi="zh_TW"/>
+        </w:rPr>
+        <w:t>）。有時，死亡被人格化為一個在世界上肆虐的鬼魔力量，但最終被基督自己制服，祂是唯一能戰勝死亡的（</w:t>
+      </w:r>
+      <w:hyperlink r:id="rId53">
+        <w:r>
+          <w:rPr>
+            <w:lang w:val="zh_TW" w:bidi="zh_TW"/>
+          </w:rPr>
+          <w:rPr>
+            <w:color w:val="0000EE"/>
+            <w:u w:val="single"/>
+          </w:rPr>
+          <w:t>林前15:26–27</w:t>
+        </w:r>
+      </w:hyperlink>
+      <w:r>
+        <w:rPr>
+          <w:lang w:val="zh_TW" w:bidi="zh_TW"/>
+        </w:rPr>
+        <w:t>；</w:t>
+      </w:r>
+      <w:hyperlink r:id="rId54">
+        <w:r>
+          <w:rPr>
+            <w:lang w:val="zh_TW" w:bidi="zh_TW"/>
+          </w:rPr>
+          <w:rPr>
+            <w:color w:val="0000EE"/>
+            <w:u w:val="single"/>
+          </w:rPr>
+          <w:t>啟6:8，</w:t>
+        </w:r>
+      </w:hyperlink>
+      <w:hyperlink r:id="rId55">
+        <w:r>
+          <w:rPr>
+            <w:lang w:val="zh_TW" w:bidi="zh_TW"/>
+          </w:rPr>
+          <w:rPr>
+            <w:color w:val="0000EE"/>
+            <w:u w:val="single"/>
+          </w:rPr>
+          <w:t>20:13–14</w:t>
+        </w:r>
+      </w:hyperlink>
+      <w:r>
+        <w:rPr>
+          <w:lang w:val="zh_TW" w:bidi="zh_TW"/>
+        </w:rPr>
+        <w:t>）。</w:t>
+      </w:r>
+    </w:p>
+    <w:p>
+      <w:pPr/>
+      <w:r>
+        <w:rPr>
+          <w:lang w:val="zh_TW" w:bidi="zh_TW"/>
+        </w:rPr>
+      </w:r>
+      <w:r>
+        <w:rPr>
+          <w:lang w:val="zh_TW" w:bidi="zh_TW"/>
+        </w:rPr>
+        <w:t>基督死了，埋葬了，並在第三天復活（</w:t>
+      </w:r>
+      <w:hyperlink r:id="rId56">
+        <w:r>
+          <w:rPr>
+            <w:lang w:val="zh_TW" w:bidi="zh_TW"/>
+          </w:rPr>
+          <w:rPr>
+            <w:color w:val="0000EE"/>
+            <w:u w:val="single"/>
+          </w:rPr>
+          <w:t>羅4:25</w:t>
+        </w:r>
+      </w:hyperlink>
+      <w:r>
+        <w:rPr>
+          <w:lang w:val="zh_TW" w:bidi="zh_TW"/>
+        </w:rPr>
+        <w:t>；</w:t>
+      </w:r>
+      <w:hyperlink r:id="rId57">
+        <w:r>
+          <w:rPr>
+            <w:lang w:val="zh_TW" w:bidi="zh_TW"/>
+          </w:rPr>
+          <w:rPr>
+            <w:color w:val="0000EE"/>
+            <w:u w:val="single"/>
+          </w:rPr>
+          <w:t>林前15:3–4</w:t>
+        </w:r>
+      </w:hyperlink>
+      <w:r>
+        <w:rPr>
+          <w:lang w:val="zh_TW" w:bidi="zh_TW"/>
+        </w:rPr>
+        <w:t>；</w:t>
+      </w:r>
+      <w:hyperlink r:id="rId58">
+        <w:r>
+          <w:rPr>
+            <w:lang w:val="zh_TW" w:bidi="zh_TW"/>
+          </w:rPr>
+          <w:rPr>
+            <w:color w:val="0000EE"/>
+            <w:u w:val="single"/>
+          </w:rPr>
+          <w:t>帖前4:14</w:t>
+        </w:r>
+      </w:hyperlink>
+      <w:r>
+        <w:rPr>
+          <w:lang w:val="zh_TW" w:bidi="zh_TW"/>
+        </w:rPr>
+        <w:t>）。通過這一歷史事件，死亡的權勢被破壞了。新約以多種方式表達基督降服於死亡是為了贖罪。祂順服以至於死（</w:t>
+      </w:r>
+      <w:hyperlink r:id="rId59">
+        <w:r>
+          <w:rPr>
+            <w:lang w:val="zh_TW" w:bidi="zh_TW"/>
+          </w:rPr>
+          <w:rPr>
+            <w:color w:val="0000EE"/>
+            <w:u w:val="single"/>
+          </w:rPr>
+          <w:t>腓2:8</w:t>
+        </w:r>
+      </w:hyperlink>
+      <w:r>
+        <w:rPr>
+          <w:lang w:val="zh_TW" w:bidi="zh_TW"/>
+        </w:rPr>
+        <w:t>）；祂為所有人的罪獻上自己（</w:t>
+      </w:r>
+      <w:hyperlink r:id="rId60">
+        <w:r>
+          <w:rPr>
+            <w:lang w:val="zh_TW" w:bidi="zh_TW"/>
+          </w:rPr>
+          <w:rPr>
+            <w:color w:val="0000EE"/>
+            <w:u w:val="single"/>
+          </w:rPr>
+          <w:t>林前5:7</w:t>
+        </w:r>
+      </w:hyperlink>
+      <w:r>
+        <w:rPr>
+          <w:lang w:val="zh_TW" w:bidi="zh_TW"/>
+        </w:rPr>
+        <w:t>；</w:t>
+      </w:r>
+      <w:hyperlink r:id="rId61">
+        <w:r>
+          <w:rPr>
+            <w:lang w:val="zh_TW" w:bidi="zh_TW"/>
+          </w:rPr>
+          <w:rPr>
+            <w:color w:val="0000EE"/>
+            <w:u w:val="single"/>
+          </w:rPr>
+          <w:t>林後5:15</w:t>
+        </w:r>
+      </w:hyperlink>
+      <w:r>
+        <w:rPr>
+          <w:lang w:val="zh_TW" w:bidi="zh_TW"/>
+        </w:rPr>
+        <w:t>）；並降入陰間，也就是死者之地（</w:t>
+      </w:r>
+      <w:hyperlink r:id="rId62">
+        <w:r>
+          <w:rPr>
+            <w:lang w:val="zh_TW" w:bidi="zh_TW"/>
+          </w:rPr>
+          <w:rPr>
+            <w:color w:val="0000EE"/>
+            <w:u w:val="single"/>
+          </w:rPr>
+          <w:t>彼前3:18–19</w:t>
+        </w:r>
+      </w:hyperlink>
+      <w:r>
+        <w:rPr>
+          <w:lang w:val="zh_TW" w:bidi="zh_TW"/>
+        </w:rPr>
+        <w:t>）。所有這些經文的主要點在於，祂沒有停留在死亡中，而是戰勝了魔鬼，奪去了死亡的權柄（鑰匙），並以得勝的姿態升天（</w:t>
+      </w:r>
+      <w:hyperlink r:id="rId63">
+        <w:r>
+          <w:rPr>
+            <w:lang w:val="zh_TW" w:bidi="zh_TW"/>
+          </w:rPr>
+          <w:rPr>
+            <w:color w:val="0000EE"/>
+            <w:u w:val="single"/>
+          </w:rPr>
+          <w:t>來2:14–15</w:t>
+        </w:r>
+      </w:hyperlink>
+      <w:r>
+        <w:rPr>
+          <w:lang w:val="zh_TW" w:bidi="zh_TW"/>
+        </w:rPr>
+        <w:t>；</w:t>
+      </w:r>
+      <w:hyperlink r:id="rId64">
+        <w:r>
+          <w:rPr>
+            <w:lang w:val="zh_TW" w:bidi="zh_TW"/>
+          </w:rPr>
+          <w:rPr>
+            <w:color w:val="0000EE"/>
+            <w:u w:val="single"/>
+          </w:rPr>
+          <w:t>啟1:17–18</w:t>
+        </w:r>
+      </w:hyperlink>
+      <w:r>
+        <w:rPr>
+          <w:lang w:val="zh_TW" w:bidi="zh_TW"/>
+        </w:rPr>
+        <w:t>）。耶穌基督的工作並非為了祂自己，而是為了那些歸向祂的人（</w:t>
+      </w:r>
+      <w:hyperlink r:id="rId65">
+        <w:r>
+          <w:rPr>
+            <w:lang w:val="zh_TW" w:bidi="zh_TW"/>
+          </w:rPr>
+          <w:rPr>
+            <w:color w:val="0000EE"/>
+            <w:u w:val="single"/>
+          </w:rPr>
+          <w:t>可10:45</w:t>
+        </w:r>
+      </w:hyperlink>
+      <w:r>
+        <w:rPr>
+          <w:lang w:val="zh_TW" w:bidi="zh_TW"/>
+        </w:rPr>
+        <w:t>；</w:t>
+      </w:r>
+      <w:hyperlink r:id="rId66">
+        <w:r>
+          <w:rPr>
+            <w:lang w:val="zh_TW" w:bidi="zh_TW"/>
+          </w:rPr>
+          <w:rPr>
+            <w:color w:val="0000EE"/>
+            <w:u w:val="single"/>
+          </w:rPr>
+          <w:t>羅5:6–8</w:t>
+        </w:r>
+      </w:hyperlink>
+      <w:r>
+        <w:rPr>
+          <w:lang w:val="zh_TW" w:bidi="zh_TW"/>
+        </w:rPr>
+        <w:t>；</w:t>
+      </w:r>
+      <w:hyperlink r:id="rId67">
+        <w:r>
+          <w:rPr>
+            <w:lang w:val="zh_TW" w:bidi="zh_TW"/>
+          </w:rPr>
+          <w:rPr>
+            <w:color w:val="0000EE"/>
+            <w:u w:val="single"/>
+          </w:rPr>
+          <w:t>帖前5:9–10</w:t>
+        </w:r>
+      </w:hyperlink>
+      <w:r>
+        <w:rPr>
+          <w:lang w:val="zh_TW" w:bidi="zh_TW"/>
+        </w:rPr>
+        <w:t>）。通過接受基督不應得的死亡，基督為祂的追隨者打破了死亡的權勢。</w:t>
+      </w:r>
+    </w:p>
+    <w:p>
+      <w:pPr/>
+      <w:r>
+        <w:rPr>
+          <w:lang w:val="zh_TW" w:bidi="zh_TW"/>
+        </w:rPr>
+      </w:r>
+      <w:r>
+        <w:rPr>
+          <w:lang w:val="zh_TW" w:bidi="zh_TW"/>
+        </w:rPr>
+        <w:t>因此，基督徒藉著基督的大能，從「這取死的身體」中被拯救出來（</w:t>
+      </w:r>
+      <w:hyperlink r:id="rId68">
+        <w:r>
+          <w:rPr>
+            <w:lang w:val="zh_TW" w:bidi="zh_TW"/>
+          </w:rPr>
+          <w:rPr>
+            <w:color w:val="0000EE"/>
+            <w:u w:val="single"/>
+          </w:rPr>
+          <w:t>羅7:24</w:t>
+        </w:r>
+      </w:hyperlink>
+      <w:r>
+        <w:rPr>
+          <w:lang w:val="zh_TW" w:bidi="zh_TW"/>
+        </w:rPr>
+        <w:t>）。救恩通過受洗歸入基督的死而來（</w:t>
+      </w:r>
+      <w:hyperlink r:id="rId69">
+        <w:r>
+          <w:rPr>
+            <w:lang w:val="zh_TW" w:bidi="zh_TW"/>
+          </w:rPr>
+          <w:rPr>
+            <w:color w:val="0000EE"/>
+            <w:u w:val="single"/>
+          </w:rPr>
+          <w:t>6:3–4</w:t>
+        </w:r>
+      </w:hyperlink>
+      <w:r>
+        <w:rPr>
+          <w:lang w:val="zh_TW" w:bidi="zh_TW"/>
+        </w:rPr>
+        <w:t>），並且「與基督同死」於這個世界和律法之下（</w:t>
+      </w:r>
+      <w:hyperlink r:id="rId70">
+        <w:r>
+          <w:rPr>
+            <w:lang w:val="zh_TW" w:bidi="zh_TW"/>
+          </w:rPr>
+          <w:rPr>
+            <w:color w:val="0000EE"/>
+            <w:u w:val="single"/>
+          </w:rPr>
+          <w:t>羅7:6</w:t>
+        </w:r>
+      </w:hyperlink>
+      <w:r>
+        <w:rPr>
+          <w:lang w:val="zh_TW" w:bidi="zh_TW"/>
+        </w:rPr>
+        <w:t>；</w:t>
+      </w:r>
+      <w:hyperlink r:id="rId71">
+        <w:r>
+          <w:rPr>
+            <w:lang w:val="zh_TW" w:bidi="zh_TW"/>
+          </w:rPr>
+          <w:rPr>
+            <w:color w:val="0000EE"/>
+            <w:u w:val="single"/>
+          </w:rPr>
+          <w:t>加6:14</w:t>
+        </w:r>
+      </w:hyperlink>
+      <w:r>
+        <w:rPr>
+          <w:lang w:val="zh_TW" w:bidi="zh_TW"/>
+        </w:rPr>
+        <w:t>；</w:t>
+      </w:r>
+      <w:hyperlink r:id="rId72">
+        <w:r>
+          <w:rPr>
+            <w:lang w:val="zh_TW" w:bidi="zh_TW"/>
+          </w:rPr>
+          <w:rPr>
+            <w:color w:val="0000EE"/>
+            <w:u w:val="single"/>
+          </w:rPr>
+          <w:t>西2:20</w:t>
+        </w:r>
+      </w:hyperlink>
+      <w:r>
+        <w:rPr>
+          <w:lang w:val="zh_TW" w:bidi="zh_TW"/>
+        </w:rPr>
+        <w:t>）。也就是說，神將基督的死視為信徒的死。叛逆世界的罪（</w:t>
+      </w:r>
+      <w:hyperlink r:id="rId73">
+        <w:r>
+          <w:rPr>
+            <w:lang w:val="zh_TW" w:bidi="zh_TW"/>
+          </w:rPr>
+          <w:rPr>
+            <w:color w:val="0000EE"/>
+            <w:u w:val="single"/>
+          </w:rPr>
+          <w:t>羅6:6</w:t>
+        </w:r>
+      </w:hyperlink>
+      <w:r>
+        <w:rPr>
+          <w:lang w:val="zh_TW" w:bidi="zh_TW"/>
+        </w:rPr>
+        <w:t>）和自我崇拜（為自己而活，</w:t>
+      </w:r>
+      <w:hyperlink r:id="rId74">
+        <w:r>
+          <w:rPr>
+            <w:lang w:val="zh_TW" w:bidi="zh_TW"/>
+          </w:rPr>
+          <w:rPr>
+            <w:color w:val="0000EE"/>
+            <w:u w:val="single"/>
+          </w:rPr>
+          <w:t>林後5:14–15</w:t>
+        </w:r>
+      </w:hyperlink>
+      <w:r>
+        <w:rPr>
+          <w:lang w:val="zh_TW" w:bidi="zh_TW"/>
+        </w:rPr>
+        <w:t>）都成為過去。耶穌為祂的子民而死，成為將祂的生命賜給他們的方式（</w:t>
+      </w:r>
+      <w:hyperlink r:id="rId75">
+        <w:r>
+          <w:rPr>
+            <w:lang w:val="zh_TW" w:bidi="zh_TW"/>
+          </w:rPr>
+          <w:rPr>
+            <w:color w:val="0000EE"/>
+            <w:u w:val="single"/>
+          </w:rPr>
+          <w:t>4:10</w:t>
+        </w:r>
+      </w:hyperlink>
+      <w:r>
+        <w:rPr>
+          <w:lang w:val="zh_TW" w:bidi="zh_TW"/>
+        </w:rPr>
+        <w:t>）。結果是信徒與世界分離，就像他們曾經與神隔絕一樣。從世界的角度來看，他們是死的；基督是他們唯一的生命（</w:t>
+      </w:r>
+      <w:hyperlink r:id="rId76">
+        <w:r>
+          <w:rPr>
+            <w:lang w:val="zh_TW" w:bidi="zh_TW"/>
+          </w:rPr>
+          <w:rPr>
+            <w:color w:val="0000EE"/>
+            <w:u w:val="single"/>
+          </w:rPr>
+          <w:t>西3:3</w:t>
+        </w:r>
+      </w:hyperlink>
+      <w:r>
+        <w:rPr>
+          <w:lang w:val="zh_TW" w:bidi="zh_TW"/>
+        </w:rPr>
+        <w:t>）。</w:t>
+      </w:r>
+    </w:p>
+    <w:p>
+      <w:pPr/>
+      <w:r>
+        <w:rPr>
+          <w:lang w:val="zh_TW" w:bidi="zh_TW"/>
+        </w:rPr>
+      </w:r>
+      <w:r>
+        <w:rPr>
+          <w:lang w:val="zh_TW" w:bidi="zh_TW"/>
+        </w:rPr>
+        <w:t>使徒約翰以稍微不同的方式表達了這一點。耶穌來到世上是為了將生命賜給死人（</w:t>
+      </w:r>
+      <w:hyperlink r:id="rId77">
+        <w:r>
+          <w:rPr>
+            <w:lang w:val="zh_TW" w:bidi="zh_TW"/>
+          </w:rPr>
+          <w:rPr>
+            <w:color w:val="0000EE"/>
+            <w:u w:val="single"/>
+          </w:rPr>
+          <w:t>約5:24</w:t>
+        </w:r>
+      </w:hyperlink>
+      <w:r>
+        <w:rPr>
+          <w:lang w:val="zh_TW" w:bidi="zh_TW"/>
+        </w:rPr>
+        <w:t>）。這生命的賜予不會發生在復活時，而是已經發生了。所有歸向耶穌的人立即從死亡進入生命。或者換句話說，那些遵守（順服）祂話語的人，永遠不會見到死亡（</w:t>
+      </w:r>
+      <w:hyperlink r:id="rId78">
+        <w:r>
+          <w:rPr>
+            <w:lang w:val="zh_TW" w:bidi="zh_TW"/>
+          </w:rPr>
+          <w:rPr>
+            <w:color w:val="0000EE"/>
+            <w:u w:val="single"/>
+          </w:rPr>
+          <w:t>8:51–52</w:t>
+        </w:r>
+      </w:hyperlink>
+      <w:r>
+        <w:rPr>
+          <w:lang w:val="zh_TW" w:bidi="zh_TW"/>
+        </w:rPr>
+        <w:t>）。重點在於所有不在基督裡的人，已經是死的，而那些信靠基督的人已經在享受生命。基督徒與非基督徒之間的根本差異在生與死的差別。</w:t>
+      </w:r>
+    </w:p>
+    <w:p>
+      <w:pPr/>
+      <w:r>
+        <w:rPr>
+          <w:lang w:val="zh_TW" w:bidi="zh_TW"/>
+        </w:rPr>
+      </w:r>
+      <w:r>
+        <w:rPr>
+          <w:lang w:val="zh_TW" w:bidi="zh_TW"/>
+        </w:rPr>
+        <w:t>新約作者自然知道基督徒也會死亡；他們的問題是如何找到合適的詞語來解釋其與非基督徒死亡的不同。肉體上死亡的信徒被說成是「在基督裡死了」（</w:t>
+      </w:r>
+      <w:hyperlink r:id="rId79">
+        <w:r>
+          <w:rPr>
+            <w:lang w:val="zh_TW" w:bidi="zh_TW"/>
+          </w:rPr>
+          <w:rPr>
+            <w:color w:val="0000EE"/>
+            <w:u w:val="single"/>
+          </w:rPr>
+          <w:t>帖前4:16）</w:t>
+        </w:r>
+      </w:hyperlink>
+      <w:r>
+        <w:rPr>
+          <w:lang w:val="zh_TW" w:bidi="zh_TW"/>
+        </w:rPr>
+        <w:t>。或者，他們根本不是死了，而只是「睡了」（</w:t>
+      </w:r>
+      <w:hyperlink r:id="rId80">
+        <w:r>
+          <w:rPr>
+            <w:lang w:val="zh_TW" w:bidi="zh_TW"/>
+          </w:rPr>
+          <w:rPr>
+            <w:color w:val="0000EE"/>
+            <w:u w:val="single"/>
+          </w:rPr>
+          <w:t>林前15:6、18、20、51</w:t>
+        </w:r>
+      </w:hyperlink>
+      <w:r>
+        <w:rPr>
+          <w:lang w:val="zh_TW" w:bidi="zh_TW"/>
+        </w:rPr>
+        <w:t>；</w:t>
+      </w:r>
+      <w:hyperlink r:id="rId81">
+        <w:r>
+          <w:rPr>
+            <w:lang w:val="zh_TW" w:bidi="zh_TW"/>
+          </w:rPr>
+          <w:rPr>
+            <w:color w:val="0000EE"/>
+            <w:u w:val="single"/>
+          </w:rPr>
+          <w:t>帖前4:13–15</w:t>
+        </w:r>
+      </w:hyperlink>
+      <w:r>
+        <w:rPr>
+          <w:lang w:val="zh_TW" w:bidi="zh_TW"/>
+        </w:rPr>
+        <w:t>；參</w:t>
+      </w:r>
+      <w:hyperlink r:id="rId82">
+        <w:r>
+          <w:rPr>
+            <w:lang w:val="zh_TW" w:bidi="zh_TW"/>
+          </w:rPr>
+          <w:rPr>
+            <w:color w:val="0000EE"/>
+            <w:u w:val="single"/>
+          </w:rPr>
+          <w:t>約11:11–14</w:t>
+        </w:r>
+      </w:hyperlink>
+      <w:r>
+        <w:rPr>
+          <w:lang w:val="zh_TW" w:bidi="zh_TW"/>
+        </w:rPr>
+        <w:t>耶穌的話）。雖然他們的肉身死了，但已故信徒並未與基督分離；也就是說，他們並不是真的死了。死亡與陰間的一切權勢都無法使信徒與基督分離（</w:t>
+      </w:r>
+      <w:hyperlink r:id="rId83">
+        <w:r>
+          <w:rPr>
+            <w:lang w:val="zh_TW" w:bidi="zh_TW"/>
+          </w:rPr>
+          <w:rPr>
+            <w:color w:val="0000EE"/>
+            <w:u w:val="single"/>
+          </w:rPr>
+          <w:t>羅8:38–39</w:t>
+        </w:r>
+      </w:hyperlink>
+      <w:r>
+        <w:rPr>
+          <w:lang w:val="zh_TW" w:bidi="zh_TW"/>
+        </w:rPr>
+        <w:t>）。對他們來說，死亡不是損失，而是得益；它使他們更接近基督（</w:t>
+      </w:r>
+      <w:hyperlink r:id="rId84">
+        <w:r>
+          <w:rPr>
+            <w:lang w:val="zh_TW" w:bidi="zh_TW"/>
+          </w:rPr>
+          <w:rPr>
+            <w:color w:val="0000EE"/>
+            <w:u w:val="single"/>
+          </w:rPr>
+          <w:t>林後5:1–10</w:t>
+        </w:r>
+      </w:hyperlink>
+      <w:r>
+        <w:rPr>
+          <w:lang w:val="zh_TW" w:bidi="zh_TW"/>
+        </w:rPr>
+        <w:t>；</w:t>
+      </w:r>
+      <w:hyperlink r:id="rId85">
+        <w:r>
+          <w:rPr>
+            <w:lang w:val="zh_TW" w:bidi="zh_TW"/>
+          </w:rPr>
+          <w:rPr>
+            <w:color w:val="0000EE"/>
+            <w:u w:val="single"/>
+          </w:rPr>
+          <w:t>腓1:20–21</w:t>
+        </w:r>
+      </w:hyperlink>
+      <w:r>
+        <w:rPr>
+          <w:lang w:val="zh_TW" w:bidi="zh_TW"/>
+        </w:rPr>
+        <w:t>）。更重要的是，信徒還將分享基督對肉體死亡的勝利。因為祂是那些從死裡復活之人的「初熟的果子」（</w:t>
+      </w:r>
+      <w:hyperlink r:id="rId86">
+        <w:r>
+          <w:rPr>
+            <w:lang w:val="zh_TW" w:bidi="zh_TW"/>
+          </w:rPr>
+          <w:rPr>
+            <w:color w:val="0000EE"/>
+            <w:u w:val="single"/>
+          </w:rPr>
+          <w:t>林前15:20</w:t>
+        </w:r>
+      </w:hyperlink>
+      <w:r>
+        <w:rPr>
+          <w:lang w:val="zh_TW" w:bidi="zh_TW"/>
+        </w:rPr>
+        <w:t>；</w:t>
+      </w:r>
+      <w:hyperlink r:id="rId87">
+        <w:r>
+          <w:rPr>
+            <w:lang w:val="zh_TW" w:bidi="zh_TW"/>
+          </w:rPr>
+          <w:rPr>
+            <w:color w:val="0000EE"/>
+            <w:u w:val="single"/>
+          </w:rPr>
+          <w:t>西1:18</w:t>
+        </w:r>
+      </w:hyperlink>
+      <w:r>
+        <w:rPr>
+          <w:lang w:val="zh_TW" w:bidi="zh_TW"/>
+        </w:rPr>
+        <w:t>），那些「在基督裡」的人將在「末日」復活與祂同在，完全且完整。</w:t>
+      </w:r>
+    </w:p>
+    <w:p>
+      <w:pPr/>
+      <w:r>
+        <w:rPr>
+          <w:lang w:val="zh_TW" w:bidi="zh_TW"/>
+        </w:rPr>
+      </w:r>
+      <w:r>
+        <w:rPr>
+          <w:lang w:val="zh_TW" w:bidi="zh_TW"/>
+        </w:rPr>
+        <w:t>另一方面，對於那些不屬於基督的人，最終將與神完全分離。在最後的審判中，所有名字未記錄在「生命冊」上的人都將被投入火湖，與死亡和陰間為伴。這種與神的最終分離就是「第二次的死」（</w:t>
+      </w:r>
+      <w:hyperlink r:id="rId88">
+        <w:r>
+          <w:rPr>
+            <w:lang w:val="zh_TW" w:bidi="zh_TW"/>
+          </w:rPr>
+          <w:rPr>
+            <w:color w:val="0000EE"/>
+            <w:u w:val="single"/>
+          </w:rPr>
+          <w:t>啟20:14</w:t>
+        </w:r>
+      </w:hyperlink>
+      <w:r>
+        <w:rPr>
+          <w:lang w:val="zh_TW" w:bidi="zh_TW"/>
+        </w:rPr>
+        <w:t>）。然而，基督徒已經從死亡中得救（</w:t>
+      </w:r>
+      <w:hyperlink r:id="rId89">
+        <w:r>
+          <w:rPr>
+            <w:lang w:val="zh_TW" w:bidi="zh_TW"/>
+          </w:rPr>
+          <w:rPr>
+            <w:color w:val="0000EE"/>
+            <w:u w:val="single"/>
+          </w:rPr>
+          <w:t>雅5:20</w:t>
+        </w:r>
+      </w:hyperlink>
+      <w:r>
+        <w:rPr>
+          <w:lang w:val="zh_TW" w:bidi="zh_TW"/>
+        </w:rPr>
+        <w:t>；</w:t>
+      </w:r>
+      <w:hyperlink r:id="rId90">
+        <w:r>
+          <w:rPr>
+            <w:lang w:val="zh_TW" w:bidi="zh_TW"/>
+          </w:rPr>
+          <w:rPr>
+            <w:color w:val="0000EE"/>
+            <w:u w:val="single"/>
+          </w:rPr>
+          <w:t>約一3:14</w:t>
+        </w:r>
+      </w:hyperlink>
+      <w:r>
+        <w:rPr>
+          <w:lang w:val="zh_TW" w:bidi="zh_TW"/>
+        </w:rPr>
+        <w:t>）。第二次的死對那些忠於基督的人毫無權勢（</w:t>
+      </w:r>
+      <w:hyperlink r:id="rId91">
+        <w:r>
+          <w:rPr>
+            <w:lang w:val="zh_TW" w:bidi="zh_TW"/>
+          </w:rPr>
+          <w:rPr>
+            <w:color w:val="0000EE"/>
+            <w:u w:val="single"/>
+          </w:rPr>
+          <w:t>啟2:11，</w:t>
+        </w:r>
+      </w:hyperlink>
+      <w:hyperlink r:id="rId92">
+        <w:r>
+          <w:rPr>
+            <w:lang w:val="zh_TW" w:bidi="zh_TW"/>
+          </w:rPr>
+          <w:rPr>
+            <w:color w:val="0000EE"/>
+            <w:u w:val="single"/>
+          </w:rPr>
+          <w:t>20:6</w:t>
+        </w:r>
+      </w:hyperlink>
+      <w:r>
+        <w:rPr>
+          <w:lang w:val="zh_TW" w:bidi="zh_TW"/>
+        </w:rPr>
+        <w:t>）。相反，他們將與神同住，在神的同在中不再有死亡，因為神本身就是生命（</w:t>
+      </w:r>
+      <w:hyperlink r:id="rId93">
+        <w:r>
+          <w:rPr>
+            <w:lang w:val="zh_TW" w:bidi="zh_TW"/>
+          </w:rPr>
+          <w:rPr>
+            <w:color w:val="0000EE"/>
+            <w:u w:val="single"/>
+          </w:rPr>
+          <w:t>21:4</w:t>
+        </w:r>
+      </w:hyperlink>
+      <w:r>
+        <w:rPr>
+          <w:lang w:val="zh_TW" w:bidi="zh_TW"/>
+        </w:rPr>
+        <w:t>）。</w:t>
+      </w:r>
+    </w:p>
+    <w:p>
+      <w:pPr/>
+      <w:r>
+        <w:rPr>
+          <w:lang w:val="zh_TW" w:bidi="zh_TW"/>
+        </w:rPr>
+      </w:r>
+      <w:r>
+        <w:rPr>
           <w:i/>
           <w:lang w:val="zh_TW" w:bidi="zh_TW"/>
         </w:rPr>
@@ -416,7 +2438,7 @@
         <w:rPr>
           <w:lang w:val="zh_TW" w:bidi="zh_TW"/>
         </w:rPr>
-        <w:t>疾病</w:t>
+        <w:t>死者之地</w:t>
       </w:r>
       <w:r>
         <w:rPr>
@@ -428,7 +2450,1930 @@
         <w:rPr>
           <w:lang w:val="zh_TW" w:bidi="zh_TW"/>
         </w:rPr>
-        <w:t>藥物和醫療實踐</w:t>
+        <w:t>中間狀態</w:t>
+      </w:r>
+      <w:r>
+        <w:rPr>
+          <w:lang w:val="zh_TW" w:bidi="zh_TW"/>
+        </w:rPr>
+        <w:t>；</w:t>
+      </w:r>
+      <w:r>
+        <w:rPr>
+          <w:lang w:val="zh_TW" w:bidi="zh_TW"/>
+        </w:rPr>
+        <w:t>神的忿怒</w:t>
+      </w:r>
+      <w:r>
+        <w:rPr>
+          <w:lang w:val="zh_TW" w:bidi="zh_TW"/>
+        </w:rPr>
+        <w:t>。</w:t>
+      </w:r>
+      <w:r>
+        <w:rPr>
+          <w:lang w:val="zh_TW" w:bidi="zh_TW"/>
+        </w:rPr>
+      </w:r>
+      <w:r>
+        <w:rPr>
+          <w:lang w:val="zh_TW" w:bidi="zh_TW"/>
+        </w:rPr>
+      </w:r>
+    </w:p>
+    <w:p>
+      <w:pPr/>
+      <w:r>
+        <w:rPr>
+          <w:lang w:val="zh_TW" w:bidi="zh_TW"/>
+        </w:rPr>
+      </w:r>
+    </w:p>
+    <w:p>
+      <w:pPr>
+        <w:pStyle w:val="Heading2"/>
+      </w:pPr>
+      <w:r>
+        <w:rPr>
+          <w:lang w:val="zh_TW" w:bidi="zh_TW"/>
+        </w:rPr>
+        <w:t>死者之地</w:t>
+      </w:r>
+      <w:r>
+        <w:rPr>
+          <w:lang w:val="zh_TW" w:bidi="zh_TW"/>
+        </w:rPr>
+      </w:r>
+    </w:p>
+    <w:p>
+      <w:pPr/>
+      <w:r>
+        <w:rPr>
+          <w:lang w:val="zh_TW" w:bidi="zh_TW"/>
+        </w:rPr>
+      </w:r>
+      <w:r>
+        <w:rPr>
+          <w:lang w:val="zh_TW" w:bidi="zh_TW"/>
+        </w:rPr>
+        <w:t>此用語涵蓋聖經多個指向死者歸宿的描述式意象，包括舊約中的「陰間（Sheol）」和「坑」，以及新約中的「陰間（Hades）」、「地獄（Gehenna）」、「樂園（Paradise）」和「亞伯拉罕的懷裡」。隨著希伯來人愈來愈理解生命和死後之事，他們對死亡的觀念，初期模糊認知，得以發展到新約更為完整的概念。</w:t>
+      </w:r>
+    </w:p>
+    <w:p>
+      <w:pPr>
+        <w:pStyle w:val="Heading3"/>
+      </w:pPr>
+      <w:r>
+        <w:rPr>
+          <w:lang w:val="zh_TW" w:bidi="zh_TW"/>
+        </w:rPr>
+        <w:t>舊約聖經</w:t>
+      </w:r>
+    </w:p>
+    <w:p>
+      <w:pPr/>
+      <w:r>
+        <w:rPr>
+          <w:lang w:val="zh_TW" w:bidi="zh_TW"/>
+        </w:rPr>
+      </w:r>
+      <w:r>
+        <w:rPr>
+          <w:lang w:val="zh_TW" w:bidi="zh_TW"/>
+        </w:rPr>
+        <w:t>舊約關於死者的信息有限。根據某些經文，死亡之後，人下降到陰間（常被翻譯為「墳墓」、「地獄」、「坑」或簡單稱為「死裡」），在某些情況下，僅僅指埋葬的墳墓（</w:t>
+      </w:r>
+      <w:hyperlink r:id="rId94">
+        <w:r>
+          <w:rPr>
+            <w:lang w:val="zh_TW" w:bidi="zh_TW"/>
+          </w:rPr>
+          <w:rPr>
+            <w:color w:val="0000EE"/>
+            <w:u w:val="single"/>
+          </w:rPr>
+          <w:t>民16:30、33</w:t>
+        </w:r>
+      </w:hyperlink>
+      <w:r>
+        <w:rPr>
+          <w:lang w:val="zh_TW" w:bidi="zh_TW"/>
+        </w:rPr>
+        <w:t>），但更多時候是指一個地下世界。這個死者的居所被描繪為地下的地方，人會「下到」那裡（</w:t>
+      </w:r>
+      <w:hyperlink r:id="rId95">
+        <w:r>
+          <w:rPr>
+            <w:lang w:val="zh_TW" w:bidi="zh_TW"/>
+          </w:rPr>
+          <w:rPr>
+            <w:color w:val="0000EE"/>
+            <w:u w:val="single"/>
+          </w:rPr>
+          <w:t>創42:38</w:t>
+        </w:r>
+      </w:hyperlink>
+      <w:r>
+        <w:rPr>
+          <w:lang w:val="zh_TW" w:bidi="zh_TW"/>
+        </w:rPr>
+        <w:t>；</w:t>
+      </w:r>
+      <w:hyperlink r:id="rId96">
+        <w:r>
+          <w:rPr>
+            <w:lang w:val="zh_TW" w:bidi="zh_TW"/>
+          </w:rPr>
+          <w:rPr>
+            <w:color w:val="0000EE"/>
+            <w:u w:val="single"/>
+          </w:rPr>
+          <w:t>箴15:24</w:t>
+        </w:r>
+      </w:hyperlink>
+      <w:r>
+        <w:rPr>
+          <w:lang w:val="zh_TW" w:bidi="zh_TW"/>
+        </w:rPr>
+        <w:t>；</w:t>
+      </w:r>
+      <w:hyperlink r:id="rId97">
+        <w:r>
+          <w:rPr>
+            <w:lang w:val="zh_TW" w:bidi="zh_TW"/>
+          </w:rPr>
+          <w:rPr>
+            <w:color w:val="0000EE"/>
+            <w:u w:val="single"/>
+          </w:rPr>
+          <w:t>結26:20</w:t>
+        </w:r>
+      </w:hyperlink>
+      <w:r>
+        <w:rPr>
+          <w:lang w:val="zh_TW" w:bidi="zh_TW"/>
+        </w:rPr>
+        <w:t>），並且是幽暗（</w:t>
+      </w:r>
+      <w:hyperlink r:id="rId98">
+        <w:r>
+          <w:rPr>
+            <w:lang w:val="zh_TW" w:bidi="zh_TW"/>
+          </w:rPr>
+          <w:rPr>
+            <w:color w:val="0000EE"/>
+            <w:u w:val="single"/>
+          </w:rPr>
+          <w:t>伯10:21–22</w:t>
+        </w:r>
+      </w:hyperlink>
+      <w:r>
+        <w:rPr>
+          <w:lang w:val="zh_TW" w:bidi="zh_TW"/>
+        </w:rPr>
+        <w:t>）、寂靜（</w:t>
+      </w:r>
+      <w:hyperlink r:id="rId99">
+        <w:r>
+          <w:rPr>
+            <w:lang w:val="zh_TW" w:bidi="zh_TW"/>
+          </w:rPr>
+          <w:rPr>
+            <w:color w:val="0000EE"/>
+            <w:u w:val="single"/>
+          </w:rPr>
+          <w:t>詩94:17，</w:t>
+        </w:r>
+      </w:hyperlink>
+      <w:hyperlink r:id="rId100">
+        <w:r>
+          <w:rPr>
+            <w:lang w:val="zh_TW" w:bidi="zh_TW"/>
+          </w:rPr>
+          <w:rPr>
+            <w:color w:val="0000EE"/>
+            <w:u w:val="single"/>
+          </w:rPr>
+          <w:t>115:17</w:t>
+        </w:r>
+      </w:hyperlink>
+      <w:r>
+        <w:rPr>
+          <w:lang w:val="zh_TW" w:bidi="zh_TW"/>
+        </w:rPr>
+        <w:t>）和忘記之地（</w:t>
+      </w:r>
+      <w:hyperlink r:id="rId101">
+        <w:r>
+          <w:rPr>
+            <w:lang w:val="zh_TW" w:bidi="zh_TW"/>
+          </w:rPr>
+          <w:rPr>
+            <w:color w:val="0000EE"/>
+            <w:u w:val="single"/>
+          </w:rPr>
+          <w:t>詩88:12</w:t>
+        </w:r>
+      </w:hyperlink>
+      <w:r>
+        <w:rPr>
+          <w:lang w:val="zh_TW" w:bidi="zh_TW"/>
+        </w:rPr>
+        <w:t>）。神不會在「陰間」被記念，也不再有人歌頌祂（</w:t>
+      </w:r>
+      <w:hyperlink r:id="rId102">
+        <w:r>
+          <w:rPr>
+            <w:lang w:val="zh_TW" w:bidi="zh_TW"/>
+          </w:rPr>
+          <w:rPr>
+            <w:color w:val="0000EE"/>
+            <w:u w:val="single"/>
+          </w:rPr>
+          <w:t>詩6:5，</w:t>
+        </w:r>
+      </w:hyperlink>
+      <w:hyperlink r:id="rId103">
+        <w:r>
+          <w:rPr>
+            <w:lang w:val="zh_TW" w:bidi="zh_TW"/>
+          </w:rPr>
+          <w:rPr>
+            <w:color w:val="0000EE"/>
+            <w:u w:val="single"/>
+          </w:rPr>
+          <w:t>30:9，</w:t>
+        </w:r>
+      </w:hyperlink>
+      <w:hyperlink r:id="rId100">
+        <w:r>
+          <w:rPr>
+            <w:lang w:val="zh_TW" w:bidi="zh_TW"/>
+          </w:rPr>
+          <w:rPr>
+            <w:color w:val="0000EE"/>
+            <w:u w:val="single"/>
+          </w:rPr>
+          <w:t>115:17</w:t>
+        </w:r>
+      </w:hyperlink>
+      <w:r>
+        <w:rPr>
+          <w:lang w:val="zh_TW" w:bidi="zh_TW"/>
+        </w:rPr>
+        <w:t>），甚至人們相信，連神也不會記念那裡的人（</w:t>
+      </w:r>
+      <w:hyperlink r:id="rId104">
+        <w:r>
+          <w:rPr>
+            <w:lang w:val="zh_TW" w:bidi="zh_TW"/>
+          </w:rPr>
+          <w:rPr>
+            <w:color w:val="0000EE"/>
+            <w:u w:val="single"/>
+          </w:rPr>
+          <w:t>詩88:5、11</w:t>
+        </w:r>
+      </w:hyperlink>
+      <w:r>
+        <w:rPr>
+          <w:lang w:val="zh_TW" w:bidi="zh_TW"/>
+        </w:rPr>
+        <w:t>；</w:t>
+      </w:r>
+      <w:hyperlink r:id="rId105">
+        <w:r>
+          <w:rPr>
+            <w:lang w:val="zh_TW" w:bidi="zh_TW"/>
+          </w:rPr>
+          <w:rPr>
+            <w:color w:val="0000EE"/>
+            <w:u w:val="single"/>
+          </w:rPr>
+          <w:t>賽38:18</w:t>
+        </w:r>
+      </w:hyperlink>
+      <w:r>
+        <w:rPr>
+          <w:lang w:val="zh_TW" w:bidi="zh_TW"/>
+        </w:rPr>
+        <w:t>）。死者被視為永久與神隔絕，無法參與祂在歷史中的作為。雖然生與死之間的界線有時可說是模糊不清（如在</w:t>
+      </w:r>
+      <w:hyperlink r:id="rId106">
+        <w:r>
+          <w:rPr>
+            <w:lang w:val="zh_TW" w:bidi="zh_TW"/>
+          </w:rPr>
+          <w:rPr>
+            <w:color w:val="0000EE"/>
+            <w:u w:val="single"/>
+          </w:rPr>
+          <w:t>列王紀下四章32至37節</w:t>
+        </w:r>
+      </w:hyperlink>
+      <w:r>
+        <w:rPr>
+          <w:lang w:val="zh_TW" w:bidi="zh_TW"/>
+        </w:rPr>
+        <w:t>中的復活，又在</w:t>
+      </w:r>
+      <w:hyperlink r:id="rId107">
+        <w:r>
+          <w:rPr>
+            <w:lang w:val="zh_TW" w:bidi="zh_TW"/>
+          </w:rPr>
+          <w:rPr>
+            <w:color w:val="0000EE"/>
+            <w:u w:val="single"/>
+          </w:rPr>
+          <w:t>撒母耳記上二十八章7至25節</w:t>
+        </w:r>
+      </w:hyperlink>
+      <w:r>
+        <w:rPr>
+          <w:lang w:val="zh_TW" w:bidi="zh_TW"/>
+        </w:rPr>
+        <w:t>中，撒母耳的鬼魂所示），但猶太人明確禁止與死者溝通（</w:t>
+      </w:r>
+      <w:hyperlink r:id="rId108">
+        <w:r>
+          <w:rPr>
+            <w:lang w:val="zh_TW" w:bidi="zh_TW"/>
+          </w:rPr>
+          <w:rPr>
+            <w:color w:val="0000EE"/>
+            <w:u w:val="single"/>
+          </w:rPr>
+          <w:t>申18:11</w:t>
+        </w:r>
+      </w:hyperlink>
+      <w:r>
+        <w:rPr>
+          <w:lang w:val="zh_TW" w:bidi="zh_TW"/>
+        </w:rPr>
+        <w:t>）。（拜祭死者在以色列周邊的列國中，是普遍的習俗。）</w:t>
+      </w:r>
+    </w:p>
+    <w:p>
+      <w:pPr/>
+      <w:r>
+        <w:rPr>
+          <w:lang w:val="zh_TW" w:bidi="zh_TW"/>
+        </w:rPr>
+      </w:r>
+      <w:r>
+        <w:rPr>
+          <w:lang w:val="zh_TW" w:bidi="zh_TW"/>
+        </w:rPr>
+        <w:t>雖然人在陰間的命運不能真正稱為生命，但它仍被視為一種存在狀態，或許還可能與同胞和祖先相伴（</w:t>
+      </w:r>
+      <w:hyperlink r:id="rId109">
+        <w:r>
+          <w:rPr>
+            <w:lang w:val="zh_TW" w:bidi="zh_TW"/>
+          </w:rPr>
+          <w:rPr>
+            <w:color w:val="0000EE"/>
+            <w:u w:val="single"/>
+          </w:rPr>
+          <w:t>創25:8</w:t>
+        </w:r>
+      </w:hyperlink>
+      <w:r>
+        <w:rPr>
+          <w:lang w:val="zh_TW" w:bidi="zh_TW"/>
+        </w:rPr>
+        <w:t>；</w:t>
+      </w:r>
+      <w:hyperlink r:id="rId110">
+        <w:r>
+          <w:rPr>
+            <w:lang w:val="zh_TW" w:bidi="zh_TW"/>
+          </w:rPr>
+          <w:rPr>
+            <w:color w:val="0000EE"/>
+            <w:u w:val="single"/>
+          </w:rPr>
+          <w:t>結32:17–30</w:t>
+        </w:r>
+      </w:hyperlink>
+      <w:r>
+        <w:rPr>
+          <w:lang w:val="zh_TW" w:bidi="zh_TW"/>
+        </w:rPr>
+        <w:t>）。然而，陰間並不在神的能力範圍之外（</w:t>
+      </w:r>
+      <w:hyperlink r:id="rId32">
+        <w:r>
+          <w:rPr>
+            <w:lang w:val="zh_TW" w:bidi="zh_TW"/>
+          </w:rPr>
+          <w:rPr>
+            <w:color w:val="0000EE"/>
+            <w:u w:val="single"/>
+          </w:rPr>
+          <w:t>詩139:8</w:t>
+        </w:r>
+      </w:hyperlink>
+      <w:r>
+        <w:rPr>
+          <w:lang w:val="zh_TW" w:bidi="zh_TW"/>
+        </w:rPr>
+        <w:t>；</w:t>
+      </w:r>
+      <w:hyperlink r:id="rId111">
+        <w:r>
+          <w:rPr>
+            <w:lang w:val="zh_TW" w:bidi="zh_TW"/>
+          </w:rPr>
+          <w:rPr>
+            <w:color w:val="0000EE"/>
+            <w:u w:val="single"/>
+          </w:rPr>
+          <w:t>摩9:2</w:t>
+        </w:r>
+      </w:hyperlink>
+      <w:r>
+        <w:rPr>
+          <w:lang w:val="zh_TW" w:bidi="zh_TW"/>
+        </w:rPr>
+        <w:t>；</w:t>
+      </w:r>
+      <w:hyperlink r:id="rId112">
+        <w:r>
+          <w:rPr>
+            <w:lang w:val="zh_TW" w:bidi="zh_TW"/>
+          </w:rPr>
+          <w:rPr>
+            <w:color w:val="0000EE"/>
+            <w:u w:val="single"/>
+          </w:rPr>
+          <w:t>拿2:2</w:t>
+        </w:r>
+      </w:hyperlink>
+      <w:r>
+        <w:rPr>
+          <w:lang w:val="zh_TW" w:bidi="zh_TW"/>
+        </w:rPr>
+        <w:t>）。雖然陰間被描繪成貪婪飢渴的怪物，會吞噬活人（</w:t>
+      </w:r>
+      <w:hyperlink r:id="rId113">
+        <w:r>
+          <w:rPr>
+            <w:lang w:val="zh_TW" w:bidi="zh_TW"/>
+          </w:rPr>
+          <w:rPr>
+            <w:color w:val="0000EE"/>
+            <w:u w:val="single"/>
+          </w:rPr>
+          <w:t>箴27:20，</w:t>
+        </w:r>
+      </w:hyperlink>
+      <w:hyperlink r:id="rId114">
+        <w:r>
+          <w:rPr>
+            <w:lang w:val="zh_TW" w:bidi="zh_TW"/>
+          </w:rPr>
+          <w:rPr>
+            <w:color w:val="0000EE"/>
+            <w:u w:val="single"/>
+          </w:rPr>
+          <w:t>30:16</w:t>
+        </w:r>
+      </w:hyperlink>
+      <w:r>
+        <w:rPr>
+          <w:lang w:val="zh_TW" w:bidi="zh_TW"/>
+        </w:rPr>
+        <w:t>），但神的大能仍能拯救人脫離掌控（</w:t>
+      </w:r>
+      <w:hyperlink r:id="rId115">
+        <w:r>
+          <w:rPr>
+            <w:lang w:val="zh_TW" w:bidi="zh_TW"/>
+          </w:rPr>
+          <w:rPr>
+            <w:color w:val="0000EE"/>
+            <w:u w:val="single"/>
+          </w:rPr>
+          <w:t>詩49:15，</w:t>
+        </w:r>
+      </w:hyperlink>
+      <w:hyperlink r:id="rId116">
+        <w:r>
+          <w:rPr>
+            <w:lang w:val="zh_TW" w:bidi="zh_TW"/>
+          </w:rPr>
+          <w:rPr>
+            <w:color w:val="0000EE"/>
+            <w:u w:val="single"/>
+          </w:rPr>
+          <w:t>86:13</w:t>
+        </w:r>
+      </w:hyperlink>
+      <w:r>
+        <w:rPr>
+          <w:lang w:val="zh_TW" w:bidi="zh_TW"/>
+        </w:rPr>
+        <w:t>）。到舊約時期末期，人們甚至有希望最終從陰間得救（</w:t>
+      </w:r>
+      <w:hyperlink r:id="rId117">
+        <w:r>
+          <w:rPr>
+            <w:lang w:val="zh_TW" w:bidi="zh_TW"/>
+          </w:rPr>
+          <w:rPr>
+            <w:color w:val="0000EE"/>
+            <w:u w:val="single"/>
+          </w:rPr>
+          <w:t>伯14:13–22，</w:t>
+        </w:r>
+      </w:hyperlink>
+      <w:hyperlink r:id="rId118">
+        <w:r>
+          <w:rPr>
+            <w:lang w:val="zh_TW" w:bidi="zh_TW"/>
+          </w:rPr>
+          <w:rPr>
+            <w:color w:val="0000EE"/>
+            <w:u w:val="single"/>
+          </w:rPr>
+          <w:t>19:25–27</w:t>
+        </w:r>
+      </w:hyperlink>
+      <w:r>
+        <w:rPr>
+          <w:lang w:val="zh_TW" w:bidi="zh_TW"/>
+        </w:rPr>
+        <w:t>；</w:t>
+      </w:r>
+      <w:hyperlink r:id="rId115">
+        <w:r>
+          <w:rPr>
+            <w:lang w:val="zh_TW" w:bidi="zh_TW"/>
+          </w:rPr>
+          <w:rPr>
+            <w:color w:val="0000EE"/>
+            <w:u w:val="single"/>
+          </w:rPr>
+          <w:t>詩49:15，</w:t>
+        </w:r>
+      </w:hyperlink>
+      <w:hyperlink r:id="rId31">
+        <w:r>
+          <w:rPr>
+            <w:lang w:val="zh_TW" w:bidi="zh_TW"/>
+          </w:rPr>
+          <w:rPr>
+            <w:color w:val="0000EE"/>
+            <w:u w:val="single"/>
+          </w:rPr>
+          <w:t>73:23–28</w:t>
+        </w:r>
+      </w:hyperlink>
+      <w:r>
+        <w:rPr>
+          <w:lang w:val="zh_TW" w:bidi="zh_TW"/>
+        </w:rPr>
+        <w:t>），但只有但以理書明確表達了這份盼望（</w:t>
+      </w:r>
+      <w:hyperlink r:id="rId119">
+        <w:r>
+          <w:rPr>
+            <w:lang w:val="zh_TW" w:bidi="zh_TW"/>
+          </w:rPr>
+          <w:rPr>
+            <w:color w:val="0000EE"/>
+            <w:u w:val="single"/>
+          </w:rPr>
+          <w:t>但12:1–2</w:t>
+        </w:r>
+      </w:hyperlink>
+      <w:r>
+        <w:rPr>
+          <w:lang w:val="zh_TW" w:bidi="zh_TW"/>
+        </w:rPr>
+        <w:t>）。因此，雖然古代希伯來人並未像新約使徒保羅那樣，可以坦然面對死亡（</w:t>
+      </w:r>
+      <w:hyperlink r:id="rId120">
+        <w:r>
+          <w:rPr>
+            <w:lang w:val="zh_TW" w:bidi="zh_TW"/>
+          </w:rPr>
+          <w:rPr>
+            <w:color w:val="0000EE"/>
+            <w:u w:val="single"/>
+          </w:rPr>
+          <w:t>林後5:1–8</w:t>
+        </w:r>
+      </w:hyperlink>
+      <w:r>
+        <w:rPr>
+          <w:lang w:val="zh_TW" w:bidi="zh_TW"/>
+        </w:rPr>
+        <w:t>；</w:t>
+      </w:r>
+      <w:hyperlink r:id="rId121">
+        <w:r>
+          <w:rPr>
+            <w:lang w:val="zh_TW" w:bidi="zh_TW"/>
+          </w:rPr>
+          <w:rPr>
+            <w:color w:val="0000EE"/>
+            <w:u w:val="single"/>
+          </w:rPr>
+          <w:t>腓1:21–23</w:t>
+        </w:r>
+      </w:hyperlink>
+      <w:r>
+        <w:rPr>
+          <w:lang w:val="zh_TW" w:bidi="zh_TW"/>
+        </w:rPr>
+        <w:t>），但他們逐漸明白死亡並非一個毫無盼望的狀態。</w:t>
+      </w:r>
+    </w:p>
+    <w:p>
+      <w:pPr>
+        <w:pStyle w:val="Heading3"/>
+      </w:pPr>
+      <w:r>
+        <w:rPr>
+          <w:lang w:val="zh_TW" w:bidi="zh_TW"/>
+        </w:rPr>
+        <w:t>兩約之間的著作</w:t>
+      </w:r>
+    </w:p>
+    <w:p>
+      <w:pPr/>
+      <w:r>
+        <w:rPr>
+          <w:lang w:val="zh_TW" w:bidi="zh_TW"/>
+        </w:rPr>
+      </w:r>
+      <w:r>
+        <w:rPr>
+          <w:lang w:val="zh_TW" w:bidi="zh_TW"/>
+        </w:rPr>
+        <w:t>在被擄與新約時期的開始之間（公元前586–公元30，與舊約結束的時期部分重疊），與波斯和希臘宗教的接觸，促使猶太人釐清他們對死後生命的觀念。舊約翻譯成希臘文時，人們用希臘文Hades（陰間的名稱）來翻譯希伯來文的Sheol。在新約中，Hades成為死者居所的通用名稱。</w:t>
+      </w:r>
+    </w:p>
+    <w:p>
+      <w:pPr/>
+      <w:r>
+        <w:rPr>
+          <w:lang w:val="zh_TW" w:bidi="zh_TW"/>
+        </w:rPr>
+      </w:r>
+      <w:r>
+        <w:rPr>
+          <w:lang w:val="zh_TW" w:bidi="zh_TW"/>
+        </w:rPr>
+        <w:t>新名稱的出現也帶來了新的觀念，有多個關於死者歸宿的觀點開始流傳。一個常見的觀點出現在偽經以諾一書第二十二章中，描述死者被安置在一座大山的中空位置，等待最後的審判。其中有一個相對愉快的區域，是為義人預備的；另一個則是為惡人準備，充滿痛苦的地方。其他作者則延續舊約Hades或Sheol的概念，視其為一個與神和幸福隔絕的地方（</w:t>
+      </w:r>
+      <w:hyperlink r:id="rId122">
+        <w:r>
+          <w:rPr>
+            <w:lang w:val="zh_TW" w:bidi="zh_TW"/>
+          </w:rPr>
+          <w:rPr>
+            <w:color w:val="0000EE"/>
+            <w:u w:val="single"/>
+          </w:rPr>
+          <w:t>便西拉智訓14:12、16，</w:t>
+        </w:r>
+      </w:hyperlink>
+      <w:hyperlink r:id="rId123">
+        <w:r>
+          <w:rPr>
+            <w:lang w:val="zh_TW" w:bidi="zh_TW"/>
+          </w:rPr>
+          <w:rPr>
+            <w:color w:val="0000EE"/>
+            <w:u w:val="single"/>
+          </w:rPr>
+          <w:t>17:27–28</w:t>
+        </w:r>
+      </w:hyperlink>
+      <w:r>
+        <w:rPr>
+          <w:lang w:val="zh_TW" w:bidi="zh_TW"/>
+        </w:rPr>
+        <w:t>）。</w:t>
+      </w:r>
+    </w:p>
+    <w:p>
+      <w:pPr/>
+      <w:r>
+        <w:rPr>
+          <w:lang w:val="zh_TW" w:bidi="zh_TW"/>
+        </w:rPr>
+      </w:r>
+      <w:r>
+        <w:rPr>
+          <w:lang w:val="zh_TW" w:bidi="zh_TW"/>
+        </w:rPr>
+        <w:t>在那段時期，猶太人也開始使用新詞「地獄」（Gehenna，希伯來文Hinnom），是一個山谷的名字，位於耶路撒冷南方。該山谷在舊約時期以獻兒童為祭的可憎行為著稱（</w:t>
+      </w:r>
+      <w:hyperlink r:id="rId124">
+        <w:r>
+          <w:rPr>
+            <w:lang w:val="zh_TW" w:bidi="zh_TW"/>
+          </w:rPr>
+          <w:rPr>
+            <w:color w:val="0000EE"/>
+            <w:u w:val="single"/>
+          </w:rPr>
+          <w:t>王下23:10;</w:t>
+        </w:r>
+      </w:hyperlink>
+      <w:r>
+        <w:rPr>
+          <w:lang w:val="zh_TW" w:bidi="zh_TW"/>
+        </w:rPr>
+        <w:t xml:space="preserve"> </w:t>
+      </w:r>
+      <w:hyperlink r:id="rId125">
+        <w:r>
+          <w:rPr>
+            <w:lang w:val="zh_TW" w:bidi="zh_TW"/>
+          </w:rPr>
+          <w:rPr>
+            <w:color w:val="0000EE"/>
+            <w:u w:val="single"/>
+          </w:rPr>
+          <w:t>歷代志下</w:t>
+        </w:r>
+      </w:hyperlink>
+      <w:r>
+        <w:rPr>
+          <w:lang w:val="zh_TW" w:bidi="zh_TW"/>
+        </w:rPr>
+        <w:t xml:space="preserve"> 28:3; </w:t>
+      </w:r>
+      <w:hyperlink r:id="rId126">
+        <w:r>
+          <w:rPr>
+            <w:lang w:val="zh_TW" w:bidi="zh_TW"/>
+          </w:rPr>
+          <w:rPr>
+            <w:color w:val="0000EE"/>
+            <w:u w:val="single"/>
+          </w:rPr>
+          <w:t xml:space="preserve">33:6 </w:t>
+        </w:r>
+      </w:hyperlink>
+      <w:r>
+        <w:rPr>
+          <w:lang w:val="zh_TW" w:bidi="zh_TW"/>
+        </w:rPr>
+        <w:t>)，而在新約時期則以焚燒垃圾聞名。地獄成為惡人死後歸宿的稱呼，是一個充滿火焰折磨的地方（以諾一書90:20–27；</w:t>
+      </w:r>
+      <w:hyperlink r:id="rId127">
+        <w:r>
+          <w:rPr>
+            <w:lang w:val="zh_TW" w:bidi="zh_TW"/>
+          </w:rPr>
+          <w:rPr>
+            <w:color w:val="0000EE"/>
+            <w:u w:val="single"/>
+          </w:rPr>
+          <w:t>以斯拉二書7:70</w:t>
+        </w:r>
+      </w:hyperlink>
+      <w:r>
+        <w:rPr>
+          <w:lang w:val="zh_TW" w:bidi="zh_TW"/>
+        </w:rPr>
+        <w:t>）。與此懲罰之地相對的是「樂園」（paradise，源自波斯文，指快樂園地），義人在那裡享受福樂。</w:t>
+      </w:r>
+    </w:p>
+    <w:p>
+      <w:pPr/>
+      <w:r>
+        <w:rPr>
+          <w:lang w:val="zh_TW" w:bidi="zh_TW"/>
+        </w:rPr>
+      </w:r>
+      <w:r>
+        <w:rPr>
+          <w:lang w:val="zh_TW" w:bidi="zh_TW"/>
+        </w:rPr>
+        <w:t>所有這些概念——陰間、地獄、樂園，都被新約作者塑造成最適切基督啟示的形式。</w:t>
+      </w:r>
+    </w:p>
+    <w:p>
+      <w:pPr>
+        <w:pStyle w:val="Heading3"/>
+      </w:pPr>
+      <w:r>
+        <w:rPr>
+          <w:lang w:val="zh_TW" w:bidi="zh_TW"/>
+        </w:rPr>
+        <w:t>新約聖經</w:t>
+      </w:r>
+    </w:p>
+    <w:p>
+      <w:pPr/>
+      <w:r>
+        <w:rPr>
+          <w:lang w:val="zh_TW" w:bidi="zh_TW"/>
+        </w:rPr>
+      </w:r>
+      <w:r>
+        <w:rPr>
+          <w:lang w:val="zh_TW" w:bidi="zh_TW"/>
+        </w:rPr>
+        <w:t>雖然新約使用了多種詞語來描述死者的居所，但實際提及的次數相當少，總共只有約35節經文。這些經文主要集中在福音書和啟示錄。使徒保羅對天堂多有言說，但只有耶穌和約翰對地獄有較多的描述。</w:t>
+      </w:r>
+    </w:p>
+    <w:p>
+      <w:pPr/>
+      <w:r>
+        <w:rPr>
+          <w:lang w:val="zh_TW" w:bidi="zh_TW"/>
+        </w:rPr>
+      </w:r>
+      <w:r>
+        <w:rPr>
+          <w:lang w:val="zh_TW" w:bidi="zh_TW"/>
+        </w:rPr>
+        <w:t>「陰間（Hades）」這個詞僅在耶穌的比喻中出現一次，即財主和拉撒路的比喻（</w:t>
+      </w:r>
+      <w:hyperlink r:id="rId128">
+        <w:r>
+          <w:rPr>
+            <w:lang w:val="zh_TW" w:bidi="zh_TW"/>
+          </w:rPr>
+          <w:rPr>
+            <w:color w:val="0000EE"/>
+            <w:u w:val="single"/>
+          </w:rPr>
+          <w:t>路16:23</w:t>
+        </w:r>
+      </w:hyperlink>
+      <w:r>
+        <w:rPr>
+          <w:lang w:val="zh_TW" w:bidi="zh_TW"/>
+        </w:rPr>
+        <w:t>）。在該比喻中，陰間是一個充滿痛苦的地方，是惡人死後的去處。這種痛苦被描述為「火焰」，即使肉體已死，仍能對人造成身體上的折磨。凡在痛苦中的人，皆不會得到任何安慰。</w:t>
+      </w:r>
+    </w:p>
+    <w:p>
+      <w:pPr/>
+      <w:r>
+        <w:rPr>
+          <w:lang w:val="zh_TW" w:bidi="zh_TW"/>
+        </w:rPr>
+      </w:r>
+      <w:r>
+        <w:rPr>
+          <w:lang w:val="zh_TW" w:bidi="zh_TW"/>
+        </w:rPr>
+        <w:t>雖然惡人在死後立即進入陰間，但他們的最終歸宿是地獄，一個充滿火和蟲的地方，象徵著腐敗（</w:t>
+      </w:r>
+      <w:hyperlink r:id="rId129">
+        <w:r>
+          <w:rPr>
+            <w:lang w:val="zh_TW" w:bidi="zh_TW"/>
+          </w:rPr>
+          <w:rPr>
+            <w:color w:val="0000EE"/>
+            <w:u w:val="single"/>
+          </w:rPr>
+          <w:t>太5:22、29–30，</w:t>
+        </w:r>
+      </w:hyperlink>
+      <w:hyperlink r:id="rId130">
+        <w:r>
+          <w:rPr>
+            <w:lang w:val="zh_TW" w:bidi="zh_TW"/>
+          </w:rPr>
+          <w:rPr>
+            <w:color w:val="0000EE"/>
+            <w:u w:val="single"/>
+          </w:rPr>
+          <w:t>18:9</w:t>
+        </w:r>
+      </w:hyperlink>
+      <w:r>
+        <w:rPr>
+          <w:lang w:val="zh_TW" w:bidi="zh_TW"/>
+        </w:rPr>
+        <w:t>；</w:t>
+      </w:r>
+      <w:hyperlink r:id="rId131">
+        <w:r>
+          <w:rPr>
+            <w:lang w:val="zh_TW" w:bidi="zh_TW"/>
+          </w:rPr>
+          <w:rPr>
+            <w:color w:val="0000EE"/>
+            <w:u w:val="single"/>
+          </w:rPr>
+          <w:t>可9:48</w:t>
+        </w:r>
+      </w:hyperlink>
+      <w:r>
+        <w:rPr>
+          <w:lang w:val="zh_TW" w:bidi="zh_TW"/>
+        </w:rPr>
+        <w:t>，引用自</w:t>
+      </w:r>
+      <w:hyperlink r:id="rId132">
+        <w:r>
+          <w:rPr>
+            <w:lang w:val="zh_TW" w:bidi="zh_TW"/>
+          </w:rPr>
+          <w:rPr>
+            <w:color w:val="0000EE"/>
+            <w:u w:val="single"/>
+          </w:rPr>
+          <w:t>賽66:24</w:t>
+        </w:r>
+      </w:hyperlink>
+      <w:r>
+        <w:rPr>
+          <w:lang w:val="zh_TW" w:bidi="zh_TW"/>
+        </w:rPr>
+        <w:t>）。耶穌也稱地獄為「外邊黑暗」，那裡將有「哀哭切齒」（</w:t>
+      </w:r>
+      <w:hyperlink r:id="rId133">
+        <w:r>
+          <w:rPr>
+            <w:lang w:val="zh_TW" w:bidi="zh_TW"/>
+          </w:rPr>
+          <w:rPr>
+            <w:color w:val="0000EE"/>
+            <w:u w:val="single"/>
+          </w:rPr>
+          <w:t>太8:12，</w:t>
+        </w:r>
+      </w:hyperlink>
+      <w:hyperlink r:id="rId134">
+        <w:r>
+          <w:rPr>
+            <w:lang w:val="zh_TW" w:bidi="zh_TW"/>
+          </w:rPr>
+          <w:rPr>
+            <w:color w:val="0000EE"/>
+            <w:u w:val="single"/>
+          </w:rPr>
+          <w:t>22:13</w:t>
+        </w:r>
+      </w:hyperlink>
+      <w:r>
+        <w:rPr>
+          <w:lang w:val="zh_TW" w:bidi="zh_TW"/>
+        </w:rPr>
+        <w:t>）。顯然，在最後的審判之後，惡人將被基督的命令送往那裡（</w:t>
+      </w:r>
+      <w:hyperlink r:id="rId135">
+        <w:r>
+          <w:rPr>
+            <w:lang w:val="zh_TW" w:bidi="zh_TW"/>
+          </w:rPr>
+          <w:rPr>
+            <w:color w:val="0000EE"/>
+            <w:u w:val="single"/>
+          </w:rPr>
+          <w:t>約5:22、27</w:t>
+        </w:r>
+      </w:hyperlink>
+      <w:r>
+        <w:rPr>
+          <w:lang w:val="zh_TW" w:bidi="zh_TW"/>
+        </w:rPr>
+        <w:t>；</w:t>
+      </w:r>
+      <w:hyperlink r:id="rId136">
+        <w:r>
+          <w:rPr>
+            <w:lang w:val="zh_TW" w:bidi="zh_TW"/>
+          </w:rPr>
+          <w:rPr>
+            <w:color w:val="0000EE"/>
+            <w:u w:val="single"/>
+          </w:rPr>
+          <w:t>徒10:42，</w:t>
+        </w:r>
+      </w:hyperlink>
+      <w:hyperlink r:id="rId137">
+        <w:r>
+          <w:rPr>
+            <w:lang w:val="zh_TW" w:bidi="zh_TW"/>
+          </w:rPr>
+          <w:rPr>
+            <w:color w:val="0000EE"/>
+            <w:u w:val="single"/>
+          </w:rPr>
+          <w:t>17:31</w:t>
+        </w:r>
+      </w:hyperlink>
+      <w:r>
+        <w:rPr>
+          <w:lang w:val="zh_TW" w:bidi="zh_TW"/>
+        </w:rPr>
+        <w:t>；</w:t>
+      </w:r>
+      <w:hyperlink r:id="rId138">
+        <w:r>
+          <w:rPr>
+            <w:lang w:val="zh_TW" w:bidi="zh_TW"/>
+          </w:rPr>
+          <w:rPr>
+            <w:color w:val="0000EE"/>
+            <w:u w:val="single"/>
+          </w:rPr>
+          <w:t>提後4:1</w:t>
+        </w:r>
+      </w:hyperlink>
+      <w:r>
+        <w:rPr>
+          <w:lang w:val="zh_TW" w:bidi="zh_TW"/>
+        </w:rPr>
+        <w:t>）。那個折磨之地，承接舊約陰間作為與神分離之地的負面概念。</w:t>
+      </w:r>
+    </w:p>
+    <w:p>
+      <w:pPr/>
+      <w:r>
+        <w:rPr>
+          <w:lang w:val="zh_TW" w:bidi="zh_TW"/>
+        </w:rPr>
+      </w:r>
+      <w:r>
+        <w:rPr>
+          <w:lang w:val="zh_TW" w:bidi="zh_TW"/>
+        </w:rPr>
+        <w:t>耶穌宣揚悔改的信息，強調地獄的危險，較少提到義人死後所到之處。然而，義人終會在最後的審判後進入「國」，而非地獄（</w:t>
+      </w:r>
+      <w:hyperlink r:id="rId139">
+        <w:r>
+          <w:rPr>
+            <w:lang w:val="zh_TW" w:bidi="zh_TW"/>
+          </w:rPr>
+          <w:rPr>
+            <w:color w:val="0000EE"/>
+            <w:u w:val="single"/>
+          </w:rPr>
+          <w:t>太25:34</w:t>
+        </w:r>
+      </w:hyperlink>
+      <w:r>
+        <w:rPr>
+          <w:lang w:val="zh_TW" w:bidi="zh_TW"/>
+        </w:rPr>
+        <w:t>）。耶穌兩次暗示義人在死後立即進入蒙福的狀態。</w:t>
+      </w:r>
+      <w:hyperlink r:id="rId140">
+        <w:r>
+          <w:rPr>
+            <w:lang w:val="zh_TW" w:bidi="zh_TW"/>
+          </w:rPr>
+          <w:rPr>
+            <w:color w:val="0000EE"/>
+            <w:u w:val="single"/>
+          </w:rPr>
+          <w:t>路加福音十六章22節</w:t>
+        </w:r>
+      </w:hyperlink>
+      <w:r>
+        <w:rPr>
+          <w:lang w:val="zh_TW" w:bidi="zh_TW"/>
+        </w:rPr>
+        <w:t>提到死去的拉撒路在「亞伯拉罕的懷裡」，那是一個充滿安慰和平安的地方。在</w:t>
+      </w:r>
+      <w:hyperlink r:id="rId141">
+        <w:r>
+          <w:rPr>
+            <w:lang w:val="zh_TW" w:bidi="zh_TW"/>
+          </w:rPr>
+          <w:rPr>
+            <w:color w:val="0000EE"/>
+            <w:u w:val="single"/>
+          </w:rPr>
+          <w:t>路加福音二十三章43節</w:t>
+        </w:r>
+      </w:hyperlink>
+      <w:r>
+        <w:rPr>
+          <w:lang w:val="zh_TW" w:bidi="zh_TW"/>
+        </w:rPr>
+        <w:t>中，耶穌應許將與垂死的強盜一起進入天堂，那裡稱為樂園。保羅的措辭表明樂園似乎與天堂一致（</w:t>
+      </w:r>
+      <w:hyperlink r:id="rId142">
+        <w:r>
+          <w:rPr>
+            <w:lang w:val="zh_TW" w:bidi="zh_TW"/>
+          </w:rPr>
+          <w:rPr>
+            <w:color w:val="0000EE"/>
+            <w:u w:val="single"/>
+          </w:rPr>
+          <w:t>林後12:2–3</w:t>
+        </w:r>
+      </w:hyperlink>
+      <w:r>
+        <w:rPr>
+          <w:lang w:val="zh_TW" w:bidi="zh_TW"/>
+        </w:rPr>
+        <w:t>），而約翰則將樂園與新天新地聯繫起來（</w:t>
+      </w:r>
+      <w:hyperlink r:id="rId143">
+        <w:r>
+          <w:rPr>
+            <w:lang w:val="zh_TW" w:bidi="zh_TW"/>
+          </w:rPr>
+          <w:rPr>
+            <w:color w:val="0000EE"/>
+            <w:u w:val="single"/>
+          </w:rPr>
+          <w:t>啟2:7，</w:t>
+        </w:r>
+      </w:hyperlink>
+      <w:hyperlink r:id="rId144">
+        <w:r>
+          <w:rPr>
+            <w:lang w:val="zh_TW" w:bidi="zh_TW"/>
+          </w:rPr>
+          <w:rPr>
+            <w:color w:val="0000EE"/>
+            <w:u w:val="single"/>
+          </w:rPr>
+          <w:t>21:1–2，</w:t>
+        </w:r>
+      </w:hyperlink>
+      <w:hyperlink r:id="rId145">
+        <w:r>
+          <w:rPr>
+            <w:lang w:val="zh_TW" w:bidi="zh_TW"/>
+          </w:rPr>
+          <w:rPr>
+            <w:color w:val="0000EE"/>
+            <w:u w:val="single"/>
+          </w:rPr>
+          <w:t>22:1–2</w:t>
+        </w:r>
+      </w:hyperlink>
+      <w:r>
+        <w:rPr>
+          <w:lang w:val="zh_TW" w:bidi="zh_TW"/>
+        </w:rPr>
+        <w:t>）。</w:t>
+      </w:r>
+    </w:p>
+    <w:p>
+      <w:pPr/>
+      <w:r>
+        <w:rPr>
+          <w:lang w:val="zh_TW" w:bidi="zh_TW"/>
+        </w:rPr>
+      </w:r>
+      <w:r>
+        <w:rPr>
+          <w:lang w:val="zh_TW" w:bidi="zh_TW"/>
+        </w:rPr>
+        <w:t>保羅和新約書信的其他作者，對惡人死後的居所所言不多。保羅僅在路過時提到「無底坑（the abyss）」（譯註：和合本譯為陰間）——他對陰間之坑的稱呼（</w:t>
+      </w:r>
+      <w:hyperlink r:id="rId146">
+        <w:r>
+          <w:rPr>
+            <w:lang w:val="zh_TW" w:bidi="zh_TW"/>
+          </w:rPr>
+          <w:rPr>
+            <w:color w:val="0000EE"/>
+            <w:u w:val="single"/>
+          </w:rPr>
+          <w:t>羅10:7</w:t>
+        </w:r>
+      </w:hyperlink>
+      <w:r>
+        <w:rPr>
+          <w:lang w:val="zh_TW" w:bidi="zh_TW"/>
+        </w:rPr>
+        <w:t>）。他提到基督降在「地下」（</w:t>
+      </w:r>
+      <w:hyperlink r:id="rId147">
+        <w:r>
+          <w:rPr>
+            <w:lang w:val="zh_TW" w:bidi="zh_TW"/>
+          </w:rPr>
+          <w:rPr>
+            <w:color w:val="0000EE"/>
+            <w:u w:val="single"/>
+          </w:rPr>
+          <w:t>弗4:9</w:t>
+        </w:r>
+      </w:hyperlink>
+      <w:r>
+        <w:rPr>
+          <w:lang w:val="zh_TW" w:bidi="zh_TW"/>
+        </w:rPr>
+        <w:t>），可能只是表達基督在死後去了死者的居所（「地下」是猶太拉比用來指陰間/地獄的用語）。彼得提到基督在死後，藉著「靈」去到某個「監獄」，向那裡的「靈」傳道（</w:t>
+      </w:r>
+      <w:hyperlink r:id="rId148">
+        <w:r>
+          <w:rPr>
+            <w:lang w:val="zh_TW" w:bidi="zh_TW"/>
+          </w:rPr>
+          <w:rPr>
+            <w:color w:val="0000EE"/>
+            <w:u w:val="single"/>
+          </w:rPr>
+          <w:t>彼前3:18–20</w:t>
+        </w:r>
+      </w:hyperlink>
+      <w:r>
+        <w:rPr>
+          <w:lang w:val="zh_TW" w:bidi="zh_TW"/>
+        </w:rPr>
+        <w:t>）。人們對該經文有不同解釋。一些人認為基督進入陰間（Hades），向挪亞時代墮落的天使（「神的兒子們」，</w:t>
+      </w:r>
+      <w:hyperlink r:id="rId149">
+        <w:r>
+          <w:rPr>
+            <w:lang w:val="zh_TW" w:bidi="zh_TW"/>
+          </w:rPr>
+          <w:rPr>
+            <w:color w:val="0000EE"/>
+            <w:u w:val="single"/>
+          </w:rPr>
+          <w:t>創6:1–4</w:t>
+        </w:r>
+      </w:hyperlink>
+      <w:r>
+        <w:rPr>
+          <w:lang w:val="zh_TW" w:bidi="zh_TW"/>
+        </w:rPr>
+        <w:t>）傳道，而不是向被囚禁的人類靈魂傳道。在</w:t>
+      </w:r>
+      <w:hyperlink r:id="rId150">
+        <w:r>
+          <w:rPr>
+            <w:lang w:val="zh_TW" w:bidi="zh_TW"/>
+          </w:rPr>
+          <w:rPr>
+            <w:color w:val="0000EE"/>
+            <w:u w:val="single"/>
+          </w:rPr>
+          <w:t>彼得後書二章4節</w:t>
+        </w:r>
+      </w:hyperlink>
+      <w:r>
+        <w:rPr>
+          <w:lang w:val="zh_TW" w:bidi="zh_TW"/>
+        </w:rPr>
+        <w:t>中，用於描述靈魂監獄的用語（通常譯為「地獄」）來自「塔耳塔洛斯」（Tartarus），是另一個指冥界的希臘文名稱。</w:t>
+      </w:r>
+    </w:p>
+    <w:p>
+      <w:pPr/>
+      <w:r>
+        <w:rPr>
+          <w:lang w:val="zh_TW" w:bidi="zh_TW"/>
+        </w:rPr>
+      </w:r>
+      <w:r>
+        <w:rPr>
+          <w:lang w:val="zh_TW" w:bidi="zh_TW"/>
+        </w:rPr>
+        <w:t>保羅多次提及義人死後的居所。最早期的幾卷書信中，他從未提到義人死後的所在地，只提到他們將會復活（</w:t>
+      </w:r>
+      <w:hyperlink r:id="rId151">
+        <w:r>
+          <w:rPr>
+            <w:lang w:val="zh_TW" w:bidi="zh_TW"/>
+          </w:rPr>
+          <w:rPr>
+            <w:color w:val="0000EE"/>
+            <w:u w:val="single"/>
+          </w:rPr>
+          <w:t>林前15章</w:t>
+        </w:r>
+      </w:hyperlink>
+      <w:r>
+        <w:rPr>
+          <w:lang w:val="zh_TW" w:bidi="zh_TW"/>
+        </w:rPr>
+        <w:t>；</w:t>
+      </w:r>
+      <w:hyperlink r:id="rId152">
+        <w:r>
+          <w:rPr>
+            <w:lang w:val="zh_TW" w:bidi="zh_TW"/>
+          </w:rPr>
+          <w:rPr>
+            <w:color w:val="0000EE"/>
+            <w:u w:val="single"/>
+          </w:rPr>
+          <w:t>帖前4:13–17</w:t>
+        </w:r>
+      </w:hyperlink>
+      <w:r>
+        <w:rPr>
+          <w:lang w:val="zh_TW" w:bidi="zh_TW"/>
+        </w:rPr>
+        <w:t>）。在幾乎必死後（</w:t>
+      </w:r>
+      <w:hyperlink r:id="rId153">
+        <w:r>
+          <w:rPr>
+            <w:lang w:val="zh_TW" w:bidi="zh_TW"/>
+          </w:rPr>
+          <w:rPr>
+            <w:color w:val="0000EE"/>
+            <w:u w:val="single"/>
+          </w:rPr>
+          <w:t>林後1:8–11</w:t>
+        </w:r>
+      </w:hyperlink>
+      <w:r>
+        <w:rPr>
+          <w:lang w:val="zh_TW" w:bidi="zh_TW"/>
+        </w:rPr>
+        <w:t>），他開始討論死者「去了哪裡」。保羅說，死亡意味著與基督同在，是比活著更好（</w:t>
+      </w:r>
+      <w:hyperlink r:id="rId154">
+        <w:r>
+          <w:rPr>
+            <w:lang w:val="zh_TW" w:bidi="zh_TW"/>
+          </w:rPr>
+          <w:rPr>
+            <w:color w:val="0000EE"/>
+            <w:u w:val="single"/>
+          </w:rPr>
+          <w:t>腓1:23</w:t>
+        </w:r>
+      </w:hyperlink>
+      <w:r>
+        <w:rPr>
+          <w:lang w:val="zh_TW" w:bidi="zh_TW"/>
+        </w:rPr>
+        <w:t>）。「離開身體」就是「與主同住」（</w:t>
+      </w:r>
+      <w:hyperlink r:id="rId155">
+        <w:r>
+          <w:rPr>
+            <w:lang w:val="zh_TW" w:bidi="zh_TW"/>
+          </w:rPr>
+          <w:rPr>
+            <w:color w:val="0000EE"/>
+            <w:u w:val="single"/>
+          </w:rPr>
+          <w:t>林後5:8</w:t>
+        </w:r>
+      </w:hyperlink>
+      <w:r>
+        <w:rPr>
+          <w:lang w:val="zh_TW" w:bidi="zh_TW"/>
+        </w:rPr>
+        <w:t>）。保羅可能指義人死後直接進入樂園與耶穌同在（參</w:t>
+      </w:r>
+      <w:hyperlink r:id="rId156">
+        <w:r>
+          <w:rPr>
+            <w:lang w:val="zh_TW" w:bidi="zh_TW"/>
+          </w:rPr>
+          <w:rPr>
+            <w:color w:val="0000EE"/>
+            <w:u w:val="single"/>
+          </w:rPr>
+          <w:t>林後12:2–4</w:t>
+        </w:r>
+      </w:hyperlink>
+      <w:r>
+        <w:rPr>
+          <w:lang w:val="zh_TW" w:bidi="zh_TW"/>
+        </w:rPr>
+        <w:t>，保羅稱天堂為第三層天）。死亡絕對無法使基督徒與基督分離（</w:t>
+      </w:r>
+      <w:hyperlink r:id="rId83">
+        <w:r>
+          <w:rPr>
+            <w:lang w:val="zh_TW" w:bidi="zh_TW"/>
+          </w:rPr>
+          <w:rPr>
+            <w:color w:val="0000EE"/>
+            <w:u w:val="single"/>
+          </w:rPr>
+          <w:t>羅8:38–39</w:t>
+        </w:r>
+      </w:hyperlink>
+      <w:r>
+        <w:rPr>
+          <w:lang w:val="zh_TW" w:bidi="zh_TW"/>
+        </w:rPr>
+        <w:t>），反而使他們進入神的同在。</w:t>
+      </w:r>
+    </w:p>
+    <w:p>
+      <w:pPr/>
+      <w:r>
+        <w:rPr>
+          <w:lang w:val="zh_TW" w:bidi="zh_TW"/>
+        </w:rPr>
+      </w:r>
+      <w:r>
+        <w:rPr>
+          <w:lang w:val="zh_TW" w:bidi="zh_TW"/>
+        </w:rPr>
+        <w:t>啟示錄對於死者的居所，特別是惡人死後的居所，有大量描述。它用兩個名稱來描述那地方，分別是「無底坑」，指所有邪靈的居所或監獄；以及「陰間」，指人類死後的居所。無底坑會出現折磨人類的鬼魔形態（</w:t>
+      </w:r>
+      <w:hyperlink r:id="rId157">
+        <w:r>
+          <w:rPr>
+            <w:lang w:val="zh_TW" w:bidi="zh_TW"/>
+          </w:rPr>
+          <w:rPr>
+            <w:color w:val="0000EE"/>
+            <w:u w:val="single"/>
+          </w:rPr>
+          <w:t>啟9:1–11</w:t>
+        </w:r>
+      </w:hyperlink>
+      <w:r>
+        <w:rPr>
+          <w:lang w:val="zh_TW" w:bidi="zh_TW"/>
+        </w:rPr>
+        <w:t>）和撒但的「獸」，後者殺死兩個見證人，並帶同「大淫婦」（</w:t>
+      </w:r>
+      <w:hyperlink r:id="rId158">
+        <w:r>
+          <w:rPr>
+            <w:lang w:val="zh_TW" w:bidi="zh_TW"/>
+          </w:rPr>
+          <w:rPr>
+            <w:color w:val="0000EE"/>
+            <w:u w:val="single"/>
+          </w:rPr>
+          <w:t>11:7，</w:t>
+        </w:r>
+      </w:hyperlink>
+      <w:hyperlink r:id="rId159">
+        <w:r>
+          <w:rPr>
+            <w:lang w:val="zh_TW" w:bidi="zh_TW"/>
+          </w:rPr>
+          <w:rPr>
+            <w:color w:val="0000EE"/>
+            <w:u w:val="single"/>
+          </w:rPr>
+          <w:t>17章</w:t>
+        </w:r>
+      </w:hyperlink>
+      <w:r>
+        <w:rPr>
+          <w:lang w:val="zh_TW" w:bidi="zh_TW"/>
+        </w:rPr>
+        <w:t>）。撒但自己將被囚禁在那裡（</w:t>
+      </w:r>
+      <w:hyperlink r:id="rId160">
+        <w:r>
+          <w:rPr>
+            <w:lang w:val="zh_TW" w:bidi="zh_TW"/>
+          </w:rPr>
+          <w:rPr>
+            <w:color w:val="0000EE"/>
+            <w:u w:val="single"/>
+          </w:rPr>
+          <w:t>20:2–3</w:t>
+        </w:r>
+      </w:hyperlink>
+      <w:r>
+        <w:rPr>
+          <w:lang w:val="zh_TW" w:bidi="zh_TW"/>
+        </w:rPr>
+        <w:t>）。耶穌將其描述為一個魔鬼及其使者預備的地方（參見</w:t>
+      </w:r>
+      <w:hyperlink r:id="rId161">
+        <w:r>
+          <w:rPr>
+            <w:lang w:val="zh_TW" w:bidi="zh_TW"/>
+          </w:rPr>
+          <w:rPr>
+            <w:color w:val="0000EE"/>
+            <w:u w:val="single"/>
+          </w:rPr>
+          <w:t>太25:41</w:t>
+        </w:r>
+      </w:hyperlink>
+      <w:r>
+        <w:rPr>
+          <w:lang w:val="zh_TW" w:bidi="zh_TW"/>
+        </w:rPr>
+        <w:t>）。對基督徒來說，這裡的好消息是，無底坑或陰間並不是一個自主的領域。啟示錄開篇時，耶穌宣告他握有陰間的鑰匙（</w:t>
+      </w:r>
+      <w:hyperlink r:id="rId162">
+        <w:r>
+          <w:rPr>
+            <w:lang w:val="zh_TW" w:bidi="zh_TW"/>
+          </w:rPr>
+          <w:rPr>
+            <w:color w:val="0000EE"/>
+            <w:u w:val="single"/>
+          </w:rPr>
+          <w:t>啟1:18</w:t>
+        </w:r>
+      </w:hyperlink>
+      <w:r>
+        <w:rPr>
+          <w:lang w:val="zh_TW" w:bidi="zh_TW"/>
+        </w:rPr>
+        <w:t>），最後祂將迫使它交出死者（</w:t>
+      </w:r>
+      <w:hyperlink r:id="rId163">
+        <w:r>
+          <w:rPr>
+            <w:lang w:val="zh_TW" w:bidi="zh_TW"/>
+          </w:rPr>
+          <w:rPr>
+            <w:color w:val="0000EE"/>
+            <w:u w:val="single"/>
+          </w:rPr>
+          <w:t>20:13</w:t>
+        </w:r>
+      </w:hyperlink>
+      <w:r>
+        <w:rPr>
+          <w:lang w:val="zh_TW" w:bidi="zh_TW"/>
+        </w:rPr>
+        <w:t>）。在此之前，無底坑的鑰匙不在撒但手中，而是掛在天上的鑰匙圈上，只分給神的使者（</w:t>
+      </w:r>
+      <w:hyperlink r:id="rId164">
+        <w:r>
+          <w:rPr>
+            <w:lang w:val="zh_TW" w:bidi="zh_TW"/>
+          </w:rPr>
+          <w:rPr>
+            <w:color w:val="0000EE"/>
+            <w:u w:val="single"/>
+          </w:rPr>
+          <w:t>9:1，</w:t>
+        </w:r>
+      </w:hyperlink>
+      <w:hyperlink r:id="rId165">
+        <w:r>
+          <w:rPr>
+            <w:lang w:val="zh_TW" w:bidi="zh_TW"/>
+          </w:rPr>
+          <w:rPr>
+            <w:color w:val="0000EE"/>
+            <w:u w:val="single"/>
+          </w:rPr>
+          <w:t>20:1</w:t>
+        </w:r>
+      </w:hyperlink>
+      <w:r>
+        <w:rPr>
+          <w:lang w:val="zh_TW" w:bidi="zh_TW"/>
+        </w:rPr>
+        <w:t>）。最終，陰間、死亡和惡人將被投入火湖（地獄），在那裡他們將遭受永恆的折磨（</w:t>
+      </w:r>
+      <w:hyperlink r:id="rId166">
+        <w:r>
+          <w:rPr>
+            <w:lang w:val="zh_TW" w:bidi="zh_TW"/>
+          </w:rPr>
+          <w:rPr>
+            <w:color w:val="0000EE"/>
+            <w:u w:val="single"/>
+          </w:rPr>
+          <w:t>19:20</w:t>
+        </w:r>
+      </w:hyperlink>
+      <w:hyperlink r:id="rId167">
+        <w:r>
+          <w:rPr>
+            <w:lang w:val="zh_TW" w:bidi="zh_TW"/>
+          </w:rPr>
+          <w:rPr>
+            <w:color w:val="0000EE"/>
+            <w:u w:val="single"/>
+          </w:rPr>
+          <w:t>，20:10、14–15，</w:t>
+        </w:r>
+      </w:hyperlink>
+      <w:hyperlink r:id="rId168">
+        <w:r>
+          <w:rPr>
+            <w:lang w:val="zh_TW" w:bidi="zh_TW"/>
+          </w:rPr>
+          <w:rPr>
+            <w:color w:val="0000EE"/>
+            <w:u w:val="single"/>
+          </w:rPr>
+          <w:t>21:8</w:t>
+        </w:r>
+      </w:hyperlink>
+      <w:r>
+        <w:rPr>
+          <w:lang w:val="zh_TW" w:bidi="zh_TW"/>
+        </w:rPr>
+        <w:t>）。</w:t>
+      </w:r>
+    </w:p>
+    <w:p>
+      <w:pPr/>
+      <w:r>
+        <w:rPr>
+          <w:lang w:val="zh_TW" w:bidi="zh_TW"/>
+        </w:rPr>
+      </w:r>
+      <w:r>
+        <w:rPr>
+          <w:lang w:val="zh_TW" w:bidi="zh_TW"/>
+        </w:rPr>
+        <w:t>啟示錄的作者約翰同意保羅的看法，義人死後的命運不會與惡人相同。他們不會去陰間，而是去天堂。殉道者出現在祭壇下，為他們向神呼求伸冤（</w:t>
+      </w:r>
+      <w:hyperlink r:id="rId169">
+        <w:r>
+          <w:rPr>
+            <w:lang w:val="zh_TW" w:bidi="zh_TW"/>
+          </w:rPr>
+          <w:rPr>
+            <w:color w:val="0000EE"/>
+            <w:u w:val="single"/>
+          </w:rPr>
+          <w:t>啟6:9–11</w:t>
+        </w:r>
+      </w:hyperlink>
+      <w:r>
+        <w:rPr>
+          <w:lang w:val="zh_TW" w:bidi="zh_TW"/>
+        </w:rPr>
+        <w:t>）。在另一個意象中，無數的基督徒出現在神的寶座前讚美祂（</w:t>
+      </w:r>
+      <w:hyperlink r:id="rId170">
+        <w:r>
+          <w:rPr>
+            <w:lang w:val="zh_TW" w:bidi="zh_TW"/>
+          </w:rPr>
+          <w:rPr>
+            <w:color w:val="0000EE"/>
+            <w:u w:val="single"/>
+          </w:rPr>
+          <w:t>7:9–17</w:t>
+        </w:r>
+      </w:hyperlink>
+      <w:r>
+        <w:rPr>
+          <w:lang w:val="zh_TW" w:bidi="zh_TW"/>
+        </w:rPr>
+        <w:t>）。這些信徒由基督親自牧養，不再忍受飢餓、口渴、不適或悲傷。</w:t>
+      </w:r>
+    </w:p>
+    <w:p>
+      <w:pPr>
+        <w:pStyle w:val="Heading3"/>
+      </w:pPr>
+      <w:r>
+        <w:rPr>
+          <w:lang w:val="zh_TW" w:bidi="zh_TW"/>
+        </w:rPr>
+        <w:t>結論</w:t>
+      </w:r>
+    </w:p>
+    <w:p>
+      <w:pPr/>
+      <w:r>
+        <w:rPr>
+          <w:lang w:val="zh_TW" w:bidi="zh_TW"/>
+        </w:rPr>
+      </w:r>
+      <w:r>
+        <w:rPr>
+          <w:lang w:val="zh_TW" w:bidi="zh_TW"/>
+        </w:rPr>
+        <w:t>總而言之，在舊約中，對於死者的所在地最初是一種模糊不清的概念，指一個與生命和神分離的地方。後來的作者認為，不應只有一個共同的地方（陰間〔Sheol〕），而應有兩個地方。根據基督教的教導，惡人進入陰間（Hades），這是一個充滿痛苦的地方，他們將在那裡受苦，直到審判之日；最終，他們將被丟入火湖，即地獄（Gehenna）。然而，陰間的掌管者不是魔鬼，而是基督，他掌控著整個受造世界。義人不會進入陰間，而是直接進入樂園（「亞伯拉罕的懷裡」或天堂）。在那裡，他們與基督同在；憑著信心已經親眼看見，痛苦已化為祝福，禱告也化為讚美。基督徒相信，死亡雖然令人敬畏，是「末了的仇敵」，卻不會折磨他們。死亡無法使他們與主分離，反而帶他們面對面與所愛的主相見。</w:t>
+      </w:r>
+    </w:p>
+    <w:p>
+      <w:pPr/>
+      <w:r>
+        <w:rPr>
+          <w:lang w:val="zh_TW" w:bidi="zh_TW"/>
+        </w:rPr>
+      </w:r>
+      <w:r>
+        <w:rPr>
+          <w:lang w:val="zh_TW" w:bidi="zh_TW"/>
+        </w:rPr>
+        <w:t>這次相會可能是在人死後立即發生，也可能是在復活之時發生——中間的時間毫無意義，不過如同睡眠。換句話說，對於信徒而言，死後的下一個經歷便是與基督相會。</w:t>
+      </w:r>
+    </w:p>
+    <w:p>
+      <w:pPr/>
+      <w:r>
+        <w:rPr>
+          <w:lang w:val="zh_TW" w:bidi="zh_TW"/>
+        </w:rPr>
+      </w:r>
+      <w:r>
+        <w:rPr>
+          <w:lang w:val="zh_TW" w:bidi="zh_TW"/>
+        </w:rPr>
+        <w:t>舊約和新約都將死亡描述為睡眠。在舊約中，當一個人死時，常被描述為「與列祖同睡」（例如，</w:t>
+      </w:r>
+      <w:hyperlink r:id="rId171">
+        <w:r>
+          <w:rPr>
+            <w:lang w:val="zh_TW" w:bidi="zh_TW"/>
+          </w:rPr>
+          <w:rPr>
+            <w:color w:val="0000EE"/>
+            <w:u w:val="single"/>
+          </w:rPr>
+          <w:t>申31:16</w:t>
+        </w:r>
+      </w:hyperlink>
+      <w:r>
+        <w:rPr>
+          <w:lang w:val="zh_TW" w:bidi="zh_TW"/>
+        </w:rPr>
+        <w:t>；</w:t>
+      </w:r>
+      <w:hyperlink r:id="rId172">
+        <w:r>
+          <w:rPr>
+            <w:lang w:val="zh_TW" w:bidi="zh_TW"/>
+          </w:rPr>
+          <w:rPr>
+            <w:color w:val="0000EE"/>
+            <w:u w:val="single"/>
+          </w:rPr>
+          <w:t>撒下7:12</w:t>
+        </w:r>
+      </w:hyperlink>
+      <w:r>
+        <w:rPr>
+          <w:lang w:val="zh_TW" w:bidi="zh_TW"/>
+        </w:rPr>
+        <w:t>）。耶穌自己也將死亡稱為睡眠（</w:t>
+      </w:r>
+      <w:hyperlink r:id="rId173">
+        <w:r>
+          <w:rPr>
+            <w:lang w:val="zh_TW" w:bidi="zh_TW"/>
+          </w:rPr>
+          <w:rPr>
+            <w:color w:val="0000EE"/>
+            <w:u w:val="single"/>
+          </w:rPr>
+          <w:t>太9:24</w:t>
+        </w:r>
+      </w:hyperlink>
+      <w:r>
+        <w:rPr>
+          <w:lang w:val="zh_TW" w:bidi="zh_TW"/>
+        </w:rPr>
+        <w:t>；</w:t>
+      </w:r>
+      <w:hyperlink r:id="rId174">
+        <w:r>
+          <w:rPr>
+            <w:lang w:val="zh_TW" w:bidi="zh_TW"/>
+          </w:rPr>
+          <w:rPr>
+            <w:color w:val="0000EE"/>
+            <w:u w:val="single"/>
+          </w:rPr>
+          <w:t>約11:11</w:t>
+        </w:r>
+      </w:hyperlink>
+      <w:r>
+        <w:rPr>
+          <w:lang w:val="zh_TW" w:bidi="zh_TW"/>
+        </w:rPr>
+        <w:t>）。使徒保羅也持相同看法（</w:t>
+      </w:r>
+      <w:hyperlink r:id="rId175">
+        <w:r>
+          <w:rPr>
+            <w:lang w:val="zh_TW" w:bidi="zh_TW"/>
+          </w:rPr>
+          <w:rPr>
+            <w:color w:val="0000EE"/>
+            <w:u w:val="single"/>
+          </w:rPr>
+          <w:t>林前11:30，</w:t>
+        </w:r>
+      </w:hyperlink>
+      <w:hyperlink r:id="rId176">
+        <w:r>
+          <w:rPr>
+            <w:lang w:val="zh_TW" w:bidi="zh_TW"/>
+          </w:rPr>
+          <w:rPr>
+            <w:color w:val="0000EE"/>
+            <w:u w:val="single"/>
+          </w:rPr>
+          <w:t>15:20、51</w:t>
+        </w:r>
+      </w:hyperlink>
+      <w:r>
+        <w:rPr>
+          <w:lang w:val="zh_TW" w:bidi="zh_TW"/>
+        </w:rPr>
+        <w:t>；</w:t>
+      </w:r>
+      <w:hyperlink r:id="rId58">
+        <w:r>
+          <w:rPr>
+            <w:lang w:val="zh_TW" w:bidi="zh_TW"/>
+          </w:rPr>
+          <w:rPr>
+            <w:color w:val="0000EE"/>
+            <w:u w:val="single"/>
+          </w:rPr>
+          <w:t>帖前4:14</w:t>
+        </w:r>
+      </w:hyperlink>
+      <w:r>
+        <w:rPr>
+          <w:lang w:val="zh_TW" w:bidi="zh_TW"/>
+        </w:rPr>
+        <w:t>），至少在部分經文中，表明死亡只屬暫時。因此，它被稱為睡眠。舊約</w:t>
+      </w:r>
+      <w:hyperlink r:id="rId38">
+        <w:r>
+          <w:rPr>
+            <w:lang w:val="zh_TW" w:bidi="zh_TW"/>
+          </w:rPr>
+          <w:rPr>
+            <w:color w:val="0000EE"/>
+            <w:u w:val="single"/>
+          </w:rPr>
+          <w:t>但以理書十二章2節</w:t>
+        </w:r>
+      </w:hyperlink>
+      <w:r>
+        <w:rPr>
+          <w:lang w:val="zh_TW" w:bidi="zh_TW"/>
+        </w:rPr>
+        <w:t>也指出死亡如同睡眠，直到死者復活——有些進入永生，有些進入羞辱和永遠的憎惡之中。</w:t>
+      </w:r>
+    </w:p>
+    <w:p>
+      <w:pPr/>
+      <w:r>
+        <w:rPr>
+          <w:lang w:val="zh_TW" w:bidi="zh_TW"/>
+        </w:rPr>
+      </w:r>
+      <w:r>
+        <w:rPr>
+          <w:i/>
+          <w:lang w:val="zh_TW" w:bidi="zh_TW"/>
+        </w:rPr>
+        <w:t>另見</w:t>
+      </w:r>
+      <w:r>
+        <w:rPr>
+          <w:lang w:val="zh_TW" w:bidi="zh_TW"/>
+        </w:rPr>
+        <w:t xml:space="preserve"> </w:t>
+      </w:r>
+      <w:r>
+        <w:rPr>
+          <w:lang w:val="zh_TW" w:bidi="zh_TW"/>
+        </w:rPr>
+        <w:t>地獄（欣嫩子谷）；</w:t>
+      </w:r>
+      <w:r>
+        <w:rPr>
+          <w:lang w:val="zh_TW" w:bidi="zh_TW"/>
+        </w:rPr>
+        <w:t>陰間；</w:t>
+      </w:r>
+      <w:r>
+        <w:rPr>
+          <w:lang w:val="zh_TW" w:bidi="zh_TW"/>
+        </w:rPr>
+        <w:t>天（天堂）；</w:t>
+      </w:r>
+      <w:r>
+        <w:rPr>
+          <w:lang w:val="zh_TW" w:bidi="zh_TW"/>
+        </w:rPr>
+        <w:t>地獄；</w:t>
+      </w:r>
+      <w:r>
+        <w:rPr>
+          <w:lang w:val="zh_TW" w:bidi="zh_TW"/>
+        </w:rPr>
+        <w:t>中間狀態；</w:t>
+      </w:r>
+      <w:r>
+        <w:rPr>
+          <w:lang w:val="zh_TW" w:bidi="zh_TW"/>
+        </w:rPr>
+        <w:t>樂園；</w:t>
+      </w:r>
+      <w:r>
+        <w:rPr>
+          <w:lang w:val="zh_TW" w:bidi="zh_TW"/>
+        </w:rPr>
+        <w:t>陰間</w:t>
       </w:r>
       <w:r>
         <w:rPr>

--- a/zht/docx/134.content.docx
+++ b/zht/docx/134.content.docx
@@ -149,7 +149,7 @@
         <w:rPr>
           <w:lang w:val="zh_TW" w:bidi="zh_TW"/>
         </w:rPr>
-        <w:t>si</w:t>
+        <w:t>sai</w:t>
       </w:r>
       <w:r>
         <w:rPr>
@@ -212,7 +212,7 @@
         <w:rPr>
           <w:lang w:val="zh_TW" w:bidi="zh_TW"/>
         </w:rPr>
-        <w:t>死海</w:t>
+        <w:t>塞特</w:t>
       </w:r>
       <w:r>
         <w:rPr>
@@ -231,7 +231,7 @@
         <w:rPr>
           <w:lang w:val="zh_TW" w:bidi="zh_TW"/>
         </w:rPr>
-        <w:t>大型鹹水湖，約旦河流入其中。自希臘時期以來，西方文化稱其為「死海」。然而，在舊約聖經中，它常被稱為「鹽海」（</w:t>
+        <w:t>亞當和夏娃的第三個兒子。他取代了被該隱殺害的亞伯（</w:t>
       </w:r>
       <w:hyperlink r:id="rId13">
         <w:r>
@@ -242,14 +242,14 @@
             <w:color w:val="0000EE"/>
             <w:u w:val="single"/>
           </w:rPr>
-          <w:t>創14:3</w:t>
+          <w:t>創4:25</w:t>
         </w:r>
       </w:hyperlink>
       <w:r>
         <w:rPr>
           <w:lang w:val="zh_TW" w:bidi="zh_TW"/>
         </w:rPr>
-        <w:t>；</w:t>
+        <w:t>）。在</w:t>
       </w:r>
       <w:hyperlink r:id="rId14">
         <w:r>
@@ -260,14 +260,14 @@
             <w:color w:val="0000EE"/>
             <w:u w:val="single"/>
           </w:rPr>
-          <w:t>民34:3、12</w:t>
+          <w:t>創世記五章3至8節</w:t>
         </w:r>
       </w:hyperlink>
       <w:r>
         <w:rPr>
           <w:lang w:val="zh_TW" w:bidi="zh_TW"/>
         </w:rPr>
-        <w:t>；</w:t>
+        <w:t>、</w:t>
       </w:r>
       <w:hyperlink r:id="rId15">
         <w:r>
@@ -278,14 +278,14 @@
             <w:color w:val="0000EE"/>
             <w:u w:val="single"/>
           </w:rPr>
-          <w:t>申3:17</w:t>
+          <w:t>歷代志上一章1節</w:t>
         </w:r>
       </w:hyperlink>
       <w:r>
         <w:rPr>
           <w:lang w:val="zh_TW" w:bidi="zh_TW"/>
         </w:rPr>
-        <w:t>；</w:t>
+        <w:t>（有英文譯本拼寫為Sheth），以及</w:t>
       </w:r>
       <w:hyperlink r:id="rId16">
         <w:r>
@@ -296,2122 +296,14 @@
             <w:color w:val="0000EE"/>
             <w:u w:val="single"/>
           </w:rPr>
-          <w:t>書3:16</w:t>
+          <w:t>路加福音三章38節</w:t>
         </w:r>
       </w:hyperlink>
       <w:r>
         <w:rPr>
           <w:lang w:val="zh_TW" w:bidi="zh_TW"/>
         </w:rPr>
-        <w:t>，</w:t>
-      </w:r>
-      <w:hyperlink r:id="rId17">
-        <w:r>
-          <w:rPr>
-            <w:lang w:val="zh_TW" w:bidi="zh_TW"/>
-          </w:rPr>
-          <w:rPr>
-            <w:color w:val="0000EE"/>
-            <w:u w:val="single"/>
-          </w:rPr>
-          <w:t>12:3</w:t>
-        </w:r>
-      </w:hyperlink>
-      <w:r>
-        <w:rPr>
-          <w:lang w:val="zh_TW" w:bidi="zh_TW"/>
-        </w:rPr>
-        <w:t>，</w:t>
-      </w:r>
-      <w:hyperlink r:id="rId18">
-        <w:r>
-          <w:rPr>
-            <w:lang w:val="zh_TW" w:bidi="zh_TW"/>
-          </w:rPr>
-          <w:rPr>
-            <w:color w:val="0000EE"/>
-            <w:u w:val="single"/>
-          </w:rPr>
-          <w:t>15:2、5</w:t>
-        </w:r>
-      </w:hyperlink>
-      <w:r>
-        <w:rPr>
-          <w:lang w:val="zh_TW" w:bidi="zh_TW"/>
-        </w:rPr>
-        <w:t>，</w:t>
-      </w:r>
-      <w:hyperlink r:id="rId19">
-        <w:r>
-          <w:rPr>
-            <w:lang w:val="zh_TW" w:bidi="zh_TW"/>
-          </w:rPr>
-          <w:rPr>
-            <w:color w:val="0000EE"/>
-            <w:u w:val="single"/>
-          </w:rPr>
-          <w:t>18:19</w:t>
-        </w:r>
-      </w:hyperlink>
-      <w:r>
-        <w:rPr>
-          <w:lang w:val="zh_TW" w:bidi="zh_TW"/>
-        </w:rPr>
-        <w:t>）。該湖中含有大量的鹽，這在古代是寶貴的資源。聖經也稱死海為：</w:t>
-      </w:r>
-    </w:p>
-    <w:p>
-      <w:pPr>
-        <w:pStyle w:val="ListBullet"/>
-        <w:spacing w:line="240" w:lineRule="auto"/>
-        <w:ind w:left="720"/>
-      </w:pPr>
-      <w:r>
-        <w:rPr>
-          <w:lang w:val="zh_TW" w:bidi="zh_TW"/>
-        </w:rPr>
-      </w:r>
-      <w:r>
-        <w:rPr>
-          <w:lang w:val="zh_TW" w:bidi="zh_TW"/>
-        </w:rPr>
-        <w:t>亞拉巴海（</w:t>
-      </w:r>
-      <w:hyperlink r:id="rId15">
-        <w:r>
-          <w:rPr>
-            <w:lang w:val="zh_TW" w:bidi="zh_TW"/>
-          </w:rPr>
-          <w:rPr>
-            <w:color w:val="0000EE"/>
-            <w:u w:val="single"/>
-          </w:rPr>
-          <w:t>申3:17</w:t>
-        </w:r>
-      </w:hyperlink>
-      <w:r>
-        <w:rPr>
-          <w:lang w:val="zh_TW" w:bidi="zh_TW"/>
-        </w:rPr>
-        <w:t>，</w:t>
-      </w:r>
-      <w:hyperlink r:id="rId20">
-        <w:r>
-          <w:rPr>
-            <w:lang w:val="zh_TW" w:bidi="zh_TW"/>
-          </w:rPr>
-          <w:rPr>
-            <w:color w:val="0000EE"/>
-            <w:u w:val="single"/>
-          </w:rPr>
-          <w:t>4:49</w:t>
-        </w:r>
-      </w:hyperlink>
-      <w:r>
-        <w:rPr>
-          <w:lang w:val="zh_TW" w:bidi="zh_TW"/>
-        </w:rPr>
-        <w:t>；</w:t>
-      </w:r>
-      <w:hyperlink r:id="rId16">
-        <w:r>
-          <w:rPr>
-            <w:lang w:val="zh_TW" w:bidi="zh_TW"/>
-          </w:rPr>
-          <w:rPr>
-            <w:color w:val="0000EE"/>
-            <w:u w:val="single"/>
-          </w:rPr>
-          <w:t>書3:16</w:t>
-        </w:r>
-      </w:hyperlink>
-      <w:r>
-        <w:rPr>
-          <w:lang w:val="zh_TW" w:bidi="zh_TW"/>
-        </w:rPr>
-        <w:t>，</w:t>
-      </w:r>
-      <w:hyperlink r:id="rId17">
-        <w:r>
-          <w:rPr>
-            <w:lang w:val="zh_TW" w:bidi="zh_TW"/>
-          </w:rPr>
-          <w:rPr>
-            <w:color w:val="0000EE"/>
-            <w:u w:val="single"/>
-          </w:rPr>
-          <w:t>12:3</w:t>
-        </w:r>
-      </w:hyperlink>
-      <w:r>
-        <w:rPr>
-          <w:lang w:val="zh_TW" w:bidi="zh_TW"/>
-        </w:rPr>
-        <w:t>；</w:t>
-      </w:r>
-      <w:hyperlink r:id="rId21">
-        <w:r>
-          <w:rPr>
-            <w:lang w:val="zh_TW" w:bidi="zh_TW"/>
-          </w:rPr>
-          <w:rPr>
-            <w:color w:val="0000EE"/>
-            <w:u w:val="single"/>
-          </w:rPr>
-          <w:t>王下14:25</w:t>
-        </w:r>
-      </w:hyperlink>
-      <w:r>
-        <w:rPr>
-          <w:lang w:val="zh_TW" w:bidi="zh_TW"/>
-        </w:rPr>
-        <w:t>）</w:t>
-      </w:r>
-    </w:p>
-    <w:p>
-      <w:pPr>
-        <w:pStyle w:val="ListBullet"/>
-        <w:spacing w:line="240" w:lineRule="auto"/>
-        <w:ind w:left="720"/>
-      </w:pPr>
-      <w:r>
-        <w:rPr>
-          <w:lang w:val="zh_TW" w:bidi="zh_TW"/>
-        </w:rPr>
-      </w:r>
-      <w:r>
-        <w:rPr>
-          <w:lang w:val="zh_TW" w:bidi="zh_TW"/>
-        </w:rPr>
-        <w:t>東海（</w:t>
-      </w:r>
-      <w:hyperlink r:id="rId22">
-        <w:r>
-          <w:rPr>
-            <w:lang w:val="zh_TW" w:bidi="zh_TW"/>
-          </w:rPr>
-          <w:rPr>
-            <w:color w:val="0000EE"/>
-            <w:u w:val="single"/>
-          </w:rPr>
-          <w:t>結47:18</w:t>
-        </w:r>
-      </w:hyperlink>
-      <w:r>
-        <w:rPr>
-          <w:lang w:val="zh_TW" w:bidi="zh_TW"/>
-        </w:rPr>
-        <w:t>；</w:t>
-      </w:r>
-      <w:hyperlink r:id="rId23">
-        <w:r>
-          <w:rPr>
-            <w:lang w:val="zh_TW" w:bidi="zh_TW"/>
-          </w:rPr>
-          <w:rPr>
-            <w:color w:val="0000EE"/>
-            <w:u w:val="single"/>
-          </w:rPr>
-          <w:t>珥2:20</w:t>
-        </w:r>
-      </w:hyperlink>
-      <w:r>
-        <w:rPr>
-          <w:lang w:val="zh_TW" w:bidi="zh_TW"/>
-        </w:rPr>
-        <w:t>；</w:t>
-      </w:r>
-      <w:hyperlink r:id="rId24">
-        <w:r>
-          <w:rPr>
-            <w:lang w:val="zh_TW" w:bidi="zh_TW"/>
-          </w:rPr>
-          <w:rPr>
-            <w:color w:val="0000EE"/>
-            <w:u w:val="single"/>
-          </w:rPr>
-          <w:t>亞14:8</w:t>
-        </w:r>
-      </w:hyperlink>
-      <w:r>
-        <w:rPr>
-          <w:lang w:val="zh_TW" w:bidi="zh_TW"/>
-        </w:rPr>
-        <w:t>）</w:t>
-      </w:r>
-    </w:p>
-    <w:p>
-      <w:pPr/>
-      <w:r>
-        <w:rPr>
-          <w:lang w:val="zh_TW" w:bidi="zh_TW"/>
-        </w:rPr>
-      </w:r>
-      <w:r>
-        <w:rPr>
-          <w:lang w:val="zh_TW" w:bidi="zh_TW"/>
-        </w:rPr>
-        <w:t>其他古代作家將死海稱為：</w:t>
-      </w:r>
-    </w:p>
-    <w:p>
-      <w:pPr>
-        <w:pStyle w:val="ListBullet"/>
-        <w:spacing w:line="240" w:lineRule="auto"/>
-        <w:ind w:left="720"/>
-      </w:pPr>
-      <w:r>
-        <w:rPr>
-          <w:lang w:val="zh_TW" w:bidi="zh_TW"/>
-        </w:rPr>
-      </w:r>
-      <w:r>
-        <w:rPr>
-          <w:lang w:val="zh_TW" w:bidi="zh_TW"/>
-        </w:rPr>
-        <w:t>所多瑪海</w:t>
-      </w:r>
-    </w:p>
-    <w:p>
-      <w:pPr>
-        <w:pStyle w:val="ListBullet"/>
-        <w:spacing w:line="240" w:lineRule="auto"/>
-        <w:ind w:left="720"/>
-      </w:pPr>
-      <w:r>
-        <w:rPr>
-          <w:lang w:val="zh_TW" w:bidi="zh_TW"/>
-        </w:rPr>
-      </w:r>
-      <w:r>
-        <w:rPr>
-          <w:lang w:val="zh_TW" w:bidi="zh_TW"/>
-        </w:rPr>
-        <w:t>瀝青海</w:t>
-      </w:r>
-    </w:p>
-    <w:p>
-      <w:pPr>
-        <w:pStyle w:val="ListBullet"/>
-        <w:spacing w:line="240" w:lineRule="auto"/>
-        <w:ind w:left="720"/>
-      </w:pPr>
-      <w:r>
-        <w:rPr>
-          <w:lang w:val="zh_TW" w:bidi="zh_TW"/>
-        </w:rPr>
-      </w:r>
-      <w:r>
-        <w:rPr>
-          <w:lang w:val="zh_TW" w:bidi="zh_TW"/>
-        </w:rPr>
-        <w:t>羅得海</w:t>
-      </w:r>
-    </w:p>
-    <w:p>
-      <w:pPr/>
-      <w:r>
-        <w:rPr>
-          <w:lang w:val="zh_TW" w:bidi="zh_TW"/>
-        </w:rPr>
-      </w:r>
-      <w:r>
-        <w:rPr>
-          <w:lang w:val="zh_TW" w:bidi="zh_TW"/>
-        </w:rPr>
-        <w:t>新約聖經中沒有提到死海。</w:t>
-      </w:r>
-    </w:p>
-    <w:p>
-      <w:pPr>
-        <w:pStyle w:val="Heading3"/>
-      </w:pPr>
-      <w:r>
-        <w:rPr>
-          <w:lang w:val="zh_TW" w:bidi="zh_TW"/>
-        </w:rPr>
-        <w:t>死海位於何處？</w:t>
-      </w:r>
-    </w:p>
-    <w:p>
-      <w:pPr/>
-      <w:r>
-        <w:rPr>
-          <w:lang w:val="zh_TW" w:bidi="zh_TW"/>
-        </w:rPr>
-      </w:r>
-      <w:r>
-        <w:rPr>
-          <w:lang w:val="zh_TW" w:bidi="zh_TW"/>
-        </w:rPr>
-        <w:t>死海位於名為約旦谷的深谷中。這個谷也被稱為裂谷（the Rift Valley），因為它位於地球表面的狹長裂縫中。這個裂縫是世界上同類型裂縫中最長且最深的，始於土耳其南部的托羅斯山脈（Taurus Mountains），並穿過好幾個國家：敘利亞、黎巴嫩和巴勒斯坦。它還延伸穿過亞喀巴灣和紅海，最終到達東非的莫桑比克，在那裡被稱為非洲大裂谷（the Great African Rift Valley）。</w:t>
-      </w:r>
-    </w:p>
-    <w:p>
-      <w:pPr/>
-      <w:r>
-        <w:rPr>
-          <w:lang w:val="zh_TW" w:bidi="zh_TW"/>
-        </w:rPr>
-      </w:r>
-      <w:r>
-        <w:rPr>
-          <w:lang w:val="zh_TW" w:bidi="zh_TW"/>
-        </w:rPr>
-        <w:t>該谷寬3.2公里到24.1公里（2到15英里）不等。在最深處，靠近死海岸邊，裂谷下降到海平面以下396米（1300英尺），是地球上未被水覆蓋的最低點。</w:t>
-      </w:r>
-    </w:p>
-    <w:p>
-      <w:pPr>
-        <w:pStyle w:val="Heading3"/>
-      </w:pPr>
-      <w:r>
-        <w:rPr>
-          <w:lang w:val="zh_TW" w:bidi="zh_TW"/>
-        </w:rPr>
-        <w:t>死海有多大？</w:t>
-      </w:r>
-    </w:p>
-    <w:p>
-      <w:pPr/>
-      <w:r>
-        <w:rPr>
-          <w:lang w:val="zh_TW" w:bidi="zh_TW"/>
-        </w:rPr>
-      </w:r>
-      <w:r>
-        <w:rPr>
-          <w:lang w:val="zh_TW" w:bidi="zh_TW"/>
-        </w:rPr>
-        <w:t>死海呈矩形。由北向南，死海從約旦河流入的地方延伸約85公里（53英里）到南部的塞卜哈（Sebkha）鹽灘。死海寬約16公里（10英里）。陡峭的岩石懸崖在海的兩側拔地而起。</w:t>
-      </w:r>
-    </w:p>
-    <w:p>
-      <w:pPr/>
-      <w:r>
-        <w:rPr>
-          <w:lang w:val="zh_TW" w:bidi="zh_TW"/>
-        </w:rPr>
-      </w:r>
-      <w:r>
-        <w:rPr>
-          <w:lang w:val="zh_TW" w:bidi="zh_TW"/>
-        </w:rPr>
-        <w:t>死海被一片名為里桑半島的土地分為兩部分。這個半島從東岸延伸出約13.7公里（8.5英里）。死海北部較大且較深，最深點位於東北區域，深度約396米（1300英尺）。南部較淺，水深在1到9米（3到30英尺）之間。</w:t>
-      </w:r>
-    </w:p>
-    <w:p>
-      <w:pPr>
-        <w:pStyle w:val="Heading3"/>
-      </w:pPr>
-      <w:r>
-        <w:rPr>
-          <w:lang w:val="zh_TW" w:bidi="zh_TW"/>
-        </w:rPr>
-        <w:t>死海的水從哪裡來？</w:t>
-      </w:r>
-    </w:p>
-    <w:p>
-      <w:pPr/>
-      <w:r>
-        <w:rPr>
-          <w:lang w:val="zh_TW" w:bidi="zh_TW"/>
-        </w:rPr>
-      </w:r>
-      <w:r>
-        <w:rPr>
-          <w:lang w:val="zh_TW" w:bidi="zh_TW"/>
-        </w:rPr>
-        <w:t>死海的水有多個來源，約旦河是主要來源；也有來自全年流動的四到五條溪流，以及許多季節性溪流（稱為瓦迪，wadis）。每天約有640萬公噸（700萬噸）的水流入死海。然而，這些水只能通過蒸發消散，因為死海沒有出口。</w:t>
-      </w:r>
-    </w:p>
-    <w:p>
-      <w:pPr/>
-      <w:r>
-        <w:rPr>
-          <w:lang w:val="zh_TW" w:bidi="zh_TW"/>
-        </w:rPr>
-      </w:r>
-      <w:r>
-        <w:rPr>
-          <w:lang w:val="zh_TW" w:bidi="zh_TW"/>
-        </w:rPr>
-        <w:t>死海周圍地區非常乾燥。每年降雨量僅有5到13公分（2到5英寸）。天氣極其炎熱，尤其是在夏季，氣溫可達52攝氏度（125華氏度）。這種高溫導致大量水分蒸發，經常形成難以看透的濃霧。</w:t>
-      </w:r>
-    </w:p>
-    <w:p>
-      <w:pPr>
-        <w:pStyle w:val="Heading3"/>
-      </w:pPr>
-      <w:r>
-        <w:rPr>
-          <w:lang w:val="zh_TW" w:bidi="zh_TW"/>
-        </w:rPr>
-        <w:t>為什麼死海這麼鹹？</w:t>
-      </w:r>
-    </w:p>
-    <w:p>
-      <w:pPr/>
-      <w:r>
-        <w:rPr>
-          <w:lang w:val="zh_TW" w:bidi="zh_TW"/>
-        </w:rPr>
-      </w:r>
-      <w:r>
-        <w:rPr>
-          <w:lang w:val="zh_TW" w:bidi="zh_TW"/>
-        </w:rPr>
-        <w:t>流入死海的水已經非常鹹。這些水流經過含有氮和硫等礦物質的土壤，海底下的地下泉水為海水增加更多礦物質，包括溴、鎂和鈣。海岸有大量的硫磺和油泉沉積。</w:t>
-      </w:r>
-    </w:p>
-    <w:p>
-      <w:pPr/>
-      <w:r>
-        <w:rPr>
-          <w:lang w:val="zh_TW" w:bidi="zh_TW"/>
-        </w:rPr>
-      </w:r>
-      <w:r>
-        <w:rPr>
-          <w:lang w:val="zh_TW" w:bidi="zh_TW"/>
-        </w:rPr>
-        <w:t>在死海的東南部，有一個巨大的岩鹽礦床，可見的部分厚達91.4米（300英尺），但這僅是更大鹽層的頂部。整個鹽層約1371米（4500英尺）深，延伸約8公里（5英里）長。海底也有鹽晶體。</w:t>
-      </w:r>
-    </w:p>
-    <w:p>
-      <w:pPr/>
-      <w:r>
-        <w:rPr>
-          <w:lang w:val="zh_TW" w:bidi="zh_TW"/>
-        </w:rPr>
-      </w:r>
-      <w:r>
-        <w:rPr>
-          <w:lang w:val="zh_TW" w:bidi="zh_TW"/>
-        </w:rPr>
-        <w:t>所有這些因素使得死海非常鹹。死海水中含有約26%鹽分，而普通海水僅含有3.5%鹽分。這使得死海成為地球上最鹹的大型水域。死海的水鹹到沒有魚或植物可以生存，且鹽分含量還在增加。</w:t>
-      </w:r>
-    </w:p>
-    <w:p>
-      <w:pPr/>
-      <w:r>
-        <w:rPr>
-          <w:lang w:val="zh_TW" w:bidi="zh_TW"/>
-        </w:rPr>
-      </w:r>
-      <w:r>
-        <w:rPr>
-          <w:lang w:val="zh_TW" w:bidi="zh_TW"/>
-        </w:rPr>
-        <w:t>古代人們因為兩大原因而重視死海，就是其中的鹽和一種稱為瀝青的特殊物質。瀝青是天然的黑色物質，類似暴露在空氣中硬化後形成的焦油（tar）。人們用它來製作防水物品。</w:t>
-      </w:r>
-    </w:p>
-    <w:p>
-      <w:pPr/>
-      <w:r>
-        <w:rPr>
-          <w:lang w:val="zh_TW" w:bidi="zh_TW"/>
-        </w:rPr>
-      </w:r>
-      <w:r>
-        <w:rPr>
-          <w:lang w:val="zh_TW" w:bidi="zh_TW"/>
-        </w:rPr>
-        <w:t>在新約聖經時期，人稱納巴泰人的群體控制了來自死海的瀝青貿易。他們將這些瀝青賣給埃及，埃及人用它來保存屍體（這個過程稱為木乃伊化）。一些歷史學家認為，埃及的克麗奧佩特拉女王想要控制死海地區，以便掌控這項重要的瀝青貿易。</w:t>
-      </w:r>
-    </w:p>
-    <w:p>
-      <w:pPr>
-        <w:pStyle w:val="Heading3"/>
-      </w:pPr>
-      <w:r>
-        <w:rPr>
-          <w:lang w:val="zh_TW" w:bidi="zh_TW"/>
-        </w:rPr>
-        <w:t>聖經中的死海</w:t>
-      </w:r>
-    </w:p>
-    <w:p>
-      <w:pPr>
-        <w:pStyle w:val="Heading4"/>
-      </w:pPr>
-      <w:r>
-        <w:rPr>
-          <w:lang w:val="zh_TW" w:bidi="zh_TW"/>
-        </w:rPr>
-        <w:t>所多瑪和蛾摩拉</w:t>
-      </w:r>
-    </w:p>
-    <w:p>
-      <w:pPr/>
-      <w:r>
-        <w:rPr>
-          <w:lang w:val="zh_TW" w:bidi="zh_TW"/>
-        </w:rPr>
-      </w:r>
-      <w:r>
-        <w:rPr>
-          <w:lang w:val="zh_TW" w:bidi="zh_TW"/>
-        </w:rPr>
-        <w:t>今天，死海地區看起來空無一物且毫無生氣。這與我們所知的歷史相符。根據</w:t>
-      </w:r>
-      <w:hyperlink r:id="rId25">
-        <w:r>
-          <w:rPr>
-            <w:lang w:val="zh_TW" w:bidi="zh_TW"/>
-          </w:rPr>
-          <w:rPr>
-            <w:color w:val="0000EE"/>
-            <w:u w:val="single"/>
-          </w:rPr>
-          <w:t>創世記十九章</w:t>
-        </w:r>
-      </w:hyperlink>
-      <w:r>
-        <w:rPr>
-          <w:lang w:val="zh_TW" w:bidi="zh_TW"/>
-        </w:rPr>
-        <w:t>，這裡是古代城市所多瑪和蛾摩拉被毀滅的地方。位於海東南角的巨大鹽山，西頓山，因所多瑪城而得名。</w:t>
-      </w:r>
-    </w:p>
-    <w:p>
-      <w:pPr/>
-      <w:r>
-        <w:rPr>
-          <w:lang w:val="zh_TW" w:bidi="zh_TW"/>
-        </w:rPr>
-      </w:r>
-      <w:r>
-        <w:rPr>
-          <w:lang w:val="zh_TW" w:bidi="zh_TW"/>
-        </w:rPr>
-        <w:t>一位名叫尼爾森·格魯克（Nelson Glueck）的考古學家發現證據顯示，大約在5000年前（約公元前3000年），有多達70個城鎮存在於西頓山周圍地區。學者對於所多瑪和蛾摩拉如何被毀有不同看法。有些人認為是火山爆發造成的，另一些人則相信是地下富含石油的土壤自發爆炸所致。</w:t>
-      </w:r>
-    </w:p>
-    <w:p>
-      <w:pPr/>
-      <w:r>
-        <w:rPr>
-          <w:lang w:val="zh_TW" w:bidi="zh_TW"/>
-        </w:rPr>
-      </w:r>
-      <w:r>
-        <w:rPr>
-          <w:lang w:val="zh_TW" w:bidi="zh_TW"/>
-        </w:rPr>
-        <w:t>在這個地區，有許多由鹽製成的高柱。人們常稱這些柱子為「羅得的妻子」，因為在聖經故事中，羅得的妻子變成了一根鹽柱。</w:t>
-      </w:r>
-    </w:p>
-    <w:p>
-      <w:pPr>
-        <w:pStyle w:val="Heading4"/>
-      </w:pPr>
-      <w:r>
-        <w:rPr>
-          <w:lang w:val="zh_TW" w:bidi="zh_TW"/>
-        </w:rPr>
-        <w:t>死海作為藏身之所</w:t>
-      </w:r>
-    </w:p>
-    <w:p>
-      <w:pPr/>
-      <w:r>
-        <w:rPr>
-          <w:lang w:val="zh_TW" w:bidi="zh_TW"/>
-        </w:rPr>
-      </w:r>
-      <w:r>
-        <w:rPr>
-          <w:lang w:val="zh_TW" w:bidi="zh_TW"/>
-        </w:rPr>
-        <w:t>圍繞死海的空曠曠野，在歷史上一直是許多人藏身之地。後來成為以色列王的大衛，也曾在那裡躲避敵人（</w:t>
-      </w:r>
-      <w:hyperlink r:id="rId26">
-        <w:r>
-          <w:rPr>
-            <w:lang w:val="zh_TW" w:bidi="zh_TW"/>
-          </w:rPr>
-          <w:rPr>
-            <w:color w:val="0000EE"/>
-            <w:u w:val="single"/>
-          </w:rPr>
-          <w:t>撒上23:29–24:22</w:t>
-        </w:r>
-      </w:hyperlink>
-      <w:r>
-        <w:rPr>
-          <w:lang w:val="zh_TW" w:bidi="zh_TW"/>
-        </w:rPr>
-        <w:t>）。後來，一個名為愛色尼派的宗教團體在靠近死海的昆蘭居住，以便在平靜祥和中學習和禱告。在第二次猶太人反抗羅馬的過程中，猶太戰士也利用這個地區來藏身。</w:t>
-      </w:r>
-    </w:p>
-    <w:p>
-      <w:pPr>
-        <w:pStyle w:val="Heading4"/>
-      </w:pPr>
-      <w:r>
-        <w:rPr>
-          <w:lang w:val="zh_TW" w:bidi="zh_TW"/>
-        </w:rPr>
-        <w:t>預言中的死海</w:t>
-      </w:r>
-    </w:p>
-    <w:p>
-      <w:pPr/>
-      <w:r>
-        <w:rPr>
-          <w:lang w:val="zh_TW" w:bidi="zh_TW"/>
-        </w:rPr>
-      </w:r>
-      <w:r>
-        <w:rPr>
-          <w:lang w:val="zh_TW" w:bidi="zh_TW"/>
-        </w:rPr>
-        <w:t>先知以西結提及在未來的時候，死海將會改變（</w:t>
-      </w:r>
-      <w:hyperlink r:id="rId27">
-        <w:r>
-          <w:rPr>
-            <w:lang w:val="zh_TW" w:bidi="zh_TW"/>
-          </w:rPr>
-          <w:rPr>
-            <w:color w:val="0000EE"/>
-            <w:u w:val="single"/>
-          </w:rPr>
-          <w:t>結47:1–12</w:t>
-        </w:r>
-      </w:hyperlink>
-      <w:r>
-        <w:rPr>
-          <w:lang w:val="zh_TW" w:bidi="zh_TW"/>
-        </w:rPr>
-        <w:t>；參</w:t>
-      </w:r>
-      <w:hyperlink r:id="rId24">
-        <w:r>
-          <w:rPr>
-            <w:lang w:val="zh_TW" w:bidi="zh_TW"/>
-          </w:rPr>
-          <w:rPr>
-            <w:color w:val="0000EE"/>
-            <w:u w:val="single"/>
-          </w:rPr>
-          <w:t>亞14:8</w:t>
-        </w:r>
-      </w:hyperlink>
-      <w:r>
-        <w:rPr>
-          <w:lang w:val="zh_TW" w:bidi="zh_TW"/>
-        </w:rPr>
-        <w:t>）。他說有一天，海水會變甜，百物無法生活的海中將充滿生物。</w:t>
-      </w:r>
-      <w:r>
-        <w:rPr>
-          <w:lang w:val="zh_TW" w:bidi="zh_TW"/>
-        </w:rPr>
-      </w:r>
-      <w:r>
-        <w:rPr>
-          <w:lang w:val="zh_TW" w:bidi="zh_TW"/>
-        </w:rPr>
-      </w:r>
-    </w:p>
-    <w:p>
-      <w:pPr/>
-      <w:r>
-        <w:rPr>
-          <w:lang w:val="zh_TW" w:bidi="zh_TW"/>
-        </w:rPr>
-      </w:r>
-    </w:p>
-    <w:p>
-      <w:pPr>
-        <w:pStyle w:val="Heading2"/>
-      </w:pPr>
-      <w:r>
-        <w:rPr>
-          <w:lang w:val="zh_TW" w:bidi="zh_TW"/>
-        </w:rPr>
-        <w:t>死亡</w:t>
-      </w:r>
-      <w:r>
-        <w:rPr>
-          <w:lang w:val="zh_TW" w:bidi="zh_TW"/>
-        </w:rPr>
-      </w:r>
-    </w:p>
-    <w:p>
-      <w:pPr/>
-      <w:r>
-        <w:rPr>
-          <w:lang w:val="zh_TW" w:bidi="zh_TW"/>
-        </w:rPr>
-      </w:r>
-      <w:r>
-        <w:rPr>
-          <w:lang w:val="zh_TW" w:bidi="zh_TW"/>
-        </w:rPr>
-        <w:t>生命的終止（身體的死亡）或與神的分離（靈性的死亡）。</w:t>
-      </w:r>
-    </w:p>
-    <w:p>
-      <w:pPr>
-        <w:pStyle w:val="Heading3"/>
-      </w:pPr>
-      <w:r>
-        <w:rPr>
-          <w:lang w:val="zh_TW" w:bidi="zh_TW"/>
-        </w:rPr>
-        <w:t>舊約中的觀點</w:t>
-      </w:r>
-    </w:p>
-    <w:p>
-      <w:pPr/>
-      <w:r>
-        <w:rPr>
-          <w:lang w:val="zh_TW" w:bidi="zh_TW"/>
-        </w:rPr>
-      </w:r>
-      <w:r>
-        <w:rPr>
-          <w:lang w:val="zh_TW" w:bidi="zh_TW"/>
-        </w:rPr>
-        <w:t>在舊約中，死亡被視為生命的自然結束。一個以色列人的目標是過一個長壽而圓滿的生活，生養眾多的後代，並在兒孫滿堂的情況下，平安地去世。舊約多次表達對早逝的不滿（例如，希西家的哀求，</w:t>
-      </w:r>
-      <w:hyperlink r:id="rId28">
-        <w:r>
-          <w:rPr>
-            <w:lang w:val="zh_TW" w:bidi="zh_TW"/>
-          </w:rPr>
-          <w:rPr>
-            <w:color w:val="0000EE"/>
-            <w:u w:val="single"/>
-          </w:rPr>
-          <w:t>王下20:1–11</w:t>
-        </w:r>
-      </w:hyperlink>
-      <w:r>
-        <w:rPr>
-          <w:lang w:val="zh_TW" w:bidi="zh_TW"/>
-        </w:rPr>
-        <w:t>）。早逝可能被視為神審判的結果；因此，約伯認為需要在死亡之前為自己的品格辯護（</w:t>
-      </w:r>
-      <w:hyperlink r:id="rId29">
-        <w:r>
-          <w:rPr>
-            <w:lang w:val="zh_TW" w:bidi="zh_TW"/>
-          </w:rPr>
-          <w:rPr>
-            <w:color w:val="0000EE"/>
-            <w:u w:val="single"/>
-          </w:rPr>
-          <w:t>伯19:25–26</w:t>
-        </w:r>
-      </w:hyperlink>
-      <w:r>
-        <w:rPr>
-          <w:lang w:val="zh_TW" w:bidi="zh_TW"/>
-        </w:rPr>
-        <w:t>）。只有</w:t>
-      </w:r>
-      <w:hyperlink r:id="rId30">
-        <w:r>
-          <w:rPr>
-            <w:lang w:val="zh_TW" w:bidi="zh_TW"/>
-          </w:rPr>
-          <w:rPr>
-            <w:color w:val="0000EE"/>
-            <w:u w:val="single"/>
-          </w:rPr>
-          <w:t>傳道書三章19至20節</w:t>
-        </w:r>
-      </w:hyperlink>
-      <w:r>
-        <w:rPr>
-          <w:lang w:val="zh_TW" w:bidi="zh_TW"/>
-        </w:rPr>
-        <w:t>對死亡表達徹頭徹尾的悲觀情緒——該書可能受到當時非希伯來文化相當大的影響。</w:t>
-      </w:r>
-    </w:p>
-    <w:p>
-      <w:pPr/>
-      <w:r>
-        <w:rPr>
-          <w:lang w:val="zh_TW" w:bidi="zh_TW"/>
-        </w:rPr>
-      </w:r>
-      <w:r>
-        <w:rPr>
-          <w:lang w:val="zh_TW" w:bidi="zh_TW"/>
-        </w:rPr>
-        <w:t>雖然死亡是生命的自然終結，卻從未被視為是令人愉快的事。死亡將人與人類群體斷絕，也與神的同在和事奉隔絕。雖然神可能會在人面對死亡時提供安慰（</w:t>
-      </w:r>
-      <w:hyperlink r:id="rId31">
-        <w:r>
-          <w:rPr>
-            <w:lang w:val="zh_TW" w:bidi="zh_TW"/>
-          </w:rPr>
-          <w:rPr>
-            <w:color w:val="0000EE"/>
-            <w:u w:val="single"/>
-          </w:rPr>
-          <w:t>詩73:23–28</w:t>
-        </w:r>
-      </w:hyperlink>
-      <w:r>
-        <w:rPr>
-          <w:lang w:val="zh_TW" w:bidi="zh_TW"/>
-        </w:rPr>
-        <w:t>），但在聖經中，神很少被描述為與死者同在，只有在較晚期的聖經文獻中才有此描寫（</w:t>
-      </w:r>
-      <w:hyperlink r:id="rId32">
-        <w:r>
-          <w:rPr>
-            <w:lang w:val="zh_TW" w:bidi="zh_TW"/>
-          </w:rPr>
-          <w:rPr>
-            <w:color w:val="0000EE"/>
-            <w:u w:val="single"/>
-          </w:rPr>
-          <w:t>詩139:8</w:t>
-        </w:r>
-      </w:hyperlink>
-      <w:r>
-        <w:rPr>
-          <w:lang w:val="zh_TW" w:bidi="zh_TW"/>
-        </w:rPr>
-        <w:t>）。因此，死亡從未被視為通向更美好生命的門檻。</w:t>
-      </w:r>
-    </w:p>
-    <w:p>
-      <w:pPr/>
-      <w:r>
-        <w:rPr>
-          <w:lang w:val="zh_TW" w:bidi="zh_TW"/>
-        </w:rPr>
-      </w:r>
-      <w:r>
-        <w:rPr>
-          <w:lang w:val="zh_TW" w:bidi="zh_TW"/>
-        </w:rPr>
-        <w:t>罪與死亡的關係可以在摩西律法的死刑中一窺究竟。一位嚴重的罪犯會被處死。處罰性短語「他必被剪除」表明，儘管整個民族繼續存活，但犯罪者因死亡與民族分離。以色列人被警告，若不遵守神的誡命，可能會因與神的團契破裂而導致早逝（</w:t>
-      </w:r>
-      <w:hyperlink r:id="rId33">
-        <w:r>
-          <w:rPr>
-            <w:lang w:val="zh_TW" w:bidi="zh_TW"/>
-          </w:rPr>
-          <w:rPr>
-            <w:color w:val="0000EE"/>
-            <w:u w:val="single"/>
-          </w:rPr>
-          <w:t>申30:15–20</w:t>
-        </w:r>
-      </w:hyperlink>
-      <w:r>
-        <w:rPr>
-          <w:lang w:val="zh_TW" w:bidi="zh_TW"/>
-        </w:rPr>
-        <w:t>；</w:t>
-      </w:r>
-      <w:hyperlink r:id="rId34">
-        <w:r>
-          <w:rPr>
-            <w:lang w:val="zh_TW" w:bidi="zh_TW"/>
-          </w:rPr>
-          <w:rPr>
-            <w:color w:val="0000EE"/>
-            <w:u w:val="single"/>
-          </w:rPr>
-          <w:t>耶21:8</w:t>
-        </w:r>
-      </w:hyperlink>
-      <w:r>
-        <w:rPr>
-          <w:lang w:val="zh_TW" w:bidi="zh_TW"/>
-        </w:rPr>
-        <w:t>；</w:t>
-      </w:r>
-      <w:hyperlink r:id="rId35">
-        <w:r>
-          <w:rPr>
-            <w:lang w:val="zh_TW" w:bidi="zh_TW"/>
-          </w:rPr>
-          <w:rPr>
-            <w:color w:val="0000EE"/>
-            <w:u w:val="single"/>
-          </w:rPr>
-          <w:t>結18:21–32</w:t>
-        </w:r>
-      </w:hyperlink>
-      <w:r>
-        <w:rPr>
-          <w:lang w:val="zh_TW" w:bidi="zh_TW"/>
-        </w:rPr>
-        <w:t>）。</w:t>
-      </w:r>
-    </w:p>
-    <w:p>
-      <w:pPr/>
-      <w:r>
-        <w:rPr>
-          <w:lang w:val="zh_TW" w:bidi="zh_TW"/>
-        </w:rPr>
-      </w:r>
-      <w:r>
-        <w:rPr>
-          <w:lang w:val="zh_TW" w:bidi="zh_TW"/>
-        </w:rPr>
-        <w:t>在兩約之間時期，隨著猶太人對來世和復活的觀念更加明確，對死亡的思考也隨之發展。死亡本身，而非僅僅是早逝，開始被視為是罪惡的結果（</w:t>
-      </w:r>
-      <w:hyperlink r:id="rId36">
-        <w:r>
-          <w:rPr>
-            <w:lang w:val="zh_TW" w:bidi="zh_TW"/>
-          </w:rPr>
-          <w:rPr>
-            <w:color w:val="0000EE"/>
-            <w:u w:val="single"/>
-          </w:rPr>
-          <w:t>以斯拉二書3:7</w:t>
-        </w:r>
-      </w:hyperlink>
-      <w:r>
-        <w:rPr>
-          <w:lang w:val="zh_TW" w:bidi="zh_TW"/>
-        </w:rPr>
-        <w:t>；</w:t>
-      </w:r>
-      <w:hyperlink r:id="rId37">
-        <w:r>
-          <w:rPr>
-            <w:lang w:val="zh_TW" w:bidi="zh_TW"/>
-          </w:rPr>
-          <w:rPr>
-            <w:color w:val="0000EE"/>
-            <w:u w:val="single"/>
-          </w:rPr>
-          <w:t>便西拉智訓25:24</w:t>
-        </w:r>
-      </w:hyperlink>
-      <w:r>
-        <w:rPr>
-          <w:lang w:val="zh_TW" w:bidi="zh_TW"/>
-        </w:rPr>
-        <w:t>）。有時會將所有的死亡描繪為「第一次犯罪」（亞當和夏娃的悖逆）的結果。在其它記載中，人是因自己的罪而死。聖經中首次明確指出死人復活和最終審判或懲罰的概念出現在但以理書（</w:t>
-      </w:r>
-      <w:hyperlink r:id="rId38">
-        <w:r>
-          <w:rPr>
-            <w:lang w:val="zh_TW" w:bidi="zh_TW"/>
-          </w:rPr>
-          <w:rPr>
-            <w:color w:val="0000EE"/>
-            <w:u w:val="single"/>
-          </w:rPr>
-          <w:t>但12:2</w:t>
-        </w:r>
-      </w:hyperlink>
-      <w:r>
-        <w:rPr>
-          <w:lang w:val="zh_TW" w:bidi="zh_TW"/>
-        </w:rPr>
-        <w:t>），這是舊約中最後完成的書卷之一。這一教導在兩約中間期被反覆提及（以斯拉二書7:31–44）。在此期間，人們認為靈魂在死亡後依然存在，或者以某種永生的形式存在（所羅門智訓3:4，4:1；馬加比四書16:13，17:12）又或等待復活（以諾一書102章）。一些經外文獻融入了希臘的思想，認為身體是應該擺脫的負擔——這種觀念與希伯來思想格格不入。</w:t>
-      </w:r>
-    </w:p>
-    <w:p>
-      <w:pPr/>
-      <w:r>
-        <w:rPr>
-          <w:lang w:val="zh_TW" w:bidi="zh_TW"/>
-        </w:rPr>
-      </w:r>
-      <w:r>
-        <w:rPr>
-          <w:lang w:val="zh_TW" w:bidi="zh_TW"/>
-        </w:rPr>
-        <w:t>然而，復活以及從死亡中救贖生命的概念，為新約的啟示——聚焦於基督的復活及其勝過死亡的啟示——奠定了基礎。</w:t>
-      </w:r>
-    </w:p>
-    <w:p>
-      <w:pPr>
-        <w:pStyle w:val="Heading3"/>
-      </w:pPr>
-      <w:r>
-        <w:rPr>
-          <w:lang w:val="zh_TW" w:bidi="zh_TW"/>
-        </w:rPr>
-        <w:t>新約中的觀點</w:t>
-      </w:r>
-    </w:p>
-    <w:p>
-      <w:pPr/>
-      <w:r>
-        <w:rPr>
-          <w:lang w:val="zh_TW" w:bidi="zh_TW"/>
-        </w:rPr>
-      </w:r>
-      <w:r>
-        <w:rPr>
-          <w:lang w:val="zh_TW" w:bidi="zh_TW"/>
-        </w:rPr>
-        <w:t>在新約中，死亡被視為一個神學問題，而非僅僅是一個個人事件。死亡超越了僅僅是生命的結束，作者們幾乎毫無困難地接受這一事實。死亡被認為會影響個人生命的每一個層面。唯有神是不朽的，是世界上所有生命的源頭（</w:t>
-      </w:r>
-      <w:hyperlink r:id="rId39">
-        <w:r>
-          <w:rPr>
-            <w:lang w:val="zh_TW" w:bidi="zh_TW"/>
-          </w:rPr>
-          <w:rPr>
-            <w:color w:val="0000EE"/>
-            <w:u w:val="single"/>
-          </w:rPr>
-          <w:t>羅4:17</w:t>
-        </w:r>
-      </w:hyperlink>
-      <w:r>
-        <w:rPr>
-          <w:lang w:val="zh_TW" w:bidi="zh_TW"/>
-        </w:rPr>
-        <w:t>；</w:t>
-      </w:r>
-      <w:hyperlink r:id="rId40">
-        <w:r>
-          <w:rPr>
-            <w:lang w:val="zh_TW" w:bidi="zh_TW"/>
-          </w:rPr>
-          <w:rPr>
-            <w:color w:val="0000EE"/>
-            <w:u w:val="single"/>
-          </w:rPr>
-          <w:t>提前6:16</w:t>
-        </w:r>
-      </w:hyperlink>
-      <w:r>
-        <w:rPr>
-          <w:lang w:val="zh_TW" w:bidi="zh_TW"/>
-        </w:rPr>
-        <w:t>）。唯有當人與神的生命有適當的關係時，他們才能真正活著。但自從罪進入世界以來，人與神之間的個人交流已經變得不自然（</w:t>
-      </w:r>
-      <w:hyperlink r:id="rId41">
-        <w:r>
-          <w:rPr>
-            <w:lang w:val="zh_TW" w:bidi="zh_TW"/>
-          </w:rPr>
-          <w:rPr>
-            <w:color w:val="0000EE"/>
-            <w:u w:val="single"/>
-          </w:rPr>
-          <w:t>羅5:12、17–18</w:t>
-        </w:r>
-      </w:hyperlink>
-      <w:r>
-        <w:rPr>
-          <w:lang w:val="zh_TW" w:bidi="zh_TW"/>
-        </w:rPr>
-        <w:t>；</w:t>
-      </w:r>
-      <w:hyperlink r:id="rId42">
-        <w:r>
-          <w:rPr>
-            <w:lang w:val="zh_TW" w:bidi="zh_TW"/>
-          </w:rPr>
-          <w:rPr>
-            <w:color w:val="0000EE"/>
-            <w:u w:val="single"/>
-          </w:rPr>
-          <w:t>林前15:22</w:t>
-        </w:r>
-      </w:hyperlink>
-      <w:r>
-        <w:rPr>
-          <w:lang w:val="zh_TW" w:bidi="zh_TW"/>
-        </w:rPr>
-        <w:t>）。當亞當與神分離時，這種分離帶來了死亡。每個人都追隨亞當的腳步（</w:t>
-      </w:r>
-      <w:hyperlink r:id="rId43">
-        <w:r>
-          <w:rPr>
-            <w:lang w:val="zh_TW" w:bidi="zh_TW"/>
-          </w:rPr>
-          <w:rPr>
-            <w:color w:val="0000EE"/>
-            <w:u w:val="single"/>
-          </w:rPr>
-          <w:t>羅3:23，</w:t>
-        </w:r>
-      </w:hyperlink>
-      <w:hyperlink r:id="rId44">
-        <w:r>
-          <w:rPr>
-            <w:lang w:val="zh_TW" w:bidi="zh_TW"/>
-          </w:rPr>
-          <w:rPr>
-            <w:color w:val="0000EE"/>
-            <w:u w:val="single"/>
-          </w:rPr>
-          <w:t>5:12</w:t>
-        </w:r>
-      </w:hyperlink>
-      <w:r>
-        <w:rPr>
-          <w:lang w:val="zh_TW" w:bidi="zh_TW"/>
-        </w:rPr>
-        <w:t>），因此死亡成為每個人的必然結果（</w:t>
-      </w:r>
-      <w:hyperlink r:id="rId45">
-        <w:r>
-          <w:rPr>
-            <w:lang w:val="zh_TW" w:bidi="zh_TW"/>
-          </w:rPr>
-          <w:rPr>
-            <w:color w:val="0000EE"/>
-            <w:u w:val="single"/>
-          </w:rPr>
-          <w:t>羅6:23</w:t>
-        </w:r>
-      </w:hyperlink>
-      <w:r>
-        <w:rPr>
-          <w:lang w:val="zh_TW" w:bidi="zh_TW"/>
-        </w:rPr>
-        <w:t>；</w:t>
-      </w:r>
-      <w:hyperlink r:id="rId46">
-        <w:r>
-          <w:rPr>
-            <w:lang w:val="zh_TW" w:bidi="zh_TW"/>
-          </w:rPr>
-          <w:rPr>
-            <w:color w:val="0000EE"/>
-            <w:u w:val="single"/>
-          </w:rPr>
-          <w:t>來9:27</w:t>
-        </w:r>
-      </w:hyperlink>
-      <w:r>
-        <w:rPr>
-          <w:lang w:val="zh_TW" w:bidi="zh_TW"/>
-        </w:rPr>
-        <w:t>）。因此，死亡不僅僅是人生命結束時發生的事情，也體現在人與神的隔絕中。</w:t>
-      </w:r>
-    </w:p>
-    <w:p>
-      <w:pPr/>
-      <w:r>
-        <w:rPr>
-          <w:lang w:val="zh_TW" w:bidi="zh_TW"/>
-        </w:rPr>
-      </w:r>
-      <w:r>
-        <w:rPr>
-          <w:lang w:val="zh_TW" w:bidi="zh_TW"/>
-        </w:rPr>
-        <w:t>死亡的影響極其廣泛。它影響文化的每一個層面。所有人的生活都籠罩在對死亡的恐懼之下（</w:t>
-      </w:r>
-      <w:hyperlink r:id="rId47">
-        <w:r>
-          <w:rPr>
-            <w:lang w:val="zh_TW" w:bidi="zh_TW"/>
-          </w:rPr>
-          <w:rPr>
-            <w:color w:val="0000EE"/>
-            <w:u w:val="single"/>
-          </w:rPr>
-          <w:t>羅8:15</w:t>
-        </w:r>
-      </w:hyperlink>
-      <w:r>
-        <w:rPr>
-          <w:lang w:val="zh_TW" w:bidi="zh_TW"/>
-        </w:rPr>
-        <w:t>；</w:t>
-      </w:r>
-      <w:hyperlink r:id="rId48">
-        <w:r>
-          <w:rPr>
-            <w:lang w:val="zh_TW" w:bidi="zh_TW"/>
-          </w:rPr>
-          <w:rPr>
-            <w:color w:val="0000EE"/>
-            <w:u w:val="single"/>
-          </w:rPr>
-          <w:t>來2:15</w:t>
-        </w:r>
-      </w:hyperlink>
-      <w:r>
-        <w:rPr>
-          <w:lang w:val="zh_TW" w:bidi="zh_TW"/>
-        </w:rPr>
-        <w:t>）。死亡掌管一切「體貼肉體」的事物（</w:t>
-      </w:r>
-      <w:hyperlink r:id="rId49">
-        <w:r>
-          <w:rPr>
-            <w:lang w:val="zh_TW" w:bidi="zh_TW"/>
-          </w:rPr>
-          <w:rPr>
-            <w:color w:val="0000EE"/>
-            <w:u w:val="single"/>
-          </w:rPr>
-          <w:t>羅8:6</w:t>
-        </w:r>
-      </w:hyperlink>
-      <w:r>
-        <w:rPr>
-          <w:lang w:val="zh_TW" w:bidi="zh_TW"/>
-        </w:rPr>
-        <w:t>）。凡不與基督建立關係的人，都活在死亡的狀態中（</w:t>
-      </w:r>
-      <w:hyperlink r:id="rId50">
-        <w:r>
-          <w:rPr>
-            <w:lang w:val="zh_TW" w:bidi="zh_TW"/>
-          </w:rPr>
-          <w:rPr>
-            <w:color w:val="0000EE"/>
-            <w:u w:val="single"/>
-          </w:rPr>
-          <w:t>約3:16–18</w:t>
-        </w:r>
-      </w:hyperlink>
-      <w:r>
-        <w:rPr>
-          <w:lang w:val="zh_TW" w:bidi="zh_TW"/>
-        </w:rPr>
-        <w:t>；</w:t>
-      </w:r>
-      <w:hyperlink r:id="rId51">
-        <w:r>
-          <w:rPr>
-            <w:lang w:val="zh_TW" w:bidi="zh_TW"/>
-          </w:rPr>
-          <w:rPr>
-            <w:color w:val="0000EE"/>
-            <w:u w:val="single"/>
-          </w:rPr>
-          <w:t>約一5:12</w:t>
-        </w:r>
-      </w:hyperlink>
-      <w:r>
-        <w:rPr>
-          <w:lang w:val="zh_TW" w:bidi="zh_TW"/>
-        </w:rPr>
-        <w:t>）。統治世界的魔鬼被稱為死亡之主（</w:t>
-      </w:r>
-      <w:hyperlink r:id="rId52">
-        <w:r>
-          <w:rPr>
-            <w:lang w:val="zh_TW" w:bidi="zh_TW"/>
-          </w:rPr>
-          <w:rPr>
-            <w:color w:val="0000EE"/>
-            <w:u w:val="single"/>
-          </w:rPr>
-          <w:t>來2:14</w:t>
-        </w:r>
-      </w:hyperlink>
-      <w:r>
-        <w:rPr>
-          <w:lang w:val="zh_TW" w:bidi="zh_TW"/>
-        </w:rPr>
-        <w:t>）。有時，死亡被人格化為一個在世界上肆虐的鬼魔力量，但最終被基督自己制服，祂是唯一能戰勝死亡的（</w:t>
-      </w:r>
-      <w:hyperlink r:id="rId53">
-        <w:r>
-          <w:rPr>
-            <w:lang w:val="zh_TW" w:bidi="zh_TW"/>
-          </w:rPr>
-          <w:rPr>
-            <w:color w:val="0000EE"/>
-            <w:u w:val="single"/>
-          </w:rPr>
-          <w:t>林前15:26–27</w:t>
-        </w:r>
-      </w:hyperlink>
-      <w:r>
-        <w:rPr>
-          <w:lang w:val="zh_TW" w:bidi="zh_TW"/>
-        </w:rPr>
-        <w:t>；</w:t>
-      </w:r>
-      <w:hyperlink r:id="rId54">
-        <w:r>
-          <w:rPr>
-            <w:lang w:val="zh_TW" w:bidi="zh_TW"/>
-          </w:rPr>
-          <w:rPr>
-            <w:color w:val="0000EE"/>
-            <w:u w:val="single"/>
-          </w:rPr>
-          <w:t>啟6:8，</w:t>
-        </w:r>
-      </w:hyperlink>
-      <w:hyperlink r:id="rId55">
-        <w:r>
-          <w:rPr>
-            <w:lang w:val="zh_TW" w:bidi="zh_TW"/>
-          </w:rPr>
-          <w:rPr>
-            <w:color w:val="0000EE"/>
-            <w:u w:val="single"/>
-          </w:rPr>
-          <w:t>20:13–14</w:t>
-        </w:r>
-      </w:hyperlink>
-      <w:r>
-        <w:rPr>
-          <w:lang w:val="zh_TW" w:bidi="zh_TW"/>
-        </w:rPr>
-        <w:t>）。</w:t>
-      </w:r>
-    </w:p>
-    <w:p>
-      <w:pPr/>
-      <w:r>
-        <w:rPr>
-          <w:lang w:val="zh_TW" w:bidi="zh_TW"/>
-        </w:rPr>
-      </w:r>
-      <w:r>
-        <w:rPr>
-          <w:lang w:val="zh_TW" w:bidi="zh_TW"/>
-        </w:rPr>
-        <w:t>基督死了，埋葬了，並在第三天復活（</w:t>
-      </w:r>
-      <w:hyperlink r:id="rId56">
-        <w:r>
-          <w:rPr>
-            <w:lang w:val="zh_TW" w:bidi="zh_TW"/>
-          </w:rPr>
-          <w:rPr>
-            <w:color w:val="0000EE"/>
-            <w:u w:val="single"/>
-          </w:rPr>
-          <w:t>羅4:25</w:t>
-        </w:r>
-      </w:hyperlink>
-      <w:r>
-        <w:rPr>
-          <w:lang w:val="zh_TW" w:bidi="zh_TW"/>
-        </w:rPr>
-        <w:t>；</w:t>
-      </w:r>
-      <w:hyperlink r:id="rId57">
-        <w:r>
-          <w:rPr>
-            <w:lang w:val="zh_TW" w:bidi="zh_TW"/>
-          </w:rPr>
-          <w:rPr>
-            <w:color w:val="0000EE"/>
-            <w:u w:val="single"/>
-          </w:rPr>
-          <w:t>林前15:3–4</w:t>
-        </w:r>
-      </w:hyperlink>
-      <w:r>
-        <w:rPr>
-          <w:lang w:val="zh_TW" w:bidi="zh_TW"/>
-        </w:rPr>
-        <w:t>；</w:t>
-      </w:r>
-      <w:hyperlink r:id="rId58">
-        <w:r>
-          <w:rPr>
-            <w:lang w:val="zh_TW" w:bidi="zh_TW"/>
-          </w:rPr>
-          <w:rPr>
-            <w:color w:val="0000EE"/>
-            <w:u w:val="single"/>
-          </w:rPr>
-          <w:t>帖前4:14</w:t>
-        </w:r>
-      </w:hyperlink>
-      <w:r>
-        <w:rPr>
-          <w:lang w:val="zh_TW" w:bidi="zh_TW"/>
-        </w:rPr>
-        <w:t>）。通過這一歷史事件，死亡的權勢被破壞了。新約以多種方式表達基督降服於死亡是為了贖罪。祂順服以至於死（</w:t>
-      </w:r>
-      <w:hyperlink r:id="rId59">
-        <w:r>
-          <w:rPr>
-            <w:lang w:val="zh_TW" w:bidi="zh_TW"/>
-          </w:rPr>
-          <w:rPr>
-            <w:color w:val="0000EE"/>
-            <w:u w:val="single"/>
-          </w:rPr>
-          <w:t>腓2:8</w:t>
-        </w:r>
-      </w:hyperlink>
-      <w:r>
-        <w:rPr>
-          <w:lang w:val="zh_TW" w:bidi="zh_TW"/>
-        </w:rPr>
-        <w:t>）；祂為所有人的罪獻上自己（</w:t>
-      </w:r>
-      <w:hyperlink r:id="rId60">
-        <w:r>
-          <w:rPr>
-            <w:lang w:val="zh_TW" w:bidi="zh_TW"/>
-          </w:rPr>
-          <w:rPr>
-            <w:color w:val="0000EE"/>
-            <w:u w:val="single"/>
-          </w:rPr>
-          <w:t>林前5:7</w:t>
-        </w:r>
-      </w:hyperlink>
-      <w:r>
-        <w:rPr>
-          <w:lang w:val="zh_TW" w:bidi="zh_TW"/>
-        </w:rPr>
-        <w:t>；</w:t>
-      </w:r>
-      <w:hyperlink r:id="rId61">
-        <w:r>
-          <w:rPr>
-            <w:lang w:val="zh_TW" w:bidi="zh_TW"/>
-          </w:rPr>
-          <w:rPr>
-            <w:color w:val="0000EE"/>
-            <w:u w:val="single"/>
-          </w:rPr>
-          <w:t>林後5:15</w:t>
-        </w:r>
-      </w:hyperlink>
-      <w:r>
-        <w:rPr>
-          <w:lang w:val="zh_TW" w:bidi="zh_TW"/>
-        </w:rPr>
-        <w:t>）；並降入陰間，也就是死者之地（</w:t>
-      </w:r>
-      <w:hyperlink r:id="rId62">
-        <w:r>
-          <w:rPr>
-            <w:lang w:val="zh_TW" w:bidi="zh_TW"/>
-          </w:rPr>
-          <w:rPr>
-            <w:color w:val="0000EE"/>
-            <w:u w:val="single"/>
-          </w:rPr>
-          <w:t>彼前3:18–19</w:t>
-        </w:r>
-      </w:hyperlink>
-      <w:r>
-        <w:rPr>
-          <w:lang w:val="zh_TW" w:bidi="zh_TW"/>
-        </w:rPr>
-        <w:t>）。所有這些經文的主要點在於，祂沒有停留在死亡中，而是戰勝了魔鬼，奪去了死亡的權柄（鑰匙），並以得勝的姿態升天（</w:t>
-      </w:r>
-      <w:hyperlink r:id="rId63">
-        <w:r>
-          <w:rPr>
-            <w:lang w:val="zh_TW" w:bidi="zh_TW"/>
-          </w:rPr>
-          <w:rPr>
-            <w:color w:val="0000EE"/>
-            <w:u w:val="single"/>
-          </w:rPr>
-          <w:t>來2:14–15</w:t>
-        </w:r>
-      </w:hyperlink>
-      <w:r>
-        <w:rPr>
-          <w:lang w:val="zh_TW" w:bidi="zh_TW"/>
-        </w:rPr>
-        <w:t>；</w:t>
-      </w:r>
-      <w:hyperlink r:id="rId64">
-        <w:r>
-          <w:rPr>
-            <w:lang w:val="zh_TW" w:bidi="zh_TW"/>
-          </w:rPr>
-          <w:rPr>
-            <w:color w:val="0000EE"/>
-            <w:u w:val="single"/>
-          </w:rPr>
-          <w:t>啟1:17–18</w:t>
-        </w:r>
-      </w:hyperlink>
-      <w:r>
-        <w:rPr>
-          <w:lang w:val="zh_TW" w:bidi="zh_TW"/>
-        </w:rPr>
-        <w:t>）。耶穌基督的工作並非為了祂自己，而是為了那些歸向祂的人（</w:t>
-      </w:r>
-      <w:hyperlink r:id="rId65">
-        <w:r>
-          <w:rPr>
-            <w:lang w:val="zh_TW" w:bidi="zh_TW"/>
-          </w:rPr>
-          <w:rPr>
-            <w:color w:val="0000EE"/>
-            <w:u w:val="single"/>
-          </w:rPr>
-          <w:t>可10:45</w:t>
-        </w:r>
-      </w:hyperlink>
-      <w:r>
-        <w:rPr>
-          <w:lang w:val="zh_TW" w:bidi="zh_TW"/>
-        </w:rPr>
-        <w:t>；</w:t>
-      </w:r>
-      <w:hyperlink r:id="rId66">
-        <w:r>
-          <w:rPr>
-            <w:lang w:val="zh_TW" w:bidi="zh_TW"/>
-          </w:rPr>
-          <w:rPr>
-            <w:color w:val="0000EE"/>
-            <w:u w:val="single"/>
-          </w:rPr>
-          <w:t>羅5:6–8</w:t>
-        </w:r>
-      </w:hyperlink>
-      <w:r>
-        <w:rPr>
-          <w:lang w:val="zh_TW" w:bidi="zh_TW"/>
-        </w:rPr>
-        <w:t>；</w:t>
-      </w:r>
-      <w:hyperlink r:id="rId67">
-        <w:r>
-          <w:rPr>
-            <w:lang w:val="zh_TW" w:bidi="zh_TW"/>
-          </w:rPr>
-          <w:rPr>
-            <w:color w:val="0000EE"/>
-            <w:u w:val="single"/>
-          </w:rPr>
-          <w:t>帖前5:9–10</w:t>
-        </w:r>
-      </w:hyperlink>
-      <w:r>
-        <w:rPr>
-          <w:lang w:val="zh_TW" w:bidi="zh_TW"/>
-        </w:rPr>
-        <w:t>）。通過接受基督不應得的死亡，基督為祂的追隨者打破了死亡的權勢。</w:t>
-      </w:r>
-    </w:p>
-    <w:p>
-      <w:pPr/>
-      <w:r>
-        <w:rPr>
-          <w:lang w:val="zh_TW" w:bidi="zh_TW"/>
-        </w:rPr>
-      </w:r>
-      <w:r>
-        <w:rPr>
-          <w:lang w:val="zh_TW" w:bidi="zh_TW"/>
-        </w:rPr>
-        <w:t>因此，基督徒藉著基督的大能，從「這取死的身體」中被拯救出來（</w:t>
-      </w:r>
-      <w:hyperlink r:id="rId68">
-        <w:r>
-          <w:rPr>
-            <w:lang w:val="zh_TW" w:bidi="zh_TW"/>
-          </w:rPr>
-          <w:rPr>
-            <w:color w:val="0000EE"/>
-            <w:u w:val="single"/>
-          </w:rPr>
-          <w:t>羅7:24</w:t>
-        </w:r>
-      </w:hyperlink>
-      <w:r>
-        <w:rPr>
-          <w:lang w:val="zh_TW" w:bidi="zh_TW"/>
-        </w:rPr>
-        <w:t>）。救恩通過受洗歸入基督的死而來（</w:t>
-      </w:r>
-      <w:hyperlink r:id="rId69">
-        <w:r>
-          <w:rPr>
-            <w:lang w:val="zh_TW" w:bidi="zh_TW"/>
-          </w:rPr>
-          <w:rPr>
-            <w:color w:val="0000EE"/>
-            <w:u w:val="single"/>
-          </w:rPr>
-          <w:t>6:3–4</w:t>
-        </w:r>
-      </w:hyperlink>
-      <w:r>
-        <w:rPr>
-          <w:lang w:val="zh_TW" w:bidi="zh_TW"/>
-        </w:rPr>
-        <w:t>），並且「與基督同死」於這個世界和律法之下（</w:t>
-      </w:r>
-      <w:hyperlink r:id="rId70">
-        <w:r>
-          <w:rPr>
-            <w:lang w:val="zh_TW" w:bidi="zh_TW"/>
-          </w:rPr>
-          <w:rPr>
-            <w:color w:val="0000EE"/>
-            <w:u w:val="single"/>
-          </w:rPr>
-          <w:t>羅7:6</w:t>
-        </w:r>
-      </w:hyperlink>
-      <w:r>
-        <w:rPr>
-          <w:lang w:val="zh_TW" w:bidi="zh_TW"/>
-        </w:rPr>
-        <w:t>；</w:t>
-      </w:r>
-      <w:hyperlink r:id="rId71">
-        <w:r>
-          <w:rPr>
-            <w:lang w:val="zh_TW" w:bidi="zh_TW"/>
-          </w:rPr>
-          <w:rPr>
-            <w:color w:val="0000EE"/>
-            <w:u w:val="single"/>
-          </w:rPr>
-          <w:t>加6:14</w:t>
-        </w:r>
-      </w:hyperlink>
-      <w:r>
-        <w:rPr>
-          <w:lang w:val="zh_TW" w:bidi="zh_TW"/>
-        </w:rPr>
-        <w:t>；</w:t>
-      </w:r>
-      <w:hyperlink r:id="rId72">
-        <w:r>
-          <w:rPr>
-            <w:lang w:val="zh_TW" w:bidi="zh_TW"/>
-          </w:rPr>
-          <w:rPr>
-            <w:color w:val="0000EE"/>
-            <w:u w:val="single"/>
-          </w:rPr>
-          <w:t>西2:20</w:t>
-        </w:r>
-      </w:hyperlink>
-      <w:r>
-        <w:rPr>
-          <w:lang w:val="zh_TW" w:bidi="zh_TW"/>
-        </w:rPr>
-        <w:t>）。也就是說，神將基督的死視為信徒的死。叛逆世界的罪（</w:t>
-      </w:r>
-      <w:hyperlink r:id="rId73">
-        <w:r>
-          <w:rPr>
-            <w:lang w:val="zh_TW" w:bidi="zh_TW"/>
-          </w:rPr>
-          <w:rPr>
-            <w:color w:val="0000EE"/>
-            <w:u w:val="single"/>
-          </w:rPr>
-          <w:t>羅6:6</w:t>
-        </w:r>
-      </w:hyperlink>
-      <w:r>
-        <w:rPr>
-          <w:lang w:val="zh_TW" w:bidi="zh_TW"/>
-        </w:rPr>
-        <w:t>）和自我崇拜（為自己而活，</w:t>
-      </w:r>
-      <w:hyperlink r:id="rId74">
-        <w:r>
-          <w:rPr>
-            <w:lang w:val="zh_TW" w:bidi="zh_TW"/>
-          </w:rPr>
-          <w:rPr>
-            <w:color w:val="0000EE"/>
-            <w:u w:val="single"/>
-          </w:rPr>
-          <w:t>林後5:14–15</w:t>
-        </w:r>
-      </w:hyperlink>
-      <w:r>
-        <w:rPr>
-          <w:lang w:val="zh_TW" w:bidi="zh_TW"/>
-        </w:rPr>
-        <w:t>）都成為過去。耶穌為祂的子民而死，成為將祂的生命賜給他們的方式（</w:t>
-      </w:r>
-      <w:hyperlink r:id="rId75">
-        <w:r>
-          <w:rPr>
-            <w:lang w:val="zh_TW" w:bidi="zh_TW"/>
-          </w:rPr>
-          <w:rPr>
-            <w:color w:val="0000EE"/>
-            <w:u w:val="single"/>
-          </w:rPr>
-          <w:t>4:10</w:t>
-        </w:r>
-      </w:hyperlink>
-      <w:r>
-        <w:rPr>
-          <w:lang w:val="zh_TW" w:bidi="zh_TW"/>
-        </w:rPr>
-        <w:t>）。結果是信徒與世界分離，就像他們曾經與神隔絕一樣。從世界的角度來看，他們是死的；基督是他們唯一的生命（</w:t>
-      </w:r>
-      <w:hyperlink r:id="rId76">
-        <w:r>
-          <w:rPr>
-            <w:lang w:val="zh_TW" w:bidi="zh_TW"/>
-          </w:rPr>
-          <w:rPr>
-            <w:color w:val="0000EE"/>
-            <w:u w:val="single"/>
-          </w:rPr>
-          <w:t>西3:3</w:t>
-        </w:r>
-      </w:hyperlink>
-      <w:r>
-        <w:rPr>
-          <w:lang w:val="zh_TW" w:bidi="zh_TW"/>
-        </w:rPr>
-        <w:t>）。</w:t>
-      </w:r>
-    </w:p>
-    <w:p>
-      <w:pPr/>
-      <w:r>
-        <w:rPr>
-          <w:lang w:val="zh_TW" w:bidi="zh_TW"/>
-        </w:rPr>
-      </w:r>
-      <w:r>
-        <w:rPr>
-          <w:lang w:val="zh_TW" w:bidi="zh_TW"/>
-        </w:rPr>
-        <w:t>使徒約翰以稍微不同的方式表達了這一點。耶穌來到世上是為了將生命賜給死人（</w:t>
-      </w:r>
-      <w:hyperlink r:id="rId77">
-        <w:r>
-          <w:rPr>
-            <w:lang w:val="zh_TW" w:bidi="zh_TW"/>
-          </w:rPr>
-          <w:rPr>
-            <w:color w:val="0000EE"/>
-            <w:u w:val="single"/>
-          </w:rPr>
-          <w:t>約5:24</w:t>
-        </w:r>
-      </w:hyperlink>
-      <w:r>
-        <w:rPr>
-          <w:lang w:val="zh_TW" w:bidi="zh_TW"/>
-        </w:rPr>
-        <w:t>）。這生命的賜予不會發生在復活時，而是已經發生了。所有歸向耶穌的人立即從死亡進入生命。或者換句話說，那些遵守（順服）祂話語的人，永遠不會見到死亡（</w:t>
-      </w:r>
-      <w:hyperlink r:id="rId78">
-        <w:r>
-          <w:rPr>
-            <w:lang w:val="zh_TW" w:bidi="zh_TW"/>
-          </w:rPr>
-          <w:rPr>
-            <w:color w:val="0000EE"/>
-            <w:u w:val="single"/>
-          </w:rPr>
-          <w:t>8:51–52</w:t>
-        </w:r>
-      </w:hyperlink>
-      <w:r>
-        <w:rPr>
-          <w:lang w:val="zh_TW" w:bidi="zh_TW"/>
-        </w:rPr>
-        <w:t>）。重點在於所有不在基督裡的人，已經是死的，而那些信靠基督的人已經在享受生命。基督徒與非基督徒之間的根本差異在生與死的差別。</w:t>
-      </w:r>
-    </w:p>
-    <w:p>
-      <w:pPr/>
-      <w:r>
-        <w:rPr>
-          <w:lang w:val="zh_TW" w:bidi="zh_TW"/>
-        </w:rPr>
-      </w:r>
-      <w:r>
-        <w:rPr>
-          <w:lang w:val="zh_TW" w:bidi="zh_TW"/>
-        </w:rPr>
-        <w:t>新約作者自然知道基督徒也會死亡；他們的問題是如何找到合適的詞語來解釋其與非基督徒死亡的不同。肉體上死亡的信徒被說成是「在基督裡死了」（</w:t>
-      </w:r>
-      <w:hyperlink r:id="rId79">
-        <w:r>
-          <w:rPr>
-            <w:lang w:val="zh_TW" w:bidi="zh_TW"/>
-          </w:rPr>
-          <w:rPr>
-            <w:color w:val="0000EE"/>
-            <w:u w:val="single"/>
-          </w:rPr>
-          <w:t>帖前4:16）</w:t>
-        </w:r>
-      </w:hyperlink>
-      <w:r>
-        <w:rPr>
-          <w:lang w:val="zh_TW" w:bidi="zh_TW"/>
-        </w:rPr>
-        <w:t>。或者，他們根本不是死了，而只是「睡了」（</w:t>
-      </w:r>
-      <w:hyperlink r:id="rId80">
-        <w:r>
-          <w:rPr>
-            <w:lang w:val="zh_TW" w:bidi="zh_TW"/>
-          </w:rPr>
-          <w:rPr>
-            <w:color w:val="0000EE"/>
-            <w:u w:val="single"/>
-          </w:rPr>
-          <w:t>林前15:6、18、20、51</w:t>
-        </w:r>
-      </w:hyperlink>
-      <w:r>
-        <w:rPr>
-          <w:lang w:val="zh_TW" w:bidi="zh_TW"/>
-        </w:rPr>
-        <w:t>；</w:t>
-      </w:r>
-      <w:hyperlink r:id="rId81">
-        <w:r>
-          <w:rPr>
-            <w:lang w:val="zh_TW" w:bidi="zh_TW"/>
-          </w:rPr>
-          <w:rPr>
-            <w:color w:val="0000EE"/>
-            <w:u w:val="single"/>
-          </w:rPr>
-          <w:t>帖前4:13–15</w:t>
-        </w:r>
-      </w:hyperlink>
-      <w:r>
-        <w:rPr>
-          <w:lang w:val="zh_TW" w:bidi="zh_TW"/>
-        </w:rPr>
-        <w:t>；參</w:t>
-      </w:r>
-      <w:hyperlink r:id="rId82">
-        <w:r>
-          <w:rPr>
-            <w:lang w:val="zh_TW" w:bidi="zh_TW"/>
-          </w:rPr>
-          <w:rPr>
-            <w:color w:val="0000EE"/>
-            <w:u w:val="single"/>
-          </w:rPr>
-          <w:t>約11:11–14</w:t>
-        </w:r>
-      </w:hyperlink>
-      <w:r>
-        <w:rPr>
-          <w:lang w:val="zh_TW" w:bidi="zh_TW"/>
-        </w:rPr>
-        <w:t>耶穌的話）。雖然他們的肉身死了，但已故信徒並未與基督分離；也就是說，他們並不是真的死了。死亡與陰間的一切權勢都無法使信徒與基督分離（</w:t>
-      </w:r>
-      <w:hyperlink r:id="rId83">
-        <w:r>
-          <w:rPr>
-            <w:lang w:val="zh_TW" w:bidi="zh_TW"/>
-          </w:rPr>
-          <w:rPr>
-            <w:color w:val="0000EE"/>
-            <w:u w:val="single"/>
-          </w:rPr>
-          <w:t>羅8:38–39</w:t>
-        </w:r>
-      </w:hyperlink>
-      <w:r>
-        <w:rPr>
-          <w:lang w:val="zh_TW" w:bidi="zh_TW"/>
-        </w:rPr>
-        <w:t>）。對他們來說，死亡不是損失，而是得益；它使他們更接近基督（</w:t>
-      </w:r>
-      <w:hyperlink r:id="rId84">
-        <w:r>
-          <w:rPr>
-            <w:lang w:val="zh_TW" w:bidi="zh_TW"/>
-          </w:rPr>
-          <w:rPr>
-            <w:color w:val="0000EE"/>
-            <w:u w:val="single"/>
-          </w:rPr>
-          <w:t>林後5:1–10</w:t>
-        </w:r>
-      </w:hyperlink>
-      <w:r>
-        <w:rPr>
-          <w:lang w:val="zh_TW" w:bidi="zh_TW"/>
-        </w:rPr>
-        <w:t>；</w:t>
-      </w:r>
-      <w:hyperlink r:id="rId85">
-        <w:r>
-          <w:rPr>
-            <w:lang w:val="zh_TW" w:bidi="zh_TW"/>
-          </w:rPr>
-          <w:rPr>
-            <w:color w:val="0000EE"/>
-            <w:u w:val="single"/>
-          </w:rPr>
-          <w:t>腓1:20–21</w:t>
-        </w:r>
-      </w:hyperlink>
-      <w:r>
-        <w:rPr>
-          <w:lang w:val="zh_TW" w:bidi="zh_TW"/>
-        </w:rPr>
-        <w:t>）。更重要的是，信徒還將分享基督對肉體死亡的勝利。因為祂是那些從死裡復活之人的「初熟的果子」（</w:t>
-      </w:r>
-      <w:hyperlink r:id="rId86">
-        <w:r>
-          <w:rPr>
-            <w:lang w:val="zh_TW" w:bidi="zh_TW"/>
-          </w:rPr>
-          <w:rPr>
-            <w:color w:val="0000EE"/>
-            <w:u w:val="single"/>
-          </w:rPr>
-          <w:t>林前15:20</w:t>
-        </w:r>
-      </w:hyperlink>
-      <w:r>
-        <w:rPr>
-          <w:lang w:val="zh_TW" w:bidi="zh_TW"/>
-        </w:rPr>
-        <w:t>；</w:t>
-      </w:r>
-      <w:hyperlink r:id="rId87">
-        <w:r>
-          <w:rPr>
-            <w:lang w:val="zh_TW" w:bidi="zh_TW"/>
-          </w:rPr>
-          <w:rPr>
-            <w:color w:val="0000EE"/>
-            <w:u w:val="single"/>
-          </w:rPr>
-          <w:t>西1:18</w:t>
-        </w:r>
-      </w:hyperlink>
-      <w:r>
-        <w:rPr>
-          <w:lang w:val="zh_TW" w:bidi="zh_TW"/>
-        </w:rPr>
-        <w:t>），那些「在基督裡」的人將在「末日」復活與祂同在，完全且完整。</w:t>
-      </w:r>
-    </w:p>
-    <w:p>
-      <w:pPr/>
-      <w:r>
-        <w:rPr>
-          <w:lang w:val="zh_TW" w:bidi="zh_TW"/>
-        </w:rPr>
-      </w:r>
-      <w:r>
-        <w:rPr>
-          <w:lang w:val="zh_TW" w:bidi="zh_TW"/>
-        </w:rPr>
-        <w:t>另一方面，對於那些不屬於基督的人，最終將與神完全分離。在最後的審判中，所有名字未記錄在「生命冊」上的人都將被投入火湖，與死亡和陰間為伴。這種與神的最終分離就是「第二次的死」（</w:t>
-      </w:r>
-      <w:hyperlink r:id="rId88">
-        <w:r>
-          <w:rPr>
-            <w:lang w:val="zh_TW" w:bidi="zh_TW"/>
-          </w:rPr>
-          <w:rPr>
-            <w:color w:val="0000EE"/>
-            <w:u w:val="single"/>
-          </w:rPr>
-          <w:t>啟20:14</w:t>
-        </w:r>
-      </w:hyperlink>
-      <w:r>
-        <w:rPr>
-          <w:lang w:val="zh_TW" w:bidi="zh_TW"/>
-        </w:rPr>
-        <w:t>）。然而，基督徒已經從死亡中得救（</w:t>
-      </w:r>
-      <w:hyperlink r:id="rId89">
-        <w:r>
-          <w:rPr>
-            <w:lang w:val="zh_TW" w:bidi="zh_TW"/>
-          </w:rPr>
-          <w:rPr>
-            <w:color w:val="0000EE"/>
-            <w:u w:val="single"/>
-          </w:rPr>
-          <w:t>雅5:20</w:t>
-        </w:r>
-      </w:hyperlink>
-      <w:r>
-        <w:rPr>
-          <w:lang w:val="zh_TW" w:bidi="zh_TW"/>
-        </w:rPr>
-        <w:t>；</w:t>
-      </w:r>
-      <w:hyperlink r:id="rId90">
-        <w:r>
-          <w:rPr>
-            <w:lang w:val="zh_TW" w:bidi="zh_TW"/>
-          </w:rPr>
-          <w:rPr>
-            <w:color w:val="0000EE"/>
-            <w:u w:val="single"/>
-          </w:rPr>
-          <w:t>約一3:14</w:t>
-        </w:r>
-      </w:hyperlink>
-      <w:r>
-        <w:rPr>
-          <w:lang w:val="zh_TW" w:bidi="zh_TW"/>
-        </w:rPr>
-        <w:t>）。第二次的死對那些忠於基督的人毫無權勢（</w:t>
-      </w:r>
-      <w:hyperlink r:id="rId91">
-        <w:r>
-          <w:rPr>
-            <w:lang w:val="zh_TW" w:bidi="zh_TW"/>
-          </w:rPr>
-          <w:rPr>
-            <w:color w:val="0000EE"/>
-            <w:u w:val="single"/>
-          </w:rPr>
-          <w:t>啟2:11，</w:t>
-        </w:r>
-      </w:hyperlink>
-      <w:hyperlink r:id="rId92">
-        <w:r>
-          <w:rPr>
-            <w:lang w:val="zh_TW" w:bidi="zh_TW"/>
-          </w:rPr>
-          <w:rPr>
-            <w:color w:val="0000EE"/>
-            <w:u w:val="single"/>
-          </w:rPr>
-          <w:t>20:6</w:t>
-        </w:r>
-      </w:hyperlink>
-      <w:r>
-        <w:rPr>
-          <w:lang w:val="zh_TW" w:bidi="zh_TW"/>
-        </w:rPr>
-        <w:t>）。相反，他們將與神同住，在神的同在中不再有死亡，因為神本身就是生命（</w:t>
-      </w:r>
-      <w:hyperlink r:id="rId93">
-        <w:r>
-          <w:rPr>
-            <w:lang w:val="zh_TW" w:bidi="zh_TW"/>
-          </w:rPr>
-          <w:rPr>
-            <w:color w:val="0000EE"/>
-            <w:u w:val="single"/>
-          </w:rPr>
-          <w:t>21:4</w:t>
-        </w:r>
-      </w:hyperlink>
-      <w:r>
-        <w:rPr>
-          <w:lang w:val="zh_TW" w:bidi="zh_TW"/>
-        </w:rPr>
-        <w:t>）。</w:t>
+        <w:t>的家譜中，塞特被記載為亞當的長子。耶穌正是藉著塞特的譜系而生。塞特是以挪士的父親，並活了912年。</w:t>
       </w:r>
     </w:p>
     <w:p>
@@ -2432,1948 +324,7 @@
         <w:rPr>
           <w:lang w:val="zh_TW" w:bidi="zh_TW"/>
         </w:rPr>
-        <w:t xml:space="preserve"> </w:t>
-      </w:r>
-      <w:r>
-        <w:rPr>
-          <w:lang w:val="zh_TW" w:bidi="zh_TW"/>
-        </w:rPr>
-        <w:t>死者之地</w:t>
-      </w:r>
-      <w:r>
-        <w:rPr>
-          <w:lang w:val="zh_TW" w:bidi="zh_TW"/>
-        </w:rPr>
-        <w:t>；</w:t>
-      </w:r>
-      <w:r>
-        <w:rPr>
-          <w:lang w:val="zh_TW" w:bidi="zh_TW"/>
-        </w:rPr>
-        <w:t>中間狀態</w:t>
-      </w:r>
-      <w:r>
-        <w:rPr>
-          <w:lang w:val="zh_TW" w:bidi="zh_TW"/>
-        </w:rPr>
-        <w:t>；</w:t>
-      </w:r>
-      <w:r>
-        <w:rPr>
-          <w:lang w:val="zh_TW" w:bidi="zh_TW"/>
-        </w:rPr>
-        <w:t>神的忿怒</w:t>
-      </w:r>
-      <w:r>
-        <w:rPr>
-          <w:lang w:val="zh_TW" w:bidi="zh_TW"/>
-        </w:rPr>
-        <w:t>。</w:t>
-      </w:r>
-      <w:r>
-        <w:rPr>
-          <w:lang w:val="zh_TW" w:bidi="zh_TW"/>
-        </w:rPr>
-      </w:r>
-      <w:r>
-        <w:rPr>
-          <w:lang w:val="zh_TW" w:bidi="zh_TW"/>
-        </w:rPr>
-      </w:r>
-    </w:p>
-    <w:p>
-      <w:pPr/>
-      <w:r>
-        <w:rPr>
-          <w:lang w:val="zh_TW" w:bidi="zh_TW"/>
-        </w:rPr>
-      </w:r>
-    </w:p>
-    <w:p>
-      <w:pPr>
-        <w:pStyle w:val="Heading2"/>
-      </w:pPr>
-      <w:r>
-        <w:rPr>
-          <w:lang w:val="zh_TW" w:bidi="zh_TW"/>
-        </w:rPr>
-        <w:t>死者之地</w:t>
-      </w:r>
-      <w:r>
-        <w:rPr>
-          <w:lang w:val="zh_TW" w:bidi="zh_TW"/>
-        </w:rPr>
-      </w:r>
-    </w:p>
-    <w:p>
-      <w:pPr/>
-      <w:r>
-        <w:rPr>
-          <w:lang w:val="zh_TW" w:bidi="zh_TW"/>
-        </w:rPr>
-      </w:r>
-      <w:r>
-        <w:rPr>
-          <w:lang w:val="zh_TW" w:bidi="zh_TW"/>
-        </w:rPr>
-        <w:t>此用語涵蓋聖經多個指向死者歸宿的描述式意象，包括舊約中的「陰間（Sheol）」和「坑」，以及新約中的「陰間（Hades）」、「地獄（Gehenna）」、「樂園（Paradise）」和「亞伯拉罕的懷裡」。隨著希伯來人愈來愈理解生命和死後之事，他們對死亡的觀念，初期模糊認知，得以發展到新約更為完整的概念。</w:t>
-      </w:r>
-    </w:p>
-    <w:p>
-      <w:pPr>
-        <w:pStyle w:val="Heading3"/>
-      </w:pPr>
-      <w:r>
-        <w:rPr>
-          <w:lang w:val="zh_TW" w:bidi="zh_TW"/>
-        </w:rPr>
-        <w:t>舊約聖經</w:t>
-      </w:r>
-    </w:p>
-    <w:p>
-      <w:pPr/>
-      <w:r>
-        <w:rPr>
-          <w:lang w:val="zh_TW" w:bidi="zh_TW"/>
-        </w:rPr>
-      </w:r>
-      <w:r>
-        <w:rPr>
-          <w:lang w:val="zh_TW" w:bidi="zh_TW"/>
-        </w:rPr>
-        <w:t>舊約關於死者的信息有限。根據某些經文，死亡之後，人下降到陰間（常被翻譯為「墳墓」、「地獄」、「坑」或簡單稱為「死裡」），在某些情況下，僅僅指埋葬的墳墓（</w:t>
-      </w:r>
-      <w:hyperlink r:id="rId94">
-        <w:r>
-          <w:rPr>
-            <w:lang w:val="zh_TW" w:bidi="zh_TW"/>
-          </w:rPr>
-          <w:rPr>
-            <w:color w:val="0000EE"/>
-            <w:u w:val="single"/>
-          </w:rPr>
-          <w:t>民16:30、33</w:t>
-        </w:r>
-      </w:hyperlink>
-      <w:r>
-        <w:rPr>
-          <w:lang w:val="zh_TW" w:bidi="zh_TW"/>
-        </w:rPr>
-        <w:t>），但更多時候是指一個地下世界。這個死者的居所被描繪為地下的地方，人會「下到」那裡（</w:t>
-      </w:r>
-      <w:hyperlink r:id="rId95">
-        <w:r>
-          <w:rPr>
-            <w:lang w:val="zh_TW" w:bidi="zh_TW"/>
-          </w:rPr>
-          <w:rPr>
-            <w:color w:val="0000EE"/>
-            <w:u w:val="single"/>
-          </w:rPr>
-          <w:t>創42:38</w:t>
-        </w:r>
-      </w:hyperlink>
-      <w:r>
-        <w:rPr>
-          <w:lang w:val="zh_TW" w:bidi="zh_TW"/>
-        </w:rPr>
-        <w:t>；</w:t>
-      </w:r>
-      <w:hyperlink r:id="rId96">
-        <w:r>
-          <w:rPr>
-            <w:lang w:val="zh_TW" w:bidi="zh_TW"/>
-          </w:rPr>
-          <w:rPr>
-            <w:color w:val="0000EE"/>
-            <w:u w:val="single"/>
-          </w:rPr>
-          <w:t>箴15:24</w:t>
-        </w:r>
-      </w:hyperlink>
-      <w:r>
-        <w:rPr>
-          <w:lang w:val="zh_TW" w:bidi="zh_TW"/>
-        </w:rPr>
-        <w:t>；</w:t>
-      </w:r>
-      <w:hyperlink r:id="rId97">
-        <w:r>
-          <w:rPr>
-            <w:lang w:val="zh_TW" w:bidi="zh_TW"/>
-          </w:rPr>
-          <w:rPr>
-            <w:color w:val="0000EE"/>
-            <w:u w:val="single"/>
-          </w:rPr>
-          <w:t>結26:20</w:t>
-        </w:r>
-      </w:hyperlink>
-      <w:r>
-        <w:rPr>
-          <w:lang w:val="zh_TW" w:bidi="zh_TW"/>
-        </w:rPr>
-        <w:t>），並且是幽暗（</w:t>
-      </w:r>
-      <w:hyperlink r:id="rId98">
-        <w:r>
-          <w:rPr>
-            <w:lang w:val="zh_TW" w:bidi="zh_TW"/>
-          </w:rPr>
-          <w:rPr>
-            <w:color w:val="0000EE"/>
-            <w:u w:val="single"/>
-          </w:rPr>
-          <w:t>伯10:21–22</w:t>
-        </w:r>
-      </w:hyperlink>
-      <w:r>
-        <w:rPr>
-          <w:lang w:val="zh_TW" w:bidi="zh_TW"/>
-        </w:rPr>
-        <w:t>）、寂靜（</w:t>
-      </w:r>
-      <w:hyperlink r:id="rId99">
-        <w:r>
-          <w:rPr>
-            <w:lang w:val="zh_TW" w:bidi="zh_TW"/>
-          </w:rPr>
-          <w:rPr>
-            <w:color w:val="0000EE"/>
-            <w:u w:val="single"/>
-          </w:rPr>
-          <w:t>詩94:17，</w:t>
-        </w:r>
-      </w:hyperlink>
-      <w:hyperlink r:id="rId100">
-        <w:r>
-          <w:rPr>
-            <w:lang w:val="zh_TW" w:bidi="zh_TW"/>
-          </w:rPr>
-          <w:rPr>
-            <w:color w:val="0000EE"/>
-            <w:u w:val="single"/>
-          </w:rPr>
-          <w:t>115:17</w:t>
-        </w:r>
-      </w:hyperlink>
-      <w:r>
-        <w:rPr>
-          <w:lang w:val="zh_TW" w:bidi="zh_TW"/>
-        </w:rPr>
-        <w:t>）和忘記之地（</w:t>
-      </w:r>
-      <w:hyperlink r:id="rId101">
-        <w:r>
-          <w:rPr>
-            <w:lang w:val="zh_TW" w:bidi="zh_TW"/>
-          </w:rPr>
-          <w:rPr>
-            <w:color w:val="0000EE"/>
-            <w:u w:val="single"/>
-          </w:rPr>
-          <w:t>詩88:12</w:t>
-        </w:r>
-      </w:hyperlink>
-      <w:r>
-        <w:rPr>
-          <w:lang w:val="zh_TW" w:bidi="zh_TW"/>
-        </w:rPr>
-        <w:t>）。神不會在「陰間」被記念，也不再有人歌頌祂（</w:t>
-      </w:r>
-      <w:hyperlink r:id="rId102">
-        <w:r>
-          <w:rPr>
-            <w:lang w:val="zh_TW" w:bidi="zh_TW"/>
-          </w:rPr>
-          <w:rPr>
-            <w:color w:val="0000EE"/>
-            <w:u w:val="single"/>
-          </w:rPr>
-          <w:t>詩6:5，</w:t>
-        </w:r>
-      </w:hyperlink>
-      <w:hyperlink r:id="rId103">
-        <w:r>
-          <w:rPr>
-            <w:lang w:val="zh_TW" w:bidi="zh_TW"/>
-          </w:rPr>
-          <w:rPr>
-            <w:color w:val="0000EE"/>
-            <w:u w:val="single"/>
-          </w:rPr>
-          <w:t>30:9，</w:t>
-        </w:r>
-      </w:hyperlink>
-      <w:hyperlink r:id="rId100">
-        <w:r>
-          <w:rPr>
-            <w:lang w:val="zh_TW" w:bidi="zh_TW"/>
-          </w:rPr>
-          <w:rPr>
-            <w:color w:val="0000EE"/>
-            <w:u w:val="single"/>
-          </w:rPr>
-          <w:t>115:17</w:t>
-        </w:r>
-      </w:hyperlink>
-      <w:r>
-        <w:rPr>
-          <w:lang w:val="zh_TW" w:bidi="zh_TW"/>
-        </w:rPr>
-        <w:t>），甚至人們相信，連神也不會記念那裡的人（</w:t>
-      </w:r>
-      <w:hyperlink r:id="rId104">
-        <w:r>
-          <w:rPr>
-            <w:lang w:val="zh_TW" w:bidi="zh_TW"/>
-          </w:rPr>
-          <w:rPr>
-            <w:color w:val="0000EE"/>
-            <w:u w:val="single"/>
-          </w:rPr>
-          <w:t>詩88:5、11</w:t>
-        </w:r>
-      </w:hyperlink>
-      <w:r>
-        <w:rPr>
-          <w:lang w:val="zh_TW" w:bidi="zh_TW"/>
-        </w:rPr>
-        <w:t>；</w:t>
-      </w:r>
-      <w:hyperlink r:id="rId105">
-        <w:r>
-          <w:rPr>
-            <w:lang w:val="zh_TW" w:bidi="zh_TW"/>
-          </w:rPr>
-          <w:rPr>
-            <w:color w:val="0000EE"/>
-            <w:u w:val="single"/>
-          </w:rPr>
-          <w:t>賽38:18</w:t>
-        </w:r>
-      </w:hyperlink>
-      <w:r>
-        <w:rPr>
-          <w:lang w:val="zh_TW" w:bidi="zh_TW"/>
-        </w:rPr>
-        <w:t>）。死者被視為永久與神隔絕，無法參與祂在歷史中的作為。雖然生與死之間的界線有時可說是模糊不清（如在</w:t>
-      </w:r>
-      <w:hyperlink r:id="rId106">
-        <w:r>
-          <w:rPr>
-            <w:lang w:val="zh_TW" w:bidi="zh_TW"/>
-          </w:rPr>
-          <w:rPr>
-            <w:color w:val="0000EE"/>
-            <w:u w:val="single"/>
-          </w:rPr>
-          <w:t>列王紀下四章32至37節</w:t>
-        </w:r>
-      </w:hyperlink>
-      <w:r>
-        <w:rPr>
-          <w:lang w:val="zh_TW" w:bidi="zh_TW"/>
-        </w:rPr>
-        <w:t>中的復活，又在</w:t>
-      </w:r>
-      <w:hyperlink r:id="rId107">
-        <w:r>
-          <w:rPr>
-            <w:lang w:val="zh_TW" w:bidi="zh_TW"/>
-          </w:rPr>
-          <w:rPr>
-            <w:color w:val="0000EE"/>
-            <w:u w:val="single"/>
-          </w:rPr>
-          <w:t>撒母耳記上二十八章7至25節</w:t>
-        </w:r>
-      </w:hyperlink>
-      <w:r>
-        <w:rPr>
-          <w:lang w:val="zh_TW" w:bidi="zh_TW"/>
-        </w:rPr>
-        <w:t>中，撒母耳的鬼魂所示），但猶太人明確禁止與死者溝通（</w:t>
-      </w:r>
-      <w:hyperlink r:id="rId108">
-        <w:r>
-          <w:rPr>
-            <w:lang w:val="zh_TW" w:bidi="zh_TW"/>
-          </w:rPr>
-          <w:rPr>
-            <w:color w:val="0000EE"/>
-            <w:u w:val="single"/>
-          </w:rPr>
-          <w:t>申18:11</w:t>
-        </w:r>
-      </w:hyperlink>
-      <w:r>
-        <w:rPr>
-          <w:lang w:val="zh_TW" w:bidi="zh_TW"/>
-        </w:rPr>
-        <w:t>）。（拜祭死者在以色列周邊的列國中，是普遍的習俗。）</w:t>
-      </w:r>
-    </w:p>
-    <w:p>
-      <w:pPr/>
-      <w:r>
-        <w:rPr>
-          <w:lang w:val="zh_TW" w:bidi="zh_TW"/>
-        </w:rPr>
-      </w:r>
-      <w:r>
-        <w:rPr>
-          <w:lang w:val="zh_TW" w:bidi="zh_TW"/>
-        </w:rPr>
-        <w:t>雖然人在陰間的命運不能真正稱為生命，但它仍被視為一種存在狀態，或許還可能與同胞和祖先相伴（</w:t>
-      </w:r>
-      <w:hyperlink r:id="rId109">
-        <w:r>
-          <w:rPr>
-            <w:lang w:val="zh_TW" w:bidi="zh_TW"/>
-          </w:rPr>
-          <w:rPr>
-            <w:color w:val="0000EE"/>
-            <w:u w:val="single"/>
-          </w:rPr>
-          <w:t>創25:8</w:t>
-        </w:r>
-      </w:hyperlink>
-      <w:r>
-        <w:rPr>
-          <w:lang w:val="zh_TW" w:bidi="zh_TW"/>
-        </w:rPr>
-        <w:t>；</w:t>
-      </w:r>
-      <w:hyperlink r:id="rId110">
-        <w:r>
-          <w:rPr>
-            <w:lang w:val="zh_TW" w:bidi="zh_TW"/>
-          </w:rPr>
-          <w:rPr>
-            <w:color w:val="0000EE"/>
-            <w:u w:val="single"/>
-          </w:rPr>
-          <w:t>結32:17–30</w:t>
-        </w:r>
-      </w:hyperlink>
-      <w:r>
-        <w:rPr>
-          <w:lang w:val="zh_TW" w:bidi="zh_TW"/>
-        </w:rPr>
-        <w:t>）。然而，陰間並不在神的能力範圍之外（</w:t>
-      </w:r>
-      <w:hyperlink r:id="rId32">
-        <w:r>
-          <w:rPr>
-            <w:lang w:val="zh_TW" w:bidi="zh_TW"/>
-          </w:rPr>
-          <w:rPr>
-            <w:color w:val="0000EE"/>
-            <w:u w:val="single"/>
-          </w:rPr>
-          <w:t>詩139:8</w:t>
-        </w:r>
-      </w:hyperlink>
-      <w:r>
-        <w:rPr>
-          <w:lang w:val="zh_TW" w:bidi="zh_TW"/>
-        </w:rPr>
-        <w:t>；</w:t>
-      </w:r>
-      <w:hyperlink r:id="rId111">
-        <w:r>
-          <w:rPr>
-            <w:lang w:val="zh_TW" w:bidi="zh_TW"/>
-          </w:rPr>
-          <w:rPr>
-            <w:color w:val="0000EE"/>
-            <w:u w:val="single"/>
-          </w:rPr>
-          <w:t>摩9:2</w:t>
-        </w:r>
-      </w:hyperlink>
-      <w:r>
-        <w:rPr>
-          <w:lang w:val="zh_TW" w:bidi="zh_TW"/>
-        </w:rPr>
-        <w:t>；</w:t>
-      </w:r>
-      <w:hyperlink r:id="rId112">
-        <w:r>
-          <w:rPr>
-            <w:lang w:val="zh_TW" w:bidi="zh_TW"/>
-          </w:rPr>
-          <w:rPr>
-            <w:color w:val="0000EE"/>
-            <w:u w:val="single"/>
-          </w:rPr>
-          <w:t>拿2:2</w:t>
-        </w:r>
-      </w:hyperlink>
-      <w:r>
-        <w:rPr>
-          <w:lang w:val="zh_TW" w:bidi="zh_TW"/>
-        </w:rPr>
-        <w:t>）。雖然陰間被描繪成貪婪飢渴的怪物，會吞噬活人（</w:t>
-      </w:r>
-      <w:hyperlink r:id="rId113">
-        <w:r>
-          <w:rPr>
-            <w:lang w:val="zh_TW" w:bidi="zh_TW"/>
-          </w:rPr>
-          <w:rPr>
-            <w:color w:val="0000EE"/>
-            <w:u w:val="single"/>
-          </w:rPr>
-          <w:t>箴27:20，</w:t>
-        </w:r>
-      </w:hyperlink>
-      <w:hyperlink r:id="rId114">
-        <w:r>
-          <w:rPr>
-            <w:lang w:val="zh_TW" w:bidi="zh_TW"/>
-          </w:rPr>
-          <w:rPr>
-            <w:color w:val="0000EE"/>
-            <w:u w:val="single"/>
-          </w:rPr>
-          <w:t>30:16</w:t>
-        </w:r>
-      </w:hyperlink>
-      <w:r>
-        <w:rPr>
-          <w:lang w:val="zh_TW" w:bidi="zh_TW"/>
-        </w:rPr>
-        <w:t>），但神的大能仍能拯救人脫離掌控（</w:t>
-      </w:r>
-      <w:hyperlink r:id="rId115">
-        <w:r>
-          <w:rPr>
-            <w:lang w:val="zh_TW" w:bidi="zh_TW"/>
-          </w:rPr>
-          <w:rPr>
-            <w:color w:val="0000EE"/>
-            <w:u w:val="single"/>
-          </w:rPr>
-          <w:t>詩49:15，</w:t>
-        </w:r>
-      </w:hyperlink>
-      <w:hyperlink r:id="rId116">
-        <w:r>
-          <w:rPr>
-            <w:lang w:val="zh_TW" w:bidi="zh_TW"/>
-          </w:rPr>
-          <w:rPr>
-            <w:color w:val="0000EE"/>
-            <w:u w:val="single"/>
-          </w:rPr>
-          <w:t>86:13</w:t>
-        </w:r>
-      </w:hyperlink>
-      <w:r>
-        <w:rPr>
-          <w:lang w:val="zh_TW" w:bidi="zh_TW"/>
-        </w:rPr>
-        <w:t>）。到舊約時期末期，人們甚至有希望最終從陰間得救（</w:t>
-      </w:r>
-      <w:hyperlink r:id="rId117">
-        <w:r>
-          <w:rPr>
-            <w:lang w:val="zh_TW" w:bidi="zh_TW"/>
-          </w:rPr>
-          <w:rPr>
-            <w:color w:val="0000EE"/>
-            <w:u w:val="single"/>
-          </w:rPr>
-          <w:t>伯14:13–22，</w:t>
-        </w:r>
-      </w:hyperlink>
-      <w:hyperlink r:id="rId118">
-        <w:r>
-          <w:rPr>
-            <w:lang w:val="zh_TW" w:bidi="zh_TW"/>
-          </w:rPr>
-          <w:rPr>
-            <w:color w:val="0000EE"/>
-            <w:u w:val="single"/>
-          </w:rPr>
-          <w:t>19:25–27</w:t>
-        </w:r>
-      </w:hyperlink>
-      <w:r>
-        <w:rPr>
-          <w:lang w:val="zh_TW" w:bidi="zh_TW"/>
-        </w:rPr>
-        <w:t>；</w:t>
-      </w:r>
-      <w:hyperlink r:id="rId115">
-        <w:r>
-          <w:rPr>
-            <w:lang w:val="zh_TW" w:bidi="zh_TW"/>
-          </w:rPr>
-          <w:rPr>
-            <w:color w:val="0000EE"/>
-            <w:u w:val="single"/>
-          </w:rPr>
-          <w:t>詩49:15，</w:t>
-        </w:r>
-      </w:hyperlink>
-      <w:hyperlink r:id="rId31">
-        <w:r>
-          <w:rPr>
-            <w:lang w:val="zh_TW" w:bidi="zh_TW"/>
-          </w:rPr>
-          <w:rPr>
-            <w:color w:val="0000EE"/>
-            <w:u w:val="single"/>
-          </w:rPr>
-          <w:t>73:23–28</w:t>
-        </w:r>
-      </w:hyperlink>
-      <w:r>
-        <w:rPr>
-          <w:lang w:val="zh_TW" w:bidi="zh_TW"/>
-        </w:rPr>
-        <w:t>），但只有但以理書明確表達了這份盼望（</w:t>
-      </w:r>
-      <w:hyperlink r:id="rId119">
-        <w:r>
-          <w:rPr>
-            <w:lang w:val="zh_TW" w:bidi="zh_TW"/>
-          </w:rPr>
-          <w:rPr>
-            <w:color w:val="0000EE"/>
-            <w:u w:val="single"/>
-          </w:rPr>
-          <w:t>但12:1–2</w:t>
-        </w:r>
-      </w:hyperlink>
-      <w:r>
-        <w:rPr>
-          <w:lang w:val="zh_TW" w:bidi="zh_TW"/>
-        </w:rPr>
-        <w:t>）。因此，雖然古代希伯來人並未像新約使徒保羅那樣，可以坦然面對死亡（</w:t>
-      </w:r>
-      <w:hyperlink r:id="rId120">
-        <w:r>
-          <w:rPr>
-            <w:lang w:val="zh_TW" w:bidi="zh_TW"/>
-          </w:rPr>
-          <w:rPr>
-            <w:color w:val="0000EE"/>
-            <w:u w:val="single"/>
-          </w:rPr>
-          <w:t>林後5:1–8</w:t>
-        </w:r>
-      </w:hyperlink>
-      <w:r>
-        <w:rPr>
-          <w:lang w:val="zh_TW" w:bidi="zh_TW"/>
-        </w:rPr>
-        <w:t>；</w:t>
-      </w:r>
-      <w:hyperlink r:id="rId121">
-        <w:r>
-          <w:rPr>
-            <w:lang w:val="zh_TW" w:bidi="zh_TW"/>
-          </w:rPr>
-          <w:rPr>
-            <w:color w:val="0000EE"/>
-            <w:u w:val="single"/>
-          </w:rPr>
-          <w:t>腓1:21–23</w:t>
-        </w:r>
-      </w:hyperlink>
-      <w:r>
-        <w:rPr>
-          <w:lang w:val="zh_TW" w:bidi="zh_TW"/>
-        </w:rPr>
-        <w:t>），但他們逐漸明白死亡並非一個毫無盼望的狀態。</w:t>
-      </w:r>
-    </w:p>
-    <w:p>
-      <w:pPr>
-        <w:pStyle w:val="Heading3"/>
-      </w:pPr>
-      <w:r>
-        <w:rPr>
-          <w:lang w:val="zh_TW" w:bidi="zh_TW"/>
-        </w:rPr>
-        <w:t>兩約之間的著作</w:t>
-      </w:r>
-    </w:p>
-    <w:p>
-      <w:pPr/>
-      <w:r>
-        <w:rPr>
-          <w:lang w:val="zh_TW" w:bidi="zh_TW"/>
-        </w:rPr>
-      </w:r>
-      <w:r>
-        <w:rPr>
-          <w:lang w:val="zh_TW" w:bidi="zh_TW"/>
-        </w:rPr>
-        <w:t>在被擄與新約時期的開始之間（公元前586–公元30，與舊約結束的時期部分重疊），與波斯和希臘宗教的接觸，促使猶太人釐清他們對死後生命的觀念。舊約翻譯成希臘文時，人們用希臘文Hades（陰間的名稱）來翻譯希伯來文的Sheol。在新約中，Hades成為死者居所的通用名稱。</w:t>
-      </w:r>
-    </w:p>
-    <w:p>
-      <w:pPr/>
-      <w:r>
-        <w:rPr>
-          <w:lang w:val="zh_TW" w:bidi="zh_TW"/>
-        </w:rPr>
-      </w:r>
-      <w:r>
-        <w:rPr>
-          <w:lang w:val="zh_TW" w:bidi="zh_TW"/>
-        </w:rPr>
-        <w:t>新名稱的出現也帶來了新的觀念，有多個關於死者歸宿的觀點開始流傳。一個常見的觀點出現在偽經以諾一書第二十二章中，描述死者被安置在一座大山的中空位置，等待最後的審判。其中有一個相對愉快的區域，是為義人預備的；另一個則是為惡人準備，充滿痛苦的地方。其他作者則延續舊約Hades或Sheol的概念，視其為一個與神和幸福隔絕的地方（</w:t>
-      </w:r>
-      <w:hyperlink r:id="rId122">
-        <w:r>
-          <w:rPr>
-            <w:lang w:val="zh_TW" w:bidi="zh_TW"/>
-          </w:rPr>
-          <w:rPr>
-            <w:color w:val="0000EE"/>
-            <w:u w:val="single"/>
-          </w:rPr>
-          <w:t>便西拉智訓14:12、16，</w:t>
-        </w:r>
-      </w:hyperlink>
-      <w:hyperlink r:id="rId123">
-        <w:r>
-          <w:rPr>
-            <w:lang w:val="zh_TW" w:bidi="zh_TW"/>
-          </w:rPr>
-          <w:rPr>
-            <w:color w:val="0000EE"/>
-            <w:u w:val="single"/>
-          </w:rPr>
-          <w:t>17:27–28</w:t>
-        </w:r>
-      </w:hyperlink>
-      <w:r>
-        <w:rPr>
-          <w:lang w:val="zh_TW" w:bidi="zh_TW"/>
-        </w:rPr>
-        <w:t>）。</w:t>
-      </w:r>
-    </w:p>
-    <w:p>
-      <w:pPr/>
-      <w:r>
-        <w:rPr>
-          <w:lang w:val="zh_TW" w:bidi="zh_TW"/>
-        </w:rPr>
-      </w:r>
-      <w:r>
-        <w:rPr>
-          <w:lang w:val="zh_TW" w:bidi="zh_TW"/>
-        </w:rPr>
-        <w:t>在那段時期，猶太人也開始使用新詞「地獄」（Gehenna，希伯來文Hinnom），是一個山谷的名字，位於耶路撒冷南方。該山谷在舊約時期以獻兒童為祭的可憎行為著稱（</w:t>
-      </w:r>
-      <w:hyperlink r:id="rId124">
-        <w:r>
-          <w:rPr>
-            <w:lang w:val="zh_TW" w:bidi="zh_TW"/>
-          </w:rPr>
-          <w:rPr>
-            <w:color w:val="0000EE"/>
-            <w:u w:val="single"/>
-          </w:rPr>
-          <w:t>王下23:10;</w:t>
-        </w:r>
-      </w:hyperlink>
-      <w:r>
-        <w:rPr>
-          <w:lang w:val="zh_TW" w:bidi="zh_TW"/>
-        </w:rPr>
-        <w:t xml:space="preserve"> </w:t>
-      </w:r>
-      <w:hyperlink r:id="rId125">
-        <w:r>
-          <w:rPr>
-            <w:lang w:val="zh_TW" w:bidi="zh_TW"/>
-          </w:rPr>
-          <w:rPr>
-            <w:color w:val="0000EE"/>
-            <w:u w:val="single"/>
-          </w:rPr>
-          <w:t>歷代志下</w:t>
-        </w:r>
-      </w:hyperlink>
-      <w:r>
-        <w:rPr>
-          <w:lang w:val="zh_TW" w:bidi="zh_TW"/>
-        </w:rPr>
-        <w:t xml:space="preserve"> 28:3; </w:t>
-      </w:r>
-      <w:hyperlink r:id="rId126">
-        <w:r>
-          <w:rPr>
-            <w:lang w:val="zh_TW" w:bidi="zh_TW"/>
-          </w:rPr>
-          <w:rPr>
-            <w:color w:val="0000EE"/>
-            <w:u w:val="single"/>
-          </w:rPr>
-          <w:t xml:space="preserve">33:6 </w:t>
-        </w:r>
-      </w:hyperlink>
-      <w:r>
-        <w:rPr>
-          <w:lang w:val="zh_TW" w:bidi="zh_TW"/>
-        </w:rPr>
-        <w:t>)，而在新約時期則以焚燒垃圾聞名。地獄成為惡人死後歸宿的稱呼，是一個充滿火焰折磨的地方（以諾一書90:20–27；</w:t>
-      </w:r>
-      <w:hyperlink r:id="rId127">
-        <w:r>
-          <w:rPr>
-            <w:lang w:val="zh_TW" w:bidi="zh_TW"/>
-          </w:rPr>
-          <w:rPr>
-            <w:color w:val="0000EE"/>
-            <w:u w:val="single"/>
-          </w:rPr>
-          <w:t>以斯拉二書7:70</w:t>
-        </w:r>
-      </w:hyperlink>
-      <w:r>
-        <w:rPr>
-          <w:lang w:val="zh_TW" w:bidi="zh_TW"/>
-        </w:rPr>
-        <w:t>）。與此懲罰之地相對的是「樂園」（paradise，源自波斯文，指快樂園地），義人在那裡享受福樂。</w:t>
-      </w:r>
-    </w:p>
-    <w:p>
-      <w:pPr/>
-      <w:r>
-        <w:rPr>
-          <w:lang w:val="zh_TW" w:bidi="zh_TW"/>
-        </w:rPr>
-      </w:r>
-      <w:r>
-        <w:rPr>
-          <w:lang w:val="zh_TW" w:bidi="zh_TW"/>
-        </w:rPr>
-        <w:t>所有這些概念——陰間、地獄、樂園，都被新約作者塑造成最適切基督啟示的形式。</w:t>
-      </w:r>
-    </w:p>
-    <w:p>
-      <w:pPr>
-        <w:pStyle w:val="Heading3"/>
-      </w:pPr>
-      <w:r>
-        <w:rPr>
-          <w:lang w:val="zh_TW" w:bidi="zh_TW"/>
-        </w:rPr>
-        <w:t>新約聖經</w:t>
-      </w:r>
-    </w:p>
-    <w:p>
-      <w:pPr/>
-      <w:r>
-        <w:rPr>
-          <w:lang w:val="zh_TW" w:bidi="zh_TW"/>
-        </w:rPr>
-      </w:r>
-      <w:r>
-        <w:rPr>
-          <w:lang w:val="zh_TW" w:bidi="zh_TW"/>
-        </w:rPr>
-        <w:t>雖然新約使用了多種詞語來描述死者的居所，但實際提及的次數相當少，總共只有約35節經文。這些經文主要集中在福音書和啟示錄。使徒保羅對天堂多有言說，但只有耶穌和約翰對地獄有較多的描述。</w:t>
-      </w:r>
-    </w:p>
-    <w:p>
-      <w:pPr/>
-      <w:r>
-        <w:rPr>
-          <w:lang w:val="zh_TW" w:bidi="zh_TW"/>
-        </w:rPr>
-      </w:r>
-      <w:r>
-        <w:rPr>
-          <w:lang w:val="zh_TW" w:bidi="zh_TW"/>
-        </w:rPr>
-        <w:t>「陰間（Hades）」這個詞僅在耶穌的比喻中出現一次，即財主和拉撒路的比喻（</w:t>
-      </w:r>
-      <w:hyperlink r:id="rId128">
-        <w:r>
-          <w:rPr>
-            <w:lang w:val="zh_TW" w:bidi="zh_TW"/>
-          </w:rPr>
-          <w:rPr>
-            <w:color w:val="0000EE"/>
-            <w:u w:val="single"/>
-          </w:rPr>
-          <w:t>路16:23</w:t>
-        </w:r>
-      </w:hyperlink>
-      <w:r>
-        <w:rPr>
-          <w:lang w:val="zh_TW" w:bidi="zh_TW"/>
-        </w:rPr>
-        <w:t>）。在該比喻中，陰間是一個充滿痛苦的地方，是惡人死後的去處。這種痛苦被描述為「火焰」，即使肉體已死，仍能對人造成身體上的折磨。凡在痛苦中的人，皆不會得到任何安慰。</w:t>
-      </w:r>
-    </w:p>
-    <w:p>
-      <w:pPr/>
-      <w:r>
-        <w:rPr>
-          <w:lang w:val="zh_TW" w:bidi="zh_TW"/>
-        </w:rPr>
-      </w:r>
-      <w:r>
-        <w:rPr>
-          <w:lang w:val="zh_TW" w:bidi="zh_TW"/>
-        </w:rPr>
-        <w:t>雖然惡人在死後立即進入陰間，但他們的最終歸宿是地獄，一個充滿火和蟲的地方，象徵著腐敗（</w:t>
-      </w:r>
-      <w:hyperlink r:id="rId129">
-        <w:r>
-          <w:rPr>
-            <w:lang w:val="zh_TW" w:bidi="zh_TW"/>
-          </w:rPr>
-          <w:rPr>
-            <w:color w:val="0000EE"/>
-            <w:u w:val="single"/>
-          </w:rPr>
-          <w:t>太5:22、29–30，</w:t>
-        </w:r>
-      </w:hyperlink>
-      <w:hyperlink r:id="rId130">
-        <w:r>
-          <w:rPr>
-            <w:lang w:val="zh_TW" w:bidi="zh_TW"/>
-          </w:rPr>
-          <w:rPr>
-            <w:color w:val="0000EE"/>
-            <w:u w:val="single"/>
-          </w:rPr>
-          <w:t>18:9</w:t>
-        </w:r>
-      </w:hyperlink>
-      <w:r>
-        <w:rPr>
-          <w:lang w:val="zh_TW" w:bidi="zh_TW"/>
-        </w:rPr>
-        <w:t>；</w:t>
-      </w:r>
-      <w:hyperlink r:id="rId131">
-        <w:r>
-          <w:rPr>
-            <w:lang w:val="zh_TW" w:bidi="zh_TW"/>
-          </w:rPr>
-          <w:rPr>
-            <w:color w:val="0000EE"/>
-            <w:u w:val="single"/>
-          </w:rPr>
-          <w:t>可9:48</w:t>
-        </w:r>
-      </w:hyperlink>
-      <w:r>
-        <w:rPr>
-          <w:lang w:val="zh_TW" w:bidi="zh_TW"/>
-        </w:rPr>
-        <w:t>，引用自</w:t>
-      </w:r>
-      <w:hyperlink r:id="rId132">
-        <w:r>
-          <w:rPr>
-            <w:lang w:val="zh_TW" w:bidi="zh_TW"/>
-          </w:rPr>
-          <w:rPr>
-            <w:color w:val="0000EE"/>
-            <w:u w:val="single"/>
-          </w:rPr>
-          <w:t>賽66:24</w:t>
-        </w:r>
-      </w:hyperlink>
-      <w:r>
-        <w:rPr>
-          <w:lang w:val="zh_TW" w:bidi="zh_TW"/>
-        </w:rPr>
-        <w:t>）。耶穌也稱地獄為「外邊黑暗」，那裡將有「哀哭切齒」（</w:t>
-      </w:r>
-      <w:hyperlink r:id="rId133">
-        <w:r>
-          <w:rPr>
-            <w:lang w:val="zh_TW" w:bidi="zh_TW"/>
-          </w:rPr>
-          <w:rPr>
-            <w:color w:val="0000EE"/>
-            <w:u w:val="single"/>
-          </w:rPr>
-          <w:t>太8:12，</w:t>
-        </w:r>
-      </w:hyperlink>
-      <w:hyperlink r:id="rId134">
-        <w:r>
-          <w:rPr>
-            <w:lang w:val="zh_TW" w:bidi="zh_TW"/>
-          </w:rPr>
-          <w:rPr>
-            <w:color w:val="0000EE"/>
-            <w:u w:val="single"/>
-          </w:rPr>
-          <w:t>22:13</w:t>
-        </w:r>
-      </w:hyperlink>
-      <w:r>
-        <w:rPr>
-          <w:lang w:val="zh_TW" w:bidi="zh_TW"/>
-        </w:rPr>
-        <w:t>）。顯然，在最後的審判之後，惡人將被基督的命令送往那裡（</w:t>
-      </w:r>
-      <w:hyperlink r:id="rId135">
-        <w:r>
-          <w:rPr>
-            <w:lang w:val="zh_TW" w:bidi="zh_TW"/>
-          </w:rPr>
-          <w:rPr>
-            <w:color w:val="0000EE"/>
-            <w:u w:val="single"/>
-          </w:rPr>
-          <w:t>約5:22、27</w:t>
-        </w:r>
-      </w:hyperlink>
-      <w:r>
-        <w:rPr>
-          <w:lang w:val="zh_TW" w:bidi="zh_TW"/>
-        </w:rPr>
-        <w:t>；</w:t>
-      </w:r>
-      <w:hyperlink r:id="rId136">
-        <w:r>
-          <w:rPr>
-            <w:lang w:val="zh_TW" w:bidi="zh_TW"/>
-          </w:rPr>
-          <w:rPr>
-            <w:color w:val="0000EE"/>
-            <w:u w:val="single"/>
-          </w:rPr>
-          <w:t>徒10:42，</w:t>
-        </w:r>
-      </w:hyperlink>
-      <w:hyperlink r:id="rId137">
-        <w:r>
-          <w:rPr>
-            <w:lang w:val="zh_TW" w:bidi="zh_TW"/>
-          </w:rPr>
-          <w:rPr>
-            <w:color w:val="0000EE"/>
-            <w:u w:val="single"/>
-          </w:rPr>
-          <w:t>17:31</w:t>
-        </w:r>
-      </w:hyperlink>
-      <w:r>
-        <w:rPr>
-          <w:lang w:val="zh_TW" w:bidi="zh_TW"/>
-        </w:rPr>
-        <w:t>；</w:t>
-      </w:r>
-      <w:hyperlink r:id="rId138">
-        <w:r>
-          <w:rPr>
-            <w:lang w:val="zh_TW" w:bidi="zh_TW"/>
-          </w:rPr>
-          <w:rPr>
-            <w:color w:val="0000EE"/>
-            <w:u w:val="single"/>
-          </w:rPr>
-          <w:t>提後4:1</w:t>
-        </w:r>
-      </w:hyperlink>
-      <w:r>
-        <w:rPr>
-          <w:lang w:val="zh_TW" w:bidi="zh_TW"/>
-        </w:rPr>
-        <w:t>）。那個折磨之地，承接舊約陰間作為與神分離之地的負面概念。</w:t>
-      </w:r>
-    </w:p>
-    <w:p>
-      <w:pPr/>
-      <w:r>
-        <w:rPr>
-          <w:lang w:val="zh_TW" w:bidi="zh_TW"/>
-        </w:rPr>
-      </w:r>
-      <w:r>
-        <w:rPr>
-          <w:lang w:val="zh_TW" w:bidi="zh_TW"/>
-        </w:rPr>
-        <w:t>耶穌宣揚悔改的信息，強調地獄的危險，較少提到義人死後所到之處。然而，義人終會在最後的審判後進入「國」，而非地獄（</w:t>
-      </w:r>
-      <w:hyperlink r:id="rId139">
-        <w:r>
-          <w:rPr>
-            <w:lang w:val="zh_TW" w:bidi="zh_TW"/>
-          </w:rPr>
-          <w:rPr>
-            <w:color w:val="0000EE"/>
-            <w:u w:val="single"/>
-          </w:rPr>
-          <w:t>太25:34</w:t>
-        </w:r>
-      </w:hyperlink>
-      <w:r>
-        <w:rPr>
-          <w:lang w:val="zh_TW" w:bidi="zh_TW"/>
-        </w:rPr>
-        <w:t>）。耶穌兩次暗示義人在死後立即進入蒙福的狀態。</w:t>
-      </w:r>
-      <w:hyperlink r:id="rId140">
-        <w:r>
-          <w:rPr>
-            <w:lang w:val="zh_TW" w:bidi="zh_TW"/>
-          </w:rPr>
-          <w:rPr>
-            <w:color w:val="0000EE"/>
-            <w:u w:val="single"/>
-          </w:rPr>
-          <w:t>路加福音十六章22節</w:t>
-        </w:r>
-      </w:hyperlink>
-      <w:r>
-        <w:rPr>
-          <w:lang w:val="zh_TW" w:bidi="zh_TW"/>
-        </w:rPr>
-        <w:t>提到死去的拉撒路在「亞伯拉罕的懷裡」，那是一個充滿安慰和平安的地方。在</w:t>
-      </w:r>
-      <w:hyperlink r:id="rId141">
-        <w:r>
-          <w:rPr>
-            <w:lang w:val="zh_TW" w:bidi="zh_TW"/>
-          </w:rPr>
-          <w:rPr>
-            <w:color w:val="0000EE"/>
-            <w:u w:val="single"/>
-          </w:rPr>
-          <w:t>路加福音二十三章43節</w:t>
-        </w:r>
-      </w:hyperlink>
-      <w:r>
-        <w:rPr>
-          <w:lang w:val="zh_TW" w:bidi="zh_TW"/>
-        </w:rPr>
-        <w:t>中，耶穌應許將與垂死的強盜一起進入天堂，那裡稱為樂園。保羅的措辭表明樂園似乎與天堂一致（</w:t>
-      </w:r>
-      <w:hyperlink r:id="rId142">
-        <w:r>
-          <w:rPr>
-            <w:lang w:val="zh_TW" w:bidi="zh_TW"/>
-          </w:rPr>
-          <w:rPr>
-            <w:color w:val="0000EE"/>
-            <w:u w:val="single"/>
-          </w:rPr>
-          <w:t>林後12:2–3</w:t>
-        </w:r>
-      </w:hyperlink>
-      <w:r>
-        <w:rPr>
-          <w:lang w:val="zh_TW" w:bidi="zh_TW"/>
-        </w:rPr>
-        <w:t>），而約翰則將樂園與新天新地聯繫起來（</w:t>
-      </w:r>
-      <w:hyperlink r:id="rId143">
-        <w:r>
-          <w:rPr>
-            <w:lang w:val="zh_TW" w:bidi="zh_TW"/>
-          </w:rPr>
-          <w:rPr>
-            <w:color w:val="0000EE"/>
-            <w:u w:val="single"/>
-          </w:rPr>
-          <w:t>啟2:7，</w:t>
-        </w:r>
-      </w:hyperlink>
-      <w:hyperlink r:id="rId144">
-        <w:r>
-          <w:rPr>
-            <w:lang w:val="zh_TW" w:bidi="zh_TW"/>
-          </w:rPr>
-          <w:rPr>
-            <w:color w:val="0000EE"/>
-            <w:u w:val="single"/>
-          </w:rPr>
-          <w:t>21:1–2，</w:t>
-        </w:r>
-      </w:hyperlink>
-      <w:hyperlink r:id="rId145">
-        <w:r>
-          <w:rPr>
-            <w:lang w:val="zh_TW" w:bidi="zh_TW"/>
-          </w:rPr>
-          <w:rPr>
-            <w:color w:val="0000EE"/>
-            <w:u w:val="single"/>
-          </w:rPr>
-          <w:t>22:1–2</w:t>
-        </w:r>
-      </w:hyperlink>
-      <w:r>
-        <w:rPr>
-          <w:lang w:val="zh_TW" w:bidi="zh_TW"/>
-        </w:rPr>
-        <w:t>）。</w:t>
-      </w:r>
-    </w:p>
-    <w:p>
-      <w:pPr/>
-      <w:r>
-        <w:rPr>
-          <w:lang w:val="zh_TW" w:bidi="zh_TW"/>
-        </w:rPr>
-      </w:r>
-      <w:r>
-        <w:rPr>
-          <w:lang w:val="zh_TW" w:bidi="zh_TW"/>
-        </w:rPr>
-        <w:t>保羅和新約書信的其他作者，對惡人死後的居所所言不多。保羅僅在路過時提到「無底坑（the abyss）」（譯註：和合本譯為陰間）——他對陰間之坑的稱呼（</w:t>
-      </w:r>
-      <w:hyperlink r:id="rId146">
-        <w:r>
-          <w:rPr>
-            <w:lang w:val="zh_TW" w:bidi="zh_TW"/>
-          </w:rPr>
-          <w:rPr>
-            <w:color w:val="0000EE"/>
-            <w:u w:val="single"/>
-          </w:rPr>
-          <w:t>羅10:7</w:t>
-        </w:r>
-      </w:hyperlink>
-      <w:r>
-        <w:rPr>
-          <w:lang w:val="zh_TW" w:bidi="zh_TW"/>
-        </w:rPr>
-        <w:t>）。他提到基督降在「地下」（</w:t>
-      </w:r>
-      <w:hyperlink r:id="rId147">
-        <w:r>
-          <w:rPr>
-            <w:lang w:val="zh_TW" w:bidi="zh_TW"/>
-          </w:rPr>
-          <w:rPr>
-            <w:color w:val="0000EE"/>
-            <w:u w:val="single"/>
-          </w:rPr>
-          <w:t>弗4:9</w:t>
-        </w:r>
-      </w:hyperlink>
-      <w:r>
-        <w:rPr>
-          <w:lang w:val="zh_TW" w:bidi="zh_TW"/>
-        </w:rPr>
-        <w:t>），可能只是表達基督在死後去了死者的居所（「地下」是猶太拉比用來指陰間/地獄的用語）。彼得提到基督在死後，藉著「靈」去到某個「監獄」，向那裡的「靈」傳道（</w:t>
-      </w:r>
-      <w:hyperlink r:id="rId148">
-        <w:r>
-          <w:rPr>
-            <w:lang w:val="zh_TW" w:bidi="zh_TW"/>
-          </w:rPr>
-          <w:rPr>
-            <w:color w:val="0000EE"/>
-            <w:u w:val="single"/>
-          </w:rPr>
-          <w:t>彼前3:18–20</w:t>
-        </w:r>
-      </w:hyperlink>
-      <w:r>
-        <w:rPr>
-          <w:lang w:val="zh_TW" w:bidi="zh_TW"/>
-        </w:rPr>
-        <w:t>）。人們對該經文有不同解釋。一些人認為基督進入陰間（Hades），向挪亞時代墮落的天使（「神的兒子們」，</w:t>
-      </w:r>
-      <w:hyperlink r:id="rId149">
-        <w:r>
-          <w:rPr>
-            <w:lang w:val="zh_TW" w:bidi="zh_TW"/>
-          </w:rPr>
-          <w:rPr>
-            <w:color w:val="0000EE"/>
-            <w:u w:val="single"/>
-          </w:rPr>
-          <w:t>創6:1–4</w:t>
-        </w:r>
-      </w:hyperlink>
-      <w:r>
-        <w:rPr>
-          <w:lang w:val="zh_TW" w:bidi="zh_TW"/>
-        </w:rPr>
-        <w:t>）傳道，而不是向被囚禁的人類靈魂傳道。在</w:t>
-      </w:r>
-      <w:hyperlink r:id="rId150">
-        <w:r>
-          <w:rPr>
-            <w:lang w:val="zh_TW" w:bidi="zh_TW"/>
-          </w:rPr>
-          <w:rPr>
-            <w:color w:val="0000EE"/>
-            <w:u w:val="single"/>
-          </w:rPr>
-          <w:t>彼得後書二章4節</w:t>
-        </w:r>
-      </w:hyperlink>
-      <w:r>
-        <w:rPr>
-          <w:lang w:val="zh_TW" w:bidi="zh_TW"/>
-        </w:rPr>
-        <w:t>中，用於描述靈魂監獄的用語（通常譯為「地獄」）來自「塔耳塔洛斯」（Tartarus），是另一個指冥界的希臘文名稱。</w:t>
-      </w:r>
-    </w:p>
-    <w:p>
-      <w:pPr/>
-      <w:r>
-        <w:rPr>
-          <w:lang w:val="zh_TW" w:bidi="zh_TW"/>
-        </w:rPr>
-      </w:r>
-      <w:r>
-        <w:rPr>
-          <w:lang w:val="zh_TW" w:bidi="zh_TW"/>
-        </w:rPr>
-        <w:t>保羅多次提及義人死後的居所。最早期的幾卷書信中，他從未提到義人死後的所在地，只提到他們將會復活（</w:t>
-      </w:r>
-      <w:hyperlink r:id="rId151">
-        <w:r>
-          <w:rPr>
-            <w:lang w:val="zh_TW" w:bidi="zh_TW"/>
-          </w:rPr>
-          <w:rPr>
-            <w:color w:val="0000EE"/>
-            <w:u w:val="single"/>
-          </w:rPr>
-          <w:t>林前15章</w:t>
-        </w:r>
-      </w:hyperlink>
-      <w:r>
-        <w:rPr>
-          <w:lang w:val="zh_TW" w:bidi="zh_TW"/>
-        </w:rPr>
-        <w:t>；</w:t>
-      </w:r>
-      <w:hyperlink r:id="rId152">
-        <w:r>
-          <w:rPr>
-            <w:lang w:val="zh_TW" w:bidi="zh_TW"/>
-          </w:rPr>
-          <w:rPr>
-            <w:color w:val="0000EE"/>
-            <w:u w:val="single"/>
-          </w:rPr>
-          <w:t>帖前4:13–17</w:t>
-        </w:r>
-      </w:hyperlink>
-      <w:r>
-        <w:rPr>
-          <w:lang w:val="zh_TW" w:bidi="zh_TW"/>
-        </w:rPr>
-        <w:t>）。在幾乎必死後（</w:t>
-      </w:r>
-      <w:hyperlink r:id="rId153">
-        <w:r>
-          <w:rPr>
-            <w:lang w:val="zh_TW" w:bidi="zh_TW"/>
-          </w:rPr>
-          <w:rPr>
-            <w:color w:val="0000EE"/>
-            <w:u w:val="single"/>
-          </w:rPr>
-          <w:t>林後1:8–11</w:t>
-        </w:r>
-      </w:hyperlink>
-      <w:r>
-        <w:rPr>
-          <w:lang w:val="zh_TW" w:bidi="zh_TW"/>
-        </w:rPr>
-        <w:t>），他開始討論死者「去了哪裡」。保羅說，死亡意味著與基督同在，是比活著更好（</w:t>
-      </w:r>
-      <w:hyperlink r:id="rId154">
-        <w:r>
-          <w:rPr>
-            <w:lang w:val="zh_TW" w:bidi="zh_TW"/>
-          </w:rPr>
-          <w:rPr>
-            <w:color w:val="0000EE"/>
-            <w:u w:val="single"/>
-          </w:rPr>
-          <w:t>腓1:23</w:t>
-        </w:r>
-      </w:hyperlink>
-      <w:r>
-        <w:rPr>
-          <w:lang w:val="zh_TW" w:bidi="zh_TW"/>
-        </w:rPr>
-        <w:t>）。「離開身體」就是「與主同住」（</w:t>
-      </w:r>
-      <w:hyperlink r:id="rId155">
-        <w:r>
-          <w:rPr>
-            <w:lang w:val="zh_TW" w:bidi="zh_TW"/>
-          </w:rPr>
-          <w:rPr>
-            <w:color w:val="0000EE"/>
-            <w:u w:val="single"/>
-          </w:rPr>
-          <w:t>林後5:8</w:t>
-        </w:r>
-      </w:hyperlink>
-      <w:r>
-        <w:rPr>
-          <w:lang w:val="zh_TW" w:bidi="zh_TW"/>
-        </w:rPr>
-        <w:t>）。保羅可能指義人死後直接進入樂園與耶穌同在（參</w:t>
-      </w:r>
-      <w:hyperlink r:id="rId156">
-        <w:r>
-          <w:rPr>
-            <w:lang w:val="zh_TW" w:bidi="zh_TW"/>
-          </w:rPr>
-          <w:rPr>
-            <w:color w:val="0000EE"/>
-            <w:u w:val="single"/>
-          </w:rPr>
-          <w:t>林後12:2–4</w:t>
-        </w:r>
-      </w:hyperlink>
-      <w:r>
-        <w:rPr>
-          <w:lang w:val="zh_TW" w:bidi="zh_TW"/>
-        </w:rPr>
-        <w:t>，保羅稱天堂為第三層天）。死亡絕對無法使基督徒與基督分離（</w:t>
-      </w:r>
-      <w:hyperlink r:id="rId83">
-        <w:r>
-          <w:rPr>
-            <w:lang w:val="zh_TW" w:bidi="zh_TW"/>
-          </w:rPr>
-          <w:rPr>
-            <w:color w:val="0000EE"/>
-            <w:u w:val="single"/>
-          </w:rPr>
-          <w:t>羅8:38–39</w:t>
-        </w:r>
-      </w:hyperlink>
-      <w:r>
-        <w:rPr>
-          <w:lang w:val="zh_TW" w:bidi="zh_TW"/>
-        </w:rPr>
-        <w:t>），反而使他們進入神的同在。</w:t>
-      </w:r>
-    </w:p>
-    <w:p>
-      <w:pPr/>
-      <w:r>
-        <w:rPr>
-          <w:lang w:val="zh_TW" w:bidi="zh_TW"/>
-        </w:rPr>
-      </w:r>
-      <w:r>
-        <w:rPr>
-          <w:lang w:val="zh_TW" w:bidi="zh_TW"/>
-        </w:rPr>
-        <w:t>啟示錄對於死者的居所，特別是惡人死後的居所，有大量描述。它用兩個名稱來描述那地方，分別是「無底坑」，指所有邪靈的居所或監獄；以及「陰間」，指人類死後的居所。無底坑會出現折磨人類的鬼魔形態（</w:t>
-      </w:r>
-      <w:hyperlink r:id="rId157">
-        <w:r>
-          <w:rPr>
-            <w:lang w:val="zh_TW" w:bidi="zh_TW"/>
-          </w:rPr>
-          <w:rPr>
-            <w:color w:val="0000EE"/>
-            <w:u w:val="single"/>
-          </w:rPr>
-          <w:t>啟9:1–11</w:t>
-        </w:r>
-      </w:hyperlink>
-      <w:r>
-        <w:rPr>
-          <w:lang w:val="zh_TW" w:bidi="zh_TW"/>
-        </w:rPr>
-        <w:t>）和撒但的「獸」，後者殺死兩個見證人，並帶同「大淫婦」（</w:t>
-      </w:r>
-      <w:hyperlink r:id="rId158">
-        <w:r>
-          <w:rPr>
-            <w:lang w:val="zh_TW" w:bidi="zh_TW"/>
-          </w:rPr>
-          <w:rPr>
-            <w:color w:val="0000EE"/>
-            <w:u w:val="single"/>
-          </w:rPr>
-          <w:t>11:7，</w:t>
-        </w:r>
-      </w:hyperlink>
-      <w:hyperlink r:id="rId159">
-        <w:r>
-          <w:rPr>
-            <w:lang w:val="zh_TW" w:bidi="zh_TW"/>
-          </w:rPr>
-          <w:rPr>
-            <w:color w:val="0000EE"/>
-            <w:u w:val="single"/>
-          </w:rPr>
-          <w:t>17章</w:t>
-        </w:r>
-      </w:hyperlink>
-      <w:r>
-        <w:rPr>
-          <w:lang w:val="zh_TW" w:bidi="zh_TW"/>
-        </w:rPr>
-        <w:t>）。撒但自己將被囚禁在那裡（</w:t>
-      </w:r>
-      <w:hyperlink r:id="rId160">
-        <w:r>
-          <w:rPr>
-            <w:lang w:val="zh_TW" w:bidi="zh_TW"/>
-          </w:rPr>
-          <w:rPr>
-            <w:color w:val="0000EE"/>
-            <w:u w:val="single"/>
-          </w:rPr>
-          <w:t>20:2–3</w:t>
-        </w:r>
-      </w:hyperlink>
-      <w:r>
-        <w:rPr>
-          <w:lang w:val="zh_TW" w:bidi="zh_TW"/>
-        </w:rPr>
-        <w:t>）。耶穌將其描述為一個魔鬼及其使者預備的地方（參見</w:t>
-      </w:r>
-      <w:hyperlink r:id="rId161">
-        <w:r>
-          <w:rPr>
-            <w:lang w:val="zh_TW" w:bidi="zh_TW"/>
-          </w:rPr>
-          <w:rPr>
-            <w:color w:val="0000EE"/>
-            <w:u w:val="single"/>
-          </w:rPr>
-          <w:t>太25:41</w:t>
-        </w:r>
-      </w:hyperlink>
-      <w:r>
-        <w:rPr>
-          <w:lang w:val="zh_TW" w:bidi="zh_TW"/>
-        </w:rPr>
-        <w:t>）。對基督徒來說，這裡的好消息是，無底坑或陰間並不是一個自主的領域。啟示錄開篇時，耶穌宣告他握有陰間的鑰匙（</w:t>
-      </w:r>
-      <w:hyperlink r:id="rId162">
-        <w:r>
-          <w:rPr>
-            <w:lang w:val="zh_TW" w:bidi="zh_TW"/>
-          </w:rPr>
-          <w:rPr>
-            <w:color w:val="0000EE"/>
-            <w:u w:val="single"/>
-          </w:rPr>
-          <w:t>啟1:18</w:t>
-        </w:r>
-      </w:hyperlink>
-      <w:r>
-        <w:rPr>
-          <w:lang w:val="zh_TW" w:bidi="zh_TW"/>
-        </w:rPr>
-        <w:t>），最後祂將迫使它交出死者（</w:t>
-      </w:r>
-      <w:hyperlink r:id="rId163">
-        <w:r>
-          <w:rPr>
-            <w:lang w:val="zh_TW" w:bidi="zh_TW"/>
-          </w:rPr>
-          <w:rPr>
-            <w:color w:val="0000EE"/>
-            <w:u w:val="single"/>
-          </w:rPr>
-          <w:t>20:13</w:t>
-        </w:r>
-      </w:hyperlink>
-      <w:r>
-        <w:rPr>
-          <w:lang w:val="zh_TW" w:bidi="zh_TW"/>
-        </w:rPr>
-        <w:t>）。在此之前，無底坑的鑰匙不在撒但手中，而是掛在天上的鑰匙圈上，只分給神的使者（</w:t>
-      </w:r>
-      <w:hyperlink r:id="rId164">
-        <w:r>
-          <w:rPr>
-            <w:lang w:val="zh_TW" w:bidi="zh_TW"/>
-          </w:rPr>
-          <w:rPr>
-            <w:color w:val="0000EE"/>
-            <w:u w:val="single"/>
-          </w:rPr>
-          <w:t>9:1，</w:t>
-        </w:r>
-      </w:hyperlink>
-      <w:hyperlink r:id="rId165">
-        <w:r>
-          <w:rPr>
-            <w:lang w:val="zh_TW" w:bidi="zh_TW"/>
-          </w:rPr>
-          <w:rPr>
-            <w:color w:val="0000EE"/>
-            <w:u w:val="single"/>
-          </w:rPr>
-          <w:t>20:1</w:t>
-        </w:r>
-      </w:hyperlink>
-      <w:r>
-        <w:rPr>
-          <w:lang w:val="zh_TW" w:bidi="zh_TW"/>
-        </w:rPr>
-        <w:t>）。最終，陰間、死亡和惡人將被投入火湖（地獄），在那裡他們將遭受永恆的折磨（</w:t>
-      </w:r>
-      <w:hyperlink r:id="rId166">
-        <w:r>
-          <w:rPr>
-            <w:lang w:val="zh_TW" w:bidi="zh_TW"/>
-          </w:rPr>
-          <w:rPr>
-            <w:color w:val="0000EE"/>
-            <w:u w:val="single"/>
-          </w:rPr>
-          <w:t>19:20</w:t>
-        </w:r>
-      </w:hyperlink>
-      <w:hyperlink r:id="rId167">
-        <w:r>
-          <w:rPr>
-            <w:lang w:val="zh_TW" w:bidi="zh_TW"/>
-          </w:rPr>
-          <w:rPr>
-            <w:color w:val="0000EE"/>
-            <w:u w:val="single"/>
-          </w:rPr>
-          <w:t>，20:10、14–15，</w:t>
-        </w:r>
-      </w:hyperlink>
-      <w:hyperlink r:id="rId168">
-        <w:r>
-          <w:rPr>
-            <w:lang w:val="zh_TW" w:bidi="zh_TW"/>
-          </w:rPr>
-          <w:rPr>
-            <w:color w:val="0000EE"/>
-            <w:u w:val="single"/>
-          </w:rPr>
-          <w:t>21:8</w:t>
-        </w:r>
-      </w:hyperlink>
-      <w:r>
-        <w:rPr>
-          <w:lang w:val="zh_TW" w:bidi="zh_TW"/>
-        </w:rPr>
-        <w:t>）。</w:t>
-      </w:r>
-    </w:p>
-    <w:p>
-      <w:pPr/>
-      <w:r>
-        <w:rPr>
-          <w:lang w:val="zh_TW" w:bidi="zh_TW"/>
-        </w:rPr>
-      </w:r>
-      <w:r>
-        <w:rPr>
-          <w:lang w:val="zh_TW" w:bidi="zh_TW"/>
-        </w:rPr>
-        <w:t>啟示錄的作者約翰同意保羅的看法，義人死後的命運不會與惡人相同。他們不會去陰間，而是去天堂。殉道者出現在祭壇下，為他們向神呼求伸冤（</w:t>
-      </w:r>
-      <w:hyperlink r:id="rId169">
-        <w:r>
-          <w:rPr>
-            <w:lang w:val="zh_TW" w:bidi="zh_TW"/>
-          </w:rPr>
-          <w:rPr>
-            <w:color w:val="0000EE"/>
-            <w:u w:val="single"/>
-          </w:rPr>
-          <w:t>啟6:9–11</w:t>
-        </w:r>
-      </w:hyperlink>
-      <w:r>
-        <w:rPr>
-          <w:lang w:val="zh_TW" w:bidi="zh_TW"/>
-        </w:rPr>
-        <w:t>）。在另一個意象中，無數的基督徒出現在神的寶座前讚美祂（</w:t>
-      </w:r>
-      <w:hyperlink r:id="rId170">
-        <w:r>
-          <w:rPr>
-            <w:lang w:val="zh_TW" w:bidi="zh_TW"/>
-          </w:rPr>
-          <w:rPr>
-            <w:color w:val="0000EE"/>
-            <w:u w:val="single"/>
-          </w:rPr>
-          <w:t>7:9–17</w:t>
-        </w:r>
-      </w:hyperlink>
-      <w:r>
-        <w:rPr>
-          <w:lang w:val="zh_TW" w:bidi="zh_TW"/>
-        </w:rPr>
-        <w:t>）。這些信徒由基督親自牧養，不再忍受飢餓、口渴、不適或悲傷。</w:t>
-      </w:r>
-    </w:p>
-    <w:p>
-      <w:pPr>
-        <w:pStyle w:val="Heading3"/>
-      </w:pPr>
-      <w:r>
-        <w:rPr>
-          <w:lang w:val="zh_TW" w:bidi="zh_TW"/>
-        </w:rPr>
-        <w:t>結論</w:t>
-      </w:r>
-    </w:p>
-    <w:p>
-      <w:pPr/>
-      <w:r>
-        <w:rPr>
-          <w:lang w:val="zh_TW" w:bidi="zh_TW"/>
-        </w:rPr>
-      </w:r>
-      <w:r>
-        <w:rPr>
-          <w:lang w:val="zh_TW" w:bidi="zh_TW"/>
-        </w:rPr>
-        <w:t>總而言之，在舊約中，對於死者的所在地最初是一種模糊不清的概念，指一個與生命和神分離的地方。後來的作者認為，不應只有一個共同的地方（陰間〔Sheol〕），而應有兩個地方。根據基督教的教導，惡人進入陰間（Hades），這是一個充滿痛苦的地方，他們將在那裡受苦，直到審判之日；最終，他們將被丟入火湖，即地獄（Gehenna）。然而，陰間的掌管者不是魔鬼，而是基督，他掌控著整個受造世界。義人不會進入陰間，而是直接進入樂園（「亞伯拉罕的懷裡」或天堂）。在那裡，他們與基督同在；憑著信心已經親眼看見，痛苦已化為祝福，禱告也化為讚美。基督徒相信，死亡雖然令人敬畏，是「末了的仇敵」，卻不會折磨他們。死亡無法使他們與主分離，反而帶他們面對面與所愛的主相見。</w:t>
-      </w:r>
-    </w:p>
-    <w:p>
-      <w:pPr/>
-      <w:r>
-        <w:rPr>
-          <w:lang w:val="zh_TW" w:bidi="zh_TW"/>
-        </w:rPr>
-      </w:r>
-      <w:r>
-        <w:rPr>
-          <w:lang w:val="zh_TW" w:bidi="zh_TW"/>
-        </w:rPr>
-        <w:t>這次相會可能是在人死後立即發生，也可能是在復活之時發生——中間的時間毫無意義，不過如同睡眠。換句話說，對於信徒而言，死後的下一個經歷便是與基督相會。</w:t>
-      </w:r>
-    </w:p>
-    <w:p>
-      <w:pPr/>
-      <w:r>
-        <w:rPr>
-          <w:lang w:val="zh_TW" w:bidi="zh_TW"/>
-        </w:rPr>
-      </w:r>
-      <w:r>
-        <w:rPr>
-          <w:lang w:val="zh_TW" w:bidi="zh_TW"/>
-        </w:rPr>
-        <w:t>舊約和新約都將死亡描述為睡眠。在舊約中，當一個人死時，常被描述為「與列祖同睡」（例如，</w:t>
-      </w:r>
-      <w:hyperlink r:id="rId171">
-        <w:r>
-          <w:rPr>
-            <w:lang w:val="zh_TW" w:bidi="zh_TW"/>
-          </w:rPr>
-          <w:rPr>
-            <w:color w:val="0000EE"/>
-            <w:u w:val="single"/>
-          </w:rPr>
-          <w:t>申31:16</w:t>
-        </w:r>
-      </w:hyperlink>
-      <w:r>
-        <w:rPr>
-          <w:lang w:val="zh_TW" w:bidi="zh_TW"/>
-        </w:rPr>
-        <w:t>；</w:t>
-      </w:r>
-      <w:hyperlink r:id="rId172">
-        <w:r>
-          <w:rPr>
-            <w:lang w:val="zh_TW" w:bidi="zh_TW"/>
-          </w:rPr>
-          <w:rPr>
-            <w:color w:val="0000EE"/>
-            <w:u w:val="single"/>
-          </w:rPr>
-          <w:t>撒下7:12</w:t>
-        </w:r>
-      </w:hyperlink>
-      <w:r>
-        <w:rPr>
-          <w:lang w:val="zh_TW" w:bidi="zh_TW"/>
-        </w:rPr>
-        <w:t>）。耶穌自己也將死亡稱為睡眠（</w:t>
-      </w:r>
-      <w:hyperlink r:id="rId173">
-        <w:r>
-          <w:rPr>
-            <w:lang w:val="zh_TW" w:bidi="zh_TW"/>
-          </w:rPr>
-          <w:rPr>
-            <w:color w:val="0000EE"/>
-            <w:u w:val="single"/>
-          </w:rPr>
-          <w:t>太9:24</w:t>
-        </w:r>
-      </w:hyperlink>
-      <w:r>
-        <w:rPr>
-          <w:lang w:val="zh_TW" w:bidi="zh_TW"/>
-        </w:rPr>
-        <w:t>；</w:t>
-      </w:r>
-      <w:hyperlink r:id="rId174">
-        <w:r>
-          <w:rPr>
-            <w:lang w:val="zh_TW" w:bidi="zh_TW"/>
-          </w:rPr>
-          <w:rPr>
-            <w:color w:val="0000EE"/>
-            <w:u w:val="single"/>
-          </w:rPr>
-          <w:t>約11:11</w:t>
-        </w:r>
-      </w:hyperlink>
-      <w:r>
-        <w:rPr>
-          <w:lang w:val="zh_TW" w:bidi="zh_TW"/>
-        </w:rPr>
-        <w:t>）。使徒保羅也持相同看法（</w:t>
-      </w:r>
-      <w:hyperlink r:id="rId175">
-        <w:r>
-          <w:rPr>
-            <w:lang w:val="zh_TW" w:bidi="zh_TW"/>
-          </w:rPr>
-          <w:rPr>
-            <w:color w:val="0000EE"/>
-            <w:u w:val="single"/>
-          </w:rPr>
-          <w:t>林前11:30，</w:t>
-        </w:r>
-      </w:hyperlink>
-      <w:hyperlink r:id="rId176">
-        <w:r>
-          <w:rPr>
-            <w:lang w:val="zh_TW" w:bidi="zh_TW"/>
-          </w:rPr>
-          <w:rPr>
-            <w:color w:val="0000EE"/>
-            <w:u w:val="single"/>
-          </w:rPr>
-          <w:t>15:20、51</w:t>
-        </w:r>
-      </w:hyperlink>
-      <w:r>
-        <w:rPr>
-          <w:lang w:val="zh_TW" w:bidi="zh_TW"/>
-        </w:rPr>
-        <w:t>；</w:t>
-      </w:r>
-      <w:hyperlink r:id="rId58">
-        <w:r>
-          <w:rPr>
-            <w:lang w:val="zh_TW" w:bidi="zh_TW"/>
-          </w:rPr>
-          <w:rPr>
-            <w:color w:val="0000EE"/>
-            <w:u w:val="single"/>
-          </w:rPr>
-          <w:t>帖前4:14</w:t>
-        </w:r>
-      </w:hyperlink>
-      <w:r>
-        <w:rPr>
-          <w:lang w:val="zh_TW" w:bidi="zh_TW"/>
-        </w:rPr>
-        <w:t>），至少在部分經文中，表明死亡只屬暫時。因此，它被稱為睡眠。舊約</w:t>
-      </w:r>
-      <w:hyperlink r:id="rId38">
-        <w:r>
-          <w:rPr>
-            <w:lang w:val="zh_TW" w:bidi="zh_TW"/>
-          </w:rPr>
-          <w:rPr>
-            <w:color w:val="0000EE"/>
-            <w:u w:val="single"/>
-          </w:rPr>
-          <w:t>但以理書十二章2節</w:t>
-        </w:r>
-      </w:hyperlink>
-      <w:r>
-        <w:rPr>
-          <w:lang w:val="zh_TW" w:bidi="zh_TW"/>
-        </w:rPr>
-        <w:t>也指出死亡如同睡眠，直到死者復活——有些進入永生，有些進入羞辱和永遠的憎惡之中。</w:t>
-      </w:r>
-    </w:p>
-    <w:p>
-      <w:pPr/>
-      <w:r>
-        <w:rPr>
-          <w:lang w:val="zh_TW" w:bidi="zh_TW"/>
-        </w:rPr>
-      </w:r>
-      <w:r>
-        <w:rPr>
-          <w:i/>
-          <w:lang w:val="zh_TW" w:bidi="zh_TW"/>
-        </w:rPr>
-        <w:t>另見</w:t>
-      </w:r>
-      <w:r>
-        <w:rPr>
-          <w:lang w:val="zh_TW" w:bidi="zh_TW"/>
-        </w:rPr>
-        <w:t xml:space="preserve"> </w:t>
-      </w:r>
-      <w:r>
-        <w:rPr>
-          <w:lang w:val="zh_TW" w:bidi="zh_TW"/>
-        </w:rPr>
-        <w:t>地獄（欣嫩子谷）；</w:t>
-      </w:r>
-      <w:r>
-        <w:rPr>
-          <w:lang w:val="zh_TW" w:bidi="zh_TW"/>
-        </w:rPr>
-        <w:t>陰間；</w:t>
-      </w:r>
-      <w:r>
-        <w:rPr>
-          <w:lang w:val="zh_TW" w:bidi="zh_TW"/>
-        </w:rPr>
-        <w:t>天（天堂）；</w:t>
-      </w:r>
-      <w:r>
-        <w:rPr>
-          <w:lang w:val="zh_TW" w:bidi="zh_TW"/>
-        </w:rPr>
-        <w:t>地獄；</w:t>
-      </w:r>
-      <w:r>
-        <w:rPr>
-          <w:lang w:val="zh_TW" w:bidi="zh_TW"/>
-        </w:rPr>
-        <w:t>中間狀態；</w:t>
-      </w:r>
-      <w:r>
-        <w:rPr>
-          <w:lang w:val="zh_TW" w:bidi="zh_TW"/>
-        </w:rPr>
-        <w:t>樂園；</w:t>
-      </w:r>
-      <w:r>
-        <w:rPr>
-          <w:lang w:val="zh_TW" w:bidi="zh_TW"/>
-        </w:rPr>
-        <w:t>陰間</w:t>
+        <w:t>耶穌基督的家譜</w:t>
       </w:r>
       <w:r>
         <w:rPr>

--- a/zht/docx/134.content.docx
+++ b/zht/docx/134.content.docx
@@ -19,7 +19,7 @@
         <w:rPr>
           <w:lang w:val="zh_TW" w:bidi="zh_TW"/>
         </w:rPr>
-        <w:t>Resource: Tyndale Open Bible Dictionary</w:t>
+        <w:t>Resource: Aquifer Open Bible Dictionary</w:t>
       </w:r>
       <w:r>
         <w:rPr>
@@ -112,7 +112,7 @@
         <w:rPr>
           <w:lang w:val="zh_TW" w:bidi="zh_TW"/>
         </w:rPr>
-        <w:t>Tyndale Open Bible Dictionary</w:t>
+        <w:t>Aquifer Open Bible Dictionary</w:t>
       </w:r>
     </w:p>
     <w:p>

--- a/zht/docx/134.content.docx
+++ b/zht/docx/134.content.docx
@@ -149,7 +149,7 @@
         <w:rPr>
           <w:lang w:val="zh_TW" w:bidi="zh_TW"/>
         </w:rPr>
-        <w:t>sai</w:t>
+        <w:t>ri</w:t>
       </w:r>
       <w:r>
         <w:rPr>
@@ -212,7 +212,7 @@
         <w:rPr>
           <w:lang w:val="zh_TW" w:bidi="zh_TW"/>
         </w:rPr>
-        <w:t>塞特</w:t>
+        <w:t>日</w:t>
       </w:r>
       <w:r>
         <w:rPr>
@@ -231,7 +231,7 @@
         <w:rPr>
           <w:lang w:val="zh_TW" w:bidi="zh_TW"/>
         </w:rPr>
-        <w:t>亞當和夏娃的第三個兒子。他取代了被該隱殺害的亞伯（</w:t>
+        <w:t>最直接的意義，是指地球繞著自轉軸旋轉的一段時間，例如兩次日出之間的時間；也可以指這段時間裡太陽可見的部份，即「早晨」，另一部份則稱為「晚上」。「日子」這個字在舊約中出現超過二千次，在新約中出現超過三百五十次。希伯來文中「日」一詞多義，不僅僅是字面上的意思。希伯來人的一天是由晚上開始，直到第二天的晚上，這種算法大概是基於妥拉（參</w:t>
       </w:r>
       <w:hyperlink r:id="rId13">
         <w:r>
@@ -242,68 +242,25 @@
             <w:color w:val="0000EE"/>
             <w:u w:val="single"/>
           </w:rPr>
-          <w:t>創4:25</w:t>
+          <w:t>創1:14、19</w:t>
         </w:r>
       </w:hyperlink>
       <w:r>
         <w:rPr>
           <w:lang w:val="zh_TW" w:bidi="zh_TW"/>
         </w:rPr>
-        <w:t>）。在</w:t>
-      </w:r>
-      <w:hyperlink r:id="rId14">
-        <w:r>
-          <w:rPr>
-            <w:lang w:val="zh_TW" w:bidi="zh_TW"/>
-          </w:rPr>
-          <w:rPr>
-            <w:color w:val="0000EE"/>
-            <w:u w:val="single"/>
-          </w:rPr>
-          <w:t>創世記五章3至8節</w:t>
-        </w:r>
-      </w:hyperlink>
-      <w:r>
-        <w:rPr>
-          <w:lang w:val="zh_TW" w:bidi="zh_TW"/>
-        </w:rPr>
-        <w:t>、</w:t>
-      </w:r>
-      <w:hyperlink r:id="rId15">
-        <w:r>
-          <w:rPr>
-            <w:lang w:val="zh_TW" w:bidi="zh_TW"/>
-          </w:rPr>
-          <w:rPr>
-            <w:color w:val="0000EE"/>
-            <w:u w:val="single"/>
-          </w:rPr>
-          <w:t>歷代志上一章1節</w:t>
-        </w:r>
-      </w:hyperlink>
-      <w:r>
-        <w:rPr>
-          <w:lang w:val="zh_TW" w:bidi="zh_TW"/>
-        </w:rPr>
-        <w:t>（有英文譯本拼寫為Sheth），以及</w:t>
-      </w:r>
-      <w:hyperlink r:id="rId16">
-        <w:r>
-          <w:rPr>
-            <w:lang w:val="zh_TW" w:bidi="zh_TW"/>
-          </w:rPr>
-          <w:rPr>
-            <w:color w:val="0000EE"/>
-            <w:u w:val="single"/>
-          </w:rPr>
-          <w:t>路加福音三章38節</w:t>
-        </w:r>
-      </w:hyperlink>
-      <w:r>
-        <w:rPr>
-          <w:lang w:val="zh_TW" w:bidi="zh_TW"/>
-        </w:rPr>
-        <w:t>的家譜中，塞特被記載為亞當的長子。耶穌正是藉著塞特的譜系而生。塞特是以挪士的父親，並活了912年。</w:t>
+        <w:t>）。這種字面上按太陽運行的二十四小時週期稱為「公曆日」（civil day）。在其他古代近東的民族中，「公曆日」的起點各有不同。希臘的習慣與希伯來人相同；巴比倫人由日出開始一天；埃及人和羅馬人則以午夜到次日午夜為一日。</w:t>
+      </w:r>
+    </w:p>
+    <w:p>
+      <w:pPr>
+        <w:pStyle w:val="Heading3"/>
+      </w:pPr>
+      <w:r>
+        <w:rPr>
+          <w:lang w:val="zh_TW" w:bidi="zh_TW"/>
+        </w:rPr>
+        <w:t>聖經中的日子與星期</w:t>
       </w:r>
     </w:p>
     <w:p>
@@ -315,6 +272,1095 @@
       </w:r>
       <w:r>
         <w:rPr>
+          <w:lang w:val="zh_TW" w:bidi="zh_TW"/>
+        </w:rPr>
+        <w:t>希伯來人一般認知白天（十二小時）分為早晨、正午與晚上（</w:t>
+      </w:r>
+      <w:hyperlink r:id="rId14">
+        <w:r>
+          <w:rPr>
+            <w:lang w:val="zh_TW" w:bidi="zh_TW"/>
+          </w:rPr>
+          <w:rPr>
+            <w:color w:val="0000EE"/>
+            <w:u w:val="single"/>
+          </w:rPr>
+          <w:t>詩55:17</w:t>
+        </w:r>
+      </w:hyperlink>
+      <w:r>
+        <w:rPr>
+          <w:lang w:val="zh_TW" w:bidi="zh_TW"/>
+        </w:rPr>
+        <w:t>）。這些時段有時以不同詞語表達，如黎明（</w:t>
+      </w:r>
+      <w:hyperlink r:id="rId15">
+        <w:r>
+          <w:rPr>
+            <w:lang w:val="zh_TW" w:bidi="zh_TW"/>
+          </w:rPr>
+          <w:rPr>
+            <w:color w:val="0000EE"/>
+            <w:u w:val="single"/>
+          </w:rPr>
+          <w:t>伯3:9</w:t>
+        </w:r>
+      </w:hyperlink>
+      <w:r>
+        <w:rPr>
+          <w:lang w:val="zh_TW" w:bidi="zh_TW"/>
+        </w:rPr>
+        <w:t>）、</w:t>
+      </w:r>
+      <w:r>
+        <w:rPr>
+          <w:lang w:val="zh_TW" w:bidi="zh_TW"/>
+        </w:rPr>
+        <w:t>太陽近午</w:t>
+      </w:r>
+      <w:r>
+        <w:rPr>
+          <w:lang w:val="zh_TW" w:bidi="zh_TW"/>
+        </w:rPr>
+        <w:t>（</w:t>
+      </w:r>
+      <w:hyperlink r:id="rId16">
+        <w:r>
+          <w:rPr>
+            <w:lang w:val="zh_TW" w:bidi="zh_TW"/>
+          </w:rPr>
+          <w:rPr>
+            <w:color w:val="0000EE"/>
+            <w:u w:val="single"/>
+          </w:rPr>
+          <w:t>撒上11:11</w:t>
+        </w:r>
+      </w:hyperlink>
+      <w:r>
+        <w:rPr>
+          <w:lang w:val="zh_TW" w:bidi="zh_TW"/>
+        </w:rPr>
+        <w:t>）、</w:t>
+      </w:r>
+      <w:r>
+        <w:rPr>
+          <w:lang w:val="zh_TW" w:bidi="zh_TW"/>
+        </w:rPr>
+        <w:t>晌午</w:t>
+      </w:r>
+      <w:r>
+        <w:rPr>
+          <w:lang w:val="zh_TW" w:bidi="zh_TW"/>
+        </w:rPr>
+        <w:t>（</w:t>
+      </w:r>
+      <w:hyperlink r:id="rId17">
+        <w:r>
+          <w:rPr>
+            <w:lang w:val="zh_TW" w:bidi="zh_TW"/>
+          </w:rPr>
+          <w:rPr>
+            <w:color w:val="0000EE"/>
+            <w:u w:val="single"/>
+          </w:rPr>
+          <w:t>創43:16</w:t>
+        </w:r>
+      </w:hyperlink>
+      <w:r>
+        <w:rPr>
+          <w:lang w:val="zh_TW" w:bidi="zh_TW"/>
+        </w:rPr>
+        <w:t>）、一天起</w:t>
+      </w:r>
+      <w:r>
+        <w:rPr>
+          <w:lang w:val="zh_TW" w:bidi="zh_TW"/>
+        </w:rPr>
+        <w:t>涼風的</w:t>
+      </w:r>
+      <w:r>
+        <w:rPr>
+          <w:lang w:val="zh_TW" w:bidi="zh_TW"/>
+        </w:rPr>
+        <w:t>時間（</w:t>
+      </w:r>
+      <w:hyperlink r:id="rId18">
+        <w:r>
+          <w:rPr>
+            <w:lang w:val="zh_TW" w:bidi="zh_TW"/>
+          </w:rPr>
+          <w:rPr>
+            <w:color w:val="0000EE"/>
+            <w:u w:val="single"/>
+          </w:rPr>
+          <w:t>3:8</w:t>
+        </w:r>
+      </w:hyperlink>
+      <w:r>
+        <w:rPr>
+          <w:lang w:val="zh_TW" w:bidi="zh_TW"/>
+        </w:rPr>
+        <w:t>）和晚上（</w:t>
+      </w:r>
+      <w:hyperlink r:id="rId19">
+        <w:r>
+          <w:rPr>
+            <w:lang w:val="zh_TW" w:bidi="zh_TW"/>
+          </w:rPr>
+          <w:rPr>
+            <w:color w:val="0000EE"/>
+            <w:u w:val="single"/>
+          </w:rPr>
+          <w:t>得2:17</w:t>
+        </w:r>
+      </w:hyperlink>
+      <w:r>
+        <w:rPr>
+          <w:lang w:val="zh_TW" w:bidi="zh_TW"/>
+        </w:rPr>
+        <w:t>）。希伯來文「兩個晚上之間」（</w:t>
+      </w:r>
+      <w:hyperlink r:id="rId20">
+        <w:r>
+          <w:rPr>
+            <w:lang w:val="zh_TW" w:bidi="zh_TW"/>
+          </w:rPr>
+          <w:rPr>
+            <w:color w:val="0000EE"/>
+            <w:u w:val="single"/>
+          </w:rPr>
+          <w:t>出12:6</w:t>
+        </w:r>
+      </w:hyperlink>
+      <w:r>
+        <w:rPr>
+          <w:lang w:val="zh_TW" w:bidi="zh_TW"/>
+        </w:rPr>
+        <w:t>；譯註：和合本譯作黃昏）大概是指黃昏、入夜的時候（</w:t>
+      </w:r>
+      <w:hyperlink r:id="rId21">
+        <w:r>
+          <w:rPr>
+            <w:lang w:val="zh_TW" w:bidi="zh_TW"/>
+          </w:rPr>
+          <w:rPr>
+            <w:color w:val="0000EE"/>
+            <w:u w:val="single"/>
+          </w:rPr>
+          <w:t>出16:12</w:t>
+        </w:r>
+      </w:hyperlink>
+      <w:r>
+        <w:rPr>
+          <w:lang w:val="zh_TW" w:bidi="zh_TW"/>
+        </w:rPr>
+        <w:t>）。按小時來劃分日子，是直到基督時代才開始的。在舊約中最接近的劃分是將白天分為四等份（</w:t>
+      </w:r>
+      <w:hyperlink r:id="rId22">
+        <w:r>
+          <w:rPr>
+            <w:lang w:val="zh_TW" w:bidi="zh_TW"/>
+          </w:rPr>
+          <w:rPr>
+            <w:color w:val="0000EE"/>
+            <w:u w:val="single"/>
+          </w:rPr>
+          <w:t>尼9:3</w:t>
+        </w:r>
+      </w:hyperlink>
+      <w:r>
+        <w:rPr>
+          <w:lang w:val="zh_TW" w:bidi="zh_TW"/>
+        </w:rPr>
+        <w:t>），或是對應了被擄前時期的夜晚，會被分為幾更。</w:t>
+      </w:r>
+    </w:p>
+    <w:p>
+      <w:pPr/>
+      <w:r>
+        <w:rPr>
+          <w:lang w:val="zh_TW" w:bidi="zh_TW"/>
+        </w:rPr>
+      </w:r>
+      <w:r>
+        <w:rPr>
+          <w:lang w:val="zh_TW" w:bidi="zh_TW"/>
+        </w:rPr>
+        <w:t>除了安息日外，古希伯來人並沒有為一週中的日子命名，而是以數字來稱呼這些日子，這種做法延續到新約時代（</w:t>
+      </w:r>
+      <w:hyperlink r:id="rId23">
+        <w:r>
+          <w:rPr>
+            <w:lang w:val="zh_TW" w:bidi="zh_TW"/>
+          </w:rPr>
+          <w:rPr>
+            <w:color w:val="0000EE"/>
+            <w:u w:val="single"/>
+          </w:rPr>
+          <w:t>路24:1</w:t>
+        </w:r>
+      </w:hyperlink>
+      <w:r>
+        <w:rPr>
+          <w:lang w:val="zh_TW" w:bidi="zh_TW"/>
+        </w:rPr>
+        <w:t>）。由於希伯來人傳統上重視安息日，對猶太人來說，知道安息日何時開始尤其重要。因此，法利賽人規定：日落後天上出現三顆星星時，就算進入安息日。</w:t>
+      </w:r>
+    </w:p>
+    <w:p>
+      <w:pPr>
+        <w:pStyle w:val="Heading3"/>
+      </w:pPr>
+      <w:r>
+        <w:rPr>
+          <w:lang w:val="zh_TW" w:bidi="zh_TW"/>
+        </w:rPr>
+        <w:t>創造的日子</w:t>
+      </w:r>
+    </w:p>
+    <w:p>
+      <w:pPr/>
+      <w:r>
+        <w:rPr>
+          <w:lang w:val="zh_TW" w:bidi="zh_TW"/>
+        </w:rPr>
+      </w:r>
+      <w:r>
+        <w:rPr>
+          <w:lang w:val="zh_TW" w:bidi="zh_TW"/>
+        </w:rPr>
+        <w:t>許多人認為，創世記中提到的「日子」是二十四小時。其支持理由是經文中的短語「有晚上，有早晨」。然而，這實際上是一種蘇美（Sumerian）文學的修辭方式，以相對的兩極組合來表達「整體」。因此「晚上—早晨」並非強調精確的時間單位，而是表達整個創造循環中一個完整的階段，重點在於「完整性」而非具體時間的長度。創造的完整性是由一個又一個的階段來達成，所以，創世記的描述不一定指一段特定的時間。</w:t>
+      </w:r>
+    </w:p>
+    <w:p>
+      <w:pPr/>
+      <w:r>
+        <w:rPr>
+          <w:lang w:val="zh_TW" w:bidi="zh_TW"/>
+        </w:rPr>
+      </w:r>
+      <w:r>
+        <w:rPr>
+          <w:lang w:val="zh_TW" w:bidi="zh_TW"/>
+        </w:rPr>
+        <w:t>蘇美人所謂的「公曆日」只包括太陽可見的十二小時，因此其他國家的「法律日」則是「雙倍日」（二十四小時）。若早期的創世敘述反映了蘇美文化，那麼「晚上—早晨」就不應被理解為現代意義上的公曆日，而是指一個階段或大概的時段。</w:t>
+      </w:r>
+    </w:p>
+    <w:p>
+      <w:pPr>
+        <w:pStyle w:val="Heading3"/>
+      </w:pPr>
+      <w:r>
+        <w:rPr>
+          <w:lang w:val="zh_TW" w:bidi="zh_TW"/>
+        </w:rPr>
+        <w:t>舊約</w:t>
+      </w:r>
+    </w:p>
+    <w:p>
+      <w:pPr/>
+      <w:r>
+        <w:rPr>
+          <w:lang w:val="zh_TW" w:bidi="zh_TW"/>
+        </w:rPr>
+      </w:r>
+      <w:r>
+        <w:rPr>
+          <w:lang w:val="zh_TW" w:bidi="zh_TW"/>
+        </w:rPr>
+        <w:t>在舊約中，「日子」常常有比喻的意思，例如「耶和華的日子」（</w:t>
+      </w:r>
+      <w:hyperlink r:id="rId24">
+        <w:r>
+          <w:rPr>
+            <w:lang w:val="zh_TW" w:bidi="zh_TW"/>
+          </w:rPr>
+          <w:rPr>
+            <w:color w:val="0000EE"/>
+            <w:u w:val="single"/>
+          </w:rPr>
+          <w:t>珥1:15</w:t>
+        </w:r>
+      </w:hyperlink>
+      <w:r>
+        <w:rPr>
+          <w:lang w:val="zh_TW" w:bidi="zh_TW"/>
+        </w:rPr>
+        <w:t>；</w:t>
+      </w:r>
+      <w:hyperlink r:id="rId25">
+        <w:r>
+          <w:rPr>
+            <w:lang w:val="zh_TW" w:bidi="zh_TW"/>
+          </w:rPr>
+          <w:rPr>
+            <w:color w:val="0000EE"/>
+            <w:u w:val="single"/>
+          </w:rPr>
+          <w:t>摩5:18</w:t>
+        </w:r>
+      </w:hyperlink>
+      <w:r>
+        <w:rPr>
+          <w:lang w:val="zh_TW" w:bidi="zh_TW"/>
+        </w:rPr>
+        <w:t>）、「</w:t>
+      </w:r>
+      <w:r>
+        <w:rPr>
+          <w:lang w:val="zh_TW" w:bidi="zh_TW"/>
+        </w:rPr>
+        <w:t>遭</w:t>
+      </w:r>
+      <w:r>
+        <w:rPr>
+          <w:lang w:val="zh_TW" w:bidi="zh_TW"/>
+        </w:rPr>
+        <w:t>難的日子」（</w:t>
+      </w:r>
+      <w:hyperlink r:id="rId26">
+        <w:r>
+          <w:rPr>
+            <w:lang w:val="zh_TW" w:bidi="zh_TW"/>
+          </w:rPr>
+          <w:rPr>
+            <w:color w:val="0000EE"/>
+            <w:u w:val="single"/>
+          </w:rPr>
+          <w:t>詩20:1</w:t>
+        </w:r>
+      </w:hyperlink>
+      <w:r>
+        <w:rPr>
+          <w:lang w:val="zh_TW" w:bidi="zh_TW"/>
+        </w:rPr>
+        <w:t>）和「</w:t>
+      </w:r>
+      <w:r>
+        <w:rPr>
+          <w:lang w:val="zh_TW" w:bidi="zh_TW"/>
+        </w:rPr>
+        <w:t>神發怒的</w:t>
+      </w:r>
+      <w:r>
+        <w:rPr>
+          <w:lang w:val="zh_TW" w:bidi="zh_TW"/>
+        </w:rPr>
+        <w:t>日子」（</w:t>
+      </w:r>
+      <w:hyperlink r:id="rId27">
+        <w:r>
+          <w:rPr>
+            <w:lang w:val="zh_TW" w:bidi="zh_TW"/>
+          </w:rPr>
+          <w:rPr>
+            <w:color w:val="0000EE"/>
+            <w:u w:val="single"/>
+          </w:rPr>
+          <w:t>伯20:28</w:t>
+        </w:r>
+      </w:hyperlink>
+      <w:r>
+        <w:rPr>
+          <w:lang w:val="zh_TW" w:bidi="zh_TW"/>
+        </w:rPr>
+        <w:t>）。複數的「日子」（譯註：如「年日」、「年間」）有時用來指一位君王的統治時期（</w:t>
+      </w:r>
+      <w:hyperlink r:id="rId28">
+        <w:r>
+          <w:rPr>
+            <w:lang w:val="zh_TW" w:bidi="zh_TW"/>
+          </w:rPr>
+          <w:rPr>
+            <w:color w:val="0000EE"/>
+            <w:u w:val="single"/>
+          </w:rPr>
+          <w:t>王上10:21</w:t>
+        </w:r>
+      </w:hyperlink>
+      <w:r>
+        <w:rPr>
+          <w:lang w:val="zh_TW" w:bidi="zh_TW"/>
+        </w:rPr>
+        <w:t>）、或人的一生（</w:t>
+      </w:r>
+      <w:hyperlink r:id="rId29">
+        <w:r>
+          <w:rPr>
+            <w:lang w:val="zh_TW" w:bidi="zh_TW"/>
+          </w:rPr>
+          <w:rPr>
+            <w:color w:val="0000EE"/>
+            <w:u w:val="single"/>
+          </w:rPr>
+          <w:t>創5:4</w:t>
+        </w:r>
+      </w:hyperlink>
+      <w:r>
+        <w:rPr>
+          <w:lang w:val="zh_TW" w:bidi="zh_TW"/>
+        </w:rPr>
+        <w:t>；</w:t>
+      </w:r>
+      <w:hyperlink r:id="rId30">
+        <w:r>
+          <w:rPr>
+            <w:lang w:val="zh_TW" w:bidi="zh_TW"/>
+          </w:rPr>
+          <w:rPr>
+            <w:color w:val="0000EE"/>
+            <w:u w:val="single"/>
+          </w:rPr>
+          <w:t>王上3:14</w:t>
+        </w:r>
+      </w:hyperlink>
+      <w:r>
+        <w:rPr>
+          <w:lang w:val="zh_TW" w:bidi="zh_TW"/>
+        </w:rPr>
+        <w:t>；</w:t>
+      </w:r>
+      <w:hyperlink r:id="rId31">
+        <w:r>
+          <w:rPr>
+            <w:lang w:val="zh_TW" w:bidi="zh_TW"/>
+          </w:rPr>
+          <w:rPr>
+            <w:color w:val="0000EE"/>
+            <w:u w:val="single"/>
+          </w:rPr>
+          <w:t>詩90:12</w:t>
+        </w:r>
+      </w:hyperlink>
+      <w:r>
+        <w:rPr>
+          <w:lang w:val="zh_TW" w:bidi="zh_TW"/>
+        </w:rPr>
+        <w:t>）。在但以理書中，神被描述為「亙古常在者」（Ancient of Days，</w:t>
+      </w:r>
+      <w:hyperlink r:id="rId32">
+        <w:r>
+          <w:rPr>
+            <w:lang w:val="zh_TW" w:bidi="zh_TW"/>
+          </w:rPr>
+          <w:rPr>
+            <w:color w:val="0000EE"/>
+            <w:u w:val="single"/>
+          </w:rPr>
+          <w:t>但7:9、13</w:t>
+        </w:r>
+      </w:hyperlink>
+      <w:r>
+        <w:rPr>
+          <w:lang w:val="zh_TW" w:bidi="zh_TW"/>
+        </w:rPr>
+        <w:t>）。</w:t>
+      </w:r>
+    </w:p>
+    <w:p>
+      <w:pPr/>
+      <w:r>
+        <w:rPr>
+          <w:lang w:val="zh_TW" w:bidi="zh_TW"/>
+        </w:rPr>
+      </w:r>
+      <w:r>
+        <w:rPr>
+          <w:lang w:val="zh_TW" w:bidi="zh_TW"/>
+        </w:rPr>
+        <w:t>除了為了休息和敬拜而保留的安息日之外（</w:t>
+      </w:r>
+      <w:hyperlink r:id="rId33">
+        <w:r>
+          <w:rPr>
+            <w:lang w:val="zh_TW" w:bidi="zh_TW"/>
+          </w:rPr>
+          <w:rPr>
+            <w:color w:val="0000EE"/>
+            <w:u w:val="single"/>
+          </w:rPr>
+          <w:t>創2:3</w:t>
+        </w:r>
+      </w:hyperlink>
+      <w:r>
+        <w:rPr>
+          <w:lang w:val="zh_TW" w:bidi="zh_TW"/>
+        </w:rPr>
+        <w:t>；</w:t>
+      </w:r>
+      <w:hyperlink r:id="rId34">
+        <w:r>
+          <w:rPr>
+            <w:lang w:val="zh_TW" w:bidi="zh_TW"/>
+          </w:rPr>
+          <w:rPr>
+            <w:color w:val="0000EE"/>
+            <w:u w:val="single"/>
+          </w:rPr>
+          <w:t>出20:8–11</w:t>
+        </w:r>
+      </w:hyperlink>
+      <w:r>
+        <w:rPr>
+          <w:lang w:val="zh_TW" w:bidi="zh_TW"/>
+        </w:rPr>
+        <w:t>），「日」一詞還指春天的逾越節（</w:t>
+      </w:r>
+      <w:hyperlink r:id="rId35">
+        <w:r>
+          <w:rPr>
+            <w:lang w:val="zh_TW" w:bidi="zh_TW"/>
+          </w:rPr>
+          <w:rPr>
+            <w:color w:val="0000EE"/>
+            <w:u w:val="single"/>
+          </w:rPr>
+          <w:t>出12:14</w:t>
+        </w:r>
+      </w:hyperlink>
+      <w:r>
+        <w:rPr>
+          <w:lang w:val="zh_TW" w:bidi="zh_TW"/>
+        </w:rPr>
+        <w:t>；</w:t>
+      </w:r>
+      <w:hyperlink r:id="rId36">
+        <w:r>
+          <w:rPr>
+            <w:lang w:val="zh_TW" w:bidi="zh_TW"/>
+          </w:rPr>
+          <w:rPr>
+            <w:color w:val="0000EE"/>
+            <w:u w:val="single"/>
+          </w:rPr>
+          <w:t>利23:5</w:t>
+        </w:r>
+      </w:hyperlink>
+      <w:r>
+        <w:rPr>
+          <w:lang w:val="zh_TW" w:bidi="zh_TW"/>
+        </w:rPr>
+        <w:t>）和每年秋天的贖罪日（</w:t>
+      </w:r>
+      <w:hyperlink r:id="rId37">
+        <w:r>
+          <w:rPr>
+            <w:lang w:val="zh_TW" w:bidi="zh_TW"/>
+          </w:rPr>
+          <w:rPr>
+            <w:color w:val="0000EE"/>
+            <w:u w:val="single"/>
+          </w:rPr>
+          <w:t>利16:29–31</w:t>
+        </w:r>
+      </w:hyperlink>
+      <w:r>
+        <w:rPr>
+          <w:lang w:val="zh_TW" w:bidi="zh_TW"/>
+        </w:rPr>
+        <w:t>）。與安息日一樣，在這些日子人不可工作，而是遵守指定的宗教禮儀。</w:t>
+      </w:r>
+    </w:p>
+    <w:p>
+      <w:pPr>
+        <w:pStyle w:val="Heading3"/>
+      </w:pPr>
+      <w:r>
+        <w:rPr>
+          <w:lang w:val="zh_TW" w:bidi="zh_TW"/>
+        </w:rPr>
+        <w:t>新約</w:t>
+      </w:r>
+    </w:p>
+    <w:p>
+      <w:pPr/>
+      <w:r>
+        <w:rPr>
+          <w:lang w:val="zh_TW" w:bidi="zh_TW"/>
+        </w:rPr>
+      </w:r>
+      <w:r>
+        <w:rPr>
+          <w:lang w:val="zh_TW" w:bidi="zh_TW"/>
+        </w:rPr>
+        <w:t>在新約中，「日子」的用法部分延續了閃族的傳統，不過四更夜更的制度則源於希臘和羅馬。新約時期的十二小時白天則承襲自巴比倫的天文學（參</w:t>
+      </w:r>
+      <w:hyperlink r:id="rId38">
+        <w:r>
+          <w:rPr>
+            <w:lang w:val="zh_TW" w:bidi="zh_TW"/>
+          </w:rPr>
+          <w:rPr>
+            <w:color w:val="0000EE"/>
+            <w:u w:val="single"/>
+          </w:rPr>
+          <w:t>約11:9</w:t>
+        </w:r>
+      </w:hyperlink>
+      <w:r>
+        <w:rPr>
+          <w:lang w:val="zh_TW" w:bidi="zh_TW"/>
+        </w:rPr>
+        <w:t>）。</w:t>
+      </w:r>
+    </w:p>
+    <w:p>
+      <w:pPr/>
+      <w:r>
+        <w:rPr>
+          <w:lang w:val="zh_TW" w:bidi="zh_TW"/>
+        </w:rPr>
+      </w:r>
+      <w:r>
+        <w:rPr>
+          <w:lang w:val="zh_TW" w:bidi="zh_TW"/>
+        </w:rPr>
+        <w:t>除了字面意義上的日子，新約作者也使用比喻的說法，例如「拯救的日子」（</w:t>
+      </w:r>
+      <w:hyperlink r:id="rId39">
+        <w:r>
+          <w:rPr>
+            <w:lang w:val="zh_TW" w:bidi="zh_TW"/>
+          </w:rPr>
+          <w:rPr>
+            <w:color w:val="0000EE"/>
+            <w:u w:val="single"/>
+          </w:rPr>
+          <w:t>林後6:2</w:t>
+        </w:r>
+      </w:hyperlink>
+      <w:r>
+        <w:rPr>
+          <w:lang w:val="zh_TW" w:bidi="zh_TW"/>
+        </w:rPr>
+        <w:t>） 和「耶穌基督的日子」（</w:t>
+      </w:r>
+      <w:hyperlink r:id="rId40">
+        <w:r>
+          <w:rPr>
+            <w:lang w:val="zh_TW" w:bidi="zh_TW"/>
+          </w:rPr>
+          <w:rPr>
+            <w:color w:val="0000EE"/>
+            <w:u w:val="single"/>
+          </w:rPr>
+          <w:t>腓1:6</w:t>
+        </w:r>
+      </w:hyperlink>
+      <w:r>
+        <w:rPr>
+          <w:lang w:val="zh_TW" w:bidi="zh_TW"/>
+        </w:rPr>
+        <w:t>）。「日子」也有用來指具體的時段，如「他供職的日子」（</w:t>
+      </w:r>
+      <w:hyperlink r:id="rId41">
+        <w:r>
+          <w:rPr>
+            <w:lang w:val="zh_TW" w:bidi="zh_TW"/>
+          </w:rPr>
+          <w:rPr>
+            <w:color w:val="0000EE"/>
+            <w:u w:val="single"/>
+          </w:rPr>
+          <w:t>路1:23</w:t>
+        </w:r>
+      </w:hyperlink>
+      <w:r>
+        <w:rPr>
+          <w:lang w:val="zh_TW" w:bidi="zh_TW"/>
+        </w:rPr>
+        <w:t>）。特別節期包括逾越節（</w:t>
+      </w:r>
+      <w:hyperlink r:id="rId42">
+        <w:r>
+          <w:rPr>
+            <w:lang w:val="zh_TW" w:bidi="zh_TW"/>
+          </w:rPr>
+          <w:rPr>
+            <w:color w:val="0000EE"/>
+            <w:u w:val="single"/>
+          </w:rPr>
+          <w:t>約12:1</w:t>
+        </w:r>
+      </w:hyperlink>
+      <w:r>
+        <w:rPr>
+          <w:lang w:val="zh_TW" w:bidi="zh_TW"/>
+        </w:rPr>
+        <w:t>）、「</w:t>
+      </w:r>
+      <w:r>
+        <w:rPr>
+          <w:lang w:val="zh_TW" w:bidi="zh_TW"/>
+        </w:rPr>
+        <w:t>除酵的日子」</w:t>
+      </w:r>
+      <w:r>
+        <w:rPr>
+          <w:lang w:val="zh_TW" w:bidi="zh_TW"/>
+        </w:rPr>
+        <w:t>（</w:t>
+      </w:r>
+      <w:hyperlink r:id="rId43">
+        <w:r>
+          <w:rPr>
+            <w:lang w:val="zh_TW" w:bidi="zh_TW"/>
+          </w:rPr>
+          <w:rPr>
+            <w:color w:val="0000EE"/>
+            <w:u w:val="single"/>
+          </w:rPr>
+          <w:t>徒12:3</w:t>
+        </w:r>
+      </w:hyperlink>
+      <w:r>
+        <w:rPr>
+          <w:lang w:val="zh_TW" w:bidi="zh_TW"/>
+        </w:rPr>
+        <w:t>） 和五旬節（</w:t>
+      </w:r>
+      <w:hyperlink r:id="rId44">
+        <w:r>
+          <w:rPr>
+            <w:lang w:val="zh_TW" w:bidi="zh_TW"/>
+          </w:rPr>
+          <w:rPr>
+            <w:color w:val="0000EE"/>
+            <w:u w:val="single"/>
+          </w:rPr>
+          <w:t>徒2:1</w:t>
+        </w:r>
+      </w:hyperlink>
+      <w:r>
+        <w:rPr>
+          <w:lang w:val="zh_TW" w:bidi="zh_TW"/>
+        </w:rPr>
+        <w:t>）。</w:t>
+      </w:r>
+    </w:p>
+    <w:p>
+      <w:pPr/>
+      <w:r>
+        <w:rPr>
+          <w:lang w:val="zh_TW" w:bidi="zh_TW"/>
+        </w:rPr>
+      </w:r>
+      <w:r>
+        <w:rPr>
+          <w:lang w:val="zh_TW" w:bidi="zh_TW"/>
+        </w:rPr>
+        <w:t>與舊約一樣，日子也指人的一生（</w:t>
+      </w:r>
+      <w:hyperlink r:id="rId45">
+        <w:r>
+          <w:rPr>
+            <w:lang w:val="zh_TW" w:bidi="zh_TW"/>
+          </w:rPr>
+          <w:rPr>
+            <w:color w:val="0000EE"/>
+            <w:u w:val="single"/>
+          </w:rPr>
+          <w:t>約9:4</w:t>
+        </w:r>
+      </w:hyperlink>
+      <w:r>
+        <w:rPr>
+          <w:lang w:val="zh_TW" w:bidi="zh_TW"/>
+        </w:rPr>
+        <w:t>）。基督徒被稱為「光明之子」和「白晝之子」（</w:t>
+      </w:r>
+      <w:hyperlink r:id="rId46">
+        <w:r>
+          <w:rPr>
+            <w:lang w:val="zh_TW" w:bidi="zh_TW"/>
+          </w:rPr>
+          <w:rPr>
+            <w:color w:val="0000EE"/>
+            <w:u w:val="single"/>
+          </w:rPr>
+          <w:t>帖前5:5</w:t>
+        </w:r>
+      </w:hyperlink>
+      <w:r>
+        <w:rPr>
+          <w:lang w:val="zh_TW" w:bidi="zh_TW"/>
+        </w:rPr>
+        <w:t>），較長的時期或時代也被稱為日子（</w:t>
+      </w:r>
+      <w:hyperlink r:id="rId39">
+        <w:r>
+          <w:rPr>
+            <w:lang w:val="zh_TW" w:bidi="zh_TW"/>
+          </w:rPr>
+          <w:rPr>
+            <w:color w:val="0000EE"/>
+            <w:u w:val="single"/>
+          </w:rPr>
+          <w:t>林後6:2</w:t>
+        </w:r>
+      </w:hyperlink>
+      <w:r>
+        <w:rPr>
+          <w:lang w:val="zh_TW" w:bidi="zh_TW"/>
+        </w:rPr>
+        <w:t>；</w:t>
+      </w:r>
+      <w:hyperlink r:id="rId47">
+        <w:r>
+          <w:rPr>
+            <w:lang w:val="zh_TW" w:bidi="zh_TW"/>
+          </w:rPr>
+          <w:rPr>
+            <w:color w:val="0000EE"/>
+            <w:u w:val="single"/>
+          </w:rPr>
+          <w:t>弗5:16</w:t>
+        </w:r>
+      </w:hyperlink>
+      <w:r>
+        <w:rPr>
+          <w:lang w:val="zh_TW" w:bidi="zh_TW"/>
+        </w:rPr>
+        <w:t>，</w:t>
+      </w:r>
+      <w:hyperlink r:id="rId48">
+        <w:r>
+          <w:rPr>
+            <w:lang w:val="zh_TW" w:bidi="zh_TW"/>
+          </w:rPr>
+          <w:rPr>
+            <w:color w:val="0000EE"/>
+            <w:u w:val="single"/>
+          </w:rPr>
+          <w:t>6:13</w:t>
+        </w:r>
+      </w:hyperlink>
+      <w:r>
+        <w:rPr>
+          <w:lang w:val="zh_TW" w:bidi="zh_TW"/>
+        </w:rPr>
+        <w:t>；</w:t>
+      </w:r>
+      <w:hyperlink r:id="rId49">
+        <w:r>
+          <w:rPr>
+            <w:lang w:val="zh_TW" w:bidi="zh_TW"/>
+          </w:rPr>
+          <w:rPr>
+            <w:color w:val="0000EE"/>
+            <w:u w:val="single"/>
+          </w:rPr>
+          <w:t>來5:7</w:t>
+        </w:r>
+      </w:hyperlink>
+      <w:r>
+        <w:rPr>
+          <w:lang w:val="zh_TW" w:bidi="zh_TW"/>
+        </w:rPr>
+        <w:t>）。舊約先知所強調審判的日子在新約中延續，並特別指出那是神最終審判的日子——人子（耶穌）要顯明祂是主（</w:t>
+      </w:r>
+      <w:hyperlink r:id="rId50">
+        <w:r>
+          <w:rPr>
+            <w:lang w:val="zh_TW" w:bidi="zh_TW"/>
+          </w:rPr>
+          <w:rPr>
+            <w:color w:val="0000EE"/>
+            <w:u w:val="single"/>
+          </w:rPr>
+          <w:t>路17:30</w:t>
+        </w:r>
+      </w:hyperlink>
+      <w:r>
+        <w:rPr>
+          <w:lang w:val="zh_TW" w:bidi="zh_TW"/>
+        </w:rPr>
+        <w:t>；</w:t>
+      </w:r>
+      <w:hyperlink r:id="rId51">
+        <w:r>
+          <w:rPr>
+            <w:lang w:val="zh_TW" w:bidi="zh_TW"/>
+          </w:rPr>
+          <w:rPr>
+            <w:color w:val="0000EE"/>
+            <w:u w:val="single"/>
+          </w:rPr>
+          <w:t>約6:39–44</w:t>
+        </w:r>
+      </w:hyperlink>
+      <w:r>
+        <w:rPr>
+          <w:lang w:val="zh_TW" w:bidi="zh_TW"/>
+        </w:rPr>
+        <w:t>；</w:t>
+      </w:r>
+      <w:hyperlink r:id="rId52">
+        <w:r>
+          <w:rPr>
+            <w:lang w:val="zh_TW" w:bidi="zh_TW"/>
+          </w:rPr>
+          <w:rPr>
+            <w:color w:val="0000EE"/>
+            <w:u w:val="single"/>
+          </w:rPr>
+          <w:t>林前5:5</w:t>
+        </w:r>
+      </w:hyperlink>
+      <w:r>
+        <w:rPr>
+          <w:lang w:val="zh_TW" w:bidi="zh_TW"/>
+        </w:rPr>
+        <w:t>；</w:t>
+      </w:r>
+      <w:hyperlink r:id="rId53">
+        <w:r>
+          <w:rPr>
+            <w:lang w:val="zh_TW" w:bidi="zh_TW"/>
+          </w:rPr>
+          <w:rPr>
+            <w:color w:val="0000EE"/>
+            <w:u w:val="single"/>
+          </w:rPr>
+          <w:t>帖前5:2</w:t>
+        </w:r>
+      </w:hyperlink>
+      <w:r>
+        <w:rPr>
+          <w:lang w:val="zh_TW" w:bidi="zh_TW"/>
+        </w:rPr>
+        <w:t>；</w:t>
+      </w:r>
+      <w:hyperlink r:id="rId54">
+        <w:r>
+          <w:rPr>
+            <w:lang w:val="zh_TW" w:bidi="zh_TW"/>
+          </w:rPr>
+          <w:rPr>
+            <w:color w:val="0000EE"/>
+            <w:u w:val="single"/>
+          </w:rPr>
+          <w:t>彼後2:9</w:t>
+        </w:r>
+      </w:hyperlink>
+      <w:r>
+        <w:rPr>
+          <w:lang w:val="zh_TW" w:bidi="zh_TW"/>
+        </w:rPr>
+        <w:t>，</w:t>
+      </w:r>
+      <w:hyperlink r:id="rId55">
+        <w:r>
+          <w:rPr>
+            <w:lang w:val="zh_TW" w:bidi="zh_TW"/>
+          </w:rPr>
+          <w:rPr>
+            <w:color w:val="0000EE"/>
+            <w:u w:val="single"/>
+          </w:rPr>
+          <w:t>3:7、12</w:t>
+        </w:r>
+      </w:hyperlink>
+      <w:r>
+        <w:rPr>
+          <w:lang w:val="zh_TW" w:bidi="zh_TW"/>
+        </w:rPr>
+        <w:t>；</w:t>
+      </w:r>
+      <w:hyperlink r:id="rId56">
+        <w:r>
+          <w:rPr>
+            <w:lang w:val="zh_TW" w:bidi="zh_TW"/>
+          </w:rPr>
+          <w:rPr>
+            <w:color w:val="0000EE"/>
+            <w:u w:val="single"/>
+          </w:rPr>
+          <w:t>約一4:17</w:t>
+        </w:r>
+      </w:hyperlink>
+      <w:r>
+        <w:rPr>
+          <w:lang w:val="zh_TW" w:bidi="zh_TW"/>
+        </w:rPr>
+        <w:t>；</w:t>
+      </w:r>
+      <w:hyperlink r:id="rId57">
+        <w:r>
+          <w:rPr>
+            <w:lang w:val="zh_TW" w:bidi="zh_TW"/>
+          </w:rPr>
+          <w:rPr>
+            <w:color w:val="0000EE"/>
+            <w:u w:val="single"/>
+          </w:rPr>
+          <w:t>啟16:14</w:t>
+        </w:r>
+      </w:hyperlink>
+      <w:r>
+        <w:rPr>
+          <w:lang w:val="zh_TW" w:bidi="zh_TW"/>
+        </w:rPr>
+        <w:t>）。「</w:t>
+      </w:r>
+      <w:r>
+        <w:rPr>
+          <w:lang w:val="zh_TW" w:bidi="zh_TW"/>
+        </w:rPr>
+        <w:t>永遠</w:t>
+      </w:r>
+      <w:r>
+        <w:rPr>
+          <w:lang w:val="zh_TW" w:bidi="zh_TW"/>
+        </w:rPr>
+        <w:t>」標誌著時間將成為永恆的那一刻（</w:t>
+      </w:r>
+      <w:hyperlink r:id="rId58">
+        <w:r>
+          <w:rPr>
+            <w:lang w:val="zh_TW" w:bidi="zh_TW"/>
+          </w:rPr>
+          <w:rPr>
+            <w:color w:val="0000EE"/>
+            <w:u w:val="single"/>
+          </w:rPr>
+          <w:t>彼後3:18</w:t>
+        </w:r>
+      </w:hyperlink>
+      <w:r>
+        <w:rPr>
+          <w:lang w:val="zh_TW" w:bidi="zh_TW"/>
+        </w:rPr>
+        <w:t>）。新耶路撒冷，就是神子民的居所，被描述為一個永遠白晝之地（</w:t>
+      </w:r>
+      <w:hyperlink r:id="rId59">
+        <w:r>
+          <w:rPr>
+            <w:lang w:val="zh_TW" w:bidi="zh_TW"/>
+          </w:rPr>
+          <w:rPr>
+            <w:color w:val="0000EE"/>
+            <w:u w:val="single"/>
+          </w:rPr>
+          <w:t>啟21:25</w:t>
+        </w:r>
+      </w:hyperlink>
+      <w:r>
+        <w:rPr>
+          <w:lang w:val="zh_TW" w:bidi="zh_TW"/>
+        </w:rPr>
+        <w:t>）。</w:t>
+      </w:r>
+    </w:p>
+    <w:p>
+      <w:pPr/>
+      <w:r>
+        <w:rPr>
+          <w:lang w:val="zh_TW" w:bidi="zh_TW"/>
+        </w:rPr>
+      </w:r>
+      <w:r>
+        <w:rPr>
           <w:i/>
           <w:lang w:val="zh_TW" w:bidi="zh_TW"/>
         </w:rPr>
@@ -324,7 +1370,25 @@
         <w:rPr>
           <w:lang w:val="zh_TW" w:bidi="zh_TW"/>
         </w:rPr>
-        <w:t>耶穌基督的家譜</w:t>
+        <w:t>古代與現代曆法</w:t>
+      </w:r>
+      <w:r>
+        <w:rPr>
+          <w:lang w:val="zh_TW" w:bidi="zh_TW"/>
+        </w:rPr>
+        <w:t>；耶和華的日子</w:t>
+      </w:r>
+      <w:r>
+        <w:rPr>
+          <w:lang w:val="zh_TW" w:bidi="zh_TW"/>
+        </w:rPr>
+        <w:t>；</w:t>
+      </w:r>
+      <w:r>
+        <w:rPr>
+          <w:lang w:val="zh_TW" w:bidi="zh_TW"/>
+        </w:rPr>
+        <w:t>末世論</w:t>
       </w:r>
       <w:r>
         <w:rPr>

--- a/zht/docx/134.content.docx
+++ b/zht/docx/134.content.docx
@@ -149,7 +149,7 @@
         <w:rPr>
           <w:lang w:val="zh_TW" w:bidi="zh_TW"/>
         </w:rPr>
-        <w:t>ri</w:t>
+        <w:t>qun</w:t>
       </w:r>
       <w:r>
         <w:rPr>
@@ -212,7 +212,7 @@
         <w:rPr>
           <w:lang w:val="zh_TW" w:bidi="zh_TW"/>
         </w:rPr>
-        <w:t>日</w:t>
+        <w:t>群</w:t>
       </w:r>
       <w:r>
         <w:rPr>
@@ -231,7 +231,33 @@
         <w:rPr>
           <w:lang w:val="zh_TW" w:bidi="zh_TW"/>
         </w:rPr>
-        <w:t>最直接的意義，是指地球繞著自轉軸旋轉的一段時間，例如兩次日出之間的時間；也可以指這段時間裡太陽可見的部份，即「早晨」，另一部份則稱為「晚上」。「日子」這個字在舊約中出現超過二千次，在新約中出現超過三百五十次。希伯來文中「日」一詞多義，不僅僅是字面上的意思。希伯來人的一天是由晚上開始，直到第二天的晚上，這種算法大概是基於妥拉（參</w:t>
+        <w:t>羅馬軍隊的一個單位。在新約時代，一隊軍隊標準的規模是6,000人，外加約120名騎兵。</w:t>
+      </w:r>
+    </w:p>
+    <w:p>
+      <w:pPr/>
+      <w:r>
+        <w:rPr>
+          <w:lang w:val="zh_TW" w:bidi="zh_TW"/>
+        </w:rPr>
+      </w:r>
+      <w:r>
+        <w:rPr>
+          <w:lang w:val="zh_TW" w:bidi="zh_TW"/>
+        </w:rPr>
+        <w:t>因為它代表了一大群人，「群」這個詞被象徵性地用來表示一個不確定的大數量；這種用法在新約中出現了四次。在關於格拉森被鬼附的人這個故事中，耶穌問那人：「你的名字是什麼？」那人回答：「</w:t>
+      </w:r>
+      <w:r>
+        <w:rPr>
+          <w:lang w:val="zh_TW" w:bidi="zh_TW"/>
+        </w:rPr>
+        <w:t>我名叫『群』，因為我們多的緣故</w:t>
+      </w:r>
+      <w:r>
+        <w:rPr>
+          <w:lang w:val="zh_TW" w:bidi="zh_TW"/>
+        </w:rPr>
+        <w:t>」（</w:t>
       </w:r>
       <w:hyperlink r:id="rId13">
         <w:r>
@@ -242,39 +268,14 @@
             <w:color w:val="0000EE"/>
             <w:u w:val="single"/>
           </w:rPr>
-          <w:t>創1:14、19</w:t>
+          <w:t>可5:9、15</w:t>
         </w:r>
       </w:hyperlink>
       <w:r>
         <w:rPr>
           <w:lang w:val="zh_TW" w:bidi="zh_TW"/>
         </w:rPr>
-        <w:t>）。這種字面上按太陽運行的二十四小時週期稱為「公曆日」（civil day）。在其他古代近東的民族中，「公曆日」的起點各有不同。希臘的習慣與希伯來人相同；巴比倫人由日出開始一天；埃及人和羅馬人則以午夜到次日午夜為一日。</w:t>
-      </w:r>
-    </w:p>
-    <w:p>
-      <w:pPr>
-        <w:pStyle w:val="Heading3"/>
-      </w:pPr>
-      <w:r>
-        <w:rPr>
-          <w:lang w:val="zh_TW" w:bidi="zh_TW"/>
-        </w:rPr>
-        <w:t>聖經中的日子與星期</w:t>
-      </w:r>
-    </w:p>
-    <w:p>
-      <w:pPr/>
-      <w:r>
-        <w:rPr>
-          <w:lang w:val="zh_TW" w:bidi="zh_TW"/>
-        </w:rPr>
-      </w:r>
-      <w:r>
-        <w:rPr>
-          <w:lang w:val="zh_TW" w:bidi="zh_TW"/>
-        </w:rPr>
-        <w:t>希伯來人一般認知白天（十二小時）分為早晨、正午與晚上（</w:t>
+        <w:t>；</w:t>
       </w:r>
       <w:hyperlink r:id="rId14">
         <w:r>
@@ -285,14 +286,14 @@
             <w:color w:val="0000EE"/>
             <w:u w:val="single"/>
           </w:rPr>
-          <w:t>詩55:17</w:t>
+          <w:t>路8:30</w:t>
         </w:r>
       </w:hyperlink>
       <w:r>
         <w:rPr>
           <w:lang w:val="zh_TW" w:bidi="zh_TW"/>
         </w:rPr>
-        <w:t>）。這些時段有時以不同詞語表達，如黎明（</w:t>
+        <w:t>；參：</w:t>
       </w:r>
       <w:hyperlink r:id="rId15">
         <w:r>
@@ -303,26 +304,14 @@
             <w:color w:val="0000EE"/>
             <w:u w:val="single"/>
           </w:rPr>
-          <w:t>伯3:9</w:t>
+          <w:t>太12:45</w:t>
         </w:r>
       </w:hyperlink>
       <w:r>
         <w:rPr>
           <w:lang w:val="zh_TW" w:bidi="zh_TW"/>
         </w:rPr>
-        <w:t>）、</w:t>
-      </w:r>
-      <w:r>
-        <w:rPr>
-          <w:lang w:val="zh_TW" w:bidi="zh_TW"/>
-        </w:rPr>
-        <w:t>太陽近午</w:t>
-      </w:r>
-      <w:r>
-        <w:rPr>
-          <w:lang w:val="zh_TW" w:bidi="zh_TW"/>
-        </w:rPr>
-        <w:t>（</w:t>
+        <w:t>；</w:t>
       </w:r>
       <w:hyperlink r:id="rId16">
         <w:r>
@@ -333,26 +322,28 @@
             <w:color w:val="0000EE"/>
             <w:u w:val="single"/>
           </w:rPr>
-          <w:t>撒上11:11</w:t>
+          <w:t>路8:2</w:t>
         </w:r>
       </w:hyperlink>
       <w:r>
         <w:rPr>
           <w:lang w:val="zh_TW" w:bidi="zh_TW"/>
         </w:rPr>
-        <w:t>）、</w:t>
-      </w:r>
+        <w:t>，這些經文提到多個鬼附在一個人身上）。</w:t>
+      </w:r>
+    </w:p>
+    <w:p>
+      <w:pPr/>
       <w:r>
         <w:rPr>
           <w:lang w:val="zh_TW" w:bidi="zh_TW"/>
         </w:rPr>
-        <w:t>晌午</w:t>
       </w:r>
       <w:r>
         <w:rPr>
           <w:lang w:val="zh_TW" w:bidi="zh_TW"/>
         </w:rPr>
-        <w:t>（</w:t>
+        <w:t>這個詞的另一個用法是在</w:t>
       </w:r>
       <w:hyperlink r:id="rId17">
         <w:r>
@@ -363,26 +354,40 @@
             <w:color w:val="0000EE"/>
             <w:u w:val="single"/>
           </w:rPr>
-          <w:t>創43:16</w:t>
+          <w:t>馬太福音二十六章53節</w:t>
         </w:r>
       </w:hyperlink>
       <w:r>
         <w:rPr>
           <w:lang w:val="zh_TW" w:bidi="zh_TW"/>
         </w:rPr>
-        <w:t>）、一天起</w:t>
+        <w:t>，當時耶穌被捕，他的一個同伴拔出劍來保護祂。耶穌禁止他，說：「</w:t>
       </w:r>
       <w:r>
         <w:rPr>
           <w:lang w:val="zh_TW" w:bidi="zh_TW"/>
         </w:rPr>
-        <w:t>涼風的</w:t>
+        <w:t>你想，我不能求我父現在為我差遣十二營多天使來嗎？</w:t>
       </w:r>
       <w:r>
         <w:rPr>
           <w:lang w:val="zh_TW" w:bidi="zh_TW"/>
         </w:rPr>
-        <w:t>時間（</w:t>
+        <w:t>」。因此，他提到了可以召喚來幫助他的天使數量是多龐大。</w:t>
+      </w:r>
+    </w:p>
+    <w:p>
+      <w:pPr/>
+      <w:r>
+        <w:rPr>
+          <w:lang w:val="zh_TW" w:bidi="zh_TW"/>
+        </w:rPr>
+      </w:r>
+      <w:r>
+        <w:rPr>
+          <w:lang w:val="zh_TW" w:bidi="zh_TW"/>
+        </w:rPr>
+        <w:t>「群」這個詞在新約中從未以其軍事意義出現，而是指反對人類屬靈的邪惡勢力（參：</w:t>
       </w:r>
       <w:hyperlink r:id="rId18">
         <w:r>
@@ -393,14 +398,14 @@
             <w:color w:val="0000EE"/>
             <w:u w:val="single"/>
           </w:rPr>
-          <w:t>3:8</w:t>
+          <w:t>弗 6:12</w:t>
         </w:r>
       </w:hyperlink>
       <w:r>
         <w:rPr>
           <w:lang w:val="zh_TW" w:bidi="zh_TW"/>
         </w:rPr>
-        <w:t>）和晚上（</w:t>
+        <w:t>）或可以召喚來幫助他們屬靈的力量（參：</w:t>
       </w:r>
       <w:hyperlink r:id="rId19">
         <w:r>
@@ -411,938 +416,7 @@
             <w:color w:val="0000EE"/>
             <w:u w:val="single"/>
           </w:rPr>
-          <w:t>得2:17</w:t>
-        </w:r>
-      </w:hyperlink>
-      <w:r>
-        <w:rPr>
-          <w:lang w:val="zh_TW" w:bidi="zh_TW"/>
-        </w:rPr>
-        <w:t>）。希伯來文「兩個晚上之間」（</w:t>
-      </w:r>
-      <w:hyperlink r:id="rId20">
-        <w:r>
-          <w:rPr>
-            <w:lang w:val="zh_TW" w:bidi="zh_TW"/>
-          </w:rPr>
-          <w:rPr>
-            <w:color w:val="0000EE"/>
-            <w:u w:val="single"/>
-          </w:rPr>
-          <w:t>出12:6</w:t>
-        </w:r>
-      </w:hyperlink>
-      <w:r>
-        <w:rPr>
-          <w:lang w:val="zh_TW" w:bidi="zh_TW"/>
-        </w:rPr>
-        <w:t>；譯註：和合本譯作黃昏）大概是指黃昏、入夜的時候（</w:t>
-      </w:r>
-      <w:hyperlink r:id="rId21">
-        <w:r>
-          <w:rPr>
-            <w:lang w:val="zh_TW" w:bidi="zh_TW"/>
-          </w:rPr>
-          <w:rPr>
-            <w:color w:val="0000EE"/>
-            <w:u w:val="single"/>
-          </w:rPr>
-          <w:t>出16:12</w:t>
-        </w:r>
-      </w:hyperlink>
-      <w:r>
-        <w:rPr>
-          <w:lang w:val="zh_TW" w:bidi="zh_TW"/>
-        </w:rPr>
-        <w:t>）。按小時來劃分日子，是直到基督時代才開始的。在舊約中最接近的劃分是將白天分為四等份（</w:t>
-      </w:r>
-      <w:hyperlink r:id="rId22">
-        <w:r>
-          <w:rPr>
-            <w:lang w:val="zh_TW" w:bidi="zh_TW"/>
-          </w:rPr>
-          <w:rPr>
-            <w:color w:val="0000EE"/>
-            <w:u w:val="single"/>
-          </w:rPr>
-          <w:t>尼9:3</w:t>
-        </w:r>
-      </w:hyperlink>
-      <w:r>
-        <w:rPr>
-          <w:lang w:val="zh_TW" w:bidi="zh_TW"/>
-        </w:rPr>
-        <w:t>），或是對應了被擄前時期的夜晚，會被分為幾更。</w:t>
-      </w:r>
-    </w:p>
-    <w:p>
-      <w:pPr/>
-      <w:r>
-        <w:rPr>
-          <w:lang w:val="zh_TW" w:bidi="zh_TW"/>
-        </w:rPr>
-      </w:r>
-      <w:r>
-        <w:rPr>
-          <w:lang w:val="zh_TW" w:bidi="zh_TW"/>
-        </w:rPr>
-        <w:t>除了安息日外，古希伯來人並沒有為一週中的日子命名，而是以數字來稱呼這些日子，這種做法延續到新約時代（</w:t>
-      </w:r>
-      <w:hyperlink r:id="rId23">
-        <w:r>
-          <w:rPr>
-            <w:lang w:val="zh_TW" w:bidi="zh_TW"/>
-          </w:rPr>
-          <w:rPr>
-            <w:color w:val="0000EE"/>
-            <w:u w:val="single"/>
-          </w:rPr>
-          <w:t>路24:1</w:t>
-        </w:r>
-      </w:hyperlink>
-      <w:r>
-        <w:rPr>
-          <w:lang w:val="zh_TW" w:bidi="zh_TW"/>
-        </w:rPr>
-        <w:t>）。由於希伯來人傳統上重視安息日，對猶太人來說，知道安息日何時開始尤其重要。因此，法利賽人規定：日落後天上出現三顆星星時，就算進入安息日。</w:t>
-      </w:r>
-    </w:p>
-    <w:p>
-      <w:pPr>
-        <w:pStyle w:val="Heading3"/>
-      </w:pPr>
-      <w:r>
-        <w:rPr>
-          <w:lang w:val="zh_TW" w:bidi="zh_TW"/>
-        </w:rPr>
-        <w:t>創造的日子</w:t>
-      </w:r>
-    </w:p>
-    <w:p>
-      <w:pPr/>
-      <w:r>
-        <w:rPr>
-          <w:lang w:val="zh_TW" w:bidi="zh_TW"/>
-        </w:rPr>
-      </w:r>
-      <w:r>
-        <w:rPr>
-          <w:lang w:val="zh_TW" w:bidi="zh_TW"/>
-        </w:rPr>
-        <w:t>許多人認為，創世記中提到的「日子」是二十四小時。其支持理由是經文中的短語「有晚上，有早晨」。然而，這實際上是一種蘇美（Sumerian）文學的修辭方式，以相對的兩極組合來表達「整體」。因此「晚上—早晨」並非強調精確的時間單位，而是表達整個創造循環中一個完整的階段，重點在於「完整性」而非具體時間的長度。創造的完整性是由一個又一個的階段來達成，所以，創世記的描述不一定指一段特定的時間。</w:t>
-      </w:r>
-    </w:p>
-    <w:p>
-      <w:pPr/>
-      <w:r>
-        <w:rPr>
-          <w:lang w:val="zh_TW" w:bidi="zh_TW"/>
-        </w:rPr>
-      </w:r>
-      <w:r>
-        <w:rPr>
-          <w:lang w:val="zh_TW" w:bidi="zh_TW"/>
-        </w:rPr>
-        <w:t>蘇美人所謂的「公曆日」只包括太陽可見的十二小時，因此其他國家的「法律日」則是「雙倍日」（二十四小時）。若早期的創世敘述反映了蘇美文化，那麼「晚上—早晨」就不應被理解為現代意義上的公曆日，而是指一個階段或大概的時段。</w:t>
-      </w:r>
-    </w:p>
-    <w:p>
-      <w:pPr>
-        <w:pStyle w:val="Heading3"/>
-      </w:pPr>
-      <w:r>
-        <w:rPr>
-          <w:lang w:val="zh_TW" w:bidi="zh_TW"/>
-        </w:rPr>
-        <w:t>舊約</w:t>
-      </w:r>
-    </w:p>
-    <w:p>
-      <w:pPr/>
-      <w:r>
-        <w:rPr>
-          <w:lang w:val="zh_TW" w:bidi="zh_TW"/>
-        </w:rPr>
-      </w:r>
-      <w:r>
-        <w:rPr>
-          <w:lang w:val="zh_TW" w:bidi="zh_TW"/>
-        </w:rPr>
-        <w:t>在舊約中，「日子」常常有比喻的意思，例如「耶和華的日子」（</w:t>
-      </w:r>
-      <w:hyperlink r:id="rId24">
-        <w:r>
-          <w:rPr>
-            <w:lang w:val="zh_TW" w:bidi="zh_TW"/>
-          </w:rPr>
-          <w:rPr>
-            <w:color w:val="0000EE"/>
-            <w:u w:val="single"/>
-          </w:rPr>
-          <w:t>珥1:15</w:t>
-        </w:r>
-      </w:hyperlink>
-      <w:r>
-        <w:rPr>
-          <w:lang w:val="zh_TW" w:bidi="zh_TW"/>
-        </w:rPr>
-        <w:t>；</w:t>
-      </w:r>
-      <w:hyperlink r:id="rId25">
-        <w:r>
-          <w:rPr>
-            <w:lang w:val="zh_TW" w:bidi="zh_TW"/>
-          </w:rPr>
-          <w:rPr>
-            <w:color w:val="0000EE"/>
-            <w:u w:val="single"/>
-          </w:rPr>
-          <w:t>摩5:18</w:t>
-        </w:r>
-      </w:hyperlink>
-      <w:r>
-        <w:rPr>
-          <w:lang w:val="zh_TW" w:bidi="zh_TW"/>
-        </w:rPr>
-        <w:t>）、「</w:t>
-      </w:r>
-      <w:r>
-        <w:rPr>
-          <w:lang w:val="zh_TW" w:bidi="zh_TW"/>
-        </w:rPr>
-        <w:t>遭</w:t>
-      </w:r>
-      <w:r>
-        <w:rPr>
-          <w:lang w:val="zh_TW" w:bidi="zh_TW"/>
-        </w:rPr>
-        <w:t>難的日子」（</w:t>
-      </w:r>
-      <w:hyperlink r:id="rId26">
-        <w:r>
-          <w:rPr>
-            <w:lang w:val="zh_TW" w:bidi="zh_TW"/>
-          </w:rPr>
-          <w:rPr>
-            <w:color w:val="0000EE"/>
-            <w:u w:val="single"/>
-          </w:rPr>
-          <w:t>詩20:1</w:t>
-        </w:r>
-      </w:hyperlink>
-      <w:r>
-        <w:rPr>
-          <w:lang w:val="zh_TW" w:bidi="zh_TW"/>
-        </w:rPr>
-        <w:t>）和「</w:t>
-      </w:r>
-      <w:r>
-        <w:rPr>
-          <w:lang w:val="zh_TW" w:bidi="zh_TW"/>
-        </w:rPr>
-        <w:t>神發怒的</w:t>
-      </w:r>
-      <w:r>
-        <w:rPr>
-          <w:lang w:val="zh_TW" w:bidi="zh_TW"/>
-        </w:rPr>
-        <w:t>日子」（</w:t>
-      </w:r>
-      <w:hyperlink r:id="rId27">
-        <w:r>
-          <w:rPr>
-            <w:lang w:val="zh_TW" w:bidi="zh_TW"/>
-          </w:rPr>
-          <w:rPr>
-            <w:color w:val="0000EE"/>
-            <w:u w:val="single"/>
-          </w:rPr>
-          <w:t>伯20:28</w:t>
-        </w:r>
-      </w:hyperlink>
-      <w:r>
-        <w:rPr>
-          <w:lang w:val="zh_TW" w:bidi="zh_TW"/>
-        </w:rPr>
-        <w:t>）。複數的「日子」（譯註：如「年日」、「年間」）有時用來指一位君王的統治時期（</w:t>
-      </w:r>
-      <w:hyperlink r:id="rId28">
-        <w:r>
-          <w:rPr>
-            <w:lang w:val="zh_TW" w:bidi="zh_TW"/>
-          </w:rPr>
-          <w:rPr>
-            <w:color w:val="0000EE"/>
-            <w:u w:val="single"/>
-          </w:rPr>
-          <w:t>王上10:21</w:t>
-        </w:r>
-      </w:hyperlink>
-      <w:r>
-        <w:rPr>
-          <w:lang w:val="zh_TW" w:bidi="zh_TW"/>
-        </w:rPr>
-        <w:t>）、或人的一生（</w:t>
-      </w:r>
-      <w:hyperlink r:id="rId29">
-        <w:r>
-          <w:rPr>
-            <w:lang w:val="zh_TW" w:bidi="zh_TW"/>
-          </w:rPr>
-          <w:rPr>
-            <w:color w:val="0000EE"/>
-            <w:u w:val="single"/>
-          </w:rPr>
-          <w:t>創5:4</w:t>
-        </w:r>
-      </w:hyperlink>
-      <w:r>
-        <w:rPr>
-          <w:lang w:val="zh_TW" w:bidi="zh_TW"/>
-        </w:rPr>
-        <w:t>；</w:t>
-      </w:r>
-      <w:hyperlink r:id="rId30">
-        <w:r>
-          <w:rPr>
-            <w:lang w:val="zh_TW" w:bidi="zh_TW"/>
-          </w:rPr>
-          <w:rPr>
-            <w:color w:val="0000EE"/>
-            <w:u w:val="single"/>
-          </w:rPr>
-          <w:t>王上3:14</w:t>
-        </w:r>
-      </w:hyperlink>
-      <w:r>
-        <w:rPr>
-          <w:lang w:val="zh_TW" w:bidi="zh_TW"/>
-        </w:rPr>
-        <w:t>；</w:t>
-      </w:r>
-      <w:hyperlink r:id="rId31">
-        <w:r>
-          <w:rPr>
-            <w:lang w:val="zh_TW" w:bidi="zh_TW"/>
-          </w:rPr>
-          <w:rPr>
-            <w:color w:val="0000EE"/>
-            <w:u w:val="single"/>
-          </w:rPr>
-          <w:t>詩90:12</w:t>
-        </w:r>
-      </w:hyperlink>
-      <w:r>
-        <w:rPr>
-          <w:lang w:val="zh_TW" w:bidi="zh_TW"/>
-        </w:rPr>
-        <w:t>）。在但以理書中，神被描述為「亙古常在者」（Ancient of Days，</w:t>
-      </w:r>
-      <w:hyperlink r:id="rId32">
-        <w:r>
-          <w:rPr>
-            <w:lang w:val="zh_TW" w:bidi="zh_TW"/>
-          </w:rPr>
-          <w:rPr>
-            <w:color w:val="0000EE"/>
-            <w:u w:val="single"/>
-          </w:rPr>
-          <w:t>但7:9、13</w:t>
-        </w:r>
-      </w:hyperlink>
-      <w:r>
-        <w:rPr>
-          <w:lang w:val="zh_TW" w:bidi="zh_TW"/>
-        </w:rPr>
-        <w:t>）。</w:t>
-      </w:r>
-    </w:p>
-    <w:p>
-      <w:pPr/>
-      <w:r>
-        <w:rPr>
-          <w:lang w:val="zh_TW" w:bidi="zh_TW"/>
-        </w:rPr>
-      </w:r>
-      <w:r>
-        <w:rPr>
-          <w:lang w:val="zh_TW" w:bidi="zh_TW"/>
-        </w:rPr>
-        <w:t>除了為了休息和敬拜而保留的安息日之外（</w:t>
-      </w:r>
-      <w:hyperlink r:id="rId33">
-        <w:r>
-          <w:rPr>
-            <w:lang w:val="zh_TW" w:bidi="zh_TW"/>
-          </w:rPr>
-          <w:rPr>
-            <w:color w:val="0000EE"/>
-            <w:u w:val="single"/>
-          </w:rPr>
-          <w:t>創2:3</w:t>
-        </w:r>
-      </w:hyperlink>
-      <w:r>
-        <w:rPr>
-          <w:lang w:val="zh_TW" w:bidi="zh_TW"/>
-        </w:rPr>
-        <w:t>；</w:t>
-      </w:r>
-      <w:hyperlink r:id="rId34">
-        <w:r>
-          <w:rPr>
-            <w:lang w:val="zh_TW" w:bidi="zh_TW"/>
-          </w:rPr>
-          <w:rPr>
-            <w:color w:val="0000EE"/>
-            <w:u w:val="single"/>
-          </w:rPr>
-          <w:t>出20:8–11</w:t>
-        </w:r>
-      </w:hyperlink>
-      <w:r>
-        <w:rPr>
-          <w:lang w:val="zh_TW" w:bidi="zh_TW"/>
-        </w:rPr>
-        <w:t>），「日」一詞還指春天的逾越節（</w:t>
-      </w:r>
-      <w:hyperlink r:id="rId35">
-        <w:r>
-          <w:rPr>
-            <w:lang w:val="zh_TW" w:bidi="zh_TW"/>
-          </w:rPr>
-          <w:rPr>
-            <w:color w:val="0000EE"/>
-            <w:u w:val="single"/>
-          </w:rPr>
-          <w:t>出12:14</w:t>
-        </w:r>
-      </w:hyperlink>
-      <w:r>
-        <w:rPr>
-          <w:lang w:val="zh_TW" w:bidi="zh_TW"/>
-        </w:rPr>
-        <w:t>；</w:t>
-      </w:r>
-      <w:hyperlink r:id="rId36">
-        <w:r>
-          <w:rPr>
-            <w:lang w:val="zh_TW" w:bidi="zh_TW"/>
-          </w:rPr>
-          <w:rPr>
-            <w:color w:val="0000EE"/>
-            <w:u w:val="single"/>
-          </w:rPr>
-          <w:t>利23:5</w:t>
-        </w:r>
-      </w:hyperlink>
-      <w:r>
-        <w:rPr>
-          <w:lang w:val="zh_TW" w:bidi="zh_TW"/>
-        </w:rPr>
-        <w:t>）和每年秋天的贖罪日（</w:t>
-      </w:r>
-      <w:hyperlink r:id="rId37">
-        <w:r>
-          <w:rPr>
-            <w:lang w:val="zh_TW" w:bidi="zh_TW"/>
-          </w:rPr>
-          <w:rPr>
-            <w:color w:val="0000EE"/>
-            <w:u w:val="single"/>
-          </w:rPr>
-          <w:t>利16:29–31</w:t>
-        </w:r>
-      </w:hyperlink>
-      <w:r>
-        <w:rPr>
-          <w:lang w:val="zh_TW" w:bidi="zh_TW"/>
-        </w:rPr>
-        <w:t>）。與安息日一樣，在這些日子人不可工作，而是遵守指定的宗教禮儀。</w:t>
-      </w:r>
-    </w:p>
-    <w:p>
-      <w:pPr>
-        <w:pStyle w:val="Heading3"/>
-      </w:pPr>
-      <w:r>
-        <w:rPr>
-          <w:lang w:val="zh_TW" w:bidi="zh_TW"/>
-        </w:rPr>
-        <w:t>新約</w:t>
-      </w:r>
-    </w:p>
-    <w:p>
-      <w:pPr/>
-      <w:r>
-        <w:rPr>
-          <w:lang w:val="zh_TW" w:bidi="zh_TW"/>
-        </w:rPr>
-      </w:r>
-      <w:r>
-        <w:rPr>
-          <w:lang w:val="zh_TW" w:bidi="zh_TW"/>
-        </w:rPr>
-        <w:t>在新約中，「日子」的用法部分延續了閃族的傳統，不過四更夜更的制度則源於希臘和羅馬。新約時期的十二小時白天則承襲自巴比倫的天文學（參</w:t>
-      </w:r>
-      <w:hyperlink r:id="rId38">
-        <w:r>
-          <w:rPr>
-            <w:lang w:val="zh_TW" w:bidi="zh_TW"/>
-          </w:rPr>
-          <w:rPr>
-            <w:color w:val="0000EE"/>
-            <w:u w:val="single"/>
-          </w:rPr>
-          <w:t>約11:9</w:t>
-        </w:r>
-      </w:hyperlink>
-      <w:r>
-        <w:rPr>
-          <w:lang w:val="zh_TW" w:bidi="zh_TW"/>
-        </w:rPr>
-        <w:t>）。</w:t>
-      </w:r>
-    </w:p>
-    <w:p>
-      <w:pPr/>
-      <w:r>
-        <w:rPr>
-          <w:lang w:val="zh_TW" w:bidi="zh_TW"/>
-        </w:rPr>
-      </w:r>
-      <w:r>
-        <w:rPr>
-          <w:lang w:val="zh_TW" w:bidi="zh_TW"/>
-        </w:rPr>
-        <w:t>除了字面意義上的日子，新約作者也使用比喻的說法，例如「拯救的日子」（</w:t>
-      </w:r>
-      <w:hyperlink r:id="rId39">
-        <w:r>
-          <w:rPr>
-            <w:lang w:val="zh_TW" w:bidi="zh_TW"/>
-          </w:rPr>
-          <w:rPr>
-            <w:color w:val="0000EE"/>
-            <w:u w:val="single"/>
-          </w:rPr>
-          <w:t>林後6:2</w:t>
-        </w:r>
-      </w:hyperlink>
-      <w:r>
-        <w:rPr>
-          <w:lang w:val="zh_TW" w:bidi="zh_TW"/>
-        </w:rPr>
-        <w:t>） 和「耶穌基督的日子」（</w:t>
-      </w:r>
-      <w:hyperlink r:id="rId40">
-        <w:r>
-          <w:rPr>
-            <w:lang w:val="zh_TW" w:bidi="zh_TW"/>
-          </w:rPr>
-          <w:rPr>
-            <w:color w:val="0000EE"/>
-            <w:u w:val="single"/>
-          </w:rPr>
-          <w:t>腓1:6</w:t>
-        </w:r>
-      </w:hyperlink>
-      <w:r>
-        <w:rPr>
-          <w:lang w:val="zh_TW" w:bidi="zh_TW"/>
-        </w:rPr>
-        <w:t>）。「日子」也有用來指具體的時段，如「他供職的日子」（</w:t>
-      </w:r>
-      <w:hyperlink r:id="rId41">
-        <w:r>
-          <w:rPr>
-            <w:lang w:val="zh_TW" w:bidi="zh_TW"/>
-          </w:rPr>
-          <w:rPr>
-            <w:color w:val="0000EE"/>
-            <w:u w:val="single"/>
-          </w:rPr>
-          <w:t>路1:23</w:t>
-        </w:r>
-      </w:hyperlink>
-      <w:r>
-        <w:rPr>
-          <w:lang w:val="zh_TW" w:bidi="zh_TW"/>
-        </w:rPr>
-        <w:t>）。特別節期包括逾越節（</w:t>
-      </w:r>
-      <w:hyperlink r:id="rId42">
-        <w:r>
-          <w:rPr>
-            <w:lang w:val="zh_TW" w:bidi="zh_TW"/>
-          </w:rPr>
-          <w:rPr>
-            <w:color w:val="0000EE"/>
-            <w:u w:val="single"/>
-          </w:rPr>
-          <w:t>約12:1</w:t>
-        </w:r>
-      </w:hyperlink>
-      <w:r>
-        <w:rPr>
-          <w:lang w:val="zh_TW" w:bidi="zh_TW"/>
-        </w:rPr>
-        <w:t>）、「</w:t>
-      </w:r>
-      <w:r>
-        <w:rPr>
-          <w:lang w:val="zh_TW" w:bidi="zh_TW"/>
-        </w:rPr>
-        <w:t>除酵的日子」</w:t>
-      </w:r>
-      <w:r>
-        <w:rPr>
-          <w:lang w:val="zh_TW" w:bidi="zh_TW"/>
-        </w:rPr>
-        <w:t>（</w:t>
-      </w:r>
-      <w:hyperlink r:id="rId43">
-        <w:r>
-          <w:rPr>
-            <w:lang w:val="zh_TW" w:bidi="zh_TW"/>
-          </w:rPr>
-          <w:rPr>
-            <w:color w:val="0000EE"/>
-            <w:u w:val="single"/>
-          </w:rPr>
-          <w:t>徒12:3</w:t>
-        </w:r>
-      </w:hyperlink>
-      <w:r>
-        <w:rPr>
-          <w:lang w:val="zh_TW" w:bidi="zh_TW"/>
-        </w:rPr>
-        <w:t>） 和五旬節（</w:t>
-      </w:r>
-      <w:hyperlink r:id="rId44">
-        <w:r>
-          <w:rPr>
-            <w:lang w:val="zh_TW" w:bidi="zh_TW"/>
-          </w:rPr>
-          <w:rPr>
-            <w:color w:val="0000EE"/>
-            <w:u w:val="single"/>
-          </w:rPr>
-          <w:t>徒2:1</w:t>
-        </w:r>
-      </w:hyperlink>
-      <w:r>
-        <w:rPr>
-          <w:lang w:val="zh_TW" w:bidi="zh_TW"/>
-        </w:rPr>
-        <w:t>）。</w:t>
-      </w:r>
-    </w:p>
-    <w:p>
-      <w:pPr/>
-      <w:r>
-        <w:rPr>
-          <w:lang w:val="zh_TW" w:bidi="zh_TW"/>
-        </w:rPr>
-      </w:r>
-      <w:r>
-        <w:rPr>
-          <w:lang w:val="zh_TW" w:bidi="zh_TW"/>
-        </w:rPr>
-        <w:t>與舊約一樣，日子也指人的一生（</w:t>
-      </w:r>
-      <w:hyperlink r:id="rId45">
-        <w:r>
-          <w:rPr>
-            <w:lang w:val="zh_TW" w:bidi="zh_TW"/>
-          </w:rPr>
-          <w:rPr>
-            <w:color w:val="0000EE"/>
-            <w:u w:val="single"/>
-          </w:rPr>
-          <w:t>約9:4</w:t>
-        </w:r>
-      </w:hyperlink>
-      <w:r>
-        <w:rPr>
-          <w:lang w:val="zh_TW" w:bidi="zh_TW"/>
-        </w:rPr>
-        <w:t>）。基督徒被稱為「光明之子」和「白晝之子」（</w:t>
-      </w:r>
-      <w:hyperlink r:id="rId46">
-        <w:r>
-          <w:rPr>
-            <w:lang w:val="zh_TW" w:bidi="zh_TW"/>
-          </w:rPr>
-          <w:rPr>
-            <w:color w:val="0000EE"/>
-            <w:u w:val="single"/>
-          </w:rPr>
-          <w:t>帖前5:5</w:t>
-        </w:r>
-      </w:hyperlink>
-      <w:r>
-        <w:rPr>
-          <w:lang w:val="zh_TW" w:bidi="zh_TW"/>
-        </w:rPr>
-        <w:t>），較長的時期或時代也被稱為日子（</w:t>
-      </w:r>
-      <w:hyperlink r:id="rId39">
-        <w:r>
-          <w:rPr>
-            <w:lang w:val="zh_TW" w:bidi="zh_TW"/>
-          </w:rPr>
-          <w:rPr>
-            <w:color w:val="0000EE"/>
-            <w:u w:val="single"/>
-          </w:rPr>
-          <w:t>林後6:2</w:t>
-        </w:r>
-      </w:hyperlink>
-      <w:r>
-        <w:rPr>
-          <w:lang w:val="zh_TW" w:bidi="zh_TW"/>
-        </w:rPr>
-        <w:t>；</w:t>
-      </w:r>
-      <w:hyperlink r:id="rId47">
-        <w:r>
-          <w:rPr>
-            <w:lang w:val="zh_TW" w:bidi="zh_TW"/>
-          </w:rPr>
-          <w:rPr>
-            <w:color w:val="0000EE"/>
-            <w:u w:val="single"/>
-          </w:rPr>
-          <w:t>弗5:16</w:t>
-        </w:r>
-      </w:hyperlink>
-      <w:r>
-        <w:rPr>
-          <w:lang w:val="zh_TW" w:bidi="zh_TW"/>
-        </w:rPr>
-        <w:t>，</w:t>
-      </w:r>
-      <w:hyperlink r:id="rId48">
-        <w:r>
-          <w:rPr>
-            <w:lang w:val="zh_TW" w:bidi="zh_TW"/>
-          </w:rPr>
-          <w:rPr>
-            <w:color w:val="0000EE"/>
-            <w:u w:val="single"/>
-          </w:rPr>
-          <w:t>6:13</w:t>
-        </w:r>
-      </w:hyperlink>
-      <w:r>
-        <w:rPr>
-          <w:lang w:val="zh_TW" w:bidi="zh_TW"/>
-        </w:rPr>
-        <w:t>；</w:t>
-      </w:r>
-      <w:hyperlink r:id="rId49">
-        <w:r>
-          <w:rPr>
-            <w:lang w:val="zh_TW" w:bidi="zh_TW"/>
-          </w:rPr>
-          <w:rPr>
-            <w:color w:val="0000EE"/>
-            <w:u w:val="single"/>
-          </w:rPr>
-          <w:t>來5:7</w:t>
-        </w:r>
-      </w:hyperlink>
-      <w:r>
-        <w:rPr>
-          <w:lang w:val="zh_TW" w:bidi="zh_TW"/>
-        </w:rPr>
-        <w:t>）。舊約先知所強調審判的日子在新約中延續，並特別指出那是神最終審判的日子——人子（耶穌）要顯明祂是主（</w:t>
-      </w:r>
-      <w:hyperlink r:id="rId50">
-        <w:r>
-          <w:rPr>
-            <w:lang w:val="zh_TW" w:bidi="zh_TW"/>
-          </w:rPr>
-          <w:rPr>
-            <w:color w:val="0000EE"/>
-            <w:u w:val="single"/>
-          </w:rPr>
-          <w:t>路17:30</w:t>
-        </w:r>
-      </w:hyperlink>
-      <w:r>
-        <w:rPr>
-          <w:lang w:val="zh_TW" w:bidi="zh_TW"/>
-        </w:rPr>
-        <w:t>；</w:t>
-      </w:r>
-      <w:hyperlink r:id="rId51">
-        <w:r>
-          <w:rPr>
-            <w:lang w:val="zh_TW" w:bidi="zh_TW"/>
-          </w:rPr>
-          <w:rPr>
-            <w:color w:val="0000EE"/>
-            <w:u w:val="single"/>
-          </w:rPr>
-          <w:t>約6:39–44</w:t>
-        </w:r>
-      </w:hyperlink>
-      <w:r>
-        <w:rPr>
-          <w:lang w:val="zh_TW" w:bidi="zh_TW"/>
-        </w:rPr>
-        <w:t>；</w:t>
-      </w:r>
-      <w:hyperlink r:id="rId52">
-        <w:r>
-          <w:rPr>
-            <w:lang w:val="zh_TW" w:bidi="zh_TW"/>
-          </w:rPr>
-          <w:rPr>
-            <w:color w:val="0000EE"/>
-            <w:u w:val="single"/>
-          </w:rPr>
-          <w:t>林前5:5</w:t>
-        </w:r>
-      </w:hyperlink>
-      <w:r>
-        <w:rPr>
-          <w:lang w:val="zh_TW" w:bidi="zh_TW"/>
-        </w:rPr>
-        <w:t>；</w:t>
-      </w:r>
-      <w:hyperlink r:id="rId53">
-        <w:r>
-          <w:rPr>
-            <w:lang w:val="zh_TW" w:bidi="zh_TW"/>
-          </w:rPr>
-          <w:rPr>
-            <w:color w:val="0000EE"/>
-            <w:u w:val="single"/>
-          </w:rPr>
-          <w:t>帖前5:2</w:t>
-        </w:r>
-      </w:hyperlink>
-      <w:r>
-        <w:rPr>
-          <w:lang w:val="zh_TW" w:bidi="zh_TW"/>
-        </w:rPr>
-        <w:t>；</w:t>
-      </w:r>
-      <w:hyperlink r:id="rId54">
-        <w:r>
-          <w:rPr>
-            <w:lang w:val="zh_TW" w:bidi="zh_TW"/>
-          </w:rPr>
-          <w:rPr>
-            <w:color w:val="0000EE"/>
-            <w:u w:val="single"/>
-          </w:rPr>
-          <w:t>彼後2:9</w:t>
-        </w:r>
-      </w:hyperlink>
-      <w:r>
-        <w:rPr>
-          <w:lang w:val="zh_TW" w:bidi="zh_TW"/>
-        </w:rPr>
-        <w:t>，</w:t>
-      </w:r>
-      <w:hyperlink r:id="rId55">
-        <w:r>
-          <w:rPr>
-            <w:lang w:val="zh_TW" w:bidi="zh_TW"/>
-          </w:rPr>
-          <w:rPr>
-            <w:color w:val="0000EE"/>
-            <w:u w:val="single"/>
-          </w:rPr>
-          <w:t>3:7、12</w:t>
-        </w:r>
-      </w:hyperlink>
-      <w:r>
-        <w:rPr>
-          <w:lang w:val="zh_TW" w:bidi="zh_TW"/>
-        </w:rPr>
-        <w:t>；</w:t>
-      </w:r>
-      <w:hyperlink r:id="rId56">
-        <w:r>
-          <w:rPr>
-            <w:lang w:val="zh_TW" w:bidi="zh_TW"/>
-          </w:rPr>
-          <w:rPr>
-            <w:color w:val="0000EE"/>
-            <w:u w:val="single"/>
-          </w:rPr>
-          <w:t>約一4:17</w:t>
-        </w:r>
-      </w:hyperlink>
-      <w:r>
-        <w:rPr>
-          <w:lang w:val="zh_TW" w:bidi="zh_TW"/>
-        </w:rPr>
-        <w:t>；</w:t>
-      </w:r>
-      <w:hyperlink r:id="rId57">
-        <w:r>
-          <w:rPr>
-            <w:lang w:val="zh_TW" w:bidi="zh_TW"/>
-          </w:rPr>
-          <w:rPr>
-            <w:color w:val="0000EE"/>
-            <w:u w:val="single"/>
-          </w:rPr>
-          <w:t>啟16:14</w:t>
-        </w:r>
-      </w:hyperlink>
-      <w:r>
-        <w:rPr>
-          <w:lang w:val="zh_TW" w:bidi="zh_TW"/>
-        </w:rPr>
-        <w:t>）。「</w:t>
-      </w:r>
-      <w:r>
-        <w:rPr>
-          <w:lang w:val="zh_TW" w:bidi="zh_TW"/>
-        </w:rPr>
-        <w:t>永遠</w:t>
-      </w:r>
-      <w:r>
-        <w:rPr>
-          <w:lang w:val="zh_TW" w:bidi="zh_TW"/>
-        </w:rPr>
-        <w:t>」標誌著時間將成為永恆的那一刻（</w:t>
-      </w:r>
-      <w:hyperlink r:id="rId58">
-        <w:r>
-          <w:rPr>
-            <w:lang w:val="zh_TW" w:bidi="zh_TW"/>
-          </w:rPr>
-          <w:rPr>
-            <w:color w:val="0000EE"/>
-            <w:u w:val="single"/>
-          </w:rPr>
-          <w:t>彼後3:18</w:t>
-        </w:r>
-      </w:hyperlink>
-      <w:r>
-        <w:rPr>
-          <w:lang w:val="zh_TW" w:bidi="zh_TW"/>
-        </w:rPr>
-        <w:t>）。新耶路撒冷，就是神子民的居所，被描述為一個永遠白晝之地（</w:t>
-      </w:r>
-      <w:hyperlink r:id="rId59">
-        <w:r>
-          <w:rPr>
-            <w:lang w:val="zh_TW" w:bidi="zh_TW"/>
-          </w:rPr>
-          <w:rPr>
-            <w:color w:val="0000EE"/>
-            <w:u w:val="single"/>
-          </w:rPr>
-          <w:t>啟21:25</w:t>
+          <w:t>來1:14</w:t>
         </w:r>
       </w:hyperlink>
       <w:r>
@@ -1370,25 +444,13 @@
         <w:rPr>
           <w:lang w:val="zh_TW" w:bidi="zh_TW"/>
         </w:rPr>
-        <w:t>古代與現代曆法</w:t>
+        <w:t xml:space="preserve"> </w:t>
       </w:r>
       <w:r>
         <w:rPr>
           <w:lang w:val="zh_TW" w:bidi="zh_TW"/>
         </w:rPr>
-        <w:t>；耶和華的日子</w:t>
-      </w:r>
-      <w:r>
-        <w:rPr>
-          <w:lang w:val="zh_TW" w:bidi="zh_TW"/>
-        </w:rPr>
-        <w:t>；</w:t>
-      </w:r>
-      <w:r>
-        <w:rPr>
-          <w:lang w:val="zh_TW" w:bidi="zh_TW"/>
-        </w:rPr>
-        <w:t>末世論</w:t>
+        <w:t>戰爭</w:t>
       </w:r>
       <w:r>
         <w:rPr>

--- a/zht/docx/134.content.docx
+++ b/zht/docx/134.content.docx
@@ -149,7 +149,7 @@
         <w:rPr>
           <w:lang w:val="zh_TW" w:bidi="zh_TW"/>
         </w:rPr>
-        <w:t>qun</w:t>
+        <w:t>qiong</w:t>
       </w:r>
       <w:r>
         <w:rPr>
@@ -212,7 +212,7 @@
         <w:rPr>
           <w:lang w:val="zh_TW" w:bidi="zh_TW"/>
         </w:rPr>
-        <w:t>群</w:t>
+        <w:t>穹蒼</w:t>
       </w:r>
       <w:r>
         <w:rPr>
@@ -231,7 +231,7 @@
         <w:rPr>
           <w:lang w:val="zh_TW" w:bidi="zh_TW"/>
         </w:rPr>
-        <w:t>羅馬軍隊的一個單位。在新約時代，一隊軍隊標準的規模是6,000人，外加約120名騎兵。</w:t>
+        <w:t>聖經用穹蒼一詞描述地球的大氣層，這個字的原意是指「被鋪展或擴張的空間」。希伯來人認為「穹蒼」就是天空的空間，太陽、月亮和雲彩都在其中。</w:t>
       </w:r>
     </w:p>
     <w:p>
@@ -245,19 +245,7 @@
         <w:rPr>
           <w:lang w:val="zh_TW" w:bidi="zh_TW"/>
         </w:rPr>
-        <w:t>因為它代表了一大群人，「群」這個詞被象徵性地用來表示一個不確定的大數量；這種用法在新約中出現了四次。在關於格拉森被鬼附的人這個故事中，耶穌問那人：「你的名字是什麼？」那人回答：「</w:t>
-      </w:r>
-      <w:r>
-        <w:rPr>
-          <w:lang w:val="zh_TW" w:bidi="zh_TW"/>
-        </w:rPr>
-        <w:t>我名叫『群』，因為我們多的緣故</w:t>
-      </w:r>
-      <w:r>
-        <w:rPr>
-          <w:lang w:val="zh_TW" w:bidi="zh_TW"/>
-        </w:rPr>
-        <w:t>」（</w:t>
+        <w:t>在創造的第二日，神造了地球以上的大氣層，分開下面的水與上面的水。神稱這個「穹蒼」為「天」（</w:t>
       </w:r>
       <w:hyperlink r:id="rId13">
         <w:r>
@@ -268,14 +256,14 @@
             <w:color w:val="0000EE"/>
             <w:u w:val="single"/>
           </w:rPr>
-          <w:t>可5:9、15</w:t>
+          <w:t>創1:6–8</w:t>
         </w:r>
       </w:hyperlink>
       <w:r>
         <w:rPr>
           <w:lang w:val="zh_TW" w:bidi="zh_TW"/>
         </w:rPr>
-        <w:t>；</w:t>
+        <w:t>）。穹蒼提供了一個環境，使太陽、月亮和眾星能夠如神所設計般存在和運行。在創造的第四日，神在穹蒼裡設立光體，用來區分白晝與黑夜，指定節令。大光，即太陽，掌管白晝；小光，即月亮，掌管黑夜（</w:t>
       </w:r>
       <w:hyperlink r:id="rId14">
         <w:r>
@@ -286,50 +274,14 @@
             <w:color w:val="0000EE"/>
             <w:u w:val="single"/>
           </w:rPr>
-          <w:t>路8:30</w:t>
+          <w:t>14–19</w:t>
         </w:r>
       </w:hyperlink>
       <w:r>
         <w:rPr>
           <w:lang w:val="zh_TW" w:bidi="zh_TW"/>
         </w:rPr>
-        <w:t>；參：</w:t>
-      </w:r>
-      <w:hyperlink r:id="rId15">
-        <w:r>
-          <w:rPr>
-            <w:lang w:val="zh_TW" w:bidi="zh_TW"/>
-          </w:rPr>
-          <w:rPr>
-            <w:color w:val="0000EE"/>
-            <w:u w:val="single"/>
-          </w:rPr>
-          <w:t>太12:45</w:t>
-        </w:r>
-      </w:hyperlink>
-      <w:r>
-        <w:rPr>
-          <w:lang w:val="zh_TW" w:bidi="zh_TW"/>
-        </w:rPr>
-        <w:t>；</w:t>
-      </w:r>
-      <w:hyperlink r:id="rId16">
-        <w:r>
-          <w:rPr>
-            <w:lang w:val="zh_TW" w:bidi="zh_TW"/>
-          </w:rPr>
-          <w:rPr>
-            <w:color w:val="0000EE"/>
-            <w:u w:val="single"/>
-          </w:rPr>
-          <w:t>路8:2</w:t>
-        </w:r>
-      </w:hyperlink>
-      <w:r>
-        <w:rPr>
-          <w:lang w:val="zh_TW" w:bidi="zh_TW"/>
-        </w:rPr>
-        <w:t>，這些經文提到多個鬼附在一個人身上）。</w:t>
+        <w:t>節）。</w:t>
       </w:r>
     </w:p>
     <w:p>
@@ -343,7 +295,43 @@
         <w:rPr>
           <w:lang w:val="zh_TW" w:bidi="zh_TW"/>
         </w:rPr>
-        <w:t>這個詞的另一個用法是在</w:t>
+        <w:t>「穹蒼」一詞在詩篇出現過兩次，是神手所造的工作（</w:t>
+      </w:r>
+      <w:hyperlink r:id="rId15">
+        <w:r>
+          <w:rPr>
+            <w:lang w:val="zh_TW" w:bidi="zh_TW"/>
+          </w:rPr>
+          <w:rPr>
+            <w:color w:val="0000EE"/>
+            <w:u w:val="single"/>
+          </w:rPr>
+          <w:t>詩19:1</w:t>
+        </w:r>
+      </w:hyperlink>
+      <w:r>
+        <w:rPr>
+          <w:lang w:val="zh_TW" w:bidi="zh_TW"/>
+        </w:rPr>
+        <w:t>，</w:t>
+      </w:r>
+      <w:hyperlink r:id="rId16">
+        <w:r>
+          <w:rPr>
+            <w:lang w:val="zh_TW" w:bidi="zh_TW"/>
+          </w:rPr>
+          <w:rPr>
+            <w:color w:val="0000EE"/>
+            <w:u w:val="single"/>
+          </w:rPr>
+          <w:t>150:1</w:t>
+        </w:r>
+      </w:hyperlink>
+      <w:r>
+        <w:rPr>
+          <w:lang w:val="zh_TW" w:bidi="zh_TW"/>
+        </w:rPr>
+        <w:t>）。在以西結書（</w:t>
       </w:r>
       <w:hyperlink r:id="rId17">
         <w:r>
@@ -354,26 +342,60 @@
             <w:color w:val="0000EE"/>
             <w:u w:val="single"/>
           </w:rPr>
-          <w:t>馬太福音二十六章53節</w:t>
+          <w:t>1:22–26</w:t>
         </w:r>
       </w:hyperlink>
       <w:r>
         <w:rPr>
           <w:lang w:val="zh_TW" w:bidi="zh_TW"/>
         </w:rPr>
-        <w:t>，當時耶穌被捕，他的一個同伴拔出劍來保護祂。耶穌禁止他，說：「</w:t>
-      </w:r>
-      <w:r>
-        <w:rPr>
-          <w:lang w:val="zh_TW" w:bidi="zh_TW"/>
-        </w:rPr>
-        <w:t>你想，我不能求我父現在為我差遣十二營多天使來嗎？</w:t>
-      </w:r>
-      <w:r>
-        <w:rPr>
-          <w:lang w:val="zh_TW" w:bidi="zh_TW"/>
-        </w:rPr>
-        <w:t>」。因此，他提到了可以召喚來幫助他的天使數量是多龐大。</w:t>
+        <w:t>，</w:t>
+      </w:r>
+      <w:hyperlink r:id="rId18">
+        <w:r>
+          <w:rPr>
+            <w:lang w:val="zh_TW" w:bidi="zh_TW"/>
+          </w:rPr>
+          <w:rPr>
+            <w:color w:val="0000EE"/>
+            <w:u w:val="single"/>
+          </w:rPr>
+          <w:t>10:1</w:t>
+        </w:r>
+      </w:hyperlink>
+      <w:r>
+        <w:rPr>
+          <w:lang w:val="zh_TW" w:bidi="zh_TW"/>
+        </w:rPr>
+        <w:t>）和但以理書（</w:t>
+      </w:r>
+      <w:hyperlink r:id="rId19">
+        <w:r>
+          <w:rPr>
+            <w:lang w:val="zh_TW" w:bidi="zh_TW"/>
+          </w:rPr>
+          <w:rPr>
+            <w:color w:val="0000EE"/>
+            <w:u w:val="single"/>
+          </w:rPr>
+          <w:t>12:3</w:t>
+        </w:r>
+      </w:hyperlink>
+      <w:r>
+        <w:rPr>
+          <w:lang w:val="zh_TW" w:bidi="zh_TW"/>
+        </w:rPr>
+        <w:t>）中，穹蒼總是與創造有關。</w:t>
+      </w:r>
+      <w:r>
+        <w:rPr>
+          <w:lang w:val="zh_TW" w:bidi="zh_TW"/>
+        </w:rPr>
+      </w:r>
+      <w:r>
+        <w:rPr>
+          <w:lang w:val="zh_TW" w:bidi="zh_TW"/>
+        </w:rPr>
       </w:r>
     </w:p>
     <w:p>
@@ -383,47 +405,21 @@
           <w:lang w:val="zh_TW" w:bidi="zh_TW"/>
         </w:rPr>
       </w:r>
-      <w:r>
-        <w:rPr>
-          <w:lang w:val="zh_TW" w:bidi="zh_TW"/>
-        </w:rPr>
-        <w:t>「群」這個詞在新約中從未以其軍事意義出現，而是指反對人類屬靈的邪惡勢力（參：</w:t>
-      </w:r>
-      <w:hyperlink r:id="rId18">
-        <w:r>
-          <w:rPr>
-            <w:lang w:val="zh_TW" w:bidi="zh_TW"/>
-          </w:rPr>
-          <w:rPr>
-            <w:color w:val="0000EE"/>
-            <w:u w:val="single"/>
-          </w:rPr>
-          <w:t>弗 6:12</w:t>
-        </w:r>
-      </w:hyperlink>
-      <w:r>
-        <w:rPr>
-          <w:lang w:val="zh_TW" w:bidi="zh_TW"/>
-        </w:rPr>
-        <w:t>）或可以召喚來幫助他們屬靈的力量（參：</w:t>
-      </w:r>
-      <w:hyperlink r:id="rId19">
-        <w:r>
-          <w:rPr>
-            <w:lang w:val="zh_TW" w:bidi="zh_TW"/>
-          </w:rPr>
-          <w:rPr>
-            <w:color w:val="0000EE"/>
-            <w:u w:val="single"/>
-          </w:rPr>
-          <w:t>來1:14</w:t>
-        </w:r>
-      </w:hyperlink>
-      <w:r>
-        <w:rPr>
-          <w:lang w:val="zh_TW" w:bidi="zh_TW"/>
-        </w:rPr>
-        <w:t>）。</w:t>
+    </w:p>
+    <w:p>
+      <w:pPr>
+        <w:pStyle w:val="Heading2"/>
+      </w:pPr>
+      <w:r>
+        <w:rPr>
+          <w:lang w:val="zh_TW" w:bidi="zh_TW"/>
+        </w:rPr>
+        <w:t>窮人</w:t>
+      </w:r>
+      <w:r>
+        <w:rPr>
+          <w:lang w:val="zh_TW" w:bidi="zh_TW"/>
+        </w:rPr>
       </w:r>
     </w:p>
     <w:p>
@@ -435,9 +431,1031 @@
       </w:r>
       <w:r>
         <w:rPr>
+          <w:lang w:val="zh_TW" w:bidi="zh_TW"/>
+        </w:rPr>
+        <w:t>缺乏物質財富的人。</w:t>
+      </w:r>
+    </w:p>
+    <w:p>
+      <w:pPr>
+        <w:pStyle w:val="Heading3"/>
+      </w:pPr>
+      <w:r>
+        <w:rPr>
+          <w:lang w:val="zh_TW" w:bidi="zh_TW"/>
+        </w:rPr>
+        <w:t>貧窮作為壞事</w:t>
+      </w:r>
+    </w:p>
+    <w:p>
+      <w:pPr/>
+      <w:r>
+        <w:rPr>
+          <w:lang w:val="zh_TW" w:bidi="zh_TW"/>
+        </w:rPr>
+      </w:r>
+      <w:r>
+        <w:rPr>
+          <w:lang w:val="zh_TW" w:bidi="zh_TW"/>
+        </w:rPr>
+        <w:t>有些時候，聖經對於人們為何富有或貧窮給出了非常簡單的解釋。假如一個人喜愛耶和華的律法，他或她將獲得財富和富足。這樣的人在他們所做的一切事上都會順利（</w:t>
+      </w:r>
+      <w:hyperlink r:id="rId20">
+        <w:r>
+          <w:rPr>
+            <w:lang w:val="zh_TW" w:bidi="zh_TW"/>
+          </w:rPr>
+          <w:rPr>
+            <w:color w:val="0000EE"/>
+            <w:u w:val="single"/>
+          </w:rPr>
+          <w:t>詩篇1:3</w:t>
+        </w:r>
+      </w:hyperlink>
+      <w:r>
+        <w:rPr>
+          <w:lang w:val="zh_TW" w:bidi="zh_TW"/>
+        </w:rPr>
+        <w:t>，</w:t>
+      </w:r>
+      <w:hyperlink r:id="rId21">
+        <w:r>
+          <w:rPr>
+            <w:lang w:val="zh_TW" w:bidi="zh_TW"/>
+          </w:rPr>
+          <w:rPr>
+            <w:color w:val="0000EE"/>
+            <w:u w:val="single"/>
+          </w:rPr>
+          <w:t>112:3</w:t>
+        </w:r>
+      </w:hyperlink>
+      <w:r>
+        <w:rPr>
+          <w:lang w:val="zh_TW" w:bidi="zh_TW"/>
+        </w:rPr>
+        <w:t>）。在舊約時代的以色列，這些想法並不像看起來那麼簡單。罪與貧窮之間確實存在關聯。以色列社會是建立在神所制定的律法之上，所以假如存在貧窮，那就意味著在某些地方，律法被破壞了。</w:t>
+      </w:r>
+    </w:p>
+    <w:p>
+      <w:pPr/>
+      <w:r>
+        <w:rPr>
+          <w:lang w:val="zh_TW" w:bidi="zh_TW"/>
+        </w:rPr>
+      </w:r>
+      <w:r>
+        <w:rPr>
+          <w:lang w:val="zh_TW" w:bidi="zh_TW"/>
+        </w:rPr>
+        <w:t>無論人的貧窮是由於他或她自己的罪還是他人的罪，舊約都將其視為需要對抗的邪惡，律法做出了許多規定來緩解這種情況（比如，</w:t>
+      </w:r>
+      <w:hyperlink r:id="rId22">
+        <w:r>
+          <w:rPr>
+            <w:lang w:val="zh_TW" w:bidi="zh_TW"/>
+          </w:rPr>
+          <w:rPr>
+            <w:color w:val="0000EE"/>
+            <w:u w:val="single"/>
+          </w:rPr>
+          <w:t>出埃及記22:21–27</w:t>
+        </w:r>
+      </w:hyperlink>
+      <w:r>
+        <w:rPr>
+          <w:lang w:val="zh_TW" w:bidi="zh_TW"/>
+        </w:rPr>
+        <w:t>；</w:t>
+      </w:r>
+      <w:hyperlink r:id="rId23">
+        <w:r>
+          <w:rPr>
+            <w:lang w:val="zh_TW" w:bidi="zh_TW"/>
+          </w:rPr>
+          <w:rPr>
+            <w:color w:val="0000EE"/>
+            <w:u w:val="single"/>
+          </w:rPr>
+          <w:t>利未記19:9–10</w:t>
+        </w:r>
+      </w:hyperlink>
+      <w:r>
+        <w:rPr>
+          <w:lang w:val="zh_TW" w:bidi="zh_TW"/>
+        </w:rPr>
+        <w:t>；</w:t>
+      </w:r>
+      <w:hyperlink r:id="rId24">
+        <w:r>
+          <w:rPr>
+            <w:lang w:val="zh_TW" w:bidi="zh_TW"/>
+          </w:rPr>
+          <w:rPr>
+            <w:color w:val="0000EE"/>
+            <w:u w:val="single"/>
+          </w:rPr>
+          <w:t>申命記15:1–15</w:t>
+        </w:r>
+      </w:hyperlink>
+      <w:r>
+        <w:rPr>
+          <w:lang w:val="zh_TW" w:bidi="zh_TW"/>
+        </w:rPr>
+        <w:t>，</w:t>
+      </w:r>
+      <w:hyperlink r:id="rId25">
+        <w:r>
+          <w:rPr>
+            <w:lang w:val="zh_TW" w:bidi="zh_TW"/>
+          </w:rPr>
+          <w:rPr>
+            <w:color w:val="0000EE"/>
+            <w:u w:val="single"/>
+          </w:rPr>
+          <w:t>24:10–22</w:t>
+        </w:r>
+      </w:hyperlink>
+      <w:r>
+        <w:rPr>
+          <w:lang w:val="zh_TW" w:bidi="zh_TW"/>
+        </w:rPr>
+        <w:t>）。神關心窮乏的人，並期望祂的子民也這樣做。</w:t>
+      </w:r>
+    </w:p>
+    <w:p>
+      <w:pPr/>
+      <w:r>
+        <w:rPr>
+          <w:lang w:val="zh_TW" w:bidi="zh_TW"/>
+        </w:rPr>
+      </w:r>
+      <w:r>
+        <w:rPr>
+          <w:lang w:val="zh_TW" w:bidi="zh_TW"/>
+        </w:rPr>
+        <w:t>在兩約之間的時期，這種關心在地中海周圍的猶太社區中持續存在，隨後由基督徒教會作為實際責任承擔起來（</w:t>
+      </w:r>
+      <w:hyperlink r:id="rId26">
+        <w:r>
+          <w:rPr>
+            <w:lang w:val="zh_TW" w:bidi="zh_TW"/>
+          </w:rPr>
+          <w:rPr>
+            <w:color w:val="0000EE"/>
+            <w:u w:val="single"/>
+          </w:rPr>
+          <w:t>使徒行傳11:29</w:t>
+        </w:r>
+      </w:hyperlink>
+      <w:r>
+        <w:rPr>
+          <w:lang w:val="zh_TW" w:bidi="zh_TW"/>
+        </w:rPr>
+        <w:t>，</w:t>
+      </w:r>
+      <w:hyperlink r:id="rId27">
+        <w:r>
+          <w:rPr>
+            <w:lang w:val="zh_TW" w:bidi="zh_TW"/>
+          </w:rPr>
+          <w:rPr>
+            <w:color w:val="0000EE"/>
+            <w:u w:val="single"/>
+          </w:rPr>
+          <w:t>24:17</w:t>
+        </w:r>
+      </w:hyperlink>
+      <w:r>
+        <w:rPr>
+          <w:lang w:val="zh_TW" w:bidi="zh_TW"/>
+        </w:rPr>
+        <w:t>；</w:t>
+      </w:r>
+      <w:hyperlink r:id="rId28">
+        <w:r>
+          <w:rPr>
+            <w:lang w:val="zh_TW" w:bidi="zh_TW"/>
+          </w:rPr>
+          <w:rPr>
+            <w:color w:val="0000EE"/>
+            <w:u w:val="single"/>
+          </w:rPr>
+          <w:t>羅馬書15:26</w:t>
+        </w:r>
+      </w:hyperlink>
+      <w:r>
+        <w:rPr>
+          <w:lang w:val="zh_TW" w:bidi="zh_TW"/>
+        </w:rPr>
+        <w:t>；</w:t>
+      </w:r>
+      <w:hyperlink r:id="rId29">
+        <w:r>
+          <w:rPr>
+            <w:lang w:val="zh_TW" w:bidi="zh_TW"/>
+          </w:rPr>
+          <w:rPr>
+            <w:color w:val="0000EE"/>
+            <w:u w:val="single"/>
+          </w:rPr>
+          <w:t>哥林多前書16:1</w:t>
+        </w:r>
+      </w:hyperlink>
+      <w:r>
+        <w:rPr>
+          <w:lang w:val="zh_TW" w:bidi="zh_TW"/>
+        </w:rPr>
+        <w:t>；</w:t>
+      </w:r>
+      <w:hyperlink r:id="rId30">
+        <w:r>
+          <w:rPr>
+            <w:lang w:val="zh_TW" w:bidi="zh_TW"/>
+          </w:rPr>
+          <w:rPr>
+            <w:color w:val="0000EE"/>
+            <w:u w:val="single"/>
+          </w:rPr>
+          <w:t>加拉太書2:10</w:t>
+        </w:r>
+      </w:hyperlink>
+      <w:r>
+        <w:rPr>
+          <w:lang w:val="zh_TW" w:bidi="zh_TW"/>
+        </w:rPr>
+        <w:t>；</w:t>
+      </w:r>
+      <w:hyperlink r:id="rId31">
+        <w:r>
+          <w:rPr>
+            <w:lang w:val="zh_TW" w:bidi="zh_TW"/>
+          </w:rPr>
+          <w:rPr>
+            <w:color w:val="0000EE"/>
+            <w:u w:val="single"/>
+          </w:rPr>
+          <w:t>雅各書2:15–16</w:t>
+        </w:r>
+      </w:hyperlink>
+      <w:r>
+        <w:rPr>
+          <w:lang w:val="zh_TW" w:bidi="zh_TW"/>
+        </w:rPr>
+        <w:t>；</w:t>
+      </w:r>
+      <w:hyperlink r:id="rId32">
+        <w:r>
+          <w:rPr>
+            <w:lang w:val="zh_TW" w:bidi="zh_TW"/>
+          </w:rPr>
+          <w:rPr>
+            <w:color w:val="0000EE"/>
+            <w:u w:val="single"/>
+          </w:rPr>
+          <w:t>約翰一書3:17</w:t>
+        </w:r>
+      </w:hyperlink>
+      <w:r>
+        <w:rPr>
+          <w:lang w:val="zh_TW" w:bidi="zh_TW"/>
+        </w:rPr>
+        <w:t>）；對基督徒來說，施捨也是他們的主所明確期望的義務（</w:t>
+      </w:r>
+      <w:hyperlink r:id="rId33">
+        <w:r>
+          <w:rPr>
+            <w:lang w:val="zh_TW" w:bidi="zh_TW"/>
+          </w:rPr>
+          <w:rPr>
+            <w:color w:val="0000EE"/>
+            <w:u w:val="single"/>
+          </w:rPr>
+          <w:t>馬太福音6:2–4</w:t>
+        </w:r>
+      </w:hyperlink>
+      <w:r>
+        <w:rPr>
+          <w:lang w:val="zh_TW" w:bidi="zh_TW"/>
+        </w:rPr>
+        <w:t>；</w:t>
+      </w:r>
+      <w:hyperlink r:id="rId34">
+        <w:r>
+          <w:rPr>
+            <w:lang w:val="zh_TW" w:bidi="zh_TW"/>
+          </w:rPr>
+          <w:rPr>
+            <w:color w:val="0000EE"/>
+            <w:u w:val="single"/>
+          </w:rPr>
+          <w:t>路加福音12:33</w:t>
+        </w:r>
+      </w:hyperlink>
+      <w:r>
+        <w:rPr>
+          <w:lang w:val="zh_TW" w:bidi="zh_TW"/>
+        </w:rPr>
+        <w:t>）。早期教會所實踐的事實上並不是原始的共產主義，因為假如他們放棄個人財產，他們就無法做到他們實際上所做的事——將錢財或實物「照各人所需用的」</w:t>
+      </w:r>
+      <w:r>
+        <w:rPr>
           <w:i/>
           <w:lang w:val="zh_TW" w:bidi="zh_TW"/>
         </w:rPr>
+        <w:t>分給</w:t>
+      </w:r>
+      <w:r>
+        <w:rPr>
+          <w:lang w:val="zh_TW" w:bidi="zh_TW"/>
+        </w:rPr>
+        <w:t>各人（</w:t>
+      </w:r>
+      <w:hyperlink r:id="rId35">
+        <w:r>
+          <w:rPr>
+            <w:lang w:val="zh_TW" w:bidi="zh_TW"/>
+          </w:rPr>
+          <w:rPr>
+            <w:color w:val="0000EE"/>
+            <w:u w:val="single"/>
+          </w:rPr>
+          <w:t>使徒行傳2:45</w:t>
+        </w:r>
+      </w:hyperlink>
+      <w:r>
+        <w:rPr>
+          <w:lang w:val="zh_TW" w:bidi="zh_TW"/>
+        </w:rPr>
+        <w:t>，</w:t>
+      </w:r>
+      <w:hyperlink r:id="rId36">
+        <w:r>
+          <w:rPr>
+            <w:lang w:val="zh_TW" w:bidi="zh_TW"/>
+          </w:rPr>
+          <w:rPr>
+            <w:color w:val="0000EE"/>
+            <w:u w:val="single"/>
+          </w:rPr>
+          <w:t>4:35</w:t>
+        </w:r>
+      </w:hyperlink>
+      <w:r>
+        <w:rPr>
+          <w:lang w:val="zh_TW" w:bidi="zh_TW"/>
+        </w:rPr>
+        <w:t>）。</w:t>
+      </w:r>
+    </w:p>
+    <w:p>
+      <w:pPr/>
+      <w:r>
+        <w:rPr>
+          <w:lang w:val="zh_TW" w:bidi="zh_TW"/>
+        </w:rPr>
+      </w:r>
+      <w:r>
+        <w:rPr>
+          <w:lang w:val="zh_TW" w:bidi="zh_TW"/>
+        </w:rPr>
+        <w:t>因此，貧窮雖然給富人提供了展示慷慨美德的機會，但本身（在新約和舊約中皆是）是一件壞事。</w:t>
+      </w:r>
+    </w:p>
+    <w:p>
+      <w:pPr>
+        <w:pStyle w:val="Heading3"/>
+      </w:pPr>
+      <w:r>
+        <w:rPr>
+          <w:lang w:val="zh_TW" w:bidi="zh_TW"/>
+        </w:rPr>
+        <w:t>貧窮作為好事</w:t>
+      </w:r>
+    </w:p>
+    <w:p>
+      <w:pPr/>
+      <w:r>
+        <w:rPr>
+          <w:lang w:val="zh_TW" w:bidi="zh_TW"/>
+        </w:rPr>
+      </w:r>
+      <w:r>
+        <w:rPr>
+          <w:lang w:val="zh_TW" w:bidi="zh_TW"/>
+        </w:rPr>
+        <w:t>正如我們所見，某種意義上，公義會使人興旺，而罪惡會使人貧窮。但普通的生活比這更複雜。</w:t>
+      </w:r>
+      <w:hyperlink r:id="rId37">
+        <w:r>
+          <w:rPr>
+            <w:lang w:val="zh_TW" w:bidi="zh_TW"/>
+          </w:rPr>
+          <w:rPr>
+            <w:color w:val="0000EE"/>
+            <w:u w:val="single"/>
+          </w:rPr>
+          <w:t>詩篇第一篇</w:t>
+        </w:r>
+      </w:hyperlink>
+      <w:r>
+        <w:rPr>
+          <w:lang w:val="zh_TW" w:bidi="zh_TW"/>
+        </w:rPr>
+        <w:t>和</w:t>
+      </w:r>
+      <w:hyperlink r:id="rId38">
+        <w:r>
+          <w:rPr>
+            <w:lang w:val="zh_TW" w:bidi="zh_TW"/>
+          </w:rPr>
+          <w:rPr>
+            <w:color w:val="0000EE"/>
+            <w:u w:val="single"/>
+          </w:rPr>
+          <w:t>一百一十二篇</w:t>
+        </w:r>
+      </w:hyperlink>
+      <w:r>
+        <w:rPr>
+          <w:lang w:val="zh_TW" w:bidi="zh_TW"/>
+        </w:rPr>
+        <w:t>提及上述內容，卻只展現了事情的其中一面。惡人興旺（</w:t>
+      </w:r>
+      <w:hyperlink r:id="rId39">
+        <w:r>
+          <w:rPr>
+            <w:lang w:val="zh_TW" w:bidi="zh_TW"/>
+          </w:rPr>
+          <w:rPr>
+            <w:color w:val="0000EE"/>
+            <w:u w:val="single"/>
+          </w:rPr>
+          <w:t>詩篇73:3</w:t>
+        </w:r>
+      </w:hyperlink>
+      <w:r>
+        <w:rPr>
+          <w:lang w:val="zh_TW" w:bidi="zh_TW"/>
+        </w:rPr>
+        <w:t>）及其對應的，義人貧窮呢？聖經的答案（比如，</w:t>
+      </w:r>
+      <w:hyperlink r:id="rId40">
+        <w:r>
+          <w:rPr>
+            <w:lang w:val="zh_TW" w:bidi="zh_TW"/>
+          </w:rPr>
+          <w:rPr>
+            <w:color w:val="0000EE"/>
+            <w:u w:val="single"/>
+          </w:rPr>
+          <w:t>約伯記21</w:t>
+        </w:r>
+      </w:hyperlink>
+      <w:r>
+        <w:rPr>
+          <w:lang w:val="zh_TW" w:bidi="zh_TW"/>
+        </w:rPr>
+        <w:t>；</w:t>
+      </w:r>
+      <w:hyperlink r:id="rId41">
+        <w:r>
+          <w:rPr>
+            <w:lang w:val="zh_TW" w:bidi="zh_TW"/>
+          </w:rPr>
+          <w:rPr>
+            <w:color w:val="0000EE"/>
+            <w:u w:val="single"/>
+          </w:rPr>
+          <w:t>詩篇37</w:t>
+        </w:r>
+      </w:hyperlink>
+      <w:r>
+        <w:rPr>
+          <w:lang w:val="zh_TW" w:bidi="zh_TW"/>
+        </w:rPr>
+        <w:t>，</w:t>
+      </w:r>
+      <w:hyperlink r:id="rId42">
+        <w:r>
+          <w:rPr>
+            <w:lang w:val="zh_TW" w:bidi="zh_TW"/>
+          </w:rPr>
+          <w:rPr>
+            <w:color w:val="0000EE"/>
+            <w:u w:val="single"/>
+          </w:rPr>
+          <w:t>49</w:t>
+        </w:r>
+      </w:hyperlink>
+      <w:r>
+        <w:rPr>
+          <w:lang w:val="zh_TW" w:bidi="zh_TW"/>
+        </w:rPr>
+        <w:t>，</w:t>
+      </w:r>
+      <w:hyperlink r:id="rId43">
+        <w:r>
+          <w:rPr>
+            <w:lang w:val="zh_TW" w:bidi="zh_TW"/>
+          </w:rPr>
+          <w:rPr>
+            <w:color w:val="0000EE"/>
+            <w:u w:val="single"/>
+          </w:rPr>
+          <w:t>73</w:t>
+        </w:r>
+      </w:hyperlink>
+      <w:r>
+        <w:rPr>
+          <w:lang w:val="zh_TW" w:bidi="zh_TW"/>
+        </w:rPr>
+        <w:t>）——壞人的富足是短暫的，而義人雖然在屬世的財物上貧窮，卻擁有屬靈的財富。</w:t>
+      </w:r>
+    </w:p>
+    <w:p>
+      <w:pPr/>
+      <w:r>
+        <w:rPr>
+          <w:lang w:val="zh_TW" w:bidi="zh_TW"/>
+        </w:rPr>
+      </w:r>
+      <w:r>
+        <w:rPr>
+          <w:lang w:val="zh_TW" w:bidi="zh_TW"/>
+        </w:rPr>
+        <w:t>這個想法——好人不僅沒有興旺，反而可能經常貧窮——有時會被奇怪地顛倒過來。義人可能貧窮，但聖經有時似乎認為貧窮就是義。當然，這並不是自動就會如此（</w:t>
+      </w:r>
+      <w:hyperlink r:id="rId44">
+        <w:r>
+          <w:rPr>
+            <w:lang w:val="zh_TW" w:bidi="zh_TW"/>
+          </w:rPr>
+          <w:rPr>
+            <w:color w:val="0000EE"/>
+            <w:u w:val="single"/>
+          </w:rPr>
+          <w:t>箴言30:8–9</w:t>
+        </w:r>
+      </w:hyperlink>
+      <w:r>
+        <w:rPr>
+          <w:lang w:val="zh_TW" w:bidi="zh_TW"/>
+        </w:rPr>
+        <w:t>），但這樣的描述在聖經中，尤其是在詩篇中相當頻繁（比如，</w:t>
+      </w:r>
+      <w:hyperlink r:id="rId45">
+        <w:r>
+          <w:rPr>
+            <w:lang w:val="zh_TW" w:bidi="zh_TW"/>
+          </w:rPr>
+          <w:rPr>
+            <w:color w:val="0000EE"/>
+            <w:u w:val="single"/>
+          </w:rPr>
+          <w:t>詩篇9:18</w:t>
+        </w:r>
+      </w:hyperlink>
+      <w:r>
+        <w:rPr>
+          <w:lang w:val="zh_TW" w:bidi="zh_TW"/>
+        </w:rPr>
+        <w:t>，</w:t>
+      </w:r>
+      <w:hyperlink r:id="rId46">
+        <w:r>
+          <w:rPr>
+            <w:lang w:val="zh_TW" w:bidi="zh_TW"/>
+          </w:rPr>
+          <w:rPr>
+            <w:color w:val="0000EE"/>
+            <w:u w:val="single"/>
+          </w:rPr>
+          <w:t>10:14</w:t>
+        </w:r>
+      </w:hyperlink>
+      <w:r>
+        <w:rPr>
+          <w:lang w:val="zh_TW" w:bidi="zh_TW"/>
+        </w:rPr>
+        <w:t>，</w:t>
+      </w:r>
+      <w:hyperlink r:id="rId47">
+        <w:r>
+          <w:rPr>
+            <w:lang w:val="zh_TW" w:bidi="zh_TW"/>
+          </w:rPr>
+          <w:rPr>
+            <w:color w:val="0000EE"/>
+            <w:u w:val="single"/>
+          </w:rPr>
+          <w:t>12:5</w:t>
+        </w:r>
+      </w:hyperlink>
+      <w:r>
+        <w:rPr>
+          <w:lang w:val="zh_TW" w:bidi="zh_TW"/>
+        </w:rPr>
+        <w:t>，</w:t>
+      </w:r>
+      <w:hyperlink r:id="rId48">
+        <w:r>
+          <w:rPr>
+            <w:lang w:val="zh_TW" w:bidi="zh_TW"/>
+          </w:rPr>
+          <w:rPr>
+            <w:color w:val="0000EE"/>
+            <w:u w:val="single"/>
+          </w:rPr>
+          <w:t>34:6</w:t>
+        </w:r>
+      </w:hyperlink>
+      <w:r>
+        <w:rPr>
+          <w:lang w:val="zh_TW" w:bidi="zh_TW"/>
+        </w:rPr>
+        <w:t>，</w:t>
+      </w:r>
+      <w:hyperlink r:id="rId49">
+        <w:r>
+          <w:rPr>
+            <w:lang w:val="zh_TW" w:bidi="zh_TW"/>
+          </w:rPr>
+          <w:rPr>
+            <w:color w:val="0000EE"/>
+            <w:u w:val="single"/>
+          </w:rPr>
+          <w:t>35:10</w:t>
+        </w:r>
+      </w:hyperlink>
+      <w:r>
+        <w:rPr>
+          <w:lang w:val="zh_TW" w:bidi="zh_TW"/>
+        </w:rPr>
+        <w:t>，</w:t>
+      </w:r>
+      <w:hyperlink r:id="rId50">
+        <w:r>
+          <w:rPr>
+            <w:lang w:val="zh_TW" w:bidi="zh_TW"/>
+          </w:rPr>
+          <w:rPr>
+            <w:color w:val="0000EE"/>
+            <w:u w:val="single"/>
+          </w:rPr>
+          <w:t>74:19</w:t>
+        </w:r>
+      </w:hyperlink>
+      <w:r>
+        <w:rPr>
+          <w:lang w:val="zh_TW" w:bidi="zh_TW"/>
+        </w:rPr>
+        <w:t>），值得仔細考慮。經過思考後會看到，這並不奇怪。因為神特別關心貧窮人，所以貧窮人可能特別關心神，原因有二。首先，如果以色列中有貧窮，那是因為有權勢的人在濫用權力；因此，貧窮人會首先尋求神的幫助，因為神的法則被藐視，而神會親自伸冤。其次，貧窮使人轉向神，因為在那種情況下，沒有其他人可以依靠。這樣，「貧窮」幾乎成為一個專有的詞語。「貧窮人」是謙卑的人，而謙卑的人是敬虔的人（</w:t>
+      </w:r>
+      <w:hyperlink r:id="rId51">
+        <w:r>
+          <w:rPr>
+            <w:lang w:val="zh_TW" w:bidi="zh_TW"/>
+          </w:rPr>
+          <w:rPr>
+            <w:color w:val="0000EE"/>
+            <w:u w:val="single"/>
+          </w:rPr>
+          <w:t>詩篇10:17</w:t>
+        </w:r>
+      </w:hyperlink>
+      <w:r>
+        <w:rPr>
+          <w:lang w:val="zh_TW" w:bidi="zh_TW"/>
+        </w:rPr>
+        <w:t>，</w:t>
+      </w:r>
+      <w:hyperlink r:id="rId52">
+        <w:r>
+          <w:rPr>
+            <w:lang w:val="zh_TW" w:bidi="zh_TW"/>
+          </w:rPr>
+          <w:rPr>
+            <w:color w:val="0000EE"/>
+            <w:u w:val="single"/>
+          </w:rPr>
+          <w:t>14:5–6</w:t>
+        </w:r>
+      </w:hyperlink>
+      <w:r>
+        <w:rPr>
+          <w:lang w:val="zh_TW" w:bidi="zh_TW"/>
+        </w:rPr>
+        <w:t>，</w:t>
+      </w:r>
+      <w:hyperlink r:id="rId53">
+        <w:r>
+          <w:rPr>
+            <w:lang w:val="zh_TW" w:bidi="zh_TW"/>
+          </w:rPr>
+          <w:rPr>
+            <w:color w:val="0000EE"/>
+            <w:u w:val="single"/>
+          </w:rPr>
+          <w:t>37:11</w:t>
+        </w:r>
+      </w:hyperlink>
+      <w:r>
+        <w:rPr>
+          <w:lang w:val="zh_TW" w:bidi="zh_TW"/>
+        </w:rPr>
+        <w:t>；</w:t>
+      </w:r>
+      <w:hyperlink r:id="rId54">
+        <w:r>
+          <w:rPr>
+            <w:lang w:val="zh_TW" w:bidi="zh_TW"/>
+          </w:rPr>
+          <w:rPr>
+            <w:color w:val="0000EE"/>
+            <w:u w:val="single"/>
+          </w:rPr>
+          <w:t>西番雅書3:12–13</w:t>
+        </w:r>
+      </w:hyperlink>
+      <w:r>
+        <w:rPr>
+          <w:lang w:val="zh_TW" w:bidi="zh_TW"/>
+        </w:rPr>
+        <w:t>）。正如富有可以助長自我放縱、自大、驕傲以及藐視、欺壓他人一樣，貧窮則會鼓勵相反的美德。</w:t>
+      </w:r>
+    </w:p>
+    <w:p>
+      <w:pPr/>
+      <w:r>
+        <w:rPr>
+          <w:lang w:val="zh_TW" w:bidi="zh_TW"/>
+        </w:rPr>
+      </w:r>
+      <w:r>
+        <w:rPr>
+          <w:lang w:val="zh_TW" w:bidi="zh_TW"/>
+        </w:rPr>
+        <w:t>因此，貧窮不再是一種應該避免的邪惡，而成為一種應當追求的理想。根據舊約中「貧窮人」和「虔誠人」幾乎可以互換使用的方式，許多猶太人在兩約之間的時期放棄了個人財產。這其中包括愛色尼派（Essenes）和在死海附近的昆蘭建立的相關群體。後者實際上自稱為「貧窮人」。這一傳統延續到了新約時代。可能在耶路撒冷的「貧窮人」指的是當時教會中的一個特定群體（甚至是整個耶路撒冷教會；</w:t>
+      </w:r>
+      <w:hyperlink r:id="rId28">
+        <w:r>
+          <w:rPr>
+            <w:lang w:val="zh_TW" w:bidi="zh_TW"/>
+          </w:rPr>
+          <w:rPr>
+            <w:color w:val="0000EE"/>
+            <w:u w:val="single"/>
+          </w:rPr>
+          <w:t>羅馬書15:26</w:t>
+        </w:r>
+      </w:hyperlink>
+      <w:r>
+        <w:rPr>
+          <w:lang w:val="zh_TW" w:bidi="zh_TW"/>
+        </w:rPr>
+        <w:t>；</w:t>
+      </w:r>
+      <w:hyperlink r:id="rId30">
+        <w:r>
+          <w:rPr>
+            <w:lang w:val="zh_TW" w:bidi="zh_TW"/>
+          </w:rPr>
+          <w:rPr>
+            <w:color w:val="0000EE"/>
+            <w:u w:val="single"/>
+          </w:rPr>
+          <w:t>加拉太書2:10</w:t>
+        </w:r>
+      </w:hyperlink>
+      <w:r>
+        <w:rPr>
+          <w:lang w:val="zh_TW" w:bidi="zh_TW"/>
+        </w:rPr>
+        <w:t>）。後來確實出現了一個猶太基督教派，稱為「以便尼派（Ebionites）」（來自希伯來語中表示「貧窮」的詞）。</w:t>
+      </w:r>
+    </w:p>
+    <w:p>
+      <w:pPr/>
+      <w:r>
+        <w:rPr>
+          <w:lang w:val="zh_TW" w:bidi="zh_TW"/>
+        </w:rPr>
+      </w:r>
+      <w:r>
+        <w:rPr>
+          <w:lang w:val="zh_TW" w:bidi="zh_TW"/>
+        </w:rPr>
+        <w:t>新約當然清楚地教導真正重要的是內心的態度。貧窮但貪婪，或富有但慷慨都是有可能的。即便如此，根據上述舊約背景，福音書中這些詞彙的普遍意義是：富有=壞，貧窮=好。一方面，撒都該人擁有世俗的財富，法利賽人擁有屬靈的驕傲，而有產業的人是自私、愚昧的，處於嚴重的屬靈危險中（</w:t>
+      </w:r>
+      <w:hyperlink r:id="rId55">
+        <w:r>
+          <w:rPr>
+            <w:lang w:val="zh_TW" w:bidi="zh_TW"/>
+          </w:rPr>
+          <w:rPr>
+            <w:color w:val="0000EE"/>
+            <w:u w:val="single"/>
+          </w:rPr>
+          <w:t>馬可福音10:23</w:t>
+        </w:r>
+      </w:hyperlink>
+      <w:r>
+        <w:rPr>
+          <w:lang w:val="zh_TW" w:bidi="zh_TW"/>
+        </w:rPr>
+        <w:t>；</w:t>
+      </w:r>
+      <w:hyperlink r:id="rId56">
+        <w:r>
+          <w:rPr>
+            <w:lang w:val="zh_TW" w:bidi="zh_TW"/>
+          </w:rPr>
+          <w:rPr>
+            <w:color w:val="0000EE"/>
+            <w:u w:val="single"/>
+          </w:rPr>
+          <w:t>路加福音12:13–21</w:t>
+        </w:r>
+      </w:hyperlink>
+      <w:r>
+        <w:rPr>
+          <w:lang w:val="zh_TW" w:bidi="zh_TW"/>
+        </w:rPr>
+        <w:t>，</w:t>
+      </w:r>
+      <w:hyperlink r:id="rId57">
+        <w:r>
+          <w:rPr>
+            <w:lang w:val="zh_TW" w:bidi="zh_TW"/>
+          </w:rPr>
+          <w:rPr>
+            <w:color w:val="0000EE"/>
+            <w:u w:val="single"/>
+          </w:rPr>
+          <w:t>16:19–31</w:t>
+        </w:r>
+      </w:hyperlink>
+      <w:r>
+        <w:rPr>
+          <w:lang w:val="zh_TW" w:bidi="zh_TW"/>
+        </w:rPr>
+        <w:t>）。另一方面，委身且簡樸的人，如耶穌自己的家人和朋友，通常代表貧窮人。</w:t>
+      </w:r>
+    </w:p>
+    <w:p>
+      <w:pPr/>
+      <w:r>
+        <w:rPr>
+          <w:lang w:val="zh_TW" w:bidi="zh_TW"/>
+        </w:rPr>
+      </w:r>
+      <w:r>
+        <w:rPr>
+          <w:lang w:val="zh_TW" w:bidi="zh_TW"/>
+        </w:rPr>
+        <w:t>因此，事實上，八福第一福的兩個版本（馬太和路加的記載）實際上是相同的。馬太的版本有深度：「虛心的人有福了」（</w:t>
+      </w:r>
+      <w:hyperlink r:id="rId58">
+        <w:r>
+          <w:rPr>
+            <w:lang w:val="zh_TW" w:bidi="zh_TW"/>
+          </w:rPr>
+          <w:rPr>
+            <w:color w:val="0000EE"/>
+            <w:u w:val="single"/>
+          </w:rPr>
+          <w:t>馬太福音5:3）；</w:t>
+        </w:r>
+      </w:hyperlink>
+      <w:r>
+        <w:rPr>
+          <w:lang w:val="zh_TW" w:bidi="zh_TW"/>
+        </w:rPr>
+        <w:t>路加的版本有廣度。當路加簡單地說「你們貧窮的人有福了」（</w:t>
+      </w:r>
+      <w:hyperlink r:id="rId59">
+        <w:r>
+          <w:rPr>
+            <w:lang w:val="zh_TW" w:bidi="zh_TW"/>
+          </w:rPr>
+          <w:rPr>
+            <w:color w:val="0000EE"/>
+            <w:u w:val="single"/>
+          </w:rPr>
+          <w:t>路加福音6:20</w:t>
+        </w:r>
+      </w:hyperlink>
+      <w:r>
+        <w:rPr>
+          <w:lang w:val="zh_TW" w:bidi="zh_TW"/>
+        </w:rPr>
+        <w:t>）時，他指的是那些在需要中（</w:t>
+      </w:r>
+      <w:r>
+        <w:rPr>
+          <w:i/>
+          <w:lang w:val="zh_TW" w:bidi="zh_TW"/>
+        </w:rPr>
+        <w:t>任何</w:t>
+      </w:r>
+      <w:r>
+        <w:rPr>
+          <w:lang w:val="zh_TW" w:bidi="zh_TW"/>
+        </w:rPr>
+        <w:t>需要）轉向主的人。基督來到世上是為了將福音帶給這樣的人（</w:t>
+      </w:r>
+      <w:hyperlink r:id="rId60">
+        <w:r>
+          <w:rPr>
+            <w:lang w:val="zh_TW" w:bidi="zh_TW"/>
+          </w:rPr>
+          <w:rPr>
+            <w:color w:val="0000EE"/>
+            <w:u w:val="single"/>
+          </w:rPr>
+          <w:t>馬太福音11:5</w:t>
+        </w:r>
+      </w:hyperlink>
+      <w:r>
+        <w:rPr>
+          <w:lang w:val="zh_TW" w:bidi="zh_TW"/>
+        </w:rPr>
+        <w:t>；</w:t>
+      </w:r>
+      <w:hyperlink r:id="rId61">
+        <w:r>
+          <w:rPr>
+            <w:lang w:val="zh_TW" w:bidi="zh_TW"/>
+          </w:rPr>
+          <w:rPr>
+            <w:color w:val="0000EE"/>
+            <w:u w:val="single"/>
+          </w:rPr>
+          <w:t>路加福音4:18</w:t>
+        </w:r>
+      </w:hyperlink>
+      <w:r>
+        <w:rPr>
+          <w:lang w:val="zh_TW" w:bidi="zh_TW"/>
+        </w:rPr>
+        <w:t>）。耶穌基督自己體現了同樣的理念。正如保羅所說：「</w:t>
+      </w:r>
+      <w:r>
+        <w:rPr>
+          <w:lang w:val="zh_TW" w:bidi="zh_TW"/>
+        </w:rPr>
+        <w:t>他本來富足，卻為你們成了貧窮，叫你們因他的貧窮，可以成為富足</w:t>
+      </w:r>
+      <w:r>
+        <w:rPr>
+          <w:lang w:val="zh_TW" w:bidi="zh_TW"/>
+        </w:rPr>
+        <w:t>」（</w:t>
+      </w:r>
+      <w:hyperlink r:id="rId62">
+        <w:r>
+          <w:rPr>
+            <w:lang w:val="zh_TW" w:bidi="zh_TW"/>
+          </w:rPr>
+          <w:rPr>
+            <w:color w:val="0000EE"/>
+            <w:u w:val="single"/>
+          </w:rPr>
+          <w:t>哥林多後書8:9</w:t>
+        </w:r>
+      </w:hyperlink>
+      <w:r>
+        <w:rPr>
+          <w:lang w:val="zh_TW" w:bidi="zh_TW"/>
+        </w:rPr>
+        <w:t>，</w:t>
+      </w:r>
+      <w:r>
+        <w:rPr>
+          <w:lang w:val="zh_TW" w:bidi="zh_TW"/>
+        </w:rPr>
+        <w:t>庇哩亞聖經</w:t>
+      </w:r>
+      <w:r>
+        <w:rPr>
+          <w:lang w:val="zh_TW" w:bidi="zh_TW"/>
+        </w:rPr>
+        <w:t>）。我們無助的貧窮是一種邪惡，需要祂來拯救；祂有意選擇的貧窮樣式正是祂拯救的榮耀方式。</w:t>
+      </w:r>
+    </w:p>
+    <w:p>
+      <w:pPr/>
+      <w:r>
+        <w:rPr>
+          <w:lang w:val="zh_TW" w:bidi="zh_TW"/>
+        </w:rPr>
+      </w:r>
+      <w:r>
+        <w:rPr>
+          <w:i/>
+          <w:lang w:val="zh_TW" w:bidi="zh_TW"/>
+        </w:rPr>
         <w:t>另見</w:t>
       </w:r>
       <w:r>
@@ -450,7 +1468,55 @@
         <w:rPr>
           <w:lang w:val="zh_TW" w:bidi="zh_TW"/>
         </w:rPr>
-        <w:t>戰爭</w:t>
+        <w:t>施捨</w:t>
+      </w:r>
+      <w:r>
+        <w:rPr>
+          <w:lang w:val="zh_TW" w:bidi="zh_TW"/>
+        </w:rPr>
+        <w:t>，</w:t>
+      </w:r>
+      <w:r>
+        <w:rPr>
+          <w:lang w:val="zh_TW" w:bidi="zh_TW"/>
+        </w:rPr>
+        <w:t>錢財</w:t>
+      </w:r>
+      <w:r>
+        <w:rPr>
+          <w:lang w:val="zh_TW" w:bidi="zh_TW"/>
+        </w:rPr>
+        <w:t>，</w:t>
+      </w:r>
+      <w:r>
+        <w:rPr>
+          <w:lang w:val="zh_TW" w:bidi="zh_TW"/>
+        </w:rPr>
+        <w:t>公義</w:t>
+      </w:r>
+      <w:r>
+        <w:rPr>
+          <w:lang w:val="zh_TW" w:bidi="zh_TW"/>
+        </w:rPr>
+        <w:t>，</w:t>
+      </w:r>
+      <w:r>
+        <w:rPr>
+          <w:lang w:val="zh_TW" w:bidi="zh_TW"/>
+        </w:rPr>
+        <w:t>工價</w:t>
+      </w:r>
+      <w:r>
+        <w:rPr>
+          <w:lang w:val="zh_TW" w:bidi="zh_TW"/>
+        </w:rPr>
+        <w:t>，</w:t>
+      </w:r>
+      <w:r>
+        <w:rPr>
+          <w:lang w:val="zh_TW" w:bidi="zh_TW"/>
+        </w:rPr>
+        <w:t>財富</w:t>
       </w:r>
       <w:r>
         <w:rPr>

--- a/zht/docx/134.content.docx
+++ b/zht/docx/134.content.docx
@@ -247,36 +247,24 @@
         </w:rPr>
         <w:t>在創造的第二日，神造了地球以上的大氣層，分開下面的水與上面的水。神稱這個「穹蒼」為「天」（</w:t>
       </w:r>
-      <w:hyperlink r:id="rId13">
-        <w:r>
-          <w:rPr>
-            <w:lang w:val="zh_TW" w:bidi="zh_TW"/>
-          </w:rPr>
-          <w:rPr>
-            <w:color w:val="0000EE"/>
-            <w:u w:val="single"/>
-          </w:rPr>
-          <w:t>創1:6–8</w:t>
-        </w:r>
-      </w:hyperlink>
+      <w:r>
+        <w:rPr>
+          <w:lang w:val="zh_TW" w:bidi="zh_TW"/>
+        </w:rPr>
+        <w:t>創1:6–8</w:t>
+      </w:r>
       <w:r>
         <w:rPr>
           <w:lang w:val="zh_TW" w:bidi="zh_TW"/>
         </w:rPr>
         <w:t>）。穹蒼提供了一個環境，使太陽、月亮和眾星能夠如神所設計般存在和運行。在創造的第四日，神在穹蒼裡設立光體，用來區分白晝與黑夜，指定節令。大光，即太陽，掌管白晝；小光，即月亮，掌管黑夜（</w:t>
       </w:r>
-      <w:hyperlink r:id="rId14">
-        <w:r>
-          <w:rPr>
-            <w:lang w:val="zh_TW" w:bidi="zh_TW"/>
-          </w:rPr>
-          <w:rPr>
-            <w:color w:val="0000EE"/>
-            <w:u w:val="single"/>
-          </w:rPr>
-          <w:t>14–19</w:t>
-        </w:r>
-      </w:hyperlink>
+      <w:r>
+        <w:rPr>
+          <w:lang w:val="zh_TW" w:bidi="zh_TW"/>
+        </w:rPr>
+        <w:t>14–19</w:t>
+      </w:r>
       <w:r>
         <w:rPr>
           <w:lang w:val="zh_TW" w:bidi="zh_TW"/>
@@ -297,90 +285,60 @@
         </w:rPr>
         <w:t>「穹蒼」一詞在詩篇出現過兩次，是神手所造的工作（</w:t>
       </w:r>
-      <w:hyperlink r:id="rId15">
-        <w:r>
-          <w:rPr>
-            <w:lang w:val="zh_TW" w:bidi="zh_TW"/>
-          </w:rPr>
-          <w:rPr>
-            <w:color w:val="0000EE"/>
-            <w:u w:val="single"/>
-          </w:rPr>
-          <w:t>詩19:1</w:t>
-        </w:r>
-      </w:hyperlink>
+      <w:r>
+        <w:rPr>
+          <w:lang w:val="zh_TW" w:bidi="zh_TW"/>
+        </w:rPr>
+        <w:t>詩19:1</w:t>
+      </w:r>
       <w:r>
         <w:rPr>
           <w:lang w:val="zh_TW" w:bidi="zh_TW"/>
         </w:rPr>
         <w:t>，</w:t>
       </w:r>
-      <w:hyperlink r:id="rId16">
-        <w:r>
-          <w:rPr>
-            <w:lang w:val="zh_TW" w:bidi="zh_TW"/>
-          </w:rPr>
-          <w:rPr>
-            <w:color w:val="0000EE"/>
-            <w:u w:val="single"/>
-          </w:rPr>
-          <w:t>150:1</w:t>
-        </w:r>
-      </w:hyperlink>
+      <w:r>
+        <w:rPr>
+          <w:lang w:val="zh_TW" w:bidi="zh_TW"/>
+        </w:rPr>
+        <w:t>150:1</w:t>
+      </w:r>
       <w:r>
         <w:rPr>
           <w:lang w:val="zh_TW" w:bidi="zh_TW"/>
         </w:rPr>
         <w:t>）。在以西結書（</w:t>
       </w:r>
-      <w:hyperlink r:id="rId17">
-        <w:r>
-          <w:rPr>
-            <w:lang w:val="zh_TW" w:bidi="zh_TW"/>
-          </w:rPr>
-          <w:rPr>
-            <w:color w:val="0000EE"/>
-            <w:u w:val="single"/>
-          </w:rPr>
-          <w:t>1:22–26</w:t>
-        </w:r>
-      </w:hyperlink>
+      <w:r>
+        <w:rPr>
+          <w:lang w:val="zh_TW" w:bidi="zh_TW"/>
+        </w:rPr>
+        <w:t>1:22–26</w:t>
+      </w:r>
       <w:r>
         <w:rPr>
           <w:lang w:val="zh_TW" w:bidi="zh_TW"/>
         </w:rPr>
         <w:t>，</w:t>
       </w:r>
-      <w:hyperlink r:id="rId18">
-        <w:r>
-          <w:rPr>
-            <w:lang w:val="zh_TW" w:bidi="zh_TW"/>
-          </w:rPr>
-          <w:rPr>
-            <w:color w:val="0000EE"/>
-            <w:u w:val="single"/>
-          </w:rPr>
-          <w:t>10:1</w:t>
-        </w:r>
-      </w:hyperlink>
+      <w:r>
+        <w:rPr>
+          <w:lang w:val="zh_TW" w:bidi="zh_TW"/>
+        </w:rPr>
+        <w:t>10:1</w:t>
+      </w:r>
       <w:r>
         <w:rPr>
           <w:lang w:val="zh_TW" w:bidi="zh_TW"/>
         </w:rPr>
         <w:t>）和但以理書（</w:t>
       </w:r>
-      <w:hyperlink r:id="rId19">
-        <w:r>
-          <w:rPr>
-            <w:lang w:val="zh_TW" w:bidi="zh_TW"/>
-          </w:rPr>
-          <w:rPr>
-            <w:color w:val="0000EE"/>
-            <w:u w:val="single"/>
-          </w:rPr>
-          <w:t>12:3</w:t>
-        </w:r>
-      </w:hyperlink>
+      <w:r>
+        <w:rPr>
+          <w:lang w:val="zh_TW" w:bidi="zh_TW"/>
+        </w:rPr>
+        <w:t>12:3</w:t>
+      </w:r>
       <w:r>
         <w:rPr>
           <w:lang w:val="zh_TW" w:bidi="zh_TW"/>
@@ -460,36 +418,24 @@
         </w:rPr>
         <w:t>有些時候，聖經對於人們為何富有或貧窮給出了非常簡單的解釋。假如一個人喜愛耶和華的律法，他或她將獲得財富和富足。這樣的人在他們所做的一切事上都會順利（</w:t>
       </w:r>
-      <w:hyperlink r:id="rId20">
-        <w:r>
-          <w:rPr>
-            <w:lang w:val="zh_TW" w:bidi="zh_TW"/>
-          </w:rPr>
-          <w:rPr>
-            <w:color w:val="0000EE"/>
-            <w:u w:val="single"/>
-          </w:rPr>
-          <w:t>詩篇1:3</w:t>
-        </w:r>
-      </w:hyperlink>
+      <w:r>
+        <w:rPr>
+          <w:lang w:val="zh_TW" w:bidi="zh_TW"/>
+        </w:rPr>
+        <w:t>詩篇1:3</w:t>
+      </w:r>
       <w:r>
         <w:rPr>
           <w:lang w:val="zh_TW" w:bidi="zh_TW"/>
         </w:rPr>
         <w:t>，</w:t>
       </w:r>
-      <w:hyperlink r:id="rId21">
-        <w:r>
-          <w:rPr>
-            <w:lang w:val="zh_TW" w:bidi="zh_TW"/>
-          </w:rPr>
-          <w:rPr>
-            <w:color w:val="0000EE"/>
-            <w:u w:val="single"/>
-          </w:rPr>
-          <w:t>112:3</w:t>
-        </w:r>
-      </w:hyperlink>
+      <w:r>
+        <w:rPr>
+          <w:lang w:val="zh_TW" w:bidi="zh_TW"/>
+        </w:rPr>
+        <w:t>112:3</w:t>
+      </w:r>
       <w:r>
         <w:rPr>
           <w:lang w:val="zh_TW" w:bidi="zh_TW"/>
@@ -510,72 +456,48 @@
         </w:rPr>
         <w:t>無論人的貧窮是由於他或她自己的罪還是他人的罪，舊約都將其視為需要對抗的邪惡，律法做出了許多規定來緩解這種情況（比如，</w:t>
       </w:r>
-      <w:hyperlink r:id="rId22">
-        <w:r>
-          <w:rPr>
-            <w:lang w:val="zh_TW" w:bidi="zh_TW"/>
-          </w:rPr>
-          <w:rPr>
-            <w:color w:val="0000EE"/>
-            <w:u w:val="single"/>
-          </w:rPr>
-          <w:t>出埃及記22:21–27</w:t>
-        </w:r>
-      </w:hyperlink>
+      <w:r>
+        <w:rPr>
+          <w:lang w:val="zh_TW" w:bidi="zh_TW"/>
+        </w:rPr>
+        <w:t>出埃及記22:21–27</w:t>
+      </w:r>
       <w:r>
         <w:rPr>
           <w:lang w:val="zh_TW" w:bidi="zh_TW"/>
         </w:rPr>
         <w:t>；</w:t>
       </w:r>
-      <w:hyperlink r:id="rId23">
-        <w:r>
-          <w:rPr>
-            <w:lang w:val="zh_TW" w:bidi="zh_TW"/>
-          </w:rPr>
-          <w:rPr>
-            <w:color w:val="0000EE"/>
-            <w:u w:val="single"/>
-          </w:rPr>
-          <w:t>利未記19:9–10</w:t>
-        </w:r>
-      </w:hyperlink>
+      <w:r>
+        <w:rPr>
+          <w:lang w:val="zh_TW" w:bidi="zh_TW"/>
+        </w:rPr>
+        <w:t>利未記19:9–10</w:t>
+      </w:r>
       <w:r>
         <w:rPr>
           <w:lang w:val="zh_TW" w:bidi="zh_TW"/>
         </w:rPr>
         <w:t>；</w:t>
       </w:r>
-      <w:hyperlink r:id="rId24">
-        <w:r>
-          <w:rPr>
-            <w:lang w:val="zh_TW" w:bidi="zh_TW"/>
-          </w:rPr>
-          <w:rPr>
-            <w:color w:val="0000EE"/>
-            <w:u w:val="single"/>
-          </w:rPr>
-          <w:t>申命記15:1–15</w:t>
-        </w:r>
-      </w:hyperlink>
+      <w:r>
+        <w:rPr>
+          <w:lang w:val="zh_TW" w:bidi="zh_TW"/>
+        </w:rPr>
+        <w:t>申命記15:1–15</w:t>
+      </w:r>
       <w:r>
         <w:rPr>
           <w:lang w:val="zh_TW" w:bidi="zh_TW"/>
         </w:rPr>
         <w:t>，</w:t>
       </w:r>
-      <w:hyperlink r:id="rId25">
-        <w:r>
-          <w:rPr>
-            <w:lang w:val="zh_TW" w:bidi="zh_TW"/>
-          </w:rPr>
-          <w:rPr>
-            <w:color w:val="0000EE"/>
-            <w:u w:val="single"/>
-          </w:rPr>
-          <w:t>24:10–22</w:t>
-        </w:r>
-      </w:hyperlink>
+      <w:r>
+        <w:rPr>
+          <w:lang w:val="zh_TW" w:bidi="zh_TW"/>
+        </w:rPr>
+        <w:t>24:10–22</w:t>
+      </w:r>
       <w:r>
         <w:rPr>
           <w:lang w:val="zh_TW" w:bidi="zh_TW"/>
@@ -596,162 +518,108 @@
         </w:rPr>
         <w:t>在兩約之間的時期，這種關心在地中海周圍的猶太社區中持續存在，隨後由基督徒教會作為實際責任承擔起來（</w:t>
       </w:r>
-      <w:hyperlink r:id="rId26">
-        <w:r>
-          <w:rPr>
-            <w:lang w:val="zh_TW" w:bidi="zh_TW"/>
-          </w:rPr>
-          <w:rPr>
-            <w:color w:val="0000EE"/>
-            <w:u w:val="single"/>
-          </w:rPr>
-          <w:t>使徒行傳11:29</w:t>
-        </w:r>
-      </w:hyperlink>
+      <w:r>
+        <w:rPr>
+          <w:lang w:val="zh_TW" w:bidi="zh_TW"/>
+        </w:rPr>
+        <w:t>使徒行傳11:29</w:t>
+      </w:r>
       <w:r>
         <w:rPr>
           <w:lang w:val="zh_TW" w:bidi="zh_TW"/>
         </w:rPr>
         <w:t>，</w:t>
       </w:r>
-      <w:hyperlink r:id="rId27">
-        <w:r>
-          <w:rPr>
-            <w:lang w:val="zh_TW" w:bidi="zh_TW"/>
-          </w:rPr>
-          <w:rPr>
-            <w:color w:val="0000EE"/>
-            <w:u w:val="single"/>
-          </w:rPr>
-          <w:t>24:17</w:t>
-        </w:r>
-      </w:hyperlink>
+      <w:r>
+        <w:rPr>
+          <w:lang w:val="zh_TW" w:bidi="zh_TW"/>
+        </w:rPr>
+        <w:t>24:17</w:t>
+      </w:r>
       <w:r>
         <w:rPr>
           <w:lang w:val="zh_TW" w:bidi="zh_TW"/>
         </w:rPr>
         <w:t>；</w:t>
       </w:r>
-      <w:hyperlink r:id="rId28">
-        <w:r>
-          <w:rPr>
-            <w:lang w:val="zh_TW" w:bidi="zh_TW"/>
-          </w:rPr>
-          <w:rPr>
-            <w:color w:val="0000EE"/>
-            <w:u w:val="single"/>
-          </w:rPr>
-          <w:t>羅馬書15:26</w:t>
-        </w:r>
-      </w:hyperlink>
+      <w:r>
+        <w:rPr>
+          <w:lang w:val="zh_TW" w:bidi="zh_TW"/>
+        </w:rPr>
+        <w:t>羅馬書15:26</w:t>
+      </w:r>
       <w:r>
         <w:rPr>
           <w:lang w:val="zh_TW" w:bidi="zh_TW"/>
         </w:rPr>
         <w:t>；</w:t>
       </w:r>
-      <w:hyperlink r:id="rId29">
-        <w:r>
-          <w:rPr>
-            <w:lang w:val="zh_TW" w:bidi="zh_TW"/>
-          </w:rPr>
-          <w:rPr>
-            <w:color w:val="0000EE"/>
-            <w:u w:val="single"/>
-          </w:rPr>
-          <w:t>哥林多前書16:1</w:t>
-        </w:r>
-      </w:hyperlink>
+      <w:r>
+        <w:rPr>
+          <w:lang w:val="zh_TW" w:bidi="zh_TW"/>
+        </w:rPr>
+        <w:t>哥林多前書16:1</w:t>
+      </w:r>
       <w:r>
         <w:rPr>
           <w:lang w:val="zh_TW" w:bidi="zh_TW"/>
         </w:rPr>
         <w:t>；</w:t>
       </w:r>
-      <w:hyperlink r:id="rId30">
-        <w:r>
-          <w:rPr>
-            <w:lang w:val="zh_TW" w:bidi="zh_TW"/>
-          </w:rPr>
-          <w:rPr>
-            <w:color w:val="0000EE"/>
-            <w:u w:val="single"/>
-          </w:rPr>
-          <w:t>加拉太書2:10</w:t>
-        </w:r>
-      </w:hyperlink>
+      <w:r>
+        <w:rPr>
+          <w:lang w:val="zh_TW" w:bidi="zh_TW"/>
+        </w:rPr>
+        <w:t>加拉太書2:10</w:t>
+      </w:r>
       <w:r>
         <w:rPr>
           <w:lang w:val="zh_TW" w:bidi="zh_TW"/>
         </w:rPr>
         <w:t>；</w:t>
       </w:r>
-      <w:hyperlink r:id="rId31">
-        <w:r>
-          <w:rPr>
-            <w:lang w:val="zh_TW" w:bidi="zh_TW"/>
-          </w:rPr>
-          <w:rPr>
-            <w:color w:val="0000EE"/>
-            <w:u w:val="single"/>
-          </w:rPr>
-          <w:t>雅各書2:15–16</w:t>
-        </w:r>
-      </w:hyperlink>
+      <w:r>
+        <w:rPr>
+          <w:lang w:val="zh_TW" w:bidi="zh_TW"/>
+        </w:rPr>
+        <w:t>雅各書2:15–16</w:t>
+      </w:r>
       <w:r>
         <w:rPr>
           <w:lang w:val="zh_TW" w:bidi="zh_TW"/>
         </w:rPr>
         <w:t>；</w:t>
       </w:r>
-      <w:hyperlink r:id="rId32">
-        <w:r>
-          <w:rPr>
-            <w:lang w:val="zh_TW" w:bidi="zh_TW"/>
-          </w:rPr>
-          <w:rPr>
-            <w:color w:val="0000EE"/>
-            <w:u w:val="single"/>
-          </w:rPr>
-          <w:t>約翰一書3:17</w:t>
-        </w:r>
-      </w:hyperlink>
+      <w:r>
+        <w:rPr>
+          <w:lang w:val="zh_TW" w:bidi="zh_TW"/>
+        </w:rPr>
+        <w:t>約翰一書3:17</w:t>
+      </w:r>
       <w:r>
         <w:rPr>
           <w:lang w:val="zh_TW" w:bidi="zh_TW"/>
         </w:rPr>
         <w:t>）；對基督徒來說，施捨也是他們的主所明確期望的義務（</w:t>
       </w:r>
-      <w:hyperlink r:id="rId33">
-        <w:r>
-          <w:rPr>
-            <w:lang w:val="zh_TW" w:bidi="zh_TW"/>
-          </w:rPr>
-          <w:rPr>
-            <w:color w:val="0000EE"/>
-            <w:u w:val="single"/>
-          </w:rPr>
-          <w:t>馬太福音6:2–4</w:t>
-        </w:r>
-      </w:hyperlink>
+      <w:r>
+        <w:rPr>
+          <w:lang w:val="zh_TW" w:bidi="zh_TW"/>
+        </w:rPr>
+        <w:t>馬太福音6:2–4</w:t>
+      </w:r>
       <w:r>
         <w:rPr>
           <w:lang w:val="zh_TW" w:bidi="zh_TW"/>
         </w:rPr>
         <w:t>；</w:t>
       </w:r>
-      <w:hyperlink r:id="rId34">
-        <w:r>
-          <w:rPr>
-            <w:lang w:val="zh_TW" w:bidi="zh_TW"/>
-          </w:rPr>
-          <w:rPr>
-            <w:color w:val="0000EE"/>
-            <w:u w:val="single"/>
-          </w:rPr>
-          <w:t>路加福音12:33</w:t>
-        </w:r>
-      </w:hyperlink>
+      <w:r>
+        <w:rPr>
+          <w:lang w:val="zh_TW" w:bidi="zh_TW"/>
+        </w:rPr>
+        <w:t>路加福音12:33</w:t>
+      </w:r>
       <w:r>
         <w:rPr>
           <w:lang w:val="zh_TW" w:bidi="zh_TW"/>
@@ -771,36 +639,24 @@
         </w:rPr>
         <w:t>各人（</w:t>
       </w:r>
-      <w:hyperlink r:id="rId35">
-        <w:r>
-          <w:rPr>
-            <w:lang w:val="zh_TW" w:bidi="zh_TW"/>
-          </w:rPr>
-          <w:rPr>
-            <w:color w:val="0000EE"/>
-            <w:u w:val="single"/>
-          </w:rPr>
-          <w:t>使徒行傳2:45</w:t>
-        </w:r>
-      </w:hyperlink>
+      <w:r>
+        <w:rPr>
+          <w:lang w:val="zh_TW" w:bidi="zh_TW"/>
+        </w:rPr>
+        <w:t>使徒行傳2:45</w:t>
+      </w:r>
       <w:r>
         <w:rPr>
           <w:lang w:val="zh_TW" w:bidi="zh_TW"/>
         </w:rPr>
         <w:t>，</w:t>
       </w:r>
-      <w:hyperlink r:id="rId36">
-        <w:r>
-          <w:rPr>
-            <w:lang w:val="zh_TW" w:bidi="zh_TW"/>
-          </w:rPr>
-          <w:rPr>
-            <w:color w:val="0000EE"/>
-            <w:u w:val="single"/>
-          </w:rPr>
-          <w:t>4:35</w:t>
-        </w:r>
-      </w:hyperlink>
+      <w:r>
+        <w:rPr>
+          <w:lang w:val="zh_TW" w:bidi="zh_TW"/>
+        </w:rPr>
+        <w:t>4:35</w:t>
+      </w:r>
       <w:r>
         <w:rPr>
           <w:lang w:val="zh_TW" w:bidi="zh_TW"/>
@@ -846,126 +702,84 @@
         </w:rPr>
         <w:t>正如我們所見，某種意義上，公義會使人興旺，而罪惡會使人貧窮。但普通的生活比這更複雜。</w:t>
       </w:r>
-      <w:hyperlink r:id="rId37">
-        <w:r>
-          <w:rPr>
-            <w:lang w:val="zh_TW" w:bidi="zh_TW"/>
-          </w:rPr>
-          <w:rPr>
-            <w:color w:val="0000EE"/>
-            <w:u w:val="single"/>
-          </w:rPr>
-          <w:t>詩篇第一篇</w:t>
-        </w:r>
-      </w:hyperlink>
+      <w:r>
+        <w:rPr>
+          <w:lang w:val="zh_TW" w:bidi="zh_TW"/>
+        </w:rPr>
+        <w:t>詩篇第一篇</w:t>
+      </w:r>
       <w:r>
         <w:rPr>
           <w:lang w:val="zh_TW" w:bidi="zh_TW"/>
         </w:rPr>
         <w:t>和</w:t>
       </w:r>
-      <w:hyperlink r:id="rId38">
-        <w:r>
-          <w:rPr>
-            <w:lang w:val="zh_TW" w:bidi="zh_TW"/>
-          </w:rPr>
-          <w:rPr>
-            <w:color w:val="0000EE"/>
-            <w:u w:val="single"/>
-          </w:rPr>
-          <w:t>一百一十二篇</w:t>
-        </w:r>
-      </w:hyperlink>
+      <w:r>
+        <w:rPr>
+          <w:lang w:val="zh_TW" w:bidi="zh_TW"/>
+        </w:rPr>
+        <w:t>一百一十二篇</w:t>
+      </w:r>
       <w:r>
         <w:rPr>
           <w:lang w:val="zh_TW" w:bidi="zh_TW"/>
         </w:rPr>
         <w:t>提及上述內容，卻只展現了事情的其中一面。惡人興旺（</w:t>
       </w:r>
-      <w:hyperlink r:id="rId39">
-        <w:r>
-          <w:rPr>
-            <w:lang w:val="zh_TW" w:bidi="zh_TW"/>
-          </w:rPr>
-          <w:rPr>
-            <w:color w:val="0000EE"/>
-            <w:u w:val="single"/>
-          </w:rPr>
-          <w:t>詩篇73:3</w:t>
-        </w:r>
-      </w:hyperlink>
+      <w:r>
+        <w:rPr>
+          <w:lang w:val="zh_TW" w:bidi="zh_TW"/>
+        </w:rPr>
+        <w:t>詩篇73:3</w:t>
+      </w:r>
       <w:r>
         <w:rPr>
           <w:lang w:val="zh_TW" w:bidi="zh_TW"/>
         </w:rPr>
         <w:t>）及其對應的，義人貧窮呢？聖經的答案（比如，</w:t>
       </w:r>
-      <w:hyperlink r:id="rId40">
-        <w:r>
-          <w:rPr>
-            <w:lang w:val="zh_TW" w:bidi="zh_TW"/>
-          </w:rPr>
-          <w:rPr>
-            <w:color w:val="0000EE"/>
-            <w:u w:val="single"/>
-          </w:rPr>
-          <w:t>約伯記21</w:t>
-        </w:r>
-      </w:hyperlink>
+      <w:r>
+        <w:rPr>
+          <w:lang w:val="zh_TW" w:bidi="zh_TW"/>
+        </w:rPr>
+        <w:t>約伯記21</w:t>
+      </w:r>
       <w:r>
         <w:rPr>
           <w:lang w:val="zh_TW" w:bidi="zh_TW"/>
         </w:rPr>
         <w:t>；</w:t>
       </w:r>
-      <w:hyperlink r:id="rId41">
-        <w:r>
-          <w:rPr>
-            <w:lang w:val="zh_TW" w:bidi="zh_TW"/>
-          </w:rPr>
-          <w:rPr>
-            <w:color w:val="0000EE"/>
-            <w:u w:val="single"/>
-          </w:rPr>
-          <w:t>詩篇37</w:t>
-        </w:r>
-      </w:hyperlink>
+      <w:r>
+        <w:rPr>
+          <w:lang w:val="zh_TW" w:bidi="zh_TW"/>
+        </w:rPr>
+        <w:t>詩篇37</w:t>
+      </w:r>
       <w:r>
         <w:rPr>
           <w:lang w:val="zh_TW" w:bidi="zh_TW"/>
         </w:rPr>
         <w:t>，</w:t>
       </w:r>
-      <w:hyperlink r:id="rId42">
-        <w:r>
-          <w:rPr>
-            <w:lang w:val="zh_TW" w:bidi="zh_TW"/>
-          </w:rPr>
-          <w:rPr>
-            <w:color w:val="0000EE"/>
-            <w:u w:val="single"/>
-          </w:rPr>
-          <w:t>49</w:t>
-        </w:r>
-      </w:hyperlink>
+      <w:r>
+        <w:rPr>
+          <w:lang w:val="zh_TW" w:bidi="zh_TW"/>
+        </w:rPr>
+        <w:t>49</w:t>
+      </w:r>
       <w:r>
         <w:rPr>
           <w:lang w:val="zh_TW" w:bidi="zh_TW"/>
         </w:rPr>
         <w:t>，</w:t>
       </w:r>
-      <w:hyperlink r:id="rId43">
-        <w:r>
-          <w:rPr>
-            <w:lang w:val="zh_TW" w:bidi="zh_TW"/>
-          </w:rPr>
-          <w:rPr>
-            <w:color w:val="0000EE"/>
-            <w:u w:val="single"/>
-          </w:rPr>
-          <w:t>73</w:t>
-        </w:r>
-      </w:hyperlink>
+      <w:r>
+        <w:rPr>
+          <w:lang w:val="zh_TW" w:bidi="zh_TW"/>
+        </w:rPr>
+        <w:t>73</w:t>
+      </w:r>
       <w:r>
         <w:rPr>
           <w:lang w:val="zh_TW" w:bidi="zh_TW"/>
@@ -986,198 +800,132 @@
         </w:rPr>
         <w:t>這個想法——好人不僅沒有興旺，反而可能經常貧窮——有時會被奇怪地顛倒過來。義人可能貧窮，但聖經有時似乎認為貧窮就是義。當然，這並不是自動就會如此（</w:t>
       </w:r>
-      <w:hyperlink r:id="rId44">
-        <w:r>
-          <w:rPr>
-            <w:lang w:val="zh_TW" w:bidi="zh_TW"/>
-          </w:rPr>
-          <w:rPr>
-            <w:color w:val="0000EE"/>
-            <w:u w:val="single"/>
-          </w:rPr>
-          <w:t>箴言30:8–9</w:t>
-        </w:r>
-      </w:hyperlink>
+      <w:r>
+        <w:rPr>
+          <w:lang w:val="zh_TW" w:bidi="zh_TW"/>
+        </w:rPr>
+        <w:t>箴言30:8–9</w:t>
+      </w:r>
       <w:r>
         <w:rPr>
           <w:lang w:val="zh_TW" w:bidi="zh_TW"/>
         </w:rPr>
         <w:t>），但這樣的描述在聖經中，尤其是在詩篇中相當頻繁（比如，</w:t>
       </w:r>
-      <w:hyperlink r:id="rId45">
-        <w:r>
-          <w:rPr>
-            <w:lang w:val="zh_TW" w:bidi="zh_TW"/>
-          </w:rPr>
-          <w:rPr>
-            <w:color w:val="0000EE"/>
-            <w:u w:val="single"/>
-          </w:rPr>
-          <w:t>詩篇9:18</w:t>
-        </w:r>
-      </w:hyperlink>
+      <w:r>
+        <w:rPr>
+          <w:lang w:val="zh_TW" w:bidi="zh_TW"/>
+        </w:rPr>
+        <w:t>詩篇9:18</w:t>
+      </w:r>
       <w:r>
         <w:rPr>
           <w:lang w:val="zh_TW" w:bidi="zh_TW"/>
         </w:rPr>
         <w:t>，</w:t>
       </w:r>
-      <w:hyperlink r:id="rId46">
-        <w:r>
-          <w:rPr>
-            <w:lang w:val="zh_TW" w:bidi="zh_TW"/>
-          </w:rPr>
-          <w:rPr>
-            <w:color w:val="0000EE"/>
-            <w:u w:val="single"/>
-          </w:rPr>
-          <w:t>10:14</w:t>
-        </w:r>
-      </w:hyperlink>
+      <w:r>
+        <w:rPr>
+          <w:lang w:val="zh_TW" w:bidi="zh_TW"/>
+        </w:rPr>
+        <w:t>10:14</w:t>
+      </w:r>
       <w:r>
         <w:rPr>
           <w:lang w:val="zh_TW" w:bidi="zh_TW"/>
         </w:rPr>
         <w:t>，</w:t>
       </w:r>
-      <w:hyperlink r:id="rId47">
-        <w:r>
-          <w:rPr>
-            <w:lang w:val="zh_TW" w:bidi="zh_TW"/>
-          </w:rPr>
-          <w:rPr>
-            <w:color w:val="0000EE"/>
-            <w:u w:val="single"/>
-          </w:rPr>
-          <w:t>12:5</w:t>
-        </w:r>
-      </w:hyperlink>
+      <w:r>
+        <w:rPr>
+          <w:lang w:val="zh_TW" w:bidi="zh_TW"/>
+        </w:rPr>
+        <w:t>12:5</w:t>
+      </w:r>
       <w:r>
         <w:rPr>
           <w:lang w:val="zh_TW" w:bidi="zh_TW"/>
         </w:rPr>
         <w:t>，</w:t>
       </w:r>
-      <w:hyperlink r:id="rId48">
-        <w:r>
-          <w:rPr>
-            <w:lang w:val="zh_TW" w:bidi="zh_TW"/>
-          </w:rPr>
-          <w:rPr>
-            <w:color w:val="0000EE"/>
-            <w:u w:val="single"/>
-          </w:rPr>
-          <w:t>34:6</w:t>
-        </w:r>
-      </w:hyperlink>
+      <w:r>
+        <w:rPr>
+          <w:lang w:val="zh_TW" w:bidi="zh_TW"/>
+        </w:rPr>
+        <w:t>34:6</w:t>
+      </w:r>
       <w:r>
         <w:rPr>
           <w:lang w:val="zh_TW" w:bidi="zh_TW"/>
         </w:rPr>
         <w:t>，</w:t>
       </w:r>
-      <w:hyperlink r:id="rId49">
-        <w:r>
-          <w:rPr>
-            <w:lang w:val="zh_TW" w:bidi="zh_TW"/>
-          </w:rPr>
-          <w:rPr>
-            <w:color w:val="0000EE"/>
-            <w:u w:val="single"/>
-          </w:rPr>
-          <w:t>35:10</w:t>
-        </w:r>
-      </w:hyperlink>
+      <w:r>
+        <w:rPr>
+          <w:lang w:val="zh_TW" w:bidi="zh_TW"/>
+        </w:rPr>
+        <w:t>35:10</w:t>
+      </w:r>
       <w:r>
         <w:rPr>
           <w:lang w:val="zh_TW" w:bidi="zh_TW"/>
         </w:rPr>
         <w:t>，</w:t>
       </w:r>
-      <w:hyperlink r:id="rId50">
-        <w:r>
-          <w:rPr>
-            <w:lang w:val="zh_TW" w:bidi="zh_TW"/>
-          </w:rPr>
-          <w:rPr>
-            <w:color w:val="0000EE"/>
-            <w:u w:val="single"/>
-          </w:rPr>
-          <w:t>74:19</w:t>
-        </w:r>
-      </w:hyperlink>
+      <w:r>
+        <w:rPr>
+          <w:lang w:val="zh_TW" w:bidi="zh_TW"/>
+        </w:rPr>
+        <w:t>74:19</w:t>
+      </w:r>
       <w:r>
         <w:rPr>
           <w:lang w:val="zh_TW" w:bidi="zh_TW"/>
         </w:rPr>
         <w:t>），值得仔細考慮。經過思考後會看到，這並不奇怪。因為神特別關心貧窮人，所以貧窮人可能特別關心神，原因有二。首先，如果以色列中有貧窮，那是因為有權勢的人在濫用權力；因此，貧窮人會首先尋求神的幫助，因為神的法則被藐視，而神會親自伸冤。其次，貧窮使人轉向神，因為在那種情況下，沒有其他人可以依靠。這樣，「貧窮」幾乎成為一個專有的詞語。「貧窮人」是謙卑的人，而謙卑的人是敬虔的人（</w:t>
       </w:r>
-      <w:hyperlink r:id="rId51">
-        <w:r>
-          <w:rPr>
-            <w:lang w:val="zh_TW" w:bidi="zh_TW"/>
-          </w:rPr>
-          <w:rPr>
-            <w:color w:val="0000EE"/>
-            <w:u w:val="single"/>
-          </w:rPr>
-          <w:t>詩篇10:17</w:t>
-        </w:r>
-      </w:hyperlink>
+      <w:r>
+        <w:rPr>
+          <w:lang w:val="zh_TW" w:bidi="zh_TW"/>
+        </w:rPr>
+        <w:t>詩篇10:17</w:t>
+      </w:r>
       <w:r>
         <w:rPr>
           <w:lang w:val="zh_TW" w:bidi="zh_TW"/>
         </w:rPr>
         <w:t>，</w:t>
       </w:r>
-      <w:hyperlink r:id="rId52">
-        <w:r>
-          <w:rPr>
-            <w:lang w:val="zh_TW" w:bidi="zh_TW"/>
-          </w:rPr>
-          <w:rPr>
-            <w:color w:val="0000EE"/>
-            <w:u w:val="single"/>
-          </w:rPr>
-          <w:t>14:5–6</w:t>
-        </w:r>
-      </w:hyperlink>
+      <w:r>
+        <w:rPr>
+          <w:lang w:val="zh_TW" w:bidi="zh_TW"/>
+        </w:rPr>
+        <w:t>14:5–6</w:t>
+      </w:r>
       <w:r>
         <w:rPr>
           <w:lang w:val="zh_TW" w:bidi="zh_TW"/>
         </w:rPr>
         <w:t>，</w:t>
       </w:r>
-      <w:hyperlink r:id="rId53">
-        <w:r>
-          <w:rPr>
-            <w:lang w:val="zh_TW" w:bidi="zh_TW"/>
-          </w:rPr>
-          <w:rPr>
-            <w:color w:val="0000EE"/>
-            <w:u w:val="single"/>
-          </w:rPr>
-          <w:t>37:11</w:t>
-        </w:r>
-      </w:hyperlink>
+      <w:r>
+        <w:rPr>
+          <w:lang w:val="zh_TW" w:bidi="zh_TW"/>
+        </w:rPr>
+        <w:t>37:11</w:t>
+      </w:r>
       <w:r>
         <w:rPr>
           <w:lang w:val="zh_TW" w:bidi="zh_TW"/>
         </w:rPr>
         <w:t>；</w:t>
       </w:r>
-      <w:hyperlink r:id="rId54">
-        <w:r>
-          <w:rPr>
-            <w:lang w:val="zh_TW" w:bidi="zh_TW"/>
-          </w:rPr>
-          <w:rPr>
-            <w:color w:val="0000EE"/>
-            <w:u w:val="single"/>
-          </w:rPr>
-          <w:t>西番雅書3:12–13</w:t>
-        </w:r>
-      </w:hyperlink>
+      <w:r>
+        <w:rPr>
+          <w:lang w:val="zh_TW" w:bidi="zh_TW"/>
+        </w:rPr>
+        <w:t>西番雅書3:12–13</w:t>
+      </w:r>
       <w:r>
         <w:rPr>
           <w:lang w:val="zh_TW" w:bidi="zh_TW"/>
@@ -1198,36 +946,24 @@
         </w:rPr>
         <w:t>因此，貧窮不再是一種應該避免的邪惡，而成為一種應當追求的理想。根據舊約中「貧窮人」和「虔誠人」幾乎可以互換使用的方式，許多猶太人在兩約之間的時期放棄了個人財產。這其中包括愛色尼派（Essenes）和在死海附近的昆蘭建立的相關群體。後者實際上自稱為「貧窮人」。這一傳統延續到了新約時代。可能在耶路撒冷的「貧窮人」指的是當時教會中的一個特定群體（甚至是整個耶路撒冷教會；</w:t>
       </w:r>
-      <w:hyperlink r:id="rId28">
-        <w:r>
-          <w:rPr>
-            <w:lang w:val="zh_TW" w:bidi="zh_TW"/>
-          </w:rPr>
-          <w:rPr>
-            <w:color w:val="0000EE"/>
-            <w:u w:val="single"/>
-          </w:rPr>
-          <w:t>羅馬書15:26</w:t>
-        </w:r>
-      </w:hyperlink>
+      <w:r>
+        <w:rPr>
+          <w:lang w:val="zh_TW" w:bidi="zh_TW"/>
+        </w:rPr>
+        <w:t>羅馬書15:26</w:t>
+      </w:r>
       <w:r>
         <w:rPr>
           <w:lang w:val="zh_TW" w:bidi="zh_TW"/>
         </w:rPr>
         <w:t>；</w:t>
       </w:r>
-      <w:hyperlink r:id="rId30">
-        <w:r>
-          <w:rPr>
-            <w:lang w:val="zh_TW" w:bidi="zh_TW"/>
-          </w:rPr>
-          <w:rPr>
-            <w:color w:val="0000EE"/>
-            <w:u w:val="single"/>
-          </w:rPr>
-          <w:t>加拉太書2:10</w:t>
-        </w:r>
-      </w:hyperlink>
+      <w:r>
+        <w:rPr>
+          <w:lang w:val="zh_TW" w:bidi="zh_TW"/>
+        </w:rPr>
+        <w:t>加拉太書2:10</w:t>
+      </w:r>
       <w:r>
         <w:rPr>
           <w:lang w:val="zh_TW" w:bidi="zh_TW"/>
@@ -1248,54 +984,36 @@
         </w:rPr>
         <w:t>新約當然清楚地教導真正重要的是內心的態度。貧窮但貪婪，或富有但慷慨都是有可能的。即便如此，根據上述舊約背景，福音書中這些詞彙的普遍意義是：富有=壞，貧窮=好。一方面，撒都該人擁有世俗的財富，法利賽人擁有屬靈的驕傲，而有產業的人是自私、愚昧的，處於嚴重的屬靈危險中（</w:t>
       </w:r>
-      <w:hyperlink r:id="rId55">
-        <w:r>
-          <w:rPr>
-            <w:lang w:val="zh_TW" w:bidi="zh_TW"/>
-          </w:rPr>
-          <w:rPr>
-            <w:color w:val="0000EE"/>
-            <w:u w:val="single"/>
-          </w:rPr>
-          <w:t>馬可福音10:23</w:t>
-        </w:r>
-      </w:hyperlink>
+      <w:r>
+        <w:rPr>
+          <w:lang w:val="zh_TW" w:bidi="zh_TW"/>
+        </w:rPr>
+        <w:t>馬可福音10:23</w:t>
+      </w:r>
       <w:r>
         <w:rPr>
           <w:lang w:val="zh_TW" w:bidi="zh_TW"/>
         </w:rPr>
         <w:t>；</w:t>
       </w:r>
-      <w:hyperlink r:id="rId56">
-        <w:r>
-          <w:rPr>
-            <w:lang w:val="zh_TW" w:bidi="zh_TW"/>
-          </w:rPr>
-          <w:rPr>
-            <w:color w:val="0000EE"/>
-            <w:u w:val="single"/>
-          </w:rPr>
-          <w:t>路加福音12:13–21</w:t>
-        </w:r>
-      </w:hyperlink>
+      <w:r>
+        <w:rPr>
+          <w:lang w:val="zh_TW" w:bidi="zh_TW"/>
+        </w:rPr>
+        <w:t>路加福音12:13–21</w:t>
+      </w:r>
       <w:r>
         <w:rPr>
           <w:lang w:val="zh_TW" w:bidi="zh_TW"/>
         </w:rPr>
         <w:t>，</w:t>
       </w:r>
-      <w:hyperlink r:id="rId57">
-        <w:r>
-          <w:rPr>
-            <w:lang w:val="zh_TW" w:bidi="zh_TW"/>
-          </w:rPr>
-          <w:rPr>
-            <w:color w:val="0000EE"/>
-            <w:u w:val="single"/>
-          </w:rPr>
-          <w:t>16:19–31</w:t>
-        </w:r>
-      </w:hyperlink>
+      <w:r>
+        <w:rPr>
+          <w:lang w:val="zh_TW" w:bidi="zh_TW"/>
+        </w:rPr>
+        <w:t>16:19–31</w:t>
+      </w:r>
       <w:r>
         <w:rPr>
           <w:lang w:val="zh_TW" w:bidi="zh_TW"/>
@@ -1316,36 +1034,24 @@
         </w:rPr>
         <w:t>因此，事實上，八福第一福的兩個版本（馬太和路加的記載）實際上是相同的。馬太的版本有深度：「虛心的人有福了」（</w:t>
       </w:r>
-      <w:hyperlink r:id="rId58">
-        <w:r>
-          <w:rPr>
-            <w:lang w:val="zh_TW" w:bidi="zh_TW"/>
-          </w:rPr>
-          <w:rPr>
-            <w:color w:val="0000EE"/>
-            <w:u w:val="single"/>
-          </w:rPr>
-          <w:t>馬太福音5:3）；</w:t>
-        </w:r>
-      </w:hyperlink>
+      <w:r>
+        <w:rPr>
+          <w:lang w:val="zh_TW" w:bidi="zh_TW"/>
+        </w:rPr>
+        <w:t>馬太福音5:3）；</w:t>
+      </w:r>
       <w:r>
         <w:rPr>
           <w:lang w:val="zh_TW" w:bidi="zh_TW"/>
         </w:rPr>
         <w:t>路加的版本有廣度。當路加簡單地說「你們貧窮的人有福了」（</w:t>
       </w:r>
-      <w:hyperlink r:id="rId59">
-        <w:r>
-          <w:rPr>
-            <w:lang w:val="zh_TW" w:bidi="zh_TW"/>
-          </w:rPr>
-          <w:rPr>
-            <w:color w:val="0000EE"/>
-            <w:u w:val="single"/>
-          </w:rPr>
-          <w:t>路加福音6:20</w:t>
-        </w:r>
-      </w:hyperlink>
+      <w:r>
+        <w:rPr>
+          <w:lang w:val="zh_TW" w:bidi="zh_TW"/>
+        </w:rPr>
+        <w:t>路加福音6:20</w:t>
+      </w:r>
       <w:r>
         <w:rPr>
           <w:lang w:val="zh_TW" w:bidi="zh_TW"/>
@@ -1365,36 +1071,24 @@
         </w:rPr>
         <w:t>需要）轉向主的人。基督來到世上是為了將福音帶給這樣的人（</w:t>
       </w:r>
-      <w:hyperlink r:id="rId60">
-        <w:r>
-          <w:rPr>
-            <w:lang w:val="zh_TW" w:bidi="zh_TW"/>
-          </w:rPr>
-          <w:rPr>
-            <w:color w:val="0000EE"/>
-            <w:u w:val="single"/>
-          </w:rPr>
-          <w:t>馬太福音11:5</w:t>
-        </w:r>
-      </w:hyperlink>
+      <w:r>
+        <w:rPr>
+          <w:lang w:val="zh_TW" w:bidi="zh_TW"/>
+        </w:rPr>
+        <w:t>馬太福音11:5</w:t>
+      </w:r>
       <w:r>
         <w:rPr>
           <w:lang w:val="zh_TW" w:bidi="zh_TW"/>
         </w:rPr>
         <w:t>；</w:t>
       </w:r>
-      <w:hyperlink r:id="rId61">
-        <w:r>
-          <w:rPr>
-            <w:lang w:val="zh_TW" w:bidi="zh_TW"/>
-          </w:rPr>
-          <w:rPr>
-            <w:color w:val="0000EE"/>
-            <w:u w:val="single"/>
-          </w:rPr>
-          <w:t>路加福音4:18</w:t>
-        </w:r>
-      </w:hyperlink>
+      <w:r>
+        <w:rPr>
+          <w:lang w:val="zh_TW" w:bidi="zh_TW"/>
+        </w:rPr>
+        <w:t>路加福音4:18</w:t>
+      </w:r>
       <w:r>
         <w:rPr>
           <w:lang w:val="zh_TW" w:bidi="zh_TW"/>
@@ -1413,18 +1107,12 @@
         </w:rPr>
         <w:t>」（</w:t>
       </w:r>
-      <w:hyperlink r:id="rId62">
-        <w:r>
-          <w:rPr>
-            <w:lang w:val="zh_TW" w:bidi="zh_TW"/>
-          </w:rPr>
-          <w:rPr>
-            <w:color w:val="0000EE"/>
-            <w:u w:val="single"/>
-          </w:rPr>
-          <w:t>哥林多後書8:9</w:t>
-        </w:r>
-      </w:hyperlink>
+      <w:r>
+        <w:rPr>
+          <w:lang w:val="zh_TW" w:bidi="zh_TW"/>
+        </w:rPr>
+        <w:t>哥林多後書8:9</w:t>
+      </w:r>
       <w:r>
         <w:rPr>
           <w:lang w:val="zh_TW" w:bidi="zh_TW"/>
